--- a/docs/Documentacao_API_Escola.docx
+++ b/docs/Documentacao_API_Escola.docx
@@ -151,7 +151,7 @@
         <w:rPr>
           <w:rFonts w:eastAsia="Arial" w:cs="Arial"/>
         </w:rPr>
-        <w:t>https://github.com/SEU_USUARIO/api-alunos-cursos</w:t>
+        <w:t>https://github.com/RenesFernandes7366/api-alunos</w:t>
       </w:r>
     </w:p>
     <w:p>
@@ -238,7 +238,7 @@
             </w:rPr>
             <w:fldChar w:fldCharType="separate"/>
           </w:r>
-          <w:hyperlink w:anchor="__RefHeading___Toc1169_411353692">
+          <w:hyperlink w:anchor="__RefHeading___Toc1169_3379194974">
             <w:r>
               <w:rPr>
                 <w:rStyle w:val="IndexLink"/>
@@ -258,7 +258,7 @@
             </w:tabs>
             <w:rPr/>
           </w:pPr>
-          <w:hyperlink w:anchor="__RefHeading___Toc1171_411353692">
+          <w:hyperlink w:anchor="__RefHeading___Toc1171_3379194974">
             <w:r>
               <w:rPr>
                 <w:rStyle w:val="IndexLink"/>
@@ -278,7 +278,7 @@
             </w:tabs>
             <w:rPr/>
           </w:pPr>
-          <w:hyperlink w:anchor="__RefHeading___Toc1173_411353692">
+          <w:hyperlink w:anchor="__RefHeading___Toc1173_3379194974">
             <w:r>
               <w:rPr>
                 <w:rStyle w:val="IndexLink"/>
@@ -298,7 +298,7 @@
             </w:tabs>
             <w:rPr/>
           </w:pPr>
-          <w:hyperlink w:anchor="__RefHeading___Toc1175_411353692">
+          <w:hyperlink w:anchor="__RefHeading___Toc1175_3379194974">
             <w:r>
               <w:rPr>
                 <w:rStyle w:val="IndexLink"/>
@@ -318,7 +318,7 @@
             </w:tabs>
             <w:rPr/>
           </w:pPr>
-          <w:hyperlink w:anchor="__RefHeading___Toc1177_411353692">
+          <w:hyperlink w:anchor="__RefHeading___Toc1177_3379194974">
             <w:r>
               <w:rPr>
                 <w:rStyle w:val="IndexLink"/>
@@ -338,7 +338,7 @@
             </w:tabs>
             <w:rPr/>
           </w:pPr>
-          <w:hyperlink w:anchor="__RefHeading___Toc1179_411353692">
+          <w:hyperlink w:anchor="__RefHeading___Toc1179_3379194974">
             <w:r>
               <w:rPr>
                 <w:rStyle w:val="IndexLink"/>
@@ -358,7 +358,7 @@
             </w:tabs>
             <w:rPr/>
           </w:pPr>
-          <w:hyperlink w:anchor="__RefHeading___Toc1181_411353692">
+          <w:hyperlink w:anchor="__RefHeading___Toc1181_3379194974">
             <w:r>
               <w:rPr>
                 <w:rStyle w:val="IndexLink"/>
@@ -378,7 +378,7 @@
             </w:tabs>
             <w:rPr/>
           </w:pPr>
-          <w:hyperlink w:anchor="__RefHeading___Toc1183_411353692">
+          <w:hyperlink w:anchor="__RefHeading___Toc1183_3379194974">
             <w:r>
               <w:rPr>
                 <w:rStyle w:val="IndexLink"/>
@@ -398,7 +398,7 @@
             </w:tabs>
             <w:rPr/>
           </w:pPr>
-          <w:hyperlink w:anchor="__RefHeading___Toc1185_411353692">
+          <w:hyperlink w:anchor="__RefHeading___Toc1185_3379194974">
             <w:r>
               <w:rPr>
                 <w:rStyle w:val="IndexLink"/>
@@ -418,7 +418,7 @@
             </w:tabs>
             <w:rPr/>
           </w:pPr>
-          <w:hyperlink w:anchor="__RefHeading___Toc1187_411353692">
+          <w:hyperlink w:anchor="__RefHeading___Toc1187_3379194974">
             <w:r>
               <w:rPr>
                 <w:rStyle w:val="IndexLink"/>
@@ -438,7 +438,7 @@
             </w:tabs>
             <w:rPr/>
           </w:pPr>
-          <w:hyperlink w:anchor="__RefHeading___Toc1189_411353692">
+          <w:hyperlink w:anchor="__RefHeading___Toc1189_3379194974">
             <w:r>
               <w:rPr>
                 <w:rStyle w:val="IndexLink"/>
@@ -458,7 +458,7 @@
             </w:tabs>
             <w:rPr/>
           </w:pPr>
-          <w:hyperlink w:anchor="__RefHeading___Toc1191_411353692">
+          <w:hyperlink w:anchor="__RefHeading___Toc1191_3379194974">
             <w:r>
               <w:rPr>
                 <w:rStyle w:val="IndexLink"/>
@@ -478,7 +478,7 @@
             </w:tabs>
             <w:rPr/>
           </w:pPr>
-          <w:hyperlink w:anchor="__RefHeading___Toc1193_411353692">
+          <w:hyperlink w:anchor="__RefHeading___Toc1193_3379194974">
             <w:r>
               <w:rPr>
                 <w:rStyle w:val="IndexLink"/>
@@ -498,7 +498,7 @@
             </w:tabs>
             <w:rPr/>
           </w:pPr>
-          <w:hyperlink w:anchor="__RefHeading___Toc1195_411353692">
+          <w:hyperlink w:anchor="__RefHeading___Toc1195_3379194974">
             <w:r>
               <w:rPr>
                 <w:rStyle w:val="IndexLink"/>
@@ -518,7 +518,7 @@
             </w:tabs>
             <w:rPr/>
           </w:pPr>
-          <w:hyperlink w:anchor="__RefHeading___Toc1197_411353692">
+          <w:hyperlink w:anchor="__RefHeading___Toc1197_3379194974">
             <w:r>
               <w:rPr>
                 <w:rStyle w:val="IndexLink"/>
@@ -538,7 +538,7 @@
             </w:tabs>
             <w:rPr/>
           </w:pPr>
-          <w:hyperlink w:anchor="__RefHeading___Toc1199_411353692">
+          <w:hyperlink w:anchor="__RefHeading___Toc1199_3379194974">
             <w:r>
               <w:rPr>
                 <w:rStyle w:val="IndexLink"/>
@@ -558,7 +558,7 @@
             </w:tabs>
             <w:rPr/>
           </w:pPr>
-          <w:hyperlink w:anchor="__RefHeading___Toc1201_411353692">
+          <w:hyperlink w:anchor="__RefHeading___Toc1201_3379194974">
             <w:r>
               <w:rPr>
                 <w:rStyle w:val="IndexLink"/>
@@ -578,7 +578,7 @@
             </w:tabs>
             <w:rPr/>
           </w:pPr>
-          <w:hyperlink w:anchor="__RefHeading___Toc1203_411353692">
+          <w:hyperlink w:anchor="__RefHeading___Toc1203_3379194974">
             <w:r>
               <w:rPr>
                 <w:rStyle w:val="IndexLink"/>
@@ -598,7 +598,7 @@
             </w:tabs>
             <w:rPr/>
           </w:pPr>
-          <w:hyperlink w:anchor="__RefHeading___Toc1205_411353692">
+          <w:hyperlink w:anchor="__RefHeading___Toc1205_3379194974">
             <w:r>
               <w:rPr>
                 <w:rStyle w:val="IndexLink"/>
@@ -618,7 +618,7 @@
             </w:tabs>
             <w:rPr/>
           </w:pPr>
-          <w:hyperlink w:anchor="__RefHeading___Toc1207_411353692">
+          <w:hyperlink w:anchor="__RefHeading___Toc1207_3379194974">
             <w:r>
               <w:rPr>
                 <w:rStyle w:val="IndexLink"/>
@@ -638,7 +638,7 @@
             </w:tabs>
             <w:rPr/>
           </w:pPr>
-          <w:hyperlink w:anchor="__RefHeading___Toc1209_411353692">
+          <w:hyperlink w:anchor="__RefHeading___Toc1209_3379194974">
             <w:r>
               <w:rPr>
                 <w:rStyle w:val="IndexLink"/>
@@ -658,7 +658,7 @@
             </w:tabs>
             <w:rPr/>
           </w:pPr>
-          <w:hyperlink w:anchor="__RefHeading___Toc1211_411353692">
+          <w:hyperlink w:anchor="__RefHeading___Toc1211_3379194974">
             <w:r>
               <w:rPr>
                 <w:rStyle w:val="IndexLink"/>
@@ -678,7 +678,7 @@
             </w:tabs>
             <w:rPr/>
           </w:pPr>
-          <w:hyperlink w:anchor="__RefHeading___Toc1213_411353692">
+          <w:hyperlink w:anchor="__RefHeading___Toc1213_3379194974">
             <w:r>
               <w:rPr>
                 <w:rStyle w:val="IndexLink"/>
@@ -698,7 +698,7 @@
             </w:tabs>
             <w:rPr/>
           </w:pPr>
-          <w:hyperlink w:anchor="__RefHeading___Toc1215_411353692">
+          <w:hyperlink w:anchor="__RefHeading___Toc1215_3379194974">
             <w:r>
               <w:rPr>
                 <w:rStyle w:val="IndexLink"/>
@@ -718,7 +718,7 @@
             </w:tabs>
             <w:rPr/>
           </w:pPr>
-          <w:hyperlink w:anchor="__RefHeading___Toc1217_411353692">
+          <w:hyperlink w:anchor="__RefHeading___Toc1217_3379194974">
             <w:r>
               <w:rPr>
                 <w:rStyle w:val="IndexLink"/>
@@ -738,7 +738,7 @@
             </w:tabs>
             <w:rPr/>
           </w:pPr>
-          <w:hyperlink w:anchor="__RefHeading___Toc1219_411353692">
+          <w:hyperlink w:anchor="__RefHeading___Toc1219_3379194974">
             <w:r>
               <w:rPr>
                 <w:rStyle w:val="IndexLink"/>
@@ -758,7 +758,7 @@
             </w:tabs>
             <w:rPr/>
           </w:pPr>
-          <w:hyperlink w:anchor="__RefHeading___Toc1221_411353692">
+          <w:hyperlink w:anchor="__RefHeading___Toc1221_3379194974">
             <w:r>
               <w:rPr>
                 <w:rStyle w:val="IndexLink"/>
@@ -778,7 +778,7 @@
             </w:tabs>
             <w:rPr/>
           </w:pPr>
-          <w:hyperlink w:anchor="__RefHeading___Toc1223_411353692">
+          <w:hyperlink w:anchor="__RefHeading___Toc1223_3379194974">
             <w:r>
               <w:rPr>
                 <w:rStyle w:val="IndexLink"/>
@@ -798,7 +798,7 @@
             </w:tabs>
             <w:rPr/>
           </w:pPr>
-          <w:hyperlink w:anchor="__RefHeading___Toc1225_411353692">
+          <w:hyperlink w:anchor="__RefHeading___Toc1225_3379194974">
             <w:r>
               <w:rPr>
                 <w:rStyle w:val="IndexLink"/>
@@ -818,7 +818,7 @@
             </w:tabs>
             <w:rPr/>
           </w:pPr>
-          <w:hyperlink w:anchor="__RefHeading___Toc1227_411353692">
+          <w:hyperlink w:anchor="__RefHeading___Toc1227_3379194974">
             <w:r>
               <w:rPr>
                 <w:rStyle w:val="IndexLink"/>
@@ -838,7 +838,7 @@
             </w:tabs>
             <w:rPr/>
           </w:pPr>
-          <w:hyperlink w:anchor="__RefHeading___Toc1229_411353692">
+          <w:hyperlink w:anchor="__RefHeading___Toc1229_3379194974">
             <w:r>
               <w:rPr>
                 <w:rStyle w:val="IndexLink"/>
@@ -858,7 +858,7 @@
             </w:tabs>
             <w:rPr/>
           </w:pPr>
-          <w:hyperlink w:anchor="__RefHeading___Toc1231_411353692">
+          <w:hyperlink w:anchor="__RefHeading___Toc1231_3379194974">
             <w:r>
               <w:rPr>
                 <w:rStyle w:val="IndexLink"/>
@@ -878,7 +878,7 @@
             </w:tabs>
             <w:rPr/>
           </w:pPr>
-          <w:hyperlink w:anchor="__RefHeading___Toc1233_411353692">
+          <w:hyperlink w:anchor="__RefHeading___Toc1233_3379194974">
             <w:r>
               <w:rPr>
                 <w:rStyle w:val="IndexLink"/>
@@ -898,7 +898,7 @@
             </w:tabs>
             <w:rPr/>
           </w:pPr>
-          <w:hyperlink w:anchor="__RefHeading___Toc1235_411353692">
+          <w:hyperlink w:anchor="__RefHeading___Toc1235_3379194974">
             <w:r>
               <w:rPr>
                 <w:rStyle w:val="IndexLink"/>
@@ -918,7 +918,7 @@
             </w:tabs>
             <w:rPr/>
           </w:pPr>
-          <w:hyperlink w:anchor="__RefHeading___Toc1237_411353692">
+          <w:hyperlink w:anchor="__RefHeading___Toc1237_3379194974">
             <w:r>
               <w:rPr>
                 <w:rStyle w:val="IndexLink"/>
@@ -958,7 +958,7 @@
         <w:pStyle w:val="Heading1"/>
         <w:rPr/>
       </w:pPr>
-      <w:bookmarkStart w:id="0" w:name="__RefHeading___Toc1169_411353692"/>
+      <w:bookmarkStart w:id="0" w:name="__RefHeading___Toc1169_3379194974"/>
       <w:bookmarkEnd w:id="0"/>
       <w:r>
         <w:rPr>
@@ -1084,7 +1084,7 @@
         <w:pStyle w:val="Heading2"/>
         <w:rPr/>
       </w:pPr>
-      <w:bookmarkStart w:id="1" w:name="__RefHeading___Toc1171_411353692"/>
+      <w:bookmarkStart w:id="1" w:name="__RefHeading___Toc1171_3379194974"/>
       <w:bookmarkEnd w:id="1"/>
       <w:r>
         <w:rPr>
@@ -1271,7 +1271,7 @@
         <w:pStyle w:val="Heading1"/>
         <w:rPr/>
       </w:pPr>
-      <w:bookmarkStart w:id="2" w:name="__RefHeading___Toc1173_411353692"/>
+      <w:bookmarkStart w:id="2" w:name="__RefHeading___Toc1173_3379194974"/>
       <w:bookmarkEnd w:id="2"/>
       <w:r>
         <w:rPr>
@@ -1462,7 +1462,7 @@
         <w:pStyle w:val="Heading2"/>
         <w:rPr/>
       </w:pPr>
-      <w:bookmarkStart w:id="3" w:name="__RefHeading___Toc1175_411353692"/>
+      <w:bookmarkStart w:id="3" w:name="__RefHeading___Toc1175_3379194974"/>
       <w:bookmarkEnd w:id="3"/>
       <w:r>
         <w:rPr>
@@ -1594,7 +1594,7 @@
         <w:pStyle w:val="Heading1"/>
         <w:rPr/>
       </w:pPr>
-      <w:bookmarkStart w:id="4" w:name="__RefHeading___Toc1177_411353692"/>
+      <w:bookmarkStart w:id="4" w:name="__RefHeading___Toc1177_3379194974"/>
       <w:bookmarkEnd w:id="4"/>
       <w:r>
         <w:rPr>
@@ -2572,7 +2572,7 @@
         <w:pStyle w:val="Heading1"/>
         <w:rPr/>
       </w:pPr>
-      <w:bookmarkStart w:id="5" w:name="__RefHeading___Toc1179_411353692"/>
+      <w:bookmarkStart w:id="5" w:name="__RefHeading___Toc1179_3379194974"/>
       <w:bookmarkEnd w:id="5"/>
       <w:r>
         <w:rPr>
@@ -2658,7 +2658,7 @@
         <w:pStyle w:val="Heading2"/>
         <w:rPr/>
       </w:pPr>
-      <w:bookmarkStart w:id="6" w:name="__RefHeading___Toc1181_411353692"/>
+      <w:bookmarkStart w:id="6" w:name="__RefHeading___Toc1181_3379194974"/>
       <w:bookmarkEnd w:id="6"/>
       <w:r>
         <w:rPr>
@@ -4161,7 +4161,7 @@
         <w:pStyle w:val="Heading2"/>
         <w:rPr/>
       </w:pPr>
-      <w:bookmarkStart w:id="7" w:name="__RefHeading___Toc1183_411353692"/>
+      <w:bookmarkStart w:id="7" w:name="__RefHeading___Toc1183_3379194974"/>
       <w:bookmarkEnd w:id="7"/>
       <w:r>
         <w:rPr>
@@ -4511,7 +4511,7 @@
         <w:pStyle w:val="Heading1"/>
         <w:rPr/>
       </w:pPr>
-      <w:bookmarkStart w:id="8" w:name="__RefHeading___Toc1185_411353692"/>
+      <w:bookmarkStart w:id="8" w:name="__RefHeading___Toc1185_3379194974"/>
       <w:bookmarkEnd w:id="8"/>
       <w:r>
         <w:rPr>
@@ -4525,7 +4525,7 @@
         <w:pStyle w:val="Heading2"/>
         <w:rPr/>
       </w:pPr>
-      <w:bookmarkStart w:id="9" w:name="__RefHeading___Toc1187_411353692"/>
+      <w:bookmarkStart w:id="9" w:name="__RefHeading___Toc1187_3379194974"/>
       <w:bookmarkEnd w:id="9"/>
       <w:r>
         <w:rPr>
@@ -4554,7 +4554,7 @@
           <w:sz w:val="17"/>
           <w:szCs w:val="17"/>
         </w:rPr>
-        <w:t>api-alunos-cursos/</w:t>
+        <w:t>api-alunos/</w:t>
       </w:r>
     </w:p>
     <w:p>
@@ -5156,7 +5156,7 @@
         <w:pStyle w:val="Heading2"/>
         <w:rPr/>
       </w:pPr>
-      <w:bookmarkStart w:id="10" w:name="__RefHeading___Toc1189_411353692"/>
+      <w:bookmarkStart w:id="10" w:name="__RefHeading___Toc1189_3379194974"/>
       <w:bookmarkEnd w:id="10"/>
       <w:r>
         <w:rPr>
@@ -6838,7 +6838,7 @@
         <w:pStyle w:val="Heading2"/>
         <w:rPr/>
       </w:pPr>
-      <w:bookmarkStart w:id="11" w:name="__RefHeading___Toc1191_411353692"/>
+      <w:bookmarkStart w:id="11" w:name="__RefHeading___Toc1191_3379194974"/>
       <w:bookmarkEnd w:id="11"/>
       <w:r>
         <w:rPr>
@@ -7435,7 +7435,7 @@
         <w:pStyle w:val="Heading2"/>
         <w:rPr/>
       </w:pPr>
-      <w:bookmarkStart w:id="12" w:name="__RefHeading___Toc1193_411353692"/>
+      <w:bookmarkStart w:id="12" w:name="__RefHeading___Toc1193_3379194974"/>
       <w:bookmarkEnd w:id="12"/>
       <w:r>
         <w:rPr>
@@ -7557,7 +7557,7 @@
         <w:pStyle w:val="Heading2"/>
         <w:rPr/>
       </w:pPr>
-      <w:bookmarkStart w:id="13" w:name="__RefHeading___Toc1195_411353692"/>
+      <w:bookmarkStart w:id="13" w:name="__RefHeading___Toc1195_3379194974"/>
       <w:bookmarkEnd w:id="13"/>
       <w:r>
         <w:rPr>
@@ -7762,7 +7762,7 @@
         <w:pStyle w:val="Heading1"/>
         <w:rPr/>
       </w:pPr>
-      <w:bookmarkStart w:id="14" w:name="__RefHeading___Toc1197_411353692"/>
+      <w:bookmarkStart w:id="14" w:name="__RefHeading___Toc1197_3379194974"/>
       <w:bookmarkEnd w:id="14"/>
       <w:r>
         <w:rPr>
@@ -7848,7 +7848,7 @@
         <w:pStyle w:val="Heading2"/>
         <w:rPr/>
       </w:pPr>
-      <w:bookmarkStart w:id="15" w:name="__RefHeading___Toc1199_411353692"/>
+      <w:bookmarkStart w:id="15" w:name="__RefHeading___Toc1199_3379194974"/>
       <w:bookmarkEnd w:id="15"/>
       <w:r>
         <w:rPr>
@@ -7963,7 +7963,7 @@
         <w:pStyle w:val="Heading2"/>
         <w:rPr/>
       </w:pPr>
-      <w:bookmarkStart w:id="16" w:name="__RefHeading___Toc1201_411353692"/>
+      <w:bookmarkStart w:id="16" w:name="__RefHeading___Toc1201_3379194974"/>
       <w:bookmarkEnd w:id="16"/>
       <w:r>
         <w:rPr>
@@ -8070,7 +8070,7 @@
         <w:pStyle w:val="Heading2"/>
         <w:rPr/>
       </w:pPr>
-      <w:bookmarkStart w:id="17" w:name="__RefHeading___Toc1203_411353692"/>
+      <w:bookmarkStart w:id="17" w:name="__RefHeading___Toc1203_3379194974"/>
       <w:bookmarkEnd w:id="17"/>
       <w:r>
         <w:rPr>
@@ -8487,7 +8487,7 @@
         <w:pStyle w:val="Heading1"/>
         <w:rPr/>
       </w:pPr>
-      <w:bookmarkStart w:id="18" w:name="__RefHeading___Toc1205_411353692"/>
+      <w:bookmarkStart w:id="18" w:name="__RefHeading___Toc1205_3379194974"/>
       <w:bookmarkEnd w:id="18"/>
       <w:r>
         <w:rPr>
@@ -9508,7 +9508,7 @@
         <w:pStyle w:val="Heading2"/>
         <w:rPr/>
       </w:pPr>
-      <w:bookmarkStart w:id="19" w:name="__RefHeading___Toc1207_411353692"/>
+      <w:bookmarkStart w:id="19" w:name="__RefHeading___Toc1207_3379194974"/>
       <w:bookmarkEnd w:id="19"/>
       <w:r>
         <w:rPr>
@@ -10130,7 +10130,7 @@
         <w:pStyle w:val="Heading2"/>
         <w:rPr/>
       </w:pPr>
-      <w:bookmarkStart w:id="20" w:name="__RefHeading___Toc1209_411353692"/>
+      <w:bookmarkStart w:id="20" w:name="__RefHeading___Toc1209_3379194974"/>
       <w:bookmarkEnd w:id="20"/>
       <w:r>
         <w:rPr>
@@ -10345,7 +10345,7 @@
         <w:pStyle w:val="Heading2"/>
         <w:rPr/>
       </w:pPr>
-      <w:bookmarkStart w:id="21" w:name="__RefHeading___Toc1211_411353692"/>
+      <w:bookmarkStart w:id="21" w:name="__RefHeading___Toc1211_3379194974"/>
       <w:bookmarkEnd w:id="21"/>
       <w:r>
         <w:rPr>
@@ -11037,7 +11037,7 @@
         <w:pStyle w:val="Heading2"/>
         <w:rPr/>
       </w:pPr>
-      <w:bookmarkStart w:id="22" w:name="__RefHeading___Toc1213_411353692"/>
+      <w:bookmarkStart w:id="22" w:name="__RefHeading___Toc1213_3379194974"/>
       <w:bookmarkEnd w:id="22"/>
       <w:r>
         <w:rPr>
@@ -11739,7 +11739,7 @@
         <w:pStyle w:val="Heading1"/>
         <w:rPr/>
       </w:pPr>
-      <w:bookmarkStart w:id="23" w:name="__RefHeading___Toc1215_411353692"/>
+      <w:bookmarkStart w:id="23" w:name="__RefHeading___Toc1215_3379194974"/>
       <w:bookmarkEnd w:id="23"/>
       <w:r>
         <w:rPr>
@@ -11832,7 +11832,7 @@
         <w:pStyle w:val="Heading2"/>
         <w:rPr/>
       </w:pPr>
-      <w:bookmarkStart w:id="24" w:name="__RefHeading___Toc1217_411353692"/>
+      <w:bookmarkStart w:id="24" w:name="__RefHeading___Toc1217_3379194974"/>
       <w:bookmarkEnd w:id="24"/>
       <w:r>
         <w:rPr>
@@ -11861,7 +11861,7 @@
           <w:sz w:val="17"/>
           <w:szCs w:val="17"/>
         </w:rPr>
-        <w:t>git clone https://github.com/SEU_USUARIO/api-alunos-cursos.git</w:t>
+        <w:t>git clone https://github.com/RenesFernandes7366/api-alunos.git</w:t>
       </w:r>
     </w:p>
     <w:p>
@@ -11884,7 +11884,7 @@
           <w:sz w:val="17"/>
           <w:szCs w:val="17"/>
         </w:rPr>
-        <w:t>cd api-alunos-cursos</w:t>
+        <w:t>cd api-alunos</w:t>
       </w:r>
     </w:p>
     <w:p>
@@ -11984,7 +11984,7 @@
         <w:pStyle w:val="Heading2"/>
         <w:rPr/>
       </w:pPr>
-      <w:bookmarkStart w:id="25" w:name="__RefHeading___Toc1219_411353692"/>
+      <w:bookmarkStart w:id="25" w:name="__RefHeading___Toc1219_3379194974"/>
       <w:bookmarkEnd w:id="25"/>
       <w:r>
         <w:rPr>
@@ -12013,7 +12013,7 @@
           <w:sz w:val="17"/>
           <w:szCs w:val="17"/>
         </w:rPr>
-        <w:t># crie um repositório PÚBLICO vazio chamado api-alunos-cursos no GitHub</w:t>
+        <w:t># crie um repositório PÚBLICO vazio chamado api-alunos no GitHub</w:t>
       </w:r>
     </w:p>
     <w:p>
@@ -12036,7 +12036,7 @@
           <w:sz w:val="17"/>
           <w:szCs w:val="17"/>
         </w:rPr>
-        <w:t>git remote add origin https://github.com/SEU_USUARIO/api-alunos-cursos.git</w:t>
+        <w:t>git remote add origin https://github.com/RenesFernandes7366/api-alunos.git</w:t>
       </w:r>
     </w:p>
     <w:p>
@@ -12095,7 +12095,7 @@
         <w:pStyle w:val="Heading2"/>
         <w:rPr/>
       </w:pPr>
-      <w:bookmarkStart w:id="26" w:name="__RefHeading___Toc1221_411353692"/>
+      <w:bookmarkStart w:id="26" w:name="__RefHeading___Toc1221_3379194974"/>
       <w:bookmarkEnd w:id="26"/>
       <w:r>
         <w:rPr>
@@ -12147,7 +12147,7 @@
           <w:sz w:val="17"/>
           <w:szCs w:val="17"/>
         </w:rPr>
-        <w:t>./deploy/azure_criar_vm.sh https://github.com/SEU_USUARIO/api-alunos-cursos.git</w:t>
+        <w:t>./deploy/azure_criar_vm.sh   # usa https://github.com/RenesFernandes7366/api-alunos por padrão</w:t>
       </w:r>
     </w:p>
     <w:p>
@@ -12212,7 +12212,7 @@
         <w:pStyle w:val="Heading2"/>
         <w:rPr/>
       </w:pPr>
-      <w:bookmarkStart w:id="27" w:name="__RefHeading___Toc1223_411353692"/>
+      <w:bookmarkStart w:id="27" w:name="__RefHeading___Toc1223_3379194974"/>
       <w:bookmarkEnd w:id="27"/>
       <w:r>
         <w:rPr>
@@ -12272,7 +12272,7 @@
         <w:pStyle w:val="Heading2"/>
         <w:rPr/>
       </w:pPr>
-      <w:bookmarkStart w:id="28" w:name="__RefHeading___Toc1225_411353692"/>
+      <w:bookmarkStart w:id="28" w:name="__RefHeading___Toc1225_3379194974"/>
       <w:bookmarkEnd w:id="28"/>
       <w:r>
         <w:rPr>
@@ -12404,7 +12404,7 @@
         <w:pStyle w:val="Heading1"/>
         <w:rPr/>
       </w:pPr>
-      <w:bookmarkStart w:id="29" w:name="__RefHeading___Toc1227_411353692"/>
+      <w:bookmarkStart w:id="29" w:name="__RefHeading___Toc1227_3379194974"/>
       <w:bookmarkEnd w:id="29"/>
       <w:r>
         <w:rPr>
@@ -12418,7 +12418,7 @@
         <w:pStyle w:val="Heading2"/>
         <w:rPr/>
       </w:pPr>
-      <w:bookmarkStart w:id="30" w:name="__RefHeading___Toc1229_411353692"/>
+      <w:bookmarkStart w:id="30" w:name="__RefHeading___Toc1229_3379194974"/>
       <w:bookmarkEnd w:id="30"/>
       <w:r>
         <w:rPr>
@@ -12447,7 +12447,7 @@
             <w:rStyle w:val="Hyperlink"/>
             <w:rFonts w:eastAsia="Arial" w:cs="Arial"/>
           </w:rPr>
-          <w:t>https://github.com/SEU_USUARIO/api-alunos-cursos</w:t>
+          <w:t>https://github.com/RenesFernandes7366/api-alunos</w:t>
         </w:r>
       </w:hyperlink>
     </w:p>
@@ -12485,7 +12485,7 @@
         <w:pStyle w:val="Heading2"/>
         <w:rPr/>
       </w:pPr>
-      <w:bookmarkStart w:id="31" w:name="__RefHeading___Toc1231_411353692"/>
+      <w:bookmarkStart w:id="31" w:name="__RefHeading___Toc1231_3379194974"/>
       <w:bookmarkEnd w:id="31"/>
       <w:r>
         <w:rPr>
@@ -12701,7 +12701,7 @@
         <w:pStyle w:val="Heading1"/>
         <w:rPr/>
       </w:pPr>
-      <w:bookmarkStart w:id="32" w:name="__RefHeading___Toc1233_411353692"/>
+      <w:bookmarkStart w:id="32" w:name="__RefHeading___Toc1233_3379194974"/>
       <w:bookmarkEnd w:id="32"/>
       <w:r>
         <w:rPr>
@@ -12715,7 +12715,7 @@
         <w:pStyle w:val="Heading2"/>
         <w:rPr/>
       </w:pPr>
-      <w:bookmarkStart w:id="33" w:name="__RefHeading___Toc1235_411353692"/>
+      <w:bookmarkStart w:id="33" w:name="__RefHeading___Toc1235_3379194974"/>
       <w:bookmarkEnd w:id="33"/>
       <w:r>
         <w:rPr>
@@ -12874,7 +12874,7 @@
         <w:pStyle w:val="Heading2"/>
         <w:rPr/>
       </w:pPr>
-      <w:bookmarkStart w:id="34" w:name="__RefHeading___Toc1237_411353692"/>
+      <w:bookmarkStart w:id="34" w:name="__RefHeading___Toc1237_3379194974"/>
       <w:bookmarkEnd w:id="34"/>
       <w:r>
         <w:rPr>

--- a/docs/Documentacao_API_Escola.docx
+++ b/docs/Documentacao_API_Escola.docx
@@ -129,7 +129,29 @@
         <w:rPr>
           <w:rFonts w:eastAsia="Arial" w:cs="Arial"/>
         </w:rPr>
-        <w:t>Microsoft Azure – VM Linux, SKU Standard_B1s</w:t>
+        <w:t>Microsoft Azure – Central US, VM Standard_B2pts_v2 (Arm64)</w:t>
+      </w:r>
+    </w:p>
+    <w:p>
+      <w:pPr>
+        <w:pStyle w:val="Normal"/>
+        <w:spacing w:before="0" w:after="80"/>
+        <w:jc w:val="center"/>
+        <w:rPr/>
+      </w:pPr>
+      <w:r>
+        <w:rPr>
+          <w:rFonts w:eastAsia="Arial" w:cs="Arial"/>
+          <w:b/>
+          <w:bCs/>
+        </w:rPr>
+        <w:t xml:space="preserve">API publicada: </w:t>
+      </w:r>
+      <w:r>
+        <w:rPr>
+          <w:rFonts w:eastAsia="Arial" w:cs="Arial"/>
+        </w:rPr>
+        <w:t>http://52.230.164.119/docs</w:t>
       </w:r>
     </w:p>
     <w:p>
@@ -238,7 +260,7 @@
             </w:rPr>
             <w:fldChar w:fldCharType="separate"/>
           </w:r>
-          <w:hyperlink w:anchor="__RefHeading___Toc1169_3379194974">
+          <w:hyperlink w:anchor="__RefHeading___Toc1531_3656528421">
             <w:r>
               <w:rPr>
                 <w:rStyle w:val="IndexLink"/>
@@ -258,7 +280,7 @@
             </w:tabs>
             <w:rPr/>
           </w:pPr>
-          <w:hyperlink w:anchor="__RefHeading___Toc1171_3379194974">
+          <w:hyperlink w:anchor="__RefHeading___Toc1533_3656528421">
             <w:r>
               <w:rPr>
                 <w:rStyle w:val="IndexLink"/>
@@ -278,7 +300,7 @@
             </w:tabs>
             <w:rPr/>
           </w:pPr>
-          <w:hyperlink w:anchor="__RefHeading___Toc1173_3379194974">
+          <w:hyperlink w:anchor="__RefHeading___Toc1535_3656528421">
             <w:r>
               <w:rPr>
                 <w:rStyle w:val="IndexLink"/>
@@ -298,7 +320,7 @@
             </w:tabs>
             <w:rPr/>
           </w:pPr>
-          <w:hyperlink w:anchor="__RefHeading___Toc1175_3379194974">
+          <w:hyperlink w:anchor="__RefHeading___Toc1537_3656528421">
             <w:r>
               <w:rPr>
                 <w:rStyle w:val="IndexLink"/>
@@ -318,7 +340,7 @@
             </w:tabs>
             <w:rPr/>
           </w:pPr>
-          <w:hyperlink w:anchor="__RefHeading___Toc1177_3379194974">
+          <w:hyperlink w:anchor="__RefHeading___Toc1539_3656528421">
             <w:r>
               <w:rPr>
                 <w:rStyle w:val="IndexLink"/>
@@ -338,7 +360,7 @@
             </w:tabs>
             <w:rPr/>
           </w:pPr>
-          <w:hyperlink w:anchor="__RefHeading___Toc1179_3379194974">
+          <w:hyperlink w:anchor="__RefHeading___Toc1541_3656528421">
             <w:r>
               <w:rPr>
                 <w:rStyle w:val="IndexLink"/>
@@ -358,7 +380,7 @@
             </w:tabs>
             <w:rPr/>
           </w:pPr>
-          <w:hyperlink w:anchor="__RefHeading___Toc1181_3379194974">
+          <w:hyperlink w:anchor="__RefHeading___Toc1543_3656528421">
             <w:r>
               <w:rPr>
                 <w:rStyle w:val="IndexLink"/>
@@ -378,7 +400,7 @@
             </w:tabs>
             <w:rPr/>
           </w:pPr>
-          <w:hyperlink w:anchor="__RefHeading___Toc1183_3379194974">
+          <w:hyperlink w:anchor="__RefHeading___Toc1545_3656528421">
             <w:r>
               <w:rPr>
                 <w:rStyle w:val="IndexLink"/>
@@ -398,7 +420,7 @@
             </w:tabs>
             <w:rPr/>
           </w:pPr>
-          <w:hyperlink w:anchor="__RefHeading___Toc1185_3379194974">
+          <w:hyperlink w:anchor="__RefHeading___Toc1547_3656528421">
             <w:r>
               <w:rPr>
                 <w:rStyle w:val="IndexLink"/>
@@ -418,7 +440,7 @@
             </w:tabs>
             <w:rPr/>
           </w:pPr>
-          <w:hyperlink w:anchor="__RefHeading___Toc1187_3379194974">
+          <w:hyperlink w:anchor="__RefHeading___Toc1549_3656528421">
             <w:r>
               <w:rPr>
                 <w:rStyle w:val="IndexLink"/>
@@ -438,7 +460,7 @@
             </w:tabs>
             <w:rPr/>
           </w:pPr>
-          <w:hyperlink w:anchor="__RefHeading___Toc1189_3379194974">
+          <w:hyperlink w:anchor="__RefHeading___Toc1551_3656528421">
             <w:r>
               <w:rPr>
                 <w:rStyle w:val="IndexLink"/>
@@ -458,7 +480,7 @@
             </w:tabs>
             <w:rPr/>
           </w:pPr>
-          <w:hyperlink w:anchor="__RefHeading___Toc1191_3379194974">
+          <w:hyperlink w:anchor="__RefHeading___Toc1553_3656528421">
             <w:r>
               <w:rPr>
                 <w:rStyle w:val="IndexLink"/>
@@ -478,7 +500,7 @@
             </w:tabs>
             <w:rPr/>
           </w:pPr>
-          <w:hyperlink w:anchor="__RefHeading___Toc1193_3379194974">
+          <w:hyperlink w:anchor="__RefHeading___Toc1555_3656528421">
             <w:r>
               <w:rPr>
                 <w:rStyle w:val="IndexLink"/>
@@ -498,7 +520,7 @@
             </w:tabs>
             <w:rPr/>
           </w:pPr>
-          <w:hyperlink w:anchor="__RefHeading___Toc1195_3379194974">
+          <w:hyperlink w:anchor="__RefHeading___Toc1557_3656528421">
             <w:r>
               <w:rPr>
                 <w:rStyle w:val="IndexLink"/>
@@ -518,7 +540,7 @@
             </w:tabs>
             <w:rPr/>
           </w:pPr>
-          <w:hyperlink w:anchor="__RefHeading___Toc1197_3379194974">
+          <w:hyperlink w:anchor="__RefHeading___Toc1559_3656528421">
             <w:r>
               <w:rPr>
                 <w:rStyle w:val="IndexLink"/>
@@ -538,12 +560,12 @@
             </w:tabs>
             <w:rPr/>
           </w:pPr>
-          <w:hyperlink w:anchor="__RefHeading___Toc1199_3379194974">
+          <w:hyperlink w:anchor="__RefHeading___Toc1561_3656528421">
             <w:r>
               <w:rPr>
                 <w:rStyle w:val="IndexLink"/>
               </w:rPr>
-              <w:t>6.1 Testes automatizados (pytest)</w:t>
+              <w:t>6.1 Registro das evidências</w:t>
               <w:tab/>
               <w:t>11</w:t>
             </w:r>
@@ -558,12 +580,12 @@
             </w:tabs>
             <w:rPr/>
           </w:pPr>
-          <w:hyperlink w:anchor="__RefHeading___Toc1201_3379194974">
+          <w:hyperlink w:anchor="__RefHeading___Toc1563_3656528421">
             <w:r>
               <w:rPr>
                 <w:rStyle w:val="IndexLink"/>
               </w:rPr>
-              <w:t>6.2 Teste de ponta a ponta com chamadas HTTP</w:t>
+              <w:t>6.2 Testes automatizados (pytest)</w:t>
               <w:tab/>
               <w:t>11</w:t>
             </w:r>
@@ -578,14 +600,54 @@
             </w:tabs>
             <w:rPr/>
           </w:pPr>
-          <w:hyperlink w:anchor="__RefHeading___Toc1203_3379194974">
+          <w:hyperlink w:anchor="__RefHeading___Toc1565_3656528421">
             <w:r>
               <w:rPr>
                 <w:rStyle w:val="IndexLink"/>
               </w:rPr>
-              <w:t>6.3 Documentação interativa (Swagger UI)</w:t>
+              <w:t>6.3 Teste de ponta a ponta local</w:t>
               <w:tab/>
               <w:t>12</w:t>
+            </w:r>
+          </w:hyperlink>
+        </w:p>
+        <w:p>
+          <w:pPr>
+            <w:pStyle w:val="TOC2"/>
+            <w:tabs>
+              <w:tab w:val="clear" w:pos="8743"/>
+              <w:tab w:val="right" w:pos="9025" w:leader="dot"/>
+            </w:tabs>
+            <w:rPr/>
+          </w:pPr>
+          <w:hyperlink w:anchor="__RefHeading___Toc1567_3656528421">
+            <w:r>
+              <w:rPr>
+                <w:rStyle w:val="IndexLink"/>
+              </w:rPr>
+              <w:t>6.4 Documentação interativa (Swagger UI)</w:t>
+              <w:tab/>
+              <w:t>12</w:t>
+            </w:r>
+          </w:hyperlink>
+        </w:p>
+        <w:p>
+          <w:pPr>
+            <w:pStyle w:val="TOC2"/>
+            <w:tabs>
+              <w:tab w:val="clear" w:pos="8743"/>
+              <w:tab w:val="right" w:pos="9025" w:leader="dot"/>
+            </w:tabs>
+            <w:rPr/>
+          </w:pPr>
+          <w:hyperlink w:anchor="__RefHeading___Toc1569_3656528421">
+            <w:r>
+              <w:rPr>
+                <w:rStyle w:val="IndexLink"/>
+              </w:rPr>
+              <w:t>6.5 API publicada na Azure</w:t>
+              <w:tab/>
+              <w:t>15</w:t>
             </w:r>
           </w:hyperlink>
         </w:p>
@@ -598,14 +660,14 @@
             </w:tabs>
             <w:rPr/>
           </w:pPr>
-          <w:hyperlink w:anchor="__RefHeading___Toc1205_3379194974">
+          <w:hyperlink w:anchor="__RefHeading___Toc1571_3656528421">
             <w:r>
               <w:rPr>
                 <w:rStyle w:val="IndexLink"/>
               </w:rPr>
               <w:t>7. Elementos de nuvem (Microsoft Azure)</w:t>
               <w:tab/>
-              <w:t>16</w:t>
+              <w:t>17</w:t>
             </w:r>
           </w:hyperlink>
         </w:p>
@@ -618,14 +680,14 @@
             </w:tabs>
             <w:rPr/>
           </w:pPr>
-          <w:hyperlink w:anchor="__RefHeading___Toc1207_3379194974">
+          <w:hyperlink w:anchor="__RefHeading___Toc1573_3656528421">
             <w:r>
               <w:rPr>
                 <w:rStyle w:val="IndexLink"/>
               </w:rPr>
               <w:t>7.1 Máquina virtual e SKU</w:t>
               <w:tab/>
-              <w:t>16</w:t>
+              <w:t>18</w:t>
             </w:r>
           </w:hyperlink>
         </w:p>
@@ -638,14 +700,14 @@
             </w:tabs>
             <w:rPr/>
           </w:pPr>
-          <w:hyperlink w:anchor="__RefHeading___Toc1209_3379194974">
+          <w:hyperlink w:anchor="__RefHeading___Toc1575_3656528421">
             <w:r>
               <w:rPr>
                 <w:rStyle w:val="IndexLink"/>
               </w:rPr>
               <w:t>7.2 Armazenamento</w:t>
               <w:tab/>
-              <w:t>17</w:t>
+              <w:t>19</w:t>
             </w:r>
           </w:hyperlink>
         </w:p>
@@ -658,14 +720,14 @@
             </w:tabs>
             <w:rPr/>
           </w:pPr>
-          <w:hyperlink w:anchor="__RefHeading___Toc1211_3379194974">
+          <w:hyperlink w:anchor="__RefHeading___Toc1577_3656528421">
             <w:r>
               <w:rPr>
                 <w:rStyle w:val="IndexLink"/>
               </w:rPr>
               <w:t>7.3 Rede e segurança</w:t>
               <w:tab/>
-              <w:t>17</w:t>
+              <w:t>20</w:t>
             </w:r>
           </w:hyperlink>
         </w:p>
@@ -678,14 +740,14 @@
             </w:tabs>
             <w:rPr/>
           </w:pPr>
-          <w:hyperlink w:anchor="__RefHeading___Toc1213_3379194974">
+          <w:hyperlink w:anchor="__RefHeading___Toc1579_3656528421">
             <w:r>
               <w:rPr>
                 <w:rStyle w:val="IndexLink"/>
               </w:rPr>
-              <w:t>7.4 Configuração automática da VM (cloud-init)</w:t>
+              <w:t>7.4 Configuração da VM (cloud-init e instalar_na_vm.sh)</w:t>
               <w:tab/>
-              <w:t>18</w:t>
+              <w:t>21</w:t>
             </w:r>
           </w:hyperlink>
         </w:p>
@@ -698,14 +760,14 @@
             </w:tabs>
             <w:rPr/>
           </w:pPr>
-          <w:hyperlink w:anchor="__RefHeading___Toc1215_3379194974">
+          <w:hyperlink w:anchor="__RefHeading___Toc1581_3656528421">
             <w:r>
               <w:rPr>
                 <w:rStyle w:val="IndexLink"/>
               </w:rPr>
               <w:t>8. Passo a passo do deploy</w:t>
               <w:tab/>
-              <w:t>19</w:t>
+              <w:t>22</w:t>
             </w:r>
           </w:hyperlink>
         </w:p>
@@ -718,14 +780,14 @@
             </w:tabs>
             <w:rPr/>
           </w:pPr>
-          <w:hyperlink w:anchor="__RefHeading___Toc1217_3379194974">
+          <w:hyperlink w:anchor="__RefHeading___Toc1583_3656528421">
             <w:r>
               <w:rPr>
                 <w:rStyle w:val="IndexLink"/>
               </w:rPr>
               <w:t>8.1 Rodar e testar localmente</w:t>
               <w:tab/>
-              <w:t>19</w:t>
+              <w:t>22</w:t>
             </w:r>
           </w:hyperlink>
         </w:p>
@@ -738,14 +800,14 @@
             </w:tabs>
             <w:rPr/>
           </w:pPr>
-          <w:hyperlink w:anchor="__RefHeading___Toc1219_3379194974">
+          <w:hyperlink w:anchor="__RefHeading___Toc1585_3656528421">
             <w:r>
               <w:rPr>
                 <w:rStyle w:val="IndexLink"/>
               </w:rPr>
               <w:t>8.2 Publicar no GitHub</w:t>
               <w:tab/>
-              <w:t>19</w:t>
+              <w:t>22</w:t>
             </w:r>
           </w:hyperlink>
         </w:p>
@@ -758,14 +820,14 @@
             </w:tabs>
             <w:rPr/>
           </w:pPr>
-          <w:hyperlink w:anchor="__RefHeading___Toc1221_3379194974">
+          <w:hyperlink w:anchor="__RefHeading___Toc1587_3656528421">
             <w:r>
               <w:rPr>
                 <w:rStyle w:val="IndexLink"/>
               </w:rPr>
               <w:t>8.3 Criar a infraestrutura na Azure</w:t>
               <w:tab/>
-              <w:t>19</w:t>
+              <w:t>22</w:t>
             </w:r>
           </w:hyperlink>
         </w:p>
@@ -778,14 +840,14 @@
             </w:tabs>
             <w:rPr/>
           </w:pPr>
-          <w:hyperlink w:anchor="__RefHeading___Toc1223_3379194974">
+          <w:hyperlink w:anchor="__RefHeading___Toc1589_3656528421">
             <w:r>
               <w:rPr>
                 <w:rStyle w:val="IndexLink"/>
               </w:rPr>
-              <w:t>8.4 Validar na nuvem</w:t>
+              <w:t>8.4 Configurar a VM (quando necessário)</w:t>
               <w:tab/>
-              <w:t>19</w:t>
+              <w:t>22</w:t>
             </w:r>
           </w:hyperlink>
         </w:p>
@@ -798,14 +860,34 @@
             </w:tabs>
             <w:rPr/>
           </w:pPr>
-          <w:hyperlink w:anchor="__RefHeading___Toc1225_3379194974">
+          <w:hyperlink w:anchor="__RefHeading___Toc1591_3656528421">
             <w:r>
               <w:rPr>
                 <w:rStyle w:val="IndexLink"/>
               </w:rPr>
-              <w:t>8.5 Atualizar e remover</w:t>
+              <w:t>8.5 Validar e remover</w:t>
               <w:tab/>
-              <w:t>20</w:t>
+              <w:t>23</w:t>
+            </w:r>
+          </w:hyperlink>
+        </w:p>
+        <w:p>
+          <w:pPr>
+            <w:pStyle w:val="TOC2"/>
+            <w:tabs>
+              <w:tab w:val="clear" w:pos="8743"/>
+              <w:tab w:val="right" w:pos="9025" w:leader="dot"/>
+            </w:tabs>
+            <w:rPr/>
+          </w:pPr>
+          <w:hyperlink w:anchor="__RefHeading___Toc1593_3656528421">
+            <w:r>
+              <w:rPr>
+                <w:rStyle w:val="IndexLink"/>
+              </w:rPr>
+              <w:t>8.6 Problemas encontrados e soluções</w:t>
+              <w:tab/>
+              <w:t>23</w:t>
             </w:r>
           </w:hyperlink>
         </w:p>
@@ -818,14 +900,34 @@
             </w:tabs>
             <w:rPr/>
           </w:pPr>
-          <w:hyperlink w:anchor="__RefHeading___Toc1227_3379194974">
+          <w:hyperlink w:anchor="__RefHeading___Toc1595_3656528421">
             <w:r>
               <w:rPr>
                 <w:rStyle w:val="IndexLink"/>
               </w:rPr>
-              <w:t>9. Repositório e prints da nuvem</w:t>
+              <w:t>9. Repositório no GitHub</w:t>
               <w:tab/>
-              <w:t>21</w:t>
+              <w:t>24</w:t>
+            </w:r>
+          </w:hyperlink>
+        </w:p>
+        <w:p>
+          <w:pPr>
+            <w:pStyle w:val="TOC1"/>
+            <w:tabs>
+              <w:tab w:val="clear" w:pos="9026"/>
+              <w:tab w:val="right" w:pos="9025" w:leader="dot"/>
+            </w:tabs>
+            <w:rPr/>
+          </w:pPr>
+          <w:hyperlink w:anchor="__RefHeading___Toc1597_3656528421">
+            <w:r>
+              <w:rPr>
+                <w:rStyle w:val="IndexLink"/>
+              </w:rPr>
+              <w:t>10. Melhorias futuras e conclusão</w:t>
+              <w:tab/>
+              <w:t>25</w:t>
             </w:r>
           </w:hyperlink>
         </w:p>
@@ -838,14 +940,14 @@
             </w:tabs>
             <w:rPr/>
           </w:pPr>
-          <w:hyperlink w:anchor="__RefHeading___Toc1229_3379194974">
+          <w:hyperlink w:anchor="__RefHeading___Toc1599_3656528421">
             <w:r>
               <w:rPr>
                 <w:rStyle w:val="IndexLink"/>
               </w:rPr>
-              <w:t>9.1 Link do repositório</w:t>
+              <w:t>10.1 Melhorias possíveis</w:t>
               <w:tab/>
-              <w:t>21</w:t>
+              <w:t>25</w:t>
             </w:r>
           </w:hyperlink>
         </w:p>
@@ -858,74 +960,14 @@
             </w:tabs>
             <w:rPr/>
           </w:pPr>
-          <w:hyperlink w:anchor="__RefHeading___Toc1231_3379194974">
-            <w:r>
-              <w:rPr>
-                <w:rStyle w:val="IndexLink"/>
-              </w:rPr>
-              <w:t>9.2 Prints do ambiente Azure</w:t>
-              <w:tab/>
-              <w:t>21</w:t>
-            </w:r>
-          </w:hyperlink>
-        </w:p>
-        <w:p>
-          <w:pPr>
-            <w:pStyle w:val="TOC1"/>
-            <w:tabs>
-              <w:tab w:val="clear" w:pos="9026"/>
-              <w:tab w:val="right" w:pos="9025" w:leader="dot"/>
-            </w:tabs>
-            <w:rPr/>
-          </w:pPr>
-          <w:hyperlink w:anchor="__RefHeading___Toc1233_3379194974">
-            <w:r>
-              <w:rPr>
-                <w:rStyle w:val="IndexLink"/>
-              </w:rPr>
-              <w:t>10. Melhorias futuras e conclusão</w:t>
-              <w:tab/>
-              <w:t>22</w:t>
-            </w:r>
-          </w:hyperlink>
-        </w:p>
-        <w:p>
-          <w:pPr>
-            <w:pStyle w:val="TOC2"/>
-            <w:tabs>
-              <w:tab w:val="clear" w:pos="8743"/>
-              <w:tab w:val="right" w:pos="9025" w:leader="dot"/>
-            </w:tabs>
-            <w:rPr/>
-          </w:pPr>
-          <w:hyperlink w:anchor="__RefHeading___Toc1235_3379194974">
-            <w:r>
-              <w:rPr>
-                <w:rStyle w:val="IndexLink"/>
-              </w:rPr>
-              <w:t>10.1 Melhorias possíveis</w:t>
-              <w:tab/>
-              <w:t>22</w:t>
-            </w:r>
-          </w:hyperlink>
-        </w:p>
-        <w:p>
-          <w:pPr>
-            <w:pStyle w:val="TOC2"/>
-            <w:tabs>
-              <w:tab w:val="clear" w:pos="8743"/>
-              <w:tab w:val="right" w:pos="9025" w:leader="dot"/>
-            </w:tabs>
-            <w:rPr/>
-          </w:pPr>
-          <w:hyperlink w:anchor="__RefHeading___Toc1237_3379194974">
+          <w:hyperlink w:anchor="__RefHeading___Toc1601_3656528421">
             <w:r>
               <w:rPr>
                 <w:rStyle w:val="IndexLink"/>
               </w:rPr>
               <w:t>10.2 Conclusão</w:t>
               <w:tab/>
-              <w:t>22</w:t>
+              <w:t>25</w:t>
             </w:r>
           </w:hyperlink>
           <w:r>
@@ -958,7 +1000,7 @@
         <w:pStyle w:val="Heading1"/>
         <w:rPr/>
       </w:pPr>
-      <w:bookmarkStart w:id="0" w:name="__RefHeading___Toc1169_3379194974"/>
+      <w:bookmarkStart w:id="0" w:name="__RefHeading___Toc1531_3656528421"/>
       <w:bookmarkEnd w:id="0"/>
       <w:r>
         <w:rPr>
@@ -1062,7 +1104,21 @@
         <w:rPr>
           <w:rFonts w:eastAsia="Arial" w:cs="Arial"/>
         </w:rPr>
-        <w:t>, ficando acessível pela internet através de um IP público.</w:t>
+        <w:t xml:space="preserve">, ficando acessível pela internet através do IP público </w:t>
+      </w:r>
+      <w:r>
+        <w:rPr>
+          <w:rFonts w:eastAsia="Arial" w:cs="Arial"/>
+          <w:b/>
+          <w:bCs/>
+        </w:rPr>
+        <w:t>52.230.164.119</w:t>
+      </w:r>
+      <w:r>
+        <w:rPr>
+          <w:rFonts w:eastAsia="Arial" w:cs="Arial"/>
+        </w:rPr>
+        <w:t>.</w:t>
       </w:r>
     </w:p>
     <w:p>
@@ -1084,7 +1140,7 @@
         <w:pStyle w:val="Heading2"/>
         <w:rPr/>
       </w:pPr>
-      <w:bookmarkStart w:id="1" w:name="__RefHeading___Toc1171_3379194974"/>
+      <w:bookmarkStart w:id="1" w:name="__RefHeading___Toc1533_3656528421"/>
       <w:bookmarkEnd w:id="1"/>
       <w:r>
         <w:rPr>
@@ -1098,7 +1154,7 @@
         <w:pStyle w:val="ListParagraph"/>
         <w:numPr>
           <w:ilvl w:val="0"/>
-          <w:numId w:val="5"/>
+          <w:numId w:val="4"/>
         </w:numPr>
         <w:spacing w:lineRule="exact" w:line="290" w:before="0" w:after="60"/>
         <w:rPr/>
@@ -1190,7 +1246,7 @@
         <w:rPr>
           <w:rFonts w:eastAsia="Arial" w:cs="Arial"/>
         </w:rPr>
-        <w:t xml:space="preserve"> dos testes, da documentação interativa (Swagger) e das chamadas à API.</w:t>
+        <w:t xml:space="preserve"> dos testes locais, da API publicada na Azure e do portal da Azure, com data e hora.</w:t>
       </w:r>
     </w:p>
     <w:p>
@@ -1271,7 +1327,7 @@
         <w:pStyle w:val="Heading1"/>
         <w:rPr/>
       </w:pPr>
-      <w:bookmarkStart w:id="2" w:name="__RefHeading___Toc1173_3379194974"/>
+      <w:bookmarkStart w:id="2" w:name="__RefHeading___Toc1535_3656528421"/>
       <w:bookmarkEnd w:id="2"/>
       <w:r>
         <w:rPr>
@@ -1390,7 +1446,7 @@
         <w:rPr/>
         <w:drawing>
           <wp:inline distT="0" distB="0" distL="0" distR="0">
-            <wp:extent cx="4953000" cy="5562600"/>
+            <wp:extent cx="4953000" cy="5067300"/>
             <wp:effectExtent l="0" t="0" r="0" b="0"/>
             <wp:docPr id="1" name="arquitetura_vertical.png" descr="Arquitetura da solução na Azure&#10;Arquitetura da solução na Azure"/>
             <wp:cNvGraphicFramePr>
@@ -1414,7 +1470,7 @@
                   <pic:spPr bwMode="auto">
                     <a:xfrm>
                       <a:off x="0" y="0"/>
-                      <a:ext cx="4953000" cy="5562600"/>
+                      <a:ext cx="4953000" cy="5067300"/>
                     </a:xfrm>
                     <a:prstGeom prst="rect">
                       <a:avLst/>
@@ -1462,7 +1518,7 @@
         <w:pStyle w:val="Heading2"/>
         <w:rPr/>
       </w:pPr>
-      <w:bookmarkStart w:id="3" w:name="__RefHeading___Toc1175_3379194974"/>
+      <w:bookmarkStart w:id="3" w:name="__RefHeading___Toc1537_3656528421"/>
       <w:bookmarkEnd w:id="3"/>
       <w:r>
         <w:rPr>
@@ -1527,7 +1583,7 @@
           <w:sz w:val="20"/>
           <w:szCs w:val="20"/>
         </w:rPr>
-        <w:t>Standard_B1s</w:t>
+        <w:t>Standard_B2pts_v2</w:t>
       </w:r>
       <w:r>
         <w:rPr>
@@ -1594,7 +1650,7 @@
         <w:pStyle w:val="Heading1"/>
         <w:rPr/>
       </w:pPr>
-      <w:bookmarkStart w:id="4" w:name="__RefHeading___Toc1177_3379194974"/>
+      <w:bookmarkStart w:id="4" w:name="__RefHeading___Toc1539_3656528421"/>
       <w:bookmarkEnd w:id="4"/>
       <w:r>
         <w:rPr>
@@ -2370,7 +2426,7 @@
               <w:rPr>
                 <w:rFonts w:eastAsia="Arial" w:cs="Arial"/>
               </w:rPr>
-              <w:t>Azure CLI + cloud-init</w:t>
+              <w:t>Azure CLI + cloud-init / Run Command</w:t>
             </w:r>
           </w:p>
         </w:tc>
@@ -2395,7 +2451,7 @@
               <w:rPr>
                 <w:rFonts w:eastAsia="Arial" w:cs="Arial"/>
               </w:rPr>
-              <w:t>Cria os recursos na Azure e configura a VM automaticamente no primeiro boot.</w:t>
+              <w:t>Cria os recursos na Azure e configura a VM (Nginx, Python, serviço da API).</w:t>
             </w:r>
           </w:p>
         </w:tc>
@@ -2572,7 +2628,7 @@
         <w:pStyle w:val="Heading1"/>
         <w:rPr/>
       </w:pPr>
-      <w:bookmarkStart w:id="5" w:name="__RefHeading___Toc1179_3379194974"/>
+      <w:bookmarkStart w:id="5" w:name="__RefHeading___Toc1541_3656528421"/>
       <w:bookmarkEnd w:id="5"/>
       <w:r>
         <w:rPr>
@@ -2658,7 +2714,7 @@
         <w:pStyle w:val="Heading2"/>
         <w:rPr/>
       </w:pPr>
-      <w:bookmarkStart w:id="6" w:name="__RefHeading___Toc1181_3379194974"/>
+      <w:bookmarkStart w:id="6" w:name="__RefHeading___Toc1543_3656528421"/>
       <w:bookmarkEnd w:id="6"/>
       <w:r>
         <w:rPr>
@@ -4161,7 +4217,7 @@
         <w:pStyle w:val="Heading2"/>
         <w:rPr/>
       </w:pPr>
-      <w:bookmarkStart w:id="7" w:name="__RefHeading___Toc1183_3379194974"/>
+      <w:bookmarkStart w:id="7" w:name="__RefHeading___Toc1545_3656528421"/>
       <w:bookmarkEnd w:id="7"/>
       <w:r>
         <w:rPr>
@@ -4511,7 +4567,7 @@
         <w:pStyle w:val="Heading1"/>
         <w:rPr/>
       </w:pPr>
-      <w:bookmarkStart w:id="8" w:name="__RefHeading___Toc1185_3379194974"/>
+      <w:bookmarkStart w:id="8" w:name="__RefHeading___Toc1547_3656528421"/>
       <w:bookmarkEnd w:id="8"/>
       <w:r>
         <w:rPr>
@@ -4525,7 +4581,7 @@
         <w:pStyle w:val="Heading2"/>
         <w:rPr/>
       </w:pPr>
-      <w:bookmarkStart w:id="9" w:name="__RefHeading___Toc1187_3379194974"/>
+      <w:bookmarkStart w:id="9" w:name="__RefHeading___Toc1549_3656528421"/>
       <w:bookmarkEnd w:id="9"/>
       <w:r>
         <w:rPr>
@@ -5156,7 +5212,7 @@
         <w:pStyle w:val="Heading2"/>
         <w:rPr/>
       </w:pPr>
-      <w:bookmarkStart w:id="10" w:name="__RefHeading___Toc1189_3379194974"/>
+      <w:bookmarkStart w:id="10" w:name="__RefHeading___Toc1551_3656528421"/>
       <w:bookmarkEnd w:id="10"/>
       <w:r>
         <w:rPr>
@@ -6838,7 +6894,7 @@
         <w:pStyle w:val="Heading2"/>
         <w:rPr/>
       </w:pPr>
-      <w:bookmarkStart w:id="11" w:name="__RefHeading___Toc1191_3379194974"/>
+      <w:bookmarkStart w:id="11" w:name="__RefHeading___Toc1553_3656528421"/>
       <w:bookmarkEnd w:id="11"/>
       <w:r>
         <w:rPr>
@@ -7435,7 +7491,7 @@
         <w:pStyle w:val="Heading2"/>
         <w:rPr/>
       </w:pPr>
-      <w:bookmarkStart w:id="12" w:name="__RefHeading___Toc1193_3379194974"/>
+      <w:bookmarkStart w:id="12" w:name="__RefHeading___Toc1555_3656528421"/>
       <w:bookmarkEnd w:id="12"/>
       <w:r>
         <w:rPr>
@@ -7557,7 +7613,7 @@
         <w:pStyle w:val="Heading2"/>
         <w:rPr/>
       </w:pPr>
-      <w:bookmarkStart w:id="13" w:name="__RefHeading___Toc1195_3379194974"/>
+      <w:bookmarkStart w:id="13" w:name="__RefHeading___Toc1557_3656528421"/>
       <w:bookmarkEnd w:id="13"/>
       <w:r>
         <w:rPr>
@@ -7586,7 +7642,7 @@
           <w:sz w:val="17"/>
           <w:szCs w:val="17"/>
         </w:rPr>
-        <w:t>curl -X POST http://IP-DA-VM/matriculas \</w:t>
+        <w:t>curl -X POST http://52.230.164.119/matriculas \</w:t>
       </w:r>
     </w:p>
     <w:p>
@@ -7762,7 +7818,7 @@
         <w:pStyle w:val="Heading1"/>
         <w:rPr/>
       </w:pPr>
-      <w:bookmarkStart w:id="14" w:name="__RefHeading___Toc1197_3379194974"/>
+      <w:bookmarkStart w:id="14" w:name="__RefHeading___Toc1559_3656528421"/>
       <w:bookmarkEnd w:id="14"/>
       <w:r>
         <w:rPr>
@@ -7782,7 +7838,7 @@
         <w:rPr>
           <w:rFonts w:eastAsia="Arial" w:cs="Arial"/>
         </w:rPr>
-        <w:t xml:space="preserve">A API foi testada de duas formas: </w:t>
+        <w:t xml:space="preserve">A API foi testada em duas etapas. Primeiro </w:t>
       </w:r>
       <w:r>
         <w:rPr>
@@ -7790,13 +7846,27 @@
           <w:b/>
           <w:bCs/>
         </w:rPr>
+        <w:t>localmente</w:t>
+      </w:r>
+      <w:r>
+        <w:rPr>
+          <w:rFonts w:eastAsia="Arial" w:cs="Arial"/>
+        </w:rPr>
+        <w:t xml:space="preserve">, com </w:t>
+      </w:r>
+      <w:r>
+        <w:rPr>
+          <w:rFonts w:eastAsia="Arial" w:cs="Arial"/>
+          <w:b/>
+          <w:bCs/>
+        </w:rPr>
         <w:t>testes automatizados</w:t>
       </w:r>
       <w:r>
         <w:rPr>
           <w:rFonts w:eastAsia="Arial" w:cs="Arial"/>
         </w:rPr>
-        <w:t xml:space="preserve"> com pytest, que usam um banco SQLite temporário e isolado para cada teste, e um </w:t>
+        <w:t xml:space="preserve"> (pytest), que usam um banco SQLite temporário e isolado para cada teste, e com um </w:t>
       </w:r>
       <w:r>
         <w:rPr>
@@ -7825,7 +7895,7 @@
         <w:rPr>
           <w:rFonts w:eastAsia="Arial" w:cs="Arial"/>
         </w:rPr>
-        <w:t xml:space="preserve">) que faz chamadas HTTP reais com </w:t>
+        <w:t xml:space="preserve">), que faz chamadas HTTP reais com </w:t>
       </w:r>
       <w:r>
         <w:rPr>
@@ -7840,7 +7910,21 @@
         <w:rPr>
           <w:rFonts w:eastAsia="Arial" w:cs="Arial"/>
         </w:rPr>
-        <w:t xml:space="preserve"> contra a API em execução. O mesmo script é usado contra o IP público da VM depois do deploy.</w:t>
+        <w:t xml:space="preserve">. Depois, </w:t>
+      </w:r>
+      <w:r>
+        <w:rPr>
+          <w:rFonts w:eastAsia="Arial" w:cs="Arial"/>
+          <w:b/>
+          <w:bCs/>
+        </w:rPr>
+        <w:t>na nuvem</w:t>
+      </w:r>
+      <w:r>
+        <w:rPr>
+          <w:rFonts w:eastAsia="Arial" w:cs="Arial"/>
+        </w:rPr>
+        <w:t>, o mesmo script foi executado contra o IP público da VM na Azure.</w:t>
       </w:r>
     </w:p>
     <w:p>
@@ -7848,13 +7932,1535 @@
         <w:pStyle w:val="Heading2"/>
         <w:rPr/>
       </w:pPr>
-      <w:bookmarkStart w:id="15" w:name="__RefHeading___Toc1199_3379194974"/>
+      <w:bookmarkStart w:id="15" w:name="__RefHeading___Toc1561_3656528421"/>
       <w:bookmarkEnd w:id="15"/>
       <w:r>
         <w:rPr>
           <w:rFonts w:eastAsia="Arial" w:cs="Arial"/>
         </w:rPr>
-        <w:t>6.1 Testes automatizados (pytest)</w:t>
+        <w:t>6.1 Registro das evidências</w:t>
+      </w:r>
+    </w:p>
+    <w:p>
+      <w:pPr>
+        <w:pStyle w:val="Normal"/>
+        <w:spacing w:lineRule="exact" w:line="300" w:before="0" w:after="120"/>
+        <w:jc w:val="both"/>
+        <w:rPr/>
+      </w:pPr>
+      <w:r>
+        <w:rPr>
+          <w:rFonts w:eastAsia="Arial" w:cs="Arial"/>
+        </w:rPr>
+        <w:t>Horários no fuso de Brasília (UTC−3). Os prints de 01 a 06 foram gerados automaticamente com a API rodando localmente. Os prints de 07 a 13 foram capturados no navegador e no portal da Azure, e o horário indicado é o aproximado da captura.</w:t>
+      </w:r>
+    </w:p>
+    <w:tbl>
+      <w:tblPr>
+        <w:tblW w:w="9026" w:type="dxa"/>
+        <w:jc w:val="left"/>
+        <w:tblInd w:w="0" w:type="dxa"/>
+        <w:tblLayout w:type="fixed"/>
+        <w:tblCellMar>
+          <w:top w:w="70" w:type="dxa"/>
+          <w:left w:w="110" w:type="dxa"/>
+          <w:bottom w:w="70" w:type="dxa"/>
+          <w:right w:w="110" w:type="dxa"/>
+        </w:tblCellMar>
+      </w:tblPr>
+      <w:tblGrid>
+        <w:gridCol w:w="799"/>
+        <w:gridCol w:w="3900"/>
+        <w:gridCol w:w="1500"/>
+        <w:gridCol w:w="2826"/>
+      </w:tblGrid>
+      <w:tr>
+        <w:trPr>
+          <w:tblHeader w:val="true"/>
+        </w:trPr>
+        <w:tc>
+          <w:tcPr>
+            <w:tcW w:w="799" w:type="dxa"/>
+            <w:tcBorders>
+              <w:top w:val="single" w:sz="4" w:space="0" w:color="BFBFBF"/>
+              <w:left w:val="single" w:sz="4" w:space="0" w:color="BFBFBF"/>
+              <w:bottom w:val="single" w:sz="4" w:space="0" w:color="BFBFBF"/>
+              <w:right w:val="single" w:sz="4" w:space="0" w:color="BFBFBF"/>
+            </w:tcBorders>
+            <w:shd w:color="auto" w:fill="1F4E79" w:val="clear"/>
+          </w:tcPr>
+          <w:p>
+            <w:pPr>
+              <w:pStyle w:val="Normal"/>
+              <w:spacing w:lineRule="exact" w:line="260" w:before="0" w:after="0"/>
+              <w:rPr/>
+            </w:pPr>
+            <w:r>
+              <w:rPr>
+                <w:rFonts w:eastAsia="Arial" w:cs="Arial"/>
+                <w:b/>
+                <w:bCs/>
+                <w:color w:val="FFFFFF"/>
+                <w:sz w:val="19"/>
+                <w:szCs w:val="19"/>
+              </w:rPr>
+              <w:t>Print</w:t>
+            </w:r>
+          </w:p>
+        </w:tc>
+        <w:tc>
+          <w:tcPr>
+            <w:tcW w:w="3900" w:type="dxa"/>
+            <w:tcBorders>
+              <w:top w:val="single" w:sz="4" w:space="0" w:color="BFBFBF"/>
+              <w:left w:val="single" w:sz="4" w:space="0" w:color="BFBFBF"/>
+              <w:bottom w:val="single" w:sz="4" w:space="0" w:color="BFBFBF"/>
+              <w:right w:val="single" w:sz="4" w:space="0" w:color="BFBFBF"/>
+            </w:tcBorders>
+            <w:shd w:color="auto" w:fill="1F4E79" w:val="clear"/>
+          </w:tcPr>
+          <w:p>
+            <w:pPr>
+              <w:pStyle w:val="Normal"/>
+              <w:spacing w:lineRule="exact" w:line="260" w:before="0" w:after="0"/>
+              <w:rPr/>
+            </w:pPr>
+            <w:r>
+              <w:rPr>
+                <w:rFonts w:eastAsia="Arial" w:cs="Arial"/>
+                <w:b/>
+                <w:bCs/>
+                <w:color w:val="FFFFFF"/>
+                <w:sz w:val="19"/>
+                <w:szCs w:val="19"/>
+              </w:rPr>
+              <w:t>Conteúdo</w:t>
+            </w:r>
+          </w:p>
+        </w:tc>
+        <w:tc>
+          <w:tcPr>
+            <w:tcW w:w="1500" w:type="dxa"/>
+            <w:tcBorders>
+              <w:top w:val="single" w:sz="4" w:space="0" w:color="BFBFBF"/>
+              <w:left w:val="single" w:sz="4" w:space="0" w:color="BFBFBF"/>
+              <w:bottom w:val="single" w:sz="4" w:space="0" w:color="BFBFBF"/>
+              <w:right w:val="single" w:sz="4" w:space="0" w:color="BFBFBF"/>
+            </w:tcBorders>
+            <w:shd w:color="auto" w:fill="1F4E79" w:val="clear"/>
+          </w:tcPr>
+          <w:p>
+            <w:pPr>
+              <w:pStyle w:val="Normal"/>
+              <w:spacing w:lineRule="exact" w:line="260" w:before="0" w:after="0"/>
+              <w:rPr/>
+            </w:pPr>
+            <w:r>
+              <w:rPr>
+                <w:rFonts w:eastAsia="Arial" w:cs="Arial"/>
+                <w:b/>
+                <w:bCs/>
+                <w:color w:val="FFFFFF"/>
+                <w:sz w:val="19"/>
+                <w:szCs w:val="19"/>
+              </w:rPr>
+              <w:t>Ambiente</w:t>
+            </w:r>
+          </w:p>
+        </w:tc>
+        <w:tc>
+          <w:tcPr>
+            <w:tcW w:w="2826" w:type="dxa"/>
+            <w:tcBorders>
+              <w:top w:val="single" w:sz="4" w:space="0" w:color="BFBFBF"/>
+              <w:left w:val="single" w:sz="4" w:space="0" w:color="BFBFBF"/>
+              <w:bottom w:val="single" w:sz="4" w:space="0" w:color="BFBFBF"/>
+              <w:right w:val="single" w:sz="4" w:space="0" w:color="BFBFBF"/>
+            </w:tcBorders>
+            <w:shd w:color="auto" w:fill="1F4E79" w:val="clear"/>
+          </w:tcPr>
+          <w:p>
+            <w:pPr>
+              <w:pStyle w:val="Normal"/>
+              <w:spacing w:lineRule="exact" w:line="260" w:before="0" w:after="0"/>
+              <w:rPr/>
+            </w:pPr>
+            <w:r>
+              <w:rPr>
+                <w:rFonts w:eastAsia="Arial" w:cs="Arial"/>
+                <w:b/>
+                <w:bCs/>
+                <w:color w:val="FFFFFF"/>
+                <w:sz w:val="19"/>
+                <w:szCs w:val="19"/>
+              </w:rPr>
+              <w:t>Data e hora</w:t>
+            </w:r>
+          </w:p>
+        </w:tc>
+      </w:tr>
+      <w:tr>
+        <w:trPr/>
+        <w:tc>
+          <w:tcPr>
+            <w:tcW w:w="799" w:type="dxa"/>
+            <w:tcBorders>
+              <w:top w:val="single" w:sz="4" w:space="0" w:color="BFBFBF"/>
+              <w:left w:val="single" w:sz="4" w:space="0" w:color="BFBFBF"/>
+              <w:bottom w:val="single" w:sz="4" w:space="0" w:color="BFBFBF"/>
+              <w:right w:val="single" w:sz="4" w:space="0" w:color="BFBFBF"/>
+            </w:tcBorders>
+          </w:tcPr>
+          <w:p>
+            <w:pPr>
+              <w:pStyle w:val="Normal"/>
+              <w:spacing w:lineRule="exact" w:line="260" w:before="0" w:after="0"/>
+              <w:rPr/>
+            </w:pPr>
+            <w:r>
+              <w:rPr>
+                <w:rFonts w:eastAsia="Arial" w:cs="Arial"/>
+              </w:rPr>
+              <w:t>01</w:t>
+            </w:r>
+          </w:p>
+        </w:tc>
+        <w:tc>
+          <w:tcPr>
+            <w:tcW w:w="3900" w:type="dxa"/>
+            <w:tcBorders>
+              <w:top w:val="single" w:sz="4" w:space="0" w:color="BFBFBF"/>
+              <w:left w:val="single" w:sz="4" w:space="0" w:color="BFBFBF"/>
+              <w:bottom w:val="single" w:sz="4" w:space="0" w:color="BFBFBF"/>
+              <w:right w:val="single" w:sz="4" w:space="0" w:color="BFBFBF"/>
+            </w:tcBorders>
+          </w:tcPr>
+          <w:p>
+            <w:pPr>
+              <w:pStyle w:val="Normal"/>
+              <w:spacing w:lineRule="exact" w:line="260" w:before="0" w:after="0"/>
+              <w:rPr/>
+            </w:pPr>
+            <w:r>
+              <w:rPr>
+                <w:rFonts w:eastAsia="Arial" w:cs="Arial"/>
+              </w:rPr>
+              <w:t>Swagger – visão geral das rotas</w:t>
+            </w:r>
+          </w:p>
+        </w:tc>
+        <w:tc>
+          <w:tcPr>
+            <w:tcW w:w="1500" w:type="dxa"/>
+            <w:tcBorders>
+              <w:top w:val="single" w:sz="4" w:space="0" w:color="BFBFBF"/>
+              <w:left w:val="single" w:sz="4" w:space="0" w:color="BFBFBF"/>
+              <w:bottom w:val="single" w:sz="4" w:space="0" w:color="BFBFBF"/>
+              <w:right w:val="single" w:sz="4" w:space="0" w:color="BFBFBF"/>
+            </w:tcBorders>
+          </w:tcPr>
+          <w:p>
+            <w:pPr>
+              <w:pStyle w:val="Normal"/>
+              <w:spacing w:lineRule="exact" w:line="260" w:before="0" w:after="0"/>
+              <w:rPr/>
+            </w:pPr>
+            <w:r>
+              <w:rPr>
+                <w:rFonts w:eastAsia="Arial" w:cs="Arial"/>
+              </w:rPr>
+              <w:t>Local</w:t>
+            </w:r>
+          </w:p>
+        </w:tc>
+        <w:tc>
+          <w:tcPr>
+            <w:tcW w:w="2826" w:type="dxa"/>
+            <w:tcBorders>
+              <w:top w:val="single" w:sz="4" w:space="0" w:color="BFBFBF"/>
+              <w:left w:val="single" w:sz="4" w:space="0" w:color="BFBFBF"/>
+              <w:bottom w:val="single" w:sz="4" w:space="0" w:color="BFBFBF"/>
+              <w:right w:val="single" w:sz="4" w:space="0" w:color="BFBFBF"/>
+            </w:tcBorders>
+          </w:tcPr>
+          <w:p>
+            <w:pPr>
+              <w:pStyle w:val="Normal"/>
+              <w:spacing w:lineRule="exact" w:line="260" w:before="0" w:after="0"/>
+              <w:rPr/>
+            </w:pPr>
+            <w:r>
+              <w:rPr>
+                <w:rFonts w:eastAsia="Arial" w:cs="Arial"/>
+              </w:rPr>
+              <w:t>25/10/2026 22:57:26</w:t>
+            </w:r>
+          </w:p>
+        </w:tc>
+      </w:tr>
+      <w:tr>
+        <w:trPr/>
+        <w:tc>
+          <w:tcPr>
+            <w:tcW w:w="799" w:type="dxa"/>
+            <w:tcBorders>
+              <w:top w:val="single" w:sz="4" w:space="0" w:color="BFBFBF"/>
+              <w:left w:val="single" w:sz="4" w:space="0" w:color="BFBFBF"/>
+              <w:bottom w:val="single" w:sz="4" w:space="0" w:color="BFBFBF"/>
+              <w:right w:val="single" w:sz="4" w:space="0" w:color="BFBFBF"/>
+            </w:tcBorders>
+            <w:shd w:color="auto" w:fill="F2F6FA" w:val="clear"/>
+          </w:tcPr>
+          <w:p>
+            <w:pPr>
+              <w:pStyle w:val="Normal"/>
+              <w:spacing w:lineRule="exact" w:line="260" w:before="0" w:after="0"/>
+              <w:rPr/>
+            </w:pPr>
+            <w:r>
+              <w:rPr>
+                <w:rFonts w:eastAsia="Arial" w:cs="Arial"/>
+              </w:rPr>
+              <w:t>02</w:t>
+            </w:r>
+          </w:p>
+        </w:tc>
+        <w:tc>
+          <w:tcPr>
+            <w:tcW w:w="3900" w:type="dxa"/>
+            <w:tcBorders>
+              <w:top w:val="single" w:sz="4" w:space="0" w:color="BFBFBF"/>
+              <w:left w:val="single" w:sz="4" w:space="0" w:color="BFBFBF"/>
+              <w:bottom w:val="single" w:sz="4" w:space="0" w:color="BFBFBF"/>
+              <w:right w:val="single" w:sz="4" w:space="0" w:color="BFBFBF"/>
+            </w:tcBorders>
+            <w:shd w:color="auto" w:fill="F2F6FA" w:val="clear"/>
+          </w:tcPr>
+          <w:p>
+            <w:pPr>
+              <w:pStyle w:val="Normal"/>
+              <w:spacing w:lineRule="exact" w:line="260" w:before="0" w:after="0"/>
+              <w:rPr/>
+            </w:pPr>
+            <w:r>
+              <w:rPr>
+                <w:rFonts w:eastAsia="Arial" w:cs="Arial"/>
+              </w:rPr>
+              <w:t>Swagger – cadastro de aluno (201)</w:t>
+            </w:r>
+          </w:p>
+        </w:tc>
+        <w:tc>
+          <w:tcPr>
+            <w:tcW w:w="1500" w:type="dxa"/>
+            <w:tcBorders>
+              <w:top w:val="single" w:sz="4" w:space="0" w:color="BFBFBF"/>
+              <w:left w:val="single" w:sz="4" w:space="0" w:color="BFBFBF"/>
+              <w:bottom w:val="single" w:sz="4" w:space="0" w:color="BFBFBF"/>
+              <w:right w:val="single" w:sz="4" w:space="0" w:color="BFBFBF"/>
+            </w:tcBorders>
+            <w:shd w:color="auto" w:fill="F2F6FA" w:val="clear"/>
+          </w:tcPr>
+          <w:p>
+            <w:pPr>
+              <w:pStyle w:val="Normal"/>
+              <w:spacing w:lineRule="exact" w:line="260" w:before="0" w:after="0"/>
+              <w:rPr/>
+            </w:pPr>
+            <w:r>
+              <w:rPr>
+                <w:rFonts w:eastAsia="Arial" w:cs="Arial"/>
+              </w:rPr>
+              <w:t>Local</w:t>
+            </w:r>
+          </w:p>
+        </w:tc>
+        <w:tc>
+          <w:tcPr>
+            <w:tcW w:w="2826" w:type="dxa"/>
+            <w:tcBorders>
+              <w:top w:val="single" w:sz="4" w:space="0" w:color="BFBFBF"/>
+              <w:left w:val="single" w:sz="4" w:space="0" w:color="BFBFBF"/>
+              <w:bottom w:val="single" w:sz="4" w:space="0" w:color="BFBFBF"/>
+              <w:right w:val="single" w:sz="4" w:space="0" w:color="BFBFBF"/>
+            </w:tcBorders>
+            <w:shd w:color="auto" w:fill="F2F6FA" w:val="clear"/>
+          </w:tcPr>
+          <w:p>
+            <w:pPr>
+              <w:pStyle w:val="Normal"/>
+              <w:spacing w:lineRule="exact" w:line="260" w:before="0" w:after="0"/>
+              <w:rPr/>
+            </w:pPr>
+            <w:r>
+              <w:rPr>
+                <w:rFonts w:eastAsia="Arial" w:cs="Arial"/>
+              </w:rPr>
+              <w:t>25/10/2026 22:57:27</w:t>
+            </w:r>
+          </w:p>
+        </w:tc>
+      </w:tr>
+      <w:tr>
+        <w:trPr/>
+        <w:tc>
+          <w:tcPr>
+            <w:tcW w:w="799" w:type="dxa"/>
+            <w:tcBorders>
+              <w:top w:val="single" w:sz="4" w:space="0" w:color="BFBFBF"/>
+              <w:left w:val="single" w:sz="4" w:space="0" w:color="BFBFBF"/>
+              <w:bottom w:val="single" w:sz="4" w:space="0" w:color="BFBFBF"/>
+              <w:right w:val="single" w:sz="4" w:space="0" w:color="BFBFBF"/>
+            </w:tcBorders>
+          </w:tcPr>
+          <w:p>
+            <w:pPr>
+              <w:pStyle w:val="Normal"/>
+              <w:spacing w:lineRule="exact" w:line="260" w:before="0" w:after="0"/>
+              <w:rPr/>
+            </w:pPr>
+            <w:r>
+              <w:rPr>
+                <w:rFonts w:eastAsia="Arial" w:cs="Arial"/>
+              </w:rPr>
+              <w:t>03</w:t>
+            </w:r>
+          </w:p>
+        </w:tc>
+        <w:tc>
+          <w:tcPr>
+            <w:tcW w:w="3900" w:type="dxa"/>
+            <w:tcBorders>
+              <w:top w:val="single" w:sz="4" w:space="0" w:color="BFBFBF"/>
+              <w:left w:val="single" w:sz="4" w:space="0" w:color="BFBFBF"/>
+              <w:bottom w:val="single" w:sz="4" w:space="0" w:color="BFBFBF"/>
+              <w:right w:val="single" w:sz="4" w:space="0" w:color="BFBFBF"/>
+            </w:tcBorders>
+          </w:tcPr>
+          <w:p>
+            <w:pPr>
+              <w:pStyle w:val="Normal"/>
+              <w:spacing w:lineRule="exact" w:line="260" w:before="0" w:after="0"/>
+              <w:rPr/>
+            </w:pPr>
+            <w:r>
+              <w:rPr>
+                <w:rFonts w:eastAsia="Arial" w:cs="Arial"/>
+              </w:rPr>
+              <w:t>Swagger – listagem de matrículas</w:t>
+            </w:r>
+          </w:p>
+        </w:tc>
+        <w:tc>
+          <w:tcPr>
+            <w:tcW w:w="1500" w:type="dxa"/>
+            <w:tcBorders>
+              <w:top w:val="single" w:sz="4" w:space="0" w:color="BFBFBF"/>
+              <w:left w:val="single" w:sz="4" w:space="0" w:color="BFBFBF"/>
+              <w:bottom w:val="single" w:sz="4" w:space="0" w:color="BFBFBF"/>
+              <w:right w:val="single" w:sz="4" w:space="0" w:color="BFBFBF"/>
+            </w:tcBorders>
+          </w:tcPr>
+          <w:p>
+            <w:pPr>
+              <w:pStyle w:val="Normal"/>
+              <w:spacing w:lineRule="exact" w:line="260" w:before="0" w:after="0"/>
+              <w:rPr/>
+            </w:pPr>
+            <w:r>
+              <w:rPr>
+                <w:rFonts w:eastAsia="Arial" w:cs="Arial"/>
+              </w:rPr>
+              <w:t>Local</w:t>
+            </w:r>
+          </w:p>
+        </w:tc>
+        <w:tc>
+          <w:tcPr>
+            <w:tcW w:w="2826" w:type="dxa"/>
+            <w:tcBorders>
+              <w:top w:val="single" w:sz="4" w:space="0" w:color="BFBFBF"/>
+              <w:left w:val="single" w:sz="4" w:space="0" w:color="BFBFBF"/>
+              <w:bottom w:val="single" w:sz="4" w:space="0" w:color="BFBFBF"/>
+              <w:right w:val="single" w:sz="4" w:space="0" w:color="BFBFBF"/>
+            </w:tcBorders>
+          </w:tcPr>
+          <w:p>
+            <w:pPr>
+              <w:pStyle w:val="Normal"/>
+              <w:spacing w:lineRule="exact" w:line="260" w:before="0" w:after="0"/>
+              <w:rPr/>
+            </w:pPr>
+            <w:r>
+              <w:rPr>
+                <w:rFonts w:eastAsia="Arial" w:cs="Arial"/>
+              </w:rPr>
+              <w:t>25/10/2026 22:57:28</w:t>
+            </w:r>
+          </w:p>
+        </w:tc>
+      </w:tr>
+      <w:tr>
+        <w:trPr/>
+        <w:tc>
+          <w:tcPr>
+            <w:tcW w:w="799" w:type="dxa"/>
+            <w:tcBorders>
+              <w:top w:val="single" w:sz="4" w:space="0" w:color="BFBFBF"/>
+              <w:left w:val="single" w:sz="4" w:space="0" w:color="BFBFBF"/>
+              <w:bottom w:val="single" w:sz="4" w:space="0" w:color="BFBFBF"/>
+              <w:right w:val="single" w:sz="4" w:space="0" w:color="BFBFBF"/>
+            </w:tcBorders>
+            <w:shd w:color="auto" w:fill="F2F6FA" w:val="clear"/>
+          </w:tcPr>
+          <w:p>
+            <w:pPr>
+              <w:pStyle w:val="Normal"/>
+              <w:spacing w:lineRule="exact" w:line="260" w:before="0" w:after="0"/>
+              <w:rPr/>
+            </w:pPr>
+            <w:r>
+              <w:rPr>
+                <w:rFonts w:eastAsia="Arial" w:cs="Arial"/>
+              </w:rPr>
+              <w:t>04</w:t>
+            </w:r>
+          </w:p>
+        </w:tc>
+        <w:tc>
+          <w:tcPr>
+            <w:tcW w:w="3900" w:type="dxa"/>
+            <w:tcBorders>
+              <w:top w:val="single" w:sz="4" w:space="0" w:color="BFBFBF"/>
+              <w:left w:val="single" w:sz="4" w:space="0" w:color="BFBFBF"/>
+              <w:bottom w:val="single" w:sz="4" w:space="0" w:color="BFBFBF"/>
+              <w:right w:val="single" w:sz="4" w:space="0" w:color="BFBFBF"/>
+            </w:tcBorders>
+            <w:shd w:color="auto" w:fill="F2F6FA" w:val="clear"/>
+          </w:tcPr>
+          <w:p>
+            <w:pPr>
+              <w:pStyle w:val="Normal"/>
+              <w:spacing w:lineRule="exact" w:line="260" w:before="0" w:after="0"/>
+              <w:rPr/>
+            </w:pPr>
+            <w:r>
+              <w:rPr>
+                <w:rFonts w:eastAsia="Arial" w:cs="Arial"/>
+              </w:rPr>
+              <w:t>Rota /health no navegador</w:t>
+            </w:r>
+          </w:p>
+        </w:tc>
+        <w:tc>
+          <w:tcPr>
+            <w:tcW w:w="1500" w:type="dxa"/>
+            <w:tcBorders>
+              <w:top w:val="single" w:sz="4" w:space="0" w:color="BFBFBF"/>
+              <w:left w:val="single" w:sz="4" w:space="0" w:color="BFBFBF"/>
+              <w:bottom w:val="single" w:sz="4" w:space="0" w:color="BFBFBF"/>
+              <w:right w:val="single" w:sz="4" w:space="0" w:color="BFBFBF"/>
+            </w:tcBorders>
+            <w:shd w:color="auto" w:fill="F2F6FA" w:val="clear"/>
+          </w:tcPr>
+          <w:p>
+            <w:pPr>
+              <w:pStyle w:val="Normal"/>
+              <w:spacing w:lineRule="exact" w:line="260" w:before="0" w:after="0"/>
+              <w:rPr/>
+            </w:pPr>
+            <w:r>
+              <w:rPr>
+                <w:rFonts w:eastAsia="Arial" w:cs="Arial"/>
+              </w:rPr>
+              <w:t>Local</w:t>
+            </w:r>
+          </w:p>
+        </w:tc>
+        <w:tc>
+          <w:tcPr>
+            <w:tcW w:w="2826" w:type="dxa"/>
+            <w:tcBorders>
+              <w:top w:val="single" w:sz="4" w:space="0" w:color="BFBFBF"/>
+              <w:left w:val="single" w:sz="4" w:space="0" w:color="BFBFBF"/>
+              <w:bottom w:val="single" w:sz="4" w:space="0" w:color="BFBFBF"/>
+              <w:right w:val="single" w:sz="4" w:space="0" w:color="BFBFBF"/>
+            </w:tcBorders>
+            <w:shd w:color="auto" w:fill="F2F6FA" w:val="clear"/>
+          </w:tcPr>
+          <w:p>
+            <w:pPr>
+              <w:pStyle w:val="Normal"/>
+              <w:spacing w:lineRule="exact" w:line="260" w:before="0" w:after="0"/>
+              <w:rPr/>
+            </w:pPr>
+            <w:r>
+              <w:rPr>
+                <w:rFonts w:eastAsia="Arial" w:cs="Arial"/>
+              </w:rPr>
+              <w:t>25/10/2026 22:57:28</w:t>
+            </w:r>
+          </w:p>
+        </w:tc>
+      </w:tr>
+      <w:tr>
+        <w:trPr/>
+        <w:tc>
+          <w:tcPr>
+            <w:tcW w:w="799" w:type="dxa"/>
+            <w:tcBorders>
+              <w:top w:val="single" w:sz="4" w:space="0" w:color="BFBFBF"/>
+              <w:left w:val="single" w:sz="4" w:space="0" w:color="BFBFBF"/>
+              <w:bottom w:val="single" w:sz="4" w:space="0" w:color="BFBFBF"/>
+              <w:right w:val="single" w:sz="4" w:space="0" w:color="BFBFBF"/>
+            </w:tcBorders>
+          </w:tcPr>
+          <w:p>
+            <w:pPr>
+              <w:pStyle w:val="Normal"/>
+              <w:spacing w:lineRule="exact" w:line="260" w:before="0" w:after="0"/>
+              <w:rPr/>
+            </w:pPr>
+            <w:r>
+              <w:rPr>
+                <w:rFonts w:eastAsia="Arial" w:cs="Arial"/>
+              </w:rPr>
+              <w:t>05</w:t>
+            </w:r>
+          </w:p>
+        </w:tc>
+        <w:tc>
+          <w:tcPr>
+            <w:tcW w:w="3900" w:type="dxa"/>
+            <w:tcBorders>
+              <w:top w:val="single" w:sz="4" w:space="0" w:color="BFBFBF"/>
+              <w:left w:val="single" w:sz="4" w:space="0" w:color="BFBFBF"/>
+              <w:bottom w:val="single" w:sz="4" w:space="0" w:color="BFBFBF"/>
+              <w:right w:val="single" w:sz="4" w:space="0" w:color="BFBFBF"/>
+            </w:tcBorders>
+          </w:tcPr>
+          <w:p>
+            <w:pPr>
+              <w:pStyle w:val="Normal"/>
+              <w:spacing w:lineRule="exact" w:line="260" w:before="0" w:after="0"/>
+              <w:rPr/>
+            </w:pPr>
+            <w:r>
+              <w:rPr>
+                <w:rFonts w:eastAsia="Arial" w:cs="Arial"/>
+              </w:rPr>
+              <w:t>pytest – 8 testes aprovados</w:t>
+            </w:r>
+          </w:p>
+        </w:tc>
+        <w:tc>
+          <w:tcPr>
+            <w:tcW w:w="1500" w:type="dxa"/>
+            <w:tcBorders>
+              <w:top w:val="single" w:sz="4" w:space="0" w:color="BFBFBF"/>
+              <w:left w:val="single" w:sz="4" w:space="0" w:color="BFBFBF"/>
+              <w:bottom w:val="single" w:sz="4" w:space="0" w:color="BFBFBF"/>
+              <w:right w:val="single" w:sz="4" w:space="0" w:color="BFBFBF"/>
+            </w:tcBorders>
+          </w:tcPr>
+          <w:p>
+            <w:pPr>
+              <w:pStyle w:val="Normal"/>
+              <w:spacing w:lineRule="exact" w:line="260" w:before="0" w:after="0"/>
+              <w:rPr/>
+            </w:pPr>
+            <w:r>
+              <w:rPr>
+                <w:rFonts w:eastAsia="Arial" w:cs="Arial"/>
+              </w:rPr>
+              <w:t>Local</w:t>
+            </w:r>
+          </w:p>
+        </w:tc>
+        <w:tc>
+          <w:tcPr>
+            <w:tcW w:w="2826" w:type="dxa"/>
+            <w:tcBorders>
+              <w:top w:val="single" w:sz="4" w:space="0" w:color="BFBFBF"/>
+              <w:left w:val="single" w:sz="4" w:space="0" w:color="BFBFBF"/>
+              <w:bottom w:val="single" w:sz="4" w:space="0" w:color="BFBFBF"/>
+              <w:right w:val="single" w:sz="4" w:space="0" w:color="BFBFBF"/>
+            </w:tcBorders>
+          </w:tcPr>
+          <w:p>
+            <w:pPr>
+              <w:pStyle w:val="Normal"/>
+              <w:spacing w:lineRule="exact" w:line="260" w:before="0" w:after="0"/>
+              <w:rPr/>
+            </w:pPr>
+            <w:r>
+              <w:rPr>
+                <w:rFonts w:eastAsia="Arial" w:cs="Arial"/>
+              </w:rPr>
+              <w:t>25/10/2026 22:57:28</w:t>
+            </w:r>
+          </w:p>
+        </w:tc>
+      </w:tr>
+      <w:tr>
+        <w:trPr/>
+        <w:tc>
+          <w:tcPr>
+            <w:tcW w:w="799" w:type="dxa"/>
+            <w:tcBorders>
+              <w:top w:val="single" w:sz="4" w:space="0" w:color="BFBFBF"/>
+              <w:left w:val="single" w:sz="4" w:space="0" w:color="BFBFBF"/>
+              <w:bottom w:val="single" w:sz="4" w:space="0" w:color="BFBFBF"/>
+              <w:right w:val="single" w:sz="4" w:space="0" w:color="BFBFBF"/>
+            </w:tcBorders>
+            <w:shd w:color="auto" w:fill="F2F6FA" w:val="clear"/>
+          </w:tcPr>
+          <w:p>
+            <w:pPr>
+              <w:pStyle w:val="Normal"/>
+              <w:spacing w:lineRule="exact" w:line="260" w:before="0" w:after="0"/>
+              <w:rPr/>
+            </w:pPr>
+            <w:r>
+              <w:rPr>
+                <w:rFonts w:eastAsia="Arial" w:cs="Arial"/>
+              </w:rPr>
+              <w:t>06</w:t>
+            </w:r>
+          </w:p>
+        </w:tc>
+        <w:tc>
+          <w:tcPr>
+            <w:tcW w:w="3900" w:type="dxa"/>
+            <w:tcBorders>
+              <w:top w:val="single" w:sz="4" w:space="0" w:color="BFBFBF"/>
+              <w:left w:val="single" w:sz="4" w:space="0" w:color="BFBFBF"/>
+              <w:bottom w:val="single" w:sz="4" w:space="0" w:color="BFBFBF"/>
+              <w:right w:val="single" w:sz="4" w:space="0" w:color="BFBFBF"/>
+            </w:tcBorders>
+            <w:shd w:color="auto" w:fill="F2F6FA" w:val="clear"/>
+          </w:tcPr>
+          <w:p>
+            <w:pPr>
+              <w:pStyle w:val="Normal"/>
+              <w:spacing w:lineRule="exact" w:line="260" w:before="0" w:after="0"/>
+              <w:rPr/>
+            </w:pPr>
+            <w:r>
+              <w:rPr>
+                <w:rFonts w:eastAsia="Arial" w:cs="Arial"/>
+              </w:rPr>
+              <w:t>smoke_test.sh – chamadas HTTP</w:t>
+            </w:r>
+          </w:p>
+        </w:tc>
+        <w:tc>
+          <w:tcPr>
+            <w:tcW w:w="1500" w:type="dxa"/>
+            <w:tcBorders>
+              <w:top w:val="single" w:sz="4" w:space="0" w:color="BFBFBF"/>
+              <w:left w:val="single" w:sz="4" w:space="0" w:color="BFBFBF"/>
+              <w:bottom w:val="single" w:sz="4" w:space="0" w:color="BFBFBF"/>
+              <w:right w:val="single" w:sz="4" w:space="0" w:color="BFBFBF"/>
+            </w:tcBorders>
+            <w:shd w:color="auto" w:fill="F2F6FA" w:val="clear"/>
+          </w:tcPr>
+          <w:p>
+            <w:pPr>
+              <w:pStyle w:val="Normal"/>
+              <w:spacing w:lineRule="exact" w:line="260" w:before="0" w:after="0"/>
+              <w:rPr/>
+            </w:pPr>
+            <w:r>
+              <w:rPr>
+                <w:rFonts w:eastAsia="Arial" w:cs="Arial"/>
+              </w:rPr>
+              <w:t>Local</w:t>
+            </w:r>
+          </w:p>
+        </w:tc>
+        <w:tc>
+          <w:tcPr>
+            <w:tcW w:w="2826" w:type="dxa"/>
+            <w:tcBorders>
+              <w:top w:val="single" w:sz="4" w:space="0" w:color="BFBFBF"/>
+              <w:left w:val="single" w:sz="4" w:space="0" w:color="BFBFBF"/>
+              <w:bottom w:val="single" w:sz="4" w:space="0" w:color="BFBFBF"/>
+              <w:right w:val="single" w:sz="4" w:space="0" w:color="BFBFBF"/>
+            </w:tcBorders>
+            <w:shd w:color="auto" w:fill="F2F6FA" w:val="clear"/>
+          </w:tcPr>
+          <w:p>
+            <w:pPr>
+              <w:pStyle w:val="Normal"/>
+              <w:spacing w:lineRule="exact" w:line="260" w:before="0" w:after="0"/>
+              <w:rPr/>
+            </w:pPr>
+            <w:r>
+              <w:rPr>
+                <w:rFonts w:eastAsia="Arial" w:cs="Arial"/>
+              </w:rPr>
+              <w:t>25/10/2026 22:57:29</w:t>
+            </w:r>
+          </w:p>
+        </w:tc>
+      </w:tr>
+      <w:tr>
+        <w:trPr/>
+        <w:tc>
+          <w:tcPr>
+            <w:tcW w:w="799" w:type="dxa"/>
+            <w:tcBorders>
+              <w:top w:val="single" w:sz="4" w:space="0" w:color="BFBFBF"/>
+              <w:left w:val="single" w:sz="4" w:space="0" w:color="BFBFBF"/>
+              <w:bottom w:val="single" w:sz="4" w:space="0" w:color="BFBFBF"/>
+              <w:right w:val="single" w:sz="4" w:space="0" w:color="BFBFBF"/>
+            </w:tcBorders>
+          </w:tcPr>
+          <w:p>
+            <w:pPr>
+              <w:pStyle w:val="Normal"/>
+              <w:spacing w:lineRule="exact" w:line="260" w:before="0" w:after="0"/>
+              <w:rPr/>
+            </w:pPr>
+            <w:r>
+              <w:rPr>
+                <w:rFonts w:eastAsia="Arial" w:cs="Arial"/>
+              </w:rPr>
+              <w:t>07</w:t>
+            </w:r>
+          </w:p>
+        </w:tc>
+        <w:tc>
+          <w:tcPr>
+            <w:tcW w:w="3900" w:type="dxa"/>
+            <w:tcBorders>
+              <w:top w:val="single" w:sz="4" w:space="0" w:color="BFBFBF"/>
+              <w:left w:val="single" w:sz="4" w:space="0" w:color="BFBFBF"/>
+              <w:bottom w:val="single" w:sz="4" w:space="0" w:color="BFBFBF"/>
+              <w:right w:val="single" w:sz="4" w:space="0" w:color="BFBFBF"/>
+            </w:tcBorders>
+          </w:tcPr>
+          <w:p>
+            <w:pPr>
+              <w:pStyle w:val="Normal"/>
+              <w:spacing w:lineRule="exact" w:line="260" w:before="0" w:after="0"/>
+              <w:rPr/>
+            </w:pPr>
+            <w:r>
+              <w:rPr>
+                <w:rFonts w:eastAsia="Arial" w:cs="Arial"/>
+              </w:rPr>
+              <w:t>Swagger servido pelo IP público</w:t>
+            </w:r>
+          </w:p>
+        </w:tc>
+        <w:tc>
+          <w:tcPr>
+            <w:tcW w:w="1500" w:type="dxa"/>
+            <w:tcBorders>
+              <w:top w:val="single" w:sz="4" w:space="0" w:color="BFBFBF"/>
+              <w:left w:val="single" w:sz="4" w:space="0" w:color="BFBFBF"/>
+              <w:bottom w:val="single" w:sz="4" w:space="0" w:color="BFBFBF"/>
+              <w:right w:val="single" w:sz="4" w:space="0" w:color="BFBFBF"/>
+            </w:tcBorders>
+          </w:tcPr>
+          <w:p>
+            <w:pPr>
+              <w:pStyle w:val="Normal"/>
+              <w:spacing w:lineRule="exact" w:line="260" w:before="0" w:after="0"/>
+              <w:rPr/>
+            </w:pPr>
+            <w:r>
+              <w:rPr>
+                <w:rFonts w:eastAsia="Arial" w:cs="Arial"/>
+              </w:rPr>
+              <w:t>Azure</w:t>
+            </w:r>
+          </w:p>
+        </w:tc>
+        <w:tc>
+          <w:tcPr>
+            <w:tcW w:w="2826" w:type="dxa"/>
+            <w:tcBorders>
+              <w:top w:val="single" w:sz="4" w:space="0" w:color="BFBFBF"/>
+              <w:left w:val="single" w:sz="4" w:space="0" w:color="BFBFBF"/>
+              <w:bottom w:val="single" w:sz="4" w:space="0" w:color="BFBFBF"/>
+              <w:right w:val="single" w:sz="4" w:space="0" w:color="BFBFBF"/>
+            </w:tcBorders>
+          </w:tcPr>
+          <w:p>
+            <w:pPr>
+              <w:pStyle w:val="Normal"/>
+              <w:spacing w:lineRule="exact" w:line="260" w:before="0" w:after="0"/>
+              <w:rPr/>
+            </w:pPr>
+            <w:r>
+              <w:rPr>
+                <w:rFonts w:eastAsia="Arial" w:cs="Arial"/>
+              </w:rPr>
+              <w:t>26/10/2026 ≈ 00:33</w:t>
+            </w:r>
+          </w:p>
+        </w:tc>
+      </w:tr>
+      <w:tr>
+        <w:trPr/>
+        <w:tc>
+          <w:tcPr>
+            <w:tcW w:w="799" w:type="dxa"/>
+            <w:tcBorders>
+              <w:top w:val="single" w:sz="4" w:space="0" w:color="BFBFBF"/>
+              <w:left w:val="single" w:sz="4" w:space="0" w:color="BFBFBF"/>
+              <w:bottom w:val="single" w:sz="4" w:space="0" w:color="BFBFBF"/>
+              <w:right w:val="single" w:sz="4" w:space="0" w:color="BFBFBF"/>
+            </w:tcBorders>
+            <w:shd w:color="auto" w:fill="F2F6FA" w:val="clear"/>
+          </w:tcPr>
+          <w:p>
+            <w:pPr>
+              <w:pStyle w:val="Normal"/>
+              <w:spacing w:lineRule="exact" w:line="260" w:before="0" w:after="0"/>
+              <w:rPr/>
+            </w:pPr>
+            <w:r>
+              <w:rPr>
+                <w:rFonts w:eastAsia="Arial" w:cs="Arial"/>
+              </w:rPr>
+              <w:t>08</w:t>
+            </w:r>
+          </w:p>
+        </w:tc>
+        <w:tc>
+          <w:tcPr>
+            <w:tcW w:w="3900" w:type="dxa"/>
+            <w:tcBorders>
+              <w:top w:val="single" w:sz="4" w:space="0" w:color="BFBFBF"/>
+              <w:left w:val="single" w:sz="4" w:space="0" w:color="BFBFBF"/>
+              <w:bottom w:val="single" w:sz="4" w:space="0" w:color="BFBFBF"/>
+              <w:right w:val="single" w:sz="4" w:space="0" w:color="BFBFBF"/>
+            </w:tcBorders>
+            <w:shd w:color="auto" w:fill="F2F6FA" w:val="clear"/>
+          </w:tcPr>
+          <w:p>
+            <w:pPr>
+              <w:pStyle w:val="Normal"/>
+              <w:spacing w:lineRule="exact" w:line="260" w:before="0" w:after="0"/>
+              <w:rPr/>
+            </w:pPr>
+            <w:r>
+              <w:rPr>
+                <w:rFonts w:eastAsia="Arial" w:cs="Arial"/>
+              </w:rPr>
+              <w:t>smoke_test.sh contra o IP público</w:t>
+            </w:r>
+          </w:p>
+        </w:tc>
+        <w:tc>
+          <w:tcPr>
+            <w:tcW w:w="1500" w:type="dxa"/>
+            <w:tcBorders>
+              <w:top w:val="single" w:sz="4" w:space="0" w:color="BFBFBF"/>
+              <w:left w:val="single" w:sz="4" w:space="0" w:color="BFBFBF"/>
+              <w:bottom w:val="single" w:sz="4" w:space="0" w:color="BFBFBF"/>
+              <w:right w:val="single" w:sz="4" w:space="0" w:color="BFBFBF"/>
+            </w:tcBorders>
+            <w:shd w:color="auto" w:fill="F2F6FA" w:val="clear"/>
+          </w:tcPr>
+          <w:p>
+            <w:pPr>
+              <w:pStyle w:val="Normal"/>
+              <w:spacing w:lineRule="exact" w:line="260" w:before="0" w:after="0"/>
+              <w:rPr/>
+            </w:pPr>
+            <w:r>
+              <w:rPr>
+                <w:rFonts w:eastAsia="Arial" w:cs="Arial"/>
+              </w:rPr>
+              <w:t>Azure</w:t>
+            </w:r>
+          </w:p>
+        </w:tc>
+        <w:tc>
+          <w:tcPr>
+            <w:tcW w:w="2826" w:type="dxa"/>
+            <w:tcBorders>
+              <w:top w:val="single" w:sz="4" w:space="0" w:color="BFBFBF"/>
+              <w:left w:val="single" w:sz="4" w:space="0" w:color="BFBFBF"/>
+              <w:bottom w:val="single" w:sz="4" w:space="0" w:color="BFBFBF"/>
+              <w:right w:val="single" w:sz="4" w:space="0" w:color="BFBFBF"/>
+            </w:tcBorders>
+            <w:shd w:color="auto" w:fill="F2F6FA" w:val="clear"/>
+          </w:tcPr>
+          <w:p>
+            <w:pPr>
+              <w:pStyle w:val="Normal"/>
+              <w:spacing w:lineRule="exact" w:line="260" w:before="0" w:after="0"/>
+              <w:rPr/>
+            </w:pPr>
+            <w:r>
+              <w:rPr>
+                <w:rFonts w:eastAsia="Arial" w:cs="Arial"/>
+              </w:rPr>
+              <w:t>26/10/2026 ≈ 00:35</w:t>
+            </w:r>
+          </w:p>
+        </w:tc>
+      </w:tr>
+      <w:tr>
+        <w:trPr/>
+        <w:tc>
+          <w:tcPr>
+            <w:tcW w:w="799" w:type="dxa"/>
+            <w:tcBorders>
+              <w:top w:val="single" w:sz="4" w:space="0" w:color="BFBFBF"/>
+              <w:left w:val="single" w:sz="4" w:space="0" w:color="BFBFBF"/>
+              <w:bottom w:val="single" w:sz="4" w:space="0" w:color="BFBFBF"/>
+              <w:right w:val="single" w:sz="4" w:space="0" w:color="BFBFBF"/>
+            </w:tcBorders>
+          </w:tcPr>
+          <w:p>
+            <w:pPr>
+              <w:pStyle w:val="Normal"/>
+              <w:spacing w:lineRule="exact" w:line="260" w:before="0" w:after="0"/>
+              <w:rPr/>
+            </w:pPr>
+            <w:r>
+              <w:rPr>
+                <w:rFonts w:eastAsia="Arial" w:cs="Arial"/>
+              </w:rPr>
+              <w:t>09</w:t>
+            </w:r>
+          </w:p>
+        </w:tc>
+        <w:tc>
+          <w:tcPr>
+            <w:tcW w:w="3900" w:type="dxa"/>
+            <w:tcBorders>
+              <w:top w:val="single" w:sz="4" w:space="0" w:color="BFBFBF"/>
+              <w:left w:val="single" w:sz="4" w:space="0" w:color="BFBFBF"/>
+              <w:bottom w:val="single" w:sz="4" w:space="0" w:color="BFBFBF"/>
+              <w:right w:val="single" w:sz="4" w:space="0" w:color="BFBFBF"/>
+            </w:tcBorders>
+          </w:tcPr>
+          <w:p>
+            <w:pPr>
+              <w:pStyle w:val="Normal"/>
+              <w:spacing w:lineRule="exact" w:line="260" w:before="0" w:after="0"/>
+              <w:rPr/>
+            </w:pPr>
+            <w:r>
+              <w:rPr>
+                <w:rFonts w:eastAsia="Arial" w:cs="Arial"/>
+              </w:rPr>
+              <w:t>Resource Group e recursos criados</w:t>
+            </w:r>
+          </w:p>
+        </w:tc>
+        <w:tc>
+          <w:tcPr>
+            <w:tcW w:w="1500" w:type="dxa"/>
+            <w:tcBorders>
+              <w:top w:val="single" w:sz="4" w:space="0" w:color="BFBFBF"/>
+              <w:left w:val="single" w:sz="4" w:space="0" w:color="BFBFBF"/>
+              <w:bottom w:val="single" w:sz="4" w:space="0" w:color="BFBFBF"/>
+              <w:right w:val="single" w:sz="4" w:space="0" w:color="BFBFBF"/>
+            </w:tcBorders>
+          </w:tcPr>
+          <w:p>
+            <w:pPr>
+              <w:pStyle w:val="Normal"/>
+              <w:spacing w:lineRule="exact" w:line="260" w:before="0" w:after="0"/>
+              <w:rPr/>
+            </w:pPr>
+            <w:r>
+              <w:rPr>
+                <w:rFonts w:eastAsia="Arial" w:cs="Arial"/>
+              </w:rPr>
+              <w:t>Portal Azure</w:t>
+            </w:r>
+          </w:p>
+        </w:tc>
+        <w:tc>
+          <w:tcPr>
+            <w:tcW w:w="2826" w:type="dxa"/>
+            <w:tcBorders>
+              <w:top w:val="single" w:sz="4" w:space="0" w:color="BFBFBF"/>
+              <w:left w:val="single" w:sz="4" w:space="0" w:color="BFBFBF"/>
+              <w:bottom w:val="single" w:sz="4" w:space="0" w:color="BFBFBF"/>
+              <w:right w:val="single" w:sz="4" w:space="0" w:color="BFBFBF"/>
+            </w:tcBorders>
+          </w:tcPr>
+          <w:p>
+            <w:pPr>
+              <w:pStyle w:val="Normal"/>
+              <w:spacing w:lineRule="exact" w:line="260" w:before="0" w:after="0"/>
+              <w:rPr/>
+            </w:pPr>
+            <w:r>
+              <w:rPr>
+                <w:rFonts w:eastAsia="Arial" w:cs="Arial"/>
+              </w:rPr>
+              <w:t>26/10/2026 ≈ 00:37</w:t>
+            </w:r>
+          </w:p>
+        </w:tc>
+      </w:tr>
+      <w:tr>
+        <w:trPr/>
+        <w:tc>
+          <w:tcPr>
+            <w:tcW w:w="799" w:type="dxa"/>
+            <w:tcBorders>
+              <w:top w:val="single" w:sz="4" w:space="0" w:color="BFBFBF"/>
+              <w:left w:val="single" w:sz="4" w:space="0" w:color="BFBFBF"/>
+              <w:bottom w:val="single" w:sz="4" w:space="0" w:color="BFBFBF"/>
+              <w:right w:val="single" w:sz="4" w:space="0" w:color="BFBFBF"/>
+            </w:tcBorders>
+            <w:shd w:color="auto" w:fill="F2F6FA" w:val="clear"/>
+          </w:tcPr>
+          <w:p>
+            <w:pPr>
+              <w:pStyle w:val="Normal"/>
+              <w:spacing w:lineRule="exact" w:line="260" w:before="0" w:after="0"/>
+              <w:rPr/>
+            </w:pPr>
+            <w:r>
+              <w:rPr>
+                <w:rFonts w:eastAsia="Arial" w:cs="Arial"/>
+              </w:rPr>
+              <w:t>10</w:t>
+            </w:r>
+          </w:p>
+        </w:tc>
+        <w:tc>
+          <w:tcPr>
+            <w:tcW w:w="3900" w:type="dxa"/>
+            <w:tcBorders>
+              <w:top w:val="single" w:sz="4" w:space="0" w:color="BFBFBF"/>
+              <w:left w:val="single" w:sz="4" w:space="0" w:color="BFBFBF"/>
+              <w:bottom w:val="single" w:sz="4" w:space="0" w:color="BFBFBF"/>
+              <w:right w:val="single" w:sz="4" w:space="0" w:color="BFBFBF"/>
+            </w:tcBorders>
+            <w:shd w:color="auto" w:fill="F2F6FA" w:val="clear"/>
+          </w:tcPr>
+          <w:p>
+            <w:pPr>
+              <w:pStyle w:val="Normal"/>
+              <w:spacing w:lineRule="exact" w:line="260" w:before="0" w:after="0"/>
+              <w:rPr/>
+            </w:pPr>
+            <w:r>
+              <w:rPr>
+                <w:rFonts w:eastAsia="Arial" w:cs="Arial"/>
+              </w:rPr>
+              <w:t>VM – visão geral (SO, Arm64, rede)</w:t>
+            </w:r>
+          </w:p>
+        </w:tc>
+        <w:tc>
+          <w:tcPr>
+            <w:tcW w:w="1500" w:type="dxa"/>
+            <w:tcBorders>
+              <w:top w:val="single" w:sz="4" w:space="0" w:color="BFBFBF"/>
+              <w:left w:val="single" w:sz="4" w:space="0" w:color="BFBFBF"/>
+              <w:bottom w:val="single" w:sz="4" w:space="0" w:color="BFBFBF"/>
+              <w:right w:val="single" w:sz="4" w:space="0" w:color="BFBFBF"/>
+            </w:tcBorders>
+            <w:shd w:color="auto" w:fill="F2F6FA" w:val="clear"/>
+          </w:tcPr>
+          <w:p>
+            <w:pPr>
+              <w:pStyle w:val="Normal"/>
+              <w:spacing w:lineRule="exact" w:line="260" w:before="0" w:after="0"/>
+              <w:rPr/>
+            </w:pPr>
+            <w:r>
+              <w:rPr>
+                <w:rFonts w:eastAsia="Arial" w:cs="Arial"/>
+              </w:rPr>
+              <w:t>Portal Azure</w:t>
+            </w:r>
+          </w:p>
+        </w:tc>
+        <w:tc>
+          <w:tcPr>
+            <w:tcW w:w="2826" w:type="dxa"/>
+            <w:tcBorders>
+              <w:top w:val="single" w:sz="4" w:space="0" w:color="BFBFBF"/>
+              <w:left w:val="single" w:sz="4" w:space="0" w:color="BFBFBF"/>
+              <w:bottom w:val="single" w:sz="4" w:space="0" w:color="BFBFBF"/>
+              <w:right w:val="single" w:sz="4" w:space="0" w:color="BFBFBF"/>
+            </w:tcBorders>
+            <w:shd w:color="auto" w:fill="F2F6FA" w:val="clear"/>
+          </w:tcPr>
+          <w:p>
+            <w:pPr>
+              <w:pStyle w:val="Normal"/>
+              <w:spacing w:lineRule="exact" w:line="260" w:before="0" w:after="0"/>
+              <w:rPr/>
+            </w:pPr>
+            <w:r>
+              <w:rPr>
+                <w:rFonts w:eastAsia="Arial" w:cs="Arial"/>
+              </w:rPr>
+              <w:t>26/10/2026 ≈ 00:39</w:t>
+            </w:r>
+          </w:p>
+        </w:tc>
+      </w:tr>
+      <w:tr>
+        <w:trPr/>
+        <w:tc>
+          <w:tcPr>
+            <w:tcW w:w="799" w:type="dxa"/>
+            <w:tcBorders>
+              <w:top w:val="single" w:sz="4" w:space="0" w:color="BFBFBF"/>
+              <w:left w:val="single" w:sz="4" w:space="0" w:color="BFBFBF"/>
+              <w:bottom w:val="single" w:sz="4" w:space="0" w:color="BFBFBF"/>
+              <w:right w:val="single" w:sz="4" w:space="0" w:color="BFBFBF"/>
+            </w:tcBorders>
+          </w:tcPr>
+          <w:p>
+            <w:pPr>
+              <w:pStyle w:val="Normal"/>
+              <w:spacing w:lineRule="exact" w:line="260" w:before="0" w:after="0"/>
+              <w:rPr/>
+            </w:pPr>
+            <w:r>
+              <w:rPr>
+                <w:rFonts w:eastAsia="Arial" w:cs="Arial"/>
+              </w:rPr>
+              <w:t>11</w:t>
+            </w:r>
+          </w:p>
+        </w:tc>
+        <w:tc>
+          <w:tcPr>
+            <w:tcW w:w="3900" w:type="dxa"/>
+            <w:tcBorders>
+              <w:top w:val="single" w:sz="4" w:space="0" w:color="BFBFBF"/>
+              <w:left w:val="single" w:sz="4" w:space="0" w:color="BFBFBF"/>
+              <w:bottom w:val="single" w:sz="4" w:space="0" w:color="BFBFBF"/>
+              <w:right w:val="single" w:sz="4" w:space="0" w:color="BFBFBF"/>
+            </w:tcBorders>
+          </w:tcPr>
+          <w:p>
+            <w:pPr>
+              <w:pStyle w:val="Normal"/>
+              <w:spacing w:lineRule="exact" w:line="260" w:before="0" w:after="0"/>
+              <w:rPr/>
+            </w:pPr>
+            <w:r>
+              <w:rPr>
+                <w:rFonts w:eastAsia="Arial" w:cs="Arial"/>
+              </w:rPr>
+              <w:t>VM – imagem de origem e disco</w:t>
+            </w:r>
+          </w:p>
+        </w:tc>
+        <w:tc>
+          <w:tcPr>
+            <w:tcW w:w="1500" w:type="dxa"/>
+            <w:tcBorders>
+              <w:top w:val="single" w:sz="4" w:space="0" w:color="BFBFBF"/>
+              <w:left w:val="single" w:sz="4" w:space="0" w:color="BFBFBF"/>
+              <w:bottom w:val="single" w:sz="4" w:space="0" w:color="BFBFBF"/>
+              <w:right w:val="single" w:sz="4" w:space="0" w:color="BFBFBF"/>
+            </w:tcBorders>
+          </w:tcPr>
+          <w:p>
+            <w:pPr>
+              <w:pStyle w:val="Normal"/>
+              <w:spacing w:lineRule="exact" w:line="260" w:before="0" w:after="0"/>
+              <w:rPr/>
+            </w:pPr>
+            <w:r>
+              <w:rPr>
+                <w:rFonts w:eastAsia="Arial" w:cs="Arial"/>
+              </w:rPr>
+              <w:t>Portal Azure</w:t>
+            </w:r>
+          </w:p>
+        </w:tc>
+        <w:tc>
+          <w:tcPr>
+            <w:tcW w:w="2826" w:type="dxa"/>
+            <w:tcBorders>
+              <w:top w:val="single" w:sz="4" w:space="0" w:color="BFBFBF"/>
+              <w:left w:val="single" w:sz="4" w:space="0" w:color="BFBFBF"/>
+              <w:bottom w:val="single" w:sz="4" w:space="0" w:color="BFBFBF"/>
+              <w:right w:val="single" w:sz="4" w:space="0" w:color="BFBFBF"/>
+            </w:tcBorders>
+          </w:tcPr>
+          <w:p>
+            <w:pPr>
+              <w:pStyle w:val="Normal"/>
+              <w:spacing w:lineRule="exact" w:line="260" w:before="0" w:after="0"/>
+              <w:rPr/>
+            </w:pPr>
+            <w:r>
+              <w:rPr>
+                <w:rFonts w:eastAsia="Arial" w:cs="Arial"/>
+              </w:rPr>
+              <w:t>26/10/2026 ≈ 00:39</w:t>
+            </w:r>
+          </w:p>
+        </w:tc>
+      </w:tr>
+      <w:tr>
+        <w:trPr/>
+        <w:tc>
+          <w:tcPr>
+            <w:tcW w:w="799" w:type="dxa"/>
+            <w:tcBorders>
+              <w:top w:val="single" w:sz="4" w:space="0" w:color="BFBFBF"/>
+              <w:left w:val="single" w:sz="4" w:space="0" w:color="BFBFBF"/>
+              <w:bottom w:val="single" w:sz="4" w:space="0" w:color="BFBFBF"/>
+              <w:right w:val="single" w:sz="4" w:space="0" w:color="BFBFBF"/>
+            </w:tcBorders>
+            <w:shd w:color="auto" w:fill="F2F6FA" w:val="clear"/>
+          </w:tcPr>
+          <w:p>
+            <w:pPr>
+              <w:pStyle w:val="Normal"/>
+              <w:spacing w:lineRule="exact" w:line="260" w:before="0" w:after="0"/>
+              <w:rPr/>
+            </w:pPr>
+            <w:r>
+              <w:rPr>
+                <w:rFonts w:eastAsia="Arial" w:cs="Arial"/>
+              </w:rPr>
+              <w:t>12</w:t>
+            </w:r>
+          </w:p>
+        </w:tc>
+        <w:tc>
+          <w:tcPr>
+            <w:tcW w:w="3900" w:type="dxa"/>
+            <w:tcBorders>
+              <w:top w:val="single" w:sz="4" w:space="0" w:color="BFBFBF"/>
+              <w:left w:val="single" w:sz="4" w:space="0" w:color="BFBFBF"/>
+              <w:bottom w:val="single" w:sz="4" w:space="0" w:color="BFBFBF"/>
+              <w:right w:val="single" w:sz="4" w:space="0" w:color="BFBFBF"/>
+            </w:tcBorders>
+            <w:shd w:color="auto" w:fill="F2F6FA" w:val="clear"/>
+          </w:tcPr>
+          <w:p>
+            <w:pPr>
+              <w:pStyle w:val="Normal"/>
+              <w:spacing w:lineRule="exact" w:line="260" w:before="0" w:after="0"/>
+              <w:rPr/>
+            </w:pPr>
+            <w:r>
+              <w:rPr>
+                <w:rFonts w:eastAsia="Arial" w:cs="Arial"/>
+              </w:rPr>
+              <w:t>VM – tamanho (SKU)</w:t>
+            </w:r>
+          </w:p>
+        </w:tc>
+        <w:tc>
+          <w:tcPr>
+            <w:tcW w:w="1500" w:type="dxa"/>
+            <w:tcBorders>
+              <w:top w:val="single" w:sz="4" w:space="0" w:color="BFBFBF"/>
+              <w:left w:val="single" w:sz="4" w:space="0" w:color="BFBFBF"/>
+              <w:bottom w:val="single" w:sz="4" w:space="0" w:color="BFBFBF"/>
+              <w:right w:val="single" w:sz="4" w:space="0" w:color="BFBFBF"/>
+            </w:tcBorders>
+            <w:shd w:color="auto" w:fill="F2F6FA" w:val="clear"/>
+          </w:tcPr>
+          <w:p>
+            <w:pPr>
+              <w:pStyle w:val="Normal"/>
+              <w:spacing w:lineRule="exact" w:line="260" w:before="0" w:after="0"/>
+              <w:rPr/>
+            </w:pPr>
+            <w:r>
+              <w:rPr>
+                <w:rFonts w:eastAsia="Arial" w:cs="Arial"/>
+              </w:rPr>
+              <w:t>Portal Azure</w:t>
+            </w:r>
+          </w:p>
+        </w:tc>
+        <w:tc>
+          <w:tcPr>
+            <w:tcW w:w="2826" w:type="dxa"/>
+            <w:tcBorders>
+              <w:top w:val="single" w:sz="4" w:space="0" w:color="BFBFBF"/>
+              <w:left w:val="single" w:sz="4" w:space="0" w:color="BFBFBF"/>
+              <w:bottom w:val="single" w:sz="4" w:space="0" w:color="BFBFBF"/>
+              <w:right w:val="single" w:sz="4" w:space="0" w:color="BFBFBF"/>
+            </w:tcBorders>
+            <w:shd w:color="auto" w:fill="F2F6FA" w:val="clear"/>
+          </w:tcPr>
+          <w:p>
+            <w:pPr>
+              <w:pStyle w:val="Normal"/>
+              <w:spacing w:lineRule="exact" w:line="260" w:before="0" w:after="0"/>
+              <w:rPr/>
+            </w:pPr>
+            <w:r>
+              <w:rPr>
+                <w:rFonts w:eastAsia="Arial" w:cs="Arial"/>
+              </w:rPr>
+              <w:t>26/10/2026 ≈ 00:40</w:t>
+            </w:r>
+          </w:p>
+        </w:tc>
+      </w:tr>
+      <w:tr>
+        <w:trPr/>
+        <w:tc>
+          <w:tcPr>
+            <w:tcW w:w="799" w:type="dxa"/>
+            <w:tcBorders>
+              <w:top w:val="single" w:sz="4" w:space="0" w:color="BFBFBF"/>
+              <w:left w:val="single" w:sz="4" w:space="0" w:color="BFBFBF"/>
+              <w:bottom w:val="single" w:sz="4" w:space="0" w:color="BFBFBF"/>
+              <w:right w:val="single" w:sz="4" w:space="0" w:color="BFBFBF"/>
+            </w:tcBorders>
+          </w:tcPr>
+          <w:p>
+            <w:pPr>
+              <w:pStyle w:val="Normal"/>
+              <w:spacing w:lineRule="exact" w:line="260" w:before="0" w:after="0"/>
+              <w:rPr/>
+            </w:pPr>
+            <w:r>
+              <w:rPr>
+                <w:rFonts w:eastAsia="Arial" w:cs="Arial"/>
+              </w:rPr>
+              <w:t>13</w:t>
+            </w:r>
+          </w:p>
+        </w:tc>
+        <w:tc>
+          <w:tcPr>
+            <w:tcW w:w="3900" w:type="dxa"/>
+            <w:tcBorders>
+              <w:top w:val="single" w:sz="4" w:space="0" w:color="BFBFBF"/>
+              <w:left w:val="single" w:sz="4" w:space="0" w:color="BFBFBF"/>
+              <w:bottom w:val="single" w:sz="4" w:space="0" w:color="BFBFBF"/>
+              <w:right w:val="single" w:sz="4" w:space="0" w:color="BFBFBF"/>
+            </w:tcBorders>
+          </w:tcPr>
+          <w:p>
+            <w:pPr>
+              <w:pStyle w:val="Normal"/>
+              <w:spacing w:lineRule="exact" w:line="260" w:before="0" w:after="0"/>
+              <w:rPr/>
+            </w:pPr>
+            <w:r>
+              <w:rPr>
+                <w:rFonts w:eastAsia="Arial" w:cs="Arial"/>
+              </w:rPr>
+              <w:t>VM – configurações de rede (NSG)</w:t>
+            </w:r>
+          </w:p>
+        </w:tc>
+        <w:tc>
+          <w:tcPr>
+            <w:tcW w:w="1500" w:type="dxa"/>
+            <w:tcBorders>
+              <w:top w:val="single" w:sz="4" w:space="0" w:color="BFBFBF"/>
+              <w:left w:val="single" w:sz="4" w:space="0" w:color="BFBFBF"/>
+              <w:bottom w:val="single" w:sz="4" w:space="0" w:color="BFBFBF"/>
+              <w:right w:val="single" w:sz="4" w:space="0" w:color="BFBFBF"/>
+            </w:tcBorders>
+          </w:tcPr>
+          <w:p>
+            <w:pPr>
+              <w:pStyle w:val="Normal"/>
+              <w:spacing w:lineRule="exact" w:line="260" w:before="0" w:after="0"/>
+              <w:rPr/>
+            </w:pPr>
+            <w:r>
+              <w:rPr>
+                <w:rFonts w:eastAsia="Arial" w:cs="Arial"/>
+              </w:rPr>
+              <w:t>Portal Azure</w:t>
+            </w:r>
+          </w:p>
+        </w:tc>
+        <w:tc>
+          <w:tcPr>
+            <w:tcW w:w="2826" w:type="dxa"/>
+            <w:tcBorders>
+              <w:top w:val="single" w:sz="4" w:space="0" w:color="BFBFBF"/>
+              <w:left w:val="single" w:sz="4" w:space="0" w:color="BFBFBF"/>
+              <w:bottom w:val="single" w:sz="4" w:space="0" w:color="BFBFBF"/>
+              <w:right w:val="single" w:sz="4" w:space="0" w:color="BFBFBF"/>
+            </w:tcBorders>
+          </w:tcPr>
+          <w:p>
+            <w:pPr>
+              <w:pStyle w:val="Normal"/>
+              <w:spacing w:lineRule="exact" w:line="260" w:before="0" w:after="0"/>
+              <w:rPr/>
+            </w:pPr>
+            <w:r>
+              <w:rPr>
+                <w:rFonts w:eastAsia="Arial" w:cs="Arial"/>
+              </w:rPr>
+              <w:t>26/10/2026 ≈ 00:41</w:t>
+            </w:r>
+          </w:p>
+        </w:tc>
+      </w:tr>
+    </w:tbl>
+    <w:p>
+      <w:pPr>
+        <w:pStyle w:val="Normal"/>
+        <w:spacing w:before="0" w:after="160"/>
+        <w:rPr/>
+      </w:pPr>
+      <w:r>
+        <w:rPr/>
+      </w:r>
+    </w:p>
+    <w:p>
+      <w:pPr>
+        <w:pStyle w:val="Normal"/>
+        <w:spacing w:lineRule="exact" w:line="300" w:before="0" w:after="120"/>
+        <w:jc w:val="both"/>
+        <w:rPr/>
+      </w:pPr>
+      <w:r>
+        <w:rPr>
+          <w:rFonts w:eastAsia="Arial" w:cs="Arial"/>
+        </w:rPr>
+        <w:t xml:space="preserve">Nos prints 02 e 04 e na saída do smoke test, a API mostra a hora em </w:t>
+      </w:r>
+      <w:r>
+        <w:rPr>
+          <w:rFonts w:eastAsia="Arial" w:cs="Arial"/>
+          <w:b/>
+          <w:bCs/>
+        </w:rPr>
+        <w:t>UTC</w:t>
+      </w:r>
+      <w:r>
+        <w:rPr>
+          <w:rFonts w:eastAsia="Arial" w:cs="Arial"/>
+        </w:rPr>
+        <w:t xml:space="preserve"> (3 horas a mais que Brasília), que é o padrão de servidores.</w:t>
+      </w:r>
+    </w:p>
+    <w:p>
+      <w:pPr>
+        <w:pStyle w:val="Heading2"/>
+        <w:rPr/>
+      </w:pPr>
+      <w:bookmarkStart w:id="16" w:name="__RefHeading___Toc1563_3656528421"/>
+      <w:bookmarkEnd w:id="16"/>
+      <w:r>
+        <w:rPr>
+          <w:rFonts w:eastAsia="Arial" w:cs="Arial"/>
+        </w:rPr>
+        <w:t>6.2 Testes automatizados (pytest)</w:t>
       </w:r>
     </w:p>
     <w:p>
@@ -7963,13 +9569,13 @@
         <w:pStyle w:val="Heading2"/>
         <w:rPr/>
       </w:pPr>
-      <w:bookmarkStart w:id="16" w:name="__RefHeading___Toc1201_3379194974"/>
-      <w:bookmarkEnd w:id="16"/>
-      <w:r>
-        <w:rPr>
-          <w:rFonts w:eastAsia="Arial" w:cs="Arial"/>
-        </w:rPr>
-        <w:t>6.2 Teste de ponta a ponta com chamadas HTTP</w:t>
+      <w:bookmarkStart w:id="17" w:name="__RefHeading___Toc1565_3656528421"/>
+      <w:bookmarkEnd w:id="17"/>
+      <w:r>
+        <w:rPr>
+          <w:rFonts w:eastAsia="Arial" w:cs="Arial"/>
+        </w:rPr>
+        <w:t>6.3 Teste de ponta a ponta local</w:t>
       </w:r>
     </w:p>
     <w:p>
@@ -8000,7 +9606,7 @@
           <wp:inline distT="0" distB="0" distL="0" distR="0">
             <wp:extent cx="5715000" cy="3276600"/>
             <wp:effectExtent l="0" t="0" r="0" b="0"/>
-            <wp:docPr id="5" name="06_terminal_smoke_test.png" descr="Saída do smoke_test.sh com chamadas reais à API&#10;Saída do smoke_test.sh com chamadas reais à API"/>
+            <wp:docPr id="5" name="06_terminal_smoke_test.png" descr="Saída do smoke_test.sh com chamadas reais à API local&#10;Saída do smoke_test.sh com chamadas reais à API local"/>
             <wp:cNvGraphicFramePr>
               <a:graphicFrameLocks xmlns:a="http://schemas.openxmlformats.org/drawingml/2006/main" noChangeAspect="1"/>
             </wp:cNvGraphicFramePr>
@@ -8008,7 +9614,7 @@
               <a:graphicData uri="http://schemas.openxmlformats.org/drawingml/2006/picture">
                 <pic:pic xmlns:pic="http://schemas.openxmlformats.org/drawingml/2006/picture">
                   <pic:nvPicPr>
-                    <pic:cNvPr id="5" name="06_terminal_smoke_test.png" descr="Saída do smoke_test.sh com chamadas reais à API&#10;Saída do smoke_test.sh com chamadas reais à API"/>
+                    <pic:cNvPr id="5" name="06_terminal_smoke_test.png" descr="Saída do smoke_test.sh com chamadas reais à API local&#10;Saída do smoke_test.sh com chamadas reais à API local"/>
                     <pic:cNvPicPr>
                       <a:picLocks noChangeAspect="1" noChangeArrowheads="1"/>
                     </pic:cNvPicPr>
@@ -8062,7 +9668,7 @@
           <w:sz w:val="18"/>
           <w:szCs w:val="18"/>
         </w:rPr>
-        <w:t>Saída do smoke_test.sh com chamadas reais à API</w:t>
+        <w:t>Saída do smoke_test.sh com chamadas reais à API local</w:t>
       </w:r>
     </w:p>
     <w:p>
@@ -8070,13 +9676,13 @@
         <w:pStyle w:val="Heading2"/>
         <w:rPr/>
       </w:pPr>
-      <w:bookmarkStart w:id="17" w:name="__RefHeading___Toc1203_3379194974"/>
-      <w:bookmarkEnd w:id="17"/>
-      <w:r>
-        <w:rPr>
-          <w:rFonts w:eastAsia="Arial" w:cs="Arial"/>
-        </w:rPr>
-        <w:t>6.3 Documentação interativa (Swagger UI)</w:t>
+      <w:bookmarkStart w:id="18" w:name="__RefHeading___Toc1567_3656528421"/>
+      <w:bookmarkEnd w:id="18"/>
+      <w:r>
+        <w:rPr>
+          <w:rFonts w:eastAsia="Arial" w:cs="Arial"/>
+        </w:rPr>
+        <w:t>6.4 Documentação interativa (Swagger UI)</w:t>
       </w:r>
     </w:p>
     <w:p>
@@ -8440,28 +10046,44 @@
     </w:p>
     <w:p>
       <w:pPr>
+        <w:pStyle w:val="Heading2"/>
+        <w:rPr/>
+      </w:pPr>
+      <w:bookmarkStart w:id="19" w:name="__RefHeading___Toc1569_3656528421"/>
+      <w:bookmarkEnd w:id="19"/>
+      <w:r>
+        <w:rPr>
+          <w:rFonts w:eastAsia="Arial" w:cs="Arial"/>
+        </w:rPr>
+        <w:t>6.5 API publicada na Azure</w:t>
+      </w:r>
+    </w:p>
+    <w:p>
+      <w:pPr>
         <w:pStyle w:val="Normal"/>
-        <w:pBdr>
-          <w:left w:val="single" w:sz="24" w:space="8" w:color="ED7D31"/>
-        </w:pBdr>
-        <w:shd w:val="clear" w:color="auto" w:fill="FFF4E5"/>
-        <w:spacing w:lineRule="exact" w:line="290" w:before="120" w:after="200"/>
-        <w:ind w:left="160" w:right="160"/>
-        <w:rPr/>
-      </w:pPr>
+        <w:spacing w:lineRule="exact" w:line="300" w:before="0" w:after="120"/>
+        <w:jc w:val="both"/>
+        <w:rPr/>
+      </w:pPr>
+      <w:r>
+        <w:rPr>
+          <w:rFonts w:eastAsia="Arial" w:cs="Arial"/>
+        </w:rPr>
+        <w:t xml:space="preserve">Depois do deploy, a API passou a responder pela internet no endereço </w:t>
+      </w:r>
       <w:r>
         <w:rPr>
           <w:rFonts w:eastAsia="Arial" w:cs="Arial"/>
           <w:b/>
           <w:bCs/>
         </w:rPr>
-        <w:t xml:space="preserve">Observação: </w:t>
-      </w:r>
-      <w:r>
-        <w:rPr>
-          <w:rFonts w:eastAsia="Arial" w:cs="Arial"/>
-        </w:rPr>
-        <w:t xml:space="preserve">estes prints foram capturados com a API rodando localmente (endereço 127.0.0.1). Depois do deploy, as mesmas telas devem ser capturadas no endereço público </w:t>
+        <w:t>http://52.230.164.119</w:t>
+      </w:r>
+      <w:r>
+        <w:rPr>
+          <w:rFonts w:eastAsia="Arial" w:cs="Arial"/>
+        </w:rPr>
+        <w:t xml:space="preserve">. A página </w:t>
       </w:r>
       <w:r>
         <w:rPr>
@@ -8470,30 +10092,92 @@
           <w:sz w:val="20"/>
           <w:szCs w:val="20"/>
         </w:rPr>
-        <w:t>http://IP-DA-VM</w:t>
-      </w:r>
-      <w:r>
-        <w:rPr>
-          <w:rFonts w:eastAsia="Arial" w:cs="Arial"/>
-        </w:rPr>
-        <w:t>, junto com os prints do portal da Azure listados na seção 9.</w:t>
-      </w:r>
-      <w:r>
-        <w:br w:type="page"/>
-      </w:r>
-    </w:p>
-    <w:p>
-      <w:pPr>
-        <w:pStyle w:val="Heading1"/>
-        <w:rPr/>
-      </w:pPr>
-      <w:bookmarkStart w:id="18" w:name="__RefHeading___Toc1205_3379194974"/>
-      <w:bookmarkEnd w:id="18"/>
-      <w:r>
-        <w:rPr>
-          <w:rFonts w:eastAsia="Arial" w:cs="Arial"/>
-        </w:rPr>
-        <w:t>7. Elementos de nuvem (Microsoft Azure)</w:t>
+        <w:t>/docs</w:t>
+      </w:r>
+      <w:r>
+        <w:rPr>
+          <w:rFonts w:eastAsia="Arial" w:cs="Arial"/>
+        </w:rPr>
+        <w:t xml:space="preserve"> foi aberta no navegador diretamente pelo IP público da VM:</w:t>
+      </w:r>
+    </w:p>
+    <w:p>
+      <w:pPr>
+        <w:pStyle w:val="Normal"/>
+        <w:keepNext w:val="true"/>
+        <w:spacing w:before="120" w:after="60"/>
+        <w:jc w:val="center"/>
+        <w:rPr/>
+      </w:pPr>
+      <w:r>
+        <w:rPr/>
+        <w:drawing>
+          <wp:inline distT="0" distB="0" distL="0" distR="0">
+            <wp:extent cx="5715000" cy="2724150"/>
+            <wp:effectExtent l="0" t="0" r="0" b="0"/>
+            <wp:docPr id="10" name="07_azure_swagger_ip_publico.png" descr="Swagger servido pela VM na Azure (http://52.230.164.119/docs)&#10;Swagger servido pela VM na Azure (http://52.230.164.119/docs)"/>
+            <wp:cNvGraphicFramePr>
+              <a:graphicFrameLocks xmlns:a="http://schemas.openxmlformats.org/drawingml/2006/main" noChangeAspect="1"/>
+            </wp:cNvGraphicFramePr>
+            <a:graphic xmlns:a="http://schemas.openxmlformats.org/drawingml/2006/main">
+              <a:graphicData uri="http://schemas.openxmlformats.org/drawingml/2006/picture">
+                <pic:pic xmlns:pic="http://schemas.openxmlformats.org/drawingml/2006/picture">
+                  <pic:nvPicPr>
+                    <pic:cNvPr id="10" name="07_azure_swagger_ip_publico.png" descr="Swagger servido pela VM na Azure (http://52.230.164.119/docs)&#10;Swagger servido pela VM na Azure (http://52.230.164.119/docs)"/>
+                    <pic:cNvPicPr>
+                      <a:picLocks noChangeAspect="1" noChangeArrowheads="1"/>
+                    </pic:cNvPicPr>
+                  </pic:nvPicPr>
+                  <pic:blipFill>
+                    <a:blip r:embed="rId11"/>
+                    <a:stretch>
+                      <a:fillRect/>
+                    </a:stretch>
+                  </pic:blipFill>
+                  <pic:spPr bwMode="auto">
+                    <a:xfrm>
+                      <a:off x="0" y="0"/>
+                      <a:ext cx="5715000" cy="2724150"/>
+                    </a:xfrm>
+                    <a:prstGeom prst="rect">
+                      <a:avLst/>
+                    </a:prstGeom>
+                  </pic:spPr>
+                </pic:pic>
+              </a:graphicData>
+            </a:graphic>
+          </wp:inline>
+        </w:drawing>
+      </w:r>
+    </w:p>
+    <w:p>
+      <w:pPr>
+        <w:pStyle w:val="Normal"/>
+        <w:spacing w:before="0" w:after="240"/>
+        <w:jc w:val="center"/>
+        <w:rPr/>
+      </w:pPr>
+      <w:r>
+        <w:rPr>
+          <w:rFonts w:eastAsia="Arial" w:cs="Arial"/>
+          <w:b/>
+          <w:bCs/>
+          <w:color w:val="595959"/>
+          <w:sz w:val="18"/>
+          <w:szCs w:val="18"/>
+        </w:rPr>
+        <w:t xml:space="preserve">Figura 10 – </w:t>
+      </w:r>
+      <w:r>
+        <w:rPr>
+          <w:rFonts w:eastAsia="Arial" w:cs="Arial"/>
+          <w:i/>
+          <w:iCs/>
+          <w:color w:val="595959"/>
+          <w:sz w:val="18"/>
+          <w:szCs w:val="18"/>
+        </w:rPr>
+        <w:t>Swagger servido pela VM na Azure (http://52.230.164.119/docs)</w:t>
       </w:r>
     </w:p>
     <w:p>
@@ -8507,7 +10191,7 @@
         <w:rPr>
           <w:rFonts w:eastAsia="Arial" w:cs="Arial"/>
         </w:rPr>
-        <w:t>Todos os recursos são criados por um único script (</w:t>
+        <w:t xml:space="preserve">O </w:t>
       </w:r>
       <w:r>
         <w:rPr>
@@ -8516,13 +10200,13 @@
           <w:sz w:val="20"/>
           <w:szCs w:val="20"/>
         </w:rPr>
-        <w:t>deploy/azure_criar_vm.sh</w:t>
-      </w:r>
-      <w:r>
-        <w:rPr>
-          <w:rFonts w:eastAsia="Arial" w:cs="Arial"/>
-        </w:rPr>
-        <w:t xml:space="preserve">) usando a </w:t>
+        <w:t>smoke_test.sh</w:t>
+      </w:r>
+      <w:r>
+        <w:rPr>
+          <w:rFonts w:eastAsia="Arial" w:cs="Arial"/>
+        </w:rPr>
+        <w:t xml:space="preserve"> foi executado no Azure Cloud Shell contra o IP público. Nessa execução, os cadastros retornaram </w:t>
       </w:r>
       <w:r>
         <w:rPr>
@@ -8530,13 +10214,288 @@
           <w:b/>
           <w:bCs/>
         </w:rPr>
+        <w:t>“E-mail já cadastrado”</w:t>
+      </w:r>
+      <w:r>
+        <w:rPr>
+          <w:rFonts w:eastAsia="Arial" w:cs="Arial"/>
+        </w:rPr>
+        <w:t xml:space="preserve"> e </w:t>
+      </w:r>
+      <w:r>
+        <w:rPr>
+          <w:rFonts w:eastAsia="Arial" w:cs="Arial"/>
+          <w:b/>
+          <w:bCs/>
+        </w:rPr>
+        <w:t>“Aluno já matriculado”</w:t>
+      </w:r>
+      <w:r>
+        <w:rPr>
+          <w:rFonts w:eastAsia="Arial" w:cs="Arial"/>
+        </w:rPr>
+        <w:t xml:space="preserve">, porque os mesmos dados tinham sido gravados em uma execução anterior do teste. Isso comprova que o </w:t>
+      </w:r>
+      <w:r>
+        <w:rPr>
+          <w:rFonts w:eastAsia="Arial" w:cs="Arial"/>
+          <w:b/>
+          <w:bCs/>
+        </w:rPr>
+        <w:t>SQLite persistiu os dados no disco da VM</w:t>
+      </w:r>
+      <w:r>
+        <w:rPr>
+          <w:rFonts w:eastAsia="Arial" w:cs="Arial"/>
+        </w:rPr>
+        <w:t xml:space="preserve">. A consulta </w:t>
+      </w:r>
+      <w:r>
+        <w:rPr>
+          <w:rFonts w:eastAsia="Consolas" w:cs="Consolas" w:ascii="Consolas" w:hAnsi="Consolas"/>
+          <w:color w:val="C7254E"/>
+          <w:sz w:val="20"/>
+          <w:szCs w:val="20"/>
+        </w:rPr>
+        <w:t>/alunos/1/cursos</w:t>
+      </w:r>
+      <w:r>
+        <w:rPr>
+          <w:rFonts w:eastAsia="Arial" w:cs="Arial"/>
+        </w:rPr>
+        <w:t xml:space="preserve"> devolveu os dois cursos da aluna, e os erros 409 (matrícula duplicada) e 404 (aluno inexistente) foram retornados corretamente.</w:t>
+      </w:r>
+    </w:p>
+    <w:p>
+      <w:pPr>
+        <w:pStyle w:val="Normal"/>
+        <w:keepNext w:val="true"/>
+        <w:spacing w:before="120" w:after="60"/>
+        <w:jc w:val="center"/>
+        <w:rPr/>
+      </w:pPr>
+      <w:r>
+        <w:rPr/>
+        <w:drawing>
+          <wp:inline distT="0" distB="0" distL="0" distR="0">
+            <wp:extent cx="5715000" cy="1381125"/>
+            <wp:effectExtent l="0" t="0" r="0" b="0"/>
+            <wp:docPr id="11" name="08_azure_smoke_test.png" descr="smoke_test.sh executado contra a API na Azure&#10;smoke_test.sh executado contra a API na Azure"/>
+            <wp:cNvGraphicFramePr>
+              <a:graphicFrameLocks xmlns:a="http://schemas.openxmlformats.org/drawingml/2006/main" noChangeAspect="1"/>
+            </wp:cNvGraphicFramePr>
+            <a:graphic xmlns:a="http://schemas.openxmlformats.org/drawingml/2006/main">
+              <a:graphicData uri="http://schemas.openxmlformats.org/drawingml/2006/picture">
+                <pic:pic xmlns:pic="http://schemas.openxmlformats.org/drawingml/2006/picture">
+                  <pic:nvPicPr>
+                    <pic:cNvPr id="11" name="08_azure_smoke_test.png" descr="smoke_test.sh executado contra a API na Azure&#10;smoke_test.sh executado contra a API na Azure"/>
+                    <pic:cNvPicPr>
+                      <a:picLocks noChangeAspect="1" noChangeArrowheads="1"/>
+                    </pic:cNvPicPr>
+                  </pic:nvPicPr>
+                  <pic:blipFill>
+                    <a:blip r:embed="rId12"/>
+                    <a:stretch>
+                      <a:fillRect/>
+                    </a:stretch>
+                  </pic:blipFill>
+                  <pic:spPr bwMode="auto">
+                    <a:xfrm>
+                      <a:off x="0" y="0"/>
+                      <a:ext cx="5715000" cy="1381125"/>
+                    </a:xfrm>
+                    <a:prstGeom prst="rect">
+                      <a:avLst/>
+                    </a:prstGeom>
+                  </pic:spPr>
+                </pic:pic>
+              </a:graphicData>
+            </a:graphic>
+          </wp:inline>
+        </w:drawing>
+      </w:r>
+    </w:p>
+    <w:p>
+      <w:pPr>
+        <w:pStyle w:val="Normal"/>
+        <w:spacing w:before="0" w:after="240"/>
+        <w:jc w:val="center"/>
+        <w:rPr/>
+      </w:pPr>
+      <w:r>
+        <w:rPr>
+          <w:rFonts w:eastAsia="Arial" w:cs="Arial"/>
+          <w:b/>
+          <w:bCs/>
+          <w:color w:val="595959"/>
+          <w:sz w:val="18"/>
+          <w:szCs w:val="18"/>
+        </w:rPr>
+        <w:t xml:space="preserve">Figura 11 – </w:t>
+      </w:r>
+      <w:r>
+        <w:rPr>
+          <w:rFonts w:eastAsia="Arial" w:cs="Arial"/>
+          <w:i/>
+          <w:iCs/>
+          <w:color w:val="595959"/>
+          <w:sz w:val="18"/>
+          <w:szCs w:val="18"/>
+        </w:rPr>
+        <w:t>smoke_test.sh executado contra a API na Azure</w:t>
+      </w:r>
+      <w:r>
+        <w:br w:type="page"/>
+      </w:r>
+    </w:p>
+    <w:p>
+      <w:pPr>
+        <w:pStyle w:val="Heading1"/>
+        <w:rPr/>
+      </w:pPr>
+      <w:bookmarkStart w:id="20" w:name="__RefHeading___Toc1571_3656528421"/>
+      <w:bookmarkEnd w:id="20"/>
+      <w:r>
+        <w:rPr>
+          <w:rFonts w:eastAsia="Arial" w:cs="Arial"/>
+        </w:rPr>
+        <w:t>7. Elementos de nuvem (Microsoft Azure)</w:t>
+      </w:r>
+    </w:p>
+    <w:p>
+      <w:pPr>
+        <w:pStyle w:val="Normal"/>
+        <w:spacing w:lineRule="exact" w:line="300" w:before="0" w:after="120"/>
+        <w:jc w:val="both"/>
+        <w:rPr/>
+      </w:pPr>
+      <w:r>
+        <w:rPr>
+          <w:rFonts w:eastAsia="Arial" w:cs="Arial"/>
+        </w:rPr>
+        <w:t>Todos os recursos foram criados por um único script (</w:t>
+      </w:r>
+      <w:r>
+        <w:rPr>
+          <w:rFonts w:eastAsia="Consolas" w:cs="Consolas" w:ascii="Consolas" w:hAnsi="Consolas"/>
+          <w:color w:val="C7254E"/>
+          <w:sz w:val="20"/>
+          <w:szCs w:val="20"/>
+        </w:rPr>
+        <w:t>deploy/azure_criar_vm.sh</w:t>
+      </w:r>
+      <w:r>
+        <w:rPr>
+          <w:rFonts w:eastAsia="Arial" w:cs="Arial"/>
+        </w:rPr>
+        <w:t xml:space="preserve">) usando a </w:t>
+      </w:r>
+      <w:r>
+        <w:rPr>
+          <w:rFonts w:eastAsia="Arial" w:cs="Arial"/>
+          <w:b/>
+          <w:bCs/>
+        </w:rPr>
         <w:t>Azure CLI</w:t>
       </w:r>
       <w:r>
         <w:rPr>
           <w:rFonts w:eastAsia="Arial" w:cs="Arial"/>
         </w:rPr>
-        <w:t>. Esta seção explica cada elemento.</w:t>
+        <w:t xml:space="preserve">, executado no </w:t>
+      </w:r>
+      <w:r>
+        <w:rPr>
+          <w:rFonts w:eastAsia="Arial" w:cs="Arial"/>
+          <w:b/>
+          <w:bCs/>
+        </w:rPr>
+        <w:t>Azure Cloud Shell</w:t>
+      </w:r>
+      <w:r>
+        <w:rPr>
+          <w:rFonts w:eastAsia="Arial" w:cs="Arial"/>
+        </w:rPr>
+        <w:t>. A conta usada é a conta acadêmica da FIAP. Esta seção explica cada elemento, com os valores reais do ambiente publicado.</w:t>
+      </w:r>
+    </w:p>
+    <w:p>
+      <w:pPr>
+        <w:pStyle w:val="Normal"/>
+        <w:keepNext w:val="true"/>
+        <w:spacing w:before="120" w:after="60"/>
+        <w:jc w:val="center"/>
+        <w:rPr/>
+      </w:pPr>
+      <w:r>
+        <w:rPr/>
+        <w:drawing>
+          <wp:inline distT="0" distB="0" distL="0" distR="0">
+            <wp:extent cx="5715000" cy="2324100"/>
+            <wp:effectExtent l="0" t="0" r="0" b="0"/>
+            <wp:docPr id="12" name="09_azure_resource_group.png" descr="Resource Group rg-api-escola com os 6 recursos criados em Central US&#10;Resource Group rg-api-escola com os 6 recursos criados em Central US"/>
+            <wp:cNvGraphicFramePr>
+              <a:graphicFrameLocks xmlns:a="http://schemas.openxmlformats.org/drawingml/2006/main" noChangeAspect="1"/>
+            </wp:cNvGraphicFramePr>
+            <a:graphic xmlns:a="http://schemas.openxmlformats.org/drawingml/2006/main">
+              <a:graphicData uri="http://schemas.openxmlformats.org/drawingml/2006/picture">
+                <pic:pic xmlns:pic="http://schemas.openxmlformats.org/drawingml/2006/picture">
+                  <pic:nvPicPr>
+                    <pic:cNvPr id="12" name="09_azure_resource_group.png" descr="Resource Group rg-api-escola com os 6 recursos criados em Central US&#10;Resource Group rg-api-escola com os 6 recursos criados em Central US"/>
+                    <pic:cNvPicPr>
+                      <a:picLocks noChangeAspect="1" noChangeArrowheads="1"/>
+                    </pic:cNvPicPr>
+                  </pic:nvPicPr>
+                  <pic:blipFill>
+                    <a:blip r:embed="rId13"/>
+                    <a:stretch>
+                      <a:fillRect/>
+                    </a:stretch>
+                  </pic:blipFill>
+                  <pic:spPr bwMode="auto">
+                    <a:xfrm>
+                      <a:off x="0" y="0"/>
+                      <a:ext cx="5715000" cy="2324100"/>
+                    </a:xfrm>
+                    <a:prstGeom prst="rect">
+                      <a:avLst/>
+                    </a:prstGeom>
+                  </pic:spPr>
+                </pic:pic>
+              </a:graphicData>
+            </a:graphic>
+          </wp:inline>
+        </w:drawing>
+      </w:r>
+    </w:p>
+    <w:p>
+      <w:pPr>
+        <w:pStyle w:val="Normal"/>
+        <w:spacing w:before="0" w:after="240"/>
+        <w:jc w:val="center"/>
+        <w:rPr/>
+      </w:pPr>
+      <w:r>
+        <w:rPr>
+          <w:rFonts w:eastAsia="Arial" w:cs="Arial"/>
+          <w:b/>
+          <w:bCs/>
+          <w:color w:val="595959"/>
+          <w:sz w:val="18"/>
+          <w:szCs w:val="18"/>
+        </w:rPr>
+        <w:t xml:space="preserve">Figura 12 – </w:t>
+      </w:r>
+      <w:r>
+        <w:rPr>
+          <w:rFonts w:eastAsia="Arial" w:cs="Arial"/>
+          <w:i/>
+          <w:iCs/>
+          <w:color w:val="595959"/>
+          <w:sz w:val="18"/>
+          <w:szCs w:val="18"/>
+        </w:rPr>
+        <w:t>Resource Group rg-api-escola com os 6 recursos criados em Central US</w:t>
       </w:r>
     </w:p>
     <w:tbl>
@@ -8553,9 +10512,9 @@
         </w:tblCellMar>
       </w:tblPr>
       <w:tblGrid>
-        <w:gridCol w:w="1899"/>
-        <w:gridCol w:w="3001"/>
-        <w:gridCol w:w="4126"/>
+        <w:gridCol w:w="1799"/>
+        <w:gridCol w:w="3300"/>
+        <w:gridCol w:w="3927"/>
       </w:tblGrid>
       <w:tr>
         <w:trPr>
@@ -8563,7 +10522,7 @@
         </w:trPr>
         <w:tc>
           <w:tcPr>
-            <w:tcW w:w="1899" w:type="dxa"/>
+            <w:tcW w:w="1799" w:type="dxa"/>
             <w:tcBorders>
               <w:top w:val="single" w:sz="4" w:space="0" w:color="BFBFBF"/>
               <w:left w:val="single" w:sz="4" w:space="0" w:color="BFBFBF"/>
@@ -8593,7 +10552,7 @@
         </w:tc>
         <w:tc>
           <w:tcPr>
-            <w:tcW w:w="3001" w:type="dxa"/>
+            <w:tcW w:w="3300" w:type="dxa"/>
             <w:tcBorders>
               <w:top w:val="single" w:sz="4" w:space="0" w:color="BFBFBF"/>
               <w:left w:val="single" w:sz="4" w:space="0" w:color="BFBFBF"/>
@@ -8617,13 +10576,13 @@
                 <w:sz w:val="19"/>
                 <w:szCs w:val="19"/>
               </w:rPr>
-              <w:t>Nome / configuração</w:t>
-            </w:r>
-          </w:p>
-        </w:tc>
-        <w:tc>
-          <w:tcPr>
-            <w:tcW w:w="4126" w:type="dxa"/>
+              <w:t>Nome / configuração real</w:t>
+            </w:r>
+          </w:p>
+        </w:tc>
+        <w:tc>
+          <w:tcPr>
+            <w:tcW w:w="3927" w:type="dxa"/>
             <w:tcBorders>
               <w:top w:val="single" w:sz="4" w:space="0" w:color="BFBFBF"/>
               <w:left w:val="single" w:sz="4" w:space="0" w:color="BFBFBF"/>
@@ -8656,7 +10615,7 @@
         <w:trPr/>
         <w:tc>
           <w:tcPr>
-            <w:tcW w:w="1899" w:type="dxa"/>
+            <w:tcW w:w="1799" w:type="dxa"/>
             <w:tcBorders>
               <w:top w:val="single" w:sz="4" w:space="0" w:color="BFBFBF"/>
               <w:left w:val="single" w:sz="4" w:space="0" w:color="BFBFBF"/>
@@ -8680,7 +10639,7 @@
         </w:tc>
         <w:tc>
           <w:tcPr>
-            <w:tcW w:w="3001" w:type="dxa"/>
+            <w:tcW w:w="3300" w:type="dxa"/>
             <w:tcBorders>
               <w:top w:val="single" w:sz="4" w:space="0" w:color="BFBFBF"/>
               <w:left w:val="single" w:sz="4" w:space="0" w:color="BFBFBF"/>
@@ -8704,7 +10663,7 @@
         </w:tc>
         <w:tc>
           <w:tcPr>
-            <w:tcW w:w="4126" w:type="dxa"/>
+            <w:tcW w:w="3927" w:type="dxa"/>
             <w:tcBorders>
               <w:top w:val="single" w:sz="4" w:space="0" w:color="BFBFBF"/>
               <w:left w:val="single" w:sz="4" w:space="0" w:color="BFBFBF"/>
@@ -8731,7 +10690,7 @@
         <w:trPr/>
         <w:tc>
           <w:tcPr>
-            <w:tcW w:w="1899" w:type="dxa"/>
+            <w:tcW w:w="1799" w:type="dxa"/>
             <w:tcBorders>
               <w:top w:val="single" w:sz="4" w:space="0" w:color="BFBFBF"/>
               <w:left w:val="single" w:sz="4" w:space="0" w:color="BFBFBF"/>
@@ -8756,7 +10715,7 @@
         </w:tc>
         <w:tc>
           <w:tcPr>
-            <w:tcW w:w="3001" w:type="dxa"/>
+            <w:tcW w:w="3300" w:type="dxa"/>
             <w:tcBorders>
               <w:top w:val="single" w:sz="4" w:space="0" w:color="BFBFBF"/>
               <w:left w:val="single" w:sz="4" w:space="0" w:color="BFBFBF"/>
@@ -8775,13 +10734,13 @@
               <w:rPr>
                 <w:rFonts w:eastAsia="Arial" w:cs="Arial"/>
               </w:rPr>
-              <w:t>Brazil South (São Paulo)</w:t>
-            </w:r>
-          </w:p>
-        </w:tc>
-        <w:tc>
-          <w:tcPr>
-            <w:tcW w:w="4126" w:type="dxa"/>
+              <w:t>Central US (EUA)</w:t>
+            </w:r>
+          </w:p>
+        </w:tc>
+        <w:tc>
+          <w:tcPr>
+            <w:tcW w:w="3927" w:type="dxa"/>
             <w:tcBorders>
               <w:top w:val="single" w:sz="4" w:space="0" w:color="BFBFBF"/>
               <w:left w:val="single" w:sz="4" w:space="0" w:color="BFBFBF"/>
@@ -8800,7 +10759,7 @@
               <w:rPr>
                 <w:rFonts w:eastAsia="Arial" w:cs="Arial"/>
               </w:rPr>
-              <w:t>Datacenter mais próximo do usuário, menor latência.</w:t>
+              <w:t>Datacenter onde a VM roda. Escolhida porque a assinatura não tinha tamanhos disponíveis em Brazil South (ver 8.6).</w:t>
             </w:r>
           </w:p>
         </w:tc>
@@ -8809,7 +10768,7 @@
         <w:trPr/>
         <w:tc>
           <w:tcPr>
-            <w:tcW w:w="1899" w:type="dxa"/>
+            <w:tcW w:w="1799" w:type="dxa"/>
             <w:tcBorders>
               <w:top w:val="single" w:sz="4" w:space="0" w:color="BFBFBF"/>
               <w:left w:val="single" w:sz="4" w:space="0" w:color="BFBFBF"/>
@@ -8833,31 +10792,31 @@
         </w:tc>
         <w:tc>
           <w:tcPr>
-            <w:tcW w:w="3001" w:type="dxa"/>
-            <w:tcBorders>
-              <w:top w:val="single" w:sz="4" w:space="0" w:color="BFBFBF"/>
-              <w:left w:val="single" w:sz="4" w:space="0" w:color="BFBFBF"/>
-              <w:bottom w:val="single" w:sz="4" w:space="0" w:color="BFBFBF"/>
-              <w:right w:val="single" w:sz="4" w:space="0" w:color="BFBFBF"/>
-            </w:tcBorders>
-          </w:tcPr>
-          <w:p>
-            <w:pPr>
-              <w:pStyle w:val="Normal"/>
-              <w:spacing w:lineRule="exact" w:line="260" w:before="0" w:after="0"/>
-              <w:rPr/>
-            </w:pPr>
-            <w:r>
-              <w:rPr>
-                <w:rFonts w:eastAsia="Arial" w:cs="Arial"/>
-              </w:rPr>
-              <w:t>vm-api-escola</w:t>
-            </w:r>
-          </w:p>
-        </w:tc>
-        <w:tc>
-          <w:tcPr>
-            <w:tcW w:w="4126" w:type="dxa"/>
+            <w:tcW w:w="3300" w:type="dxa"/>
+            <w:tcBorders>
+              <w:top w:val="single" w:sz="4" w:space="0" w:color="BFBFBF"/>
+              <w:left w:val="single" w:sz="4" w:space="0" w:color="BFBFBF"/>
+              <w:bottom w:val="single" w:sz="4" w:space="0" w:color="BFBFBF"/>
+              <w:right w:val="single" w:sz="4" w:space="0" w:color="BFBFBF"/>
+            </w:tcBorders>
+          </w:tcPr>
+          <w:p>
+            <w:pPr>
+              <w:pStyle w:val="Normal"/>
+              <w:spacing w:lineRule="exact" w:line="260" w:before="0" w:after="0"/>
+              <w:rPr/>
+            </w:pPr>
+            <w:r>
+              <w:rPr>
+                <w:rFonts w:eastAsia="Arial" w:cs="Arial"/>
+              </w:rPr>
+              <w:t>vm-api-escola (Geração 2)</w:t>
+            </w:r>
+          </w:p>
+        </w:tc>
+        <w:tc>
+          <w:tcPr>
+            <w:tcW w:w="3927" w:type="dxa"/>
             <w:tcBorders>
               <w:top w:val="single" w:sz="4" w:space="0" w:color="BFBFBF"/>
               <w:left w:val="single" w:sz="4" w:space="0" w:color="BFBFBF"/>
@@ -8884,7 +10843,7 @@
         <w:trPr/>
         <w:tc>
           <w:tcPr>
-            <w:tcW w:w="1899" w:type="dxa"/>
+            <w:tcW w:w="1799" w:type="dxa"/>
             <w:tcBorders>
               <w:top w:val="single" w:sz="4" w:space="0" w:color="BFBFBF"/>
               <w:left w:val="single" w:sz="4" w:space="0" w:color="BFBFBF"/>
@@ -8909,7 +10868,7 @@
         </w:tc>
         <w:tc>
           <w:tcPr>
-            <w:tcW w:w="3001" w:type="dxa"/>
+            <w:tcW w:w="3300" w:type="dxa"/>
             <w:tcBorders>
               <w:top w:val="single" w:sz="4" w:space="0" w:color="BFBFBF"/>
               <w:left w:val="single" w:sz="4" w:space="0" w:color="BFBFBF"/>
@@ -8928,13 +10887,13 @@
               <w:rPr>
                 <w:rFonts w:eastAsia="Arial" w:cs="Arial"/>
               </w:rPr>
-              <w:t>Standard_B1s</w:t>
-            </w:r>
-          </w:p>
-        </w:tc>
-        <w:tc>
-          <w:tcPr>
-            <w:tcW w:w="4126" w:type="dxa"/>
+              <w:t>Standard_B2pts_v2</w:t>
+            </w:r>
+          </w:p>
+        </w:tc>
+        <w:tc>
+          <w:tcPr>
+            <w:tcW w:w="3927" w:type="dxa"/>
             <w:tcBorders>
               <w:top w:val="single" w:sz="4" w:space="0" w:color="BFBFBF"/>
               <w:left w:val="single" w:sz="4" w:space="0" w:color="BFBFBF"/>
@@ -8953,7 +10912,7 @@
               <w:rPr>
                 <w:rFonts w:eastAsia="Arial" w:cs="Arial"/>
               </w:rPr>
-              <w:t>1 vCPU, 1 GiB de RAM, família B (burstable).</w:t>
+              <w:t>2 vCPUs, 1 GiB de RAM, processador Arm64, família B (burstable).</w:t>
             </w:r>
           </w:p>
         </w:tc>
@@ -8962,7 +10921,7 @@
         <w:trPr/>
         <w:tc>
           <w:tcPr>
-            <w:tcW w:w="1899" w:type="dxa"/>
+            <w:tcW w:w="1799" w:type="dxa"/>
             <w:tcBorders>
               <w:top w:val="single" w:sz="4" w:space="0" w:color="BFBFBF"/>
               <w:left w:val="single" w:sz="4" w:space="0" w:color="BFBFBF"/>
@@ -8986,49 +10945,49 @@
         </w:tc>
         <w:tc>
           <w:tcPr>
-            <w:tcW w:w="3001" w:type="dxa"/>
-            <w:tcBorders>
-              <w:top w:val="single" w:sz="4" w:space="0" w:color="BFBFBF"/>
-              <w:left w:val="single" w:sz="4" w:space="0" w:color="BFBFBF"/>
-              <w:bottom w:val="single" w:sz="4" w:space="0" w:color="BFBFBF"/>
-              <w:right w:val="single" w:sz="4" w:space="0" w:color="BFBFBF"/>
-            </w:tcBorders>
-          </w:tcPr>
-          <w:p>
-            <w:pPr>
-              <w:pStyle w:val="Normal"/>
-              <w:spacing w:lineRule="exact" w:line="260" w:before="0" w:after="0"/>
-              <w:rPr/>
-            </w:pPr>
-            <w:r>
-              <w:rPr>
-                <w:rFonts w:eastAsia="Arial" w:cs="Arial"/>
-              </w:rPr>
-              <w:t>Ubuntu Server 24.04 LTS</w:t>
-            </w:r>
-          </w:p>
-        </w:tc>
-        <w:tc>
-          <w:tcPr>
-            <w:tcW w:w="4126" w:type="dxa"/>
-            <w:tcBorders>
-              <w:top w:val="single" w:sz="4" w:space="0" w:color="BFBFBF"/>
-              <w:left w:val="single" w:sz="4" w:space="0" w:color="BFBFBF"/>
-              <w:bottom w:val="single" w:sz="4" w:space="0" w:color="BFBFBF"/>
-              <w:right w:val="single" w:sz="4" w:space="0" w:color="BFBFBF"/>
-            </w:tcBorders>
-          </w:tcPr>
-          <w:p>
-            <w:pPr>
-              <w:pStyle w:val="Normal"/>
-              <w:spacing w:lineRule="exact" w:line="260" w:before="0" w:after="0"/>
-              <w:rPr/>
-            </w:pPr>
-            <w:r>
-              <w:rPr>
-                <w:rFonts w:eastAsia="Arial" w:cs="Arial"/>
-              </w:rPr>
-              <w:t>Sistema operacional com suporte de longo prazo.</w:t>
+            <w:tcW w:w="3300" w:type="dxa"/>
+            <w:tcBorders>
+              <w:top w:val="single" w:sz="4" w:space="0" w:color="BFBFBF"/>
+              <w:left w:val="single" w:sz="4" w:space="0" w:color="BFBFBF"/>
+              <w:bottom w:val="single" w:sz="4" w:space="0" w:color="BFBFBF"/>
+              <w:right w:val="single" w:sz="4" w:space="0" w:color="BFBFBF"/>
+            </w:tcBorders>
+          </w:tcPr>
+          <w:p>
+            <w:pPr>
+              <w:pStyle w:val="Normal"/>
+              <w:spacing w:lineRule="exact" w:line="260" w:before="0" w:after="0"/>
+              <w:rPr/>
+            </w:pPr>
+            <w:r>
+              <w:rPr>
+                <w:rFonts w:eastAsia="Arial" w:cs="Arial"/>
+              </w:rPr>
+              <w:t>Canonical ubuntu-24_04-lts, plano server-arm64</w:t>
+            </w:r>
+          </w:p>
+        </w:tc>
+        <w:tc>
+          <w:tcPr>
+            <w:tcW w:w="3927" w:type="dxa"/>
+            <w:tcBorders>
+              <w:top w:val="single" w:sz="4" w:space="0" w:color="BFBFBF"/>
+              <w:left w:val="single" w:sz="4" w:space="0" w:color="BFBFBF"/>
+              <w:bottom w:val="single" w:sz="4" w:space="0" w:color="BFBFBF"/>
+              <w:right w:val="single" w:sz="4" w:space="0" w:color="BFBFBF"/>
+            </w:tcBorders>
+          </w:tcPr>
+          <w:p>
+            <w:pPr>
+              <w:pStyle w:val="Normal"/>
+              <w:spacing w:lineRule="exact" w:line="260" w:before="0" w:after="0"/>
+              <w:rPr/>
+            </w:pPr>
+            <w:r>
+              <w:rPr>
+                <w:rFonts w:eastAsia="Arial" w:cs="Arial"/>
+              </w:rPr>
+              <w:t>Ubuntu Server 24.04 LTS para Arm64.</w:t>
             </w:r>
           </w:p>
         </w:tc>
@@ -9037,7 +10996,7 @@
         <w:trPr/>
         <w:tc>
           <w:tcPr>
-            <w:tcW w:w="1899" w:type="dxa"/>
+            <w:tcW w:w="1799" w:type="dxa"/>
             <w:tcBorders>
               <w:top w:val="single" w:sz="4" w:space="0" w:color="BFBFBF"/>
               <w:left w:val="single" w:sz="4" w:space="0" w:color="BFBFBF"/>
@@ -9062,7 +11021,7 @@
         </w:tc>
         <w:tc>
           <w:tcPr>
-            <w:tcW w:w="3001" w:type="dxa"/>
+            <w:tcW w:w="3300" w:type="dxa"/>
             <w:tcBorders>
               <w:top w:val="single" w:sz="4" w:space="0" w:color="BFBFBF"/>
               <w:left w:val="single" w:sz="4" w:space="0" w:color="BFBFBF"/>
@@ -9081,13 +11040,13 @@
               <w:rPr>
                 <w:rFonts w:eastAsia="Arial" w:cs="Arial"/>
               </w:rPr>
-              <w:t>Managed Disk, Standard SSD LRS, 30 GiB</w:t>
-            </w:r>
-          </w:p>
-        </w:tc>
-        <w:tc>
-          <w:tcPr>
-            <w:tcW w:w="4126" w:type="dxa"/>
+              <w:t>vm-api-escola_OsDisk_1_…, Standard SSD LRS, 30 GiB</w:t>
+            </w:r>
+          </w:p>
+        </w:tc>
+        <w:tc>
+          <w:tcPr>
+            <w:tcW w:w="3927" w:type="dxa"/>
             <w:tcBorders>
               <w:top w:val="single" w:sz="4" w:space="0" w:color="BFBFBF"/>
               <w:left w:val="single" w:sz="4" w:space="0" w:color="BFBFBF"/>
@@ -9115,7 +11074,7 @@
         <w:trPr/>
         <w:tc>
           <w:tcPr>
-            <w:tcW w:w="1899" w:type="dxa"/>
+            <w:tcW w:w="1799" w:type="dxa"/>
             <w:tcBorders>
               <w:top w:val="single" w:sz="4" w:space="0" w:color="BFBFBF"/>
               <w:left w:val="single" w:sz="4" w:space="0" w:color="BFBFBF"/>
@@ -9139,49 +11098,49 @@
         </w:tc>
         <w:tc>
           <w:tcPr>
-            <w:tcW w:w="3001" w:type="dxa"/>
-            <w:tcBorders>
-              <w:top w:val="single" w:sz="4" w:space="0" w:color="BFBFBF"/>
-              <w:left w:val="single" w:sz="4" w:space="0" w:color="BFBFBF"/>
-              <w:bottom w:val="single" w:sz="4" w:space="0" w:color="BFBFBF"/>
-              <w:right w:val="single" w:sz="4" w:space="0" w:color="BFBFBF"/>
-            </w:tcBorders>
-          </w:tcPr>
-          <w:p>
-            <w:pPr>
-              <w:pStyle w:val="Normal"/>
-              <w:spacing w:lineRule="exact" w:line="260" w:before="0" w:after="0"/>
-              <w:rPr/>
-            </w:pPr>
-            <w:r>
-              <w:rPr>
-                <w:rFonts w:eastAsia="Arial" w:cs="Arial"/>
-              </w:rPr>
-              <w:t>VNet 10.0.0.0/16, Subnet 10.0.0.0/24</w:t>
-            </w:r>
-          </w:p>
-        </w:tc>
-        <w:tc>
-          <w:tcPr>
-            <w:tcW w:w="4126" w:type="dxa"/>
-            <w:tcBorders>
-              <w:top w:val="single" w:sz="4" w:space="0" w:color="BFBFBF"/>
-              <w:left w:val="single" w:sz="4" w:space="0" w:color="BFBFBF"/>
-              <w:bottom w:val="single" w:sz="4" w:space="0" w:color="BFBFBF"/>
-              <w:right w:val="single" w:sz="4" w:space="0" w:color="BFBFBF"/>
-            </w:tcBorders>
-          </w:tcPr>
-          <w:p>
-            <w:pPr>
-              <w:pStyle w:val="Normal"/>
-              <w:spacing w:lineRule="exact" w:line="260" w:before="0" w:after="0"/>
-              <w:rPr/>
-            </w:pPr>
-            <w:r>
-              <w:rPr>
-                <w:rFonts w:eastAsia="Arial" w:cs="Arial"/>
-              </w:rPr>
-              <w:t>Rede privada onde a VM fica.</w:t>
+            <w:tcW w:w="3300" w:type="dxa"/>
+            <w:tcBorders>
+              <w:top w:val="single" w:sz="4" w:space="0" w:color="BFBFBF"/>
+              <w:left w:val="single" w:sz="4" w:space="0" w:color="BFBFBF"/>
+              <w:bottom w:val="single" w:sz="4" w:space="0" w:color="BFBFBF"/>
+              <w:right w:val="single" w:sz="4" w:space="0" w:color="BFBFBF"/>
+            </w:tcBorders>
+          </w:tcPr>
+          <w:p>
+            <w:pPr>
+              <w:pStyle w:val="Normal"/>
+              <w:spacing w:lineRule="exact" w:line="260" w:before="0" w:after="0"/>
+              <w:rPr/>
+            </w:pPr>
+            <w:r>
+              <w:rPr>
+                <w:rFonts w:eastAsia="Arial" w:cs="Arial"/>
+              </w:rPr>
+              <w:t>vm-api-escolaVNET / vm-api-escolaSubnet</w:t>
+            </w:r>
+          </w:p>
+        </w:tc>
+        <w:tc>
+          <w:tcPr>
+            <w:tcW w:w="3927" w:type="dxa"/>
+            <w:tcBorders>
+              <w:top w:val="single" w:sz="4" w:space="0" w:color="BFBFBF"/>
+              <w:left w:val="single" w:sz="4" w:space="0" w:color="BFBFBF"/>
+              <w:bottom w:val="single" w:sz="4" w:space="0" w:color="BFBFBF"/>
+              <w:right w:val="single" w:sz="4" w:space="0" w:color="BFBFBF"/>
+            </w:tcBorders>
+          </w:tcPr>
+          <w:p>
+            <w:pPr>
+              <w:pStyle w:val="Normal"/>
+              <w:spacing w:lineRule="exact" w:line="260" w:before="0" w:after="0"/>
+              <w:rPr/>
+            </w:pPr>
+            <w:r>
+              <w:rPr>
+                <w:rFonts w:eastAsia="Arial" w:cs="Arial"/>
+              </w:rPr>
+              <w:t>Rede privada onde a VM fica (10.0.0.0/16, sub-rede 10.0.0.0/24).</w:t>
             </w:r>
           </w:p>
         </w:tc>
@@ -9190,7 +11149,7 @@
         <w:trPr/>
         <w:tc>
           <w:tcPr>
-            <w:tcW w:w="1899" w:type="dxa"/>
+            <w:tcW w:w="1799" w:type="dxa"/>
             <w:tcBorders>
               <w:top w:val="single" w:sz="4" w:space="0" w:color="BFBFBF"/>
               <w:left w:val="single" w:sz="4" w:space="0" w:color="BFBFBF"/>
@@ -9215,7 +11174,7 @@
         </w:tc>
         <w:tc>
           <w:tcPr>
-            <w:tcW w:w="3001" w:type="dxa"/>
+            <w:tcW w:w="3300" w:type="dxa"/>
             <w:tcBorders>
               <w:top w:val="single" w:sz="4" w:space="0" w:color="BFBFBF"/>
               <w:left w:val="single" w:sz="4" w:space="0" w:color="BFBFBF"/>
@@ -9234,13 +11193,13 @@
               <w:rPr>
                 <w:rFonts w:eastAsia="Arial" w:cs="Arial"/>
               </w:rPr>
-              <w:t>NIC da VM</w:t>
-            </w:r>
-          </w:p>
-        </w:tc>
-        <w:tc>
-          <w:tcPr>
-            <w:tcW w:w="4126" w:type="dxa"/>
+              <w:t>vm-api-escolaVMNic</w:t>
+            </w:r>
+          </w:p>
+        </w:tc>
+        <w:tc>
+          <w:tcPr>
+            <w:tcW w:w="3927" w:type="dxa"/>
             <w:tcBorders>
               <w:top w:val="single" w:sz="4" w:space="0" w:color="BFBFBF"/>
               <w:left w:val="single" w:sz="4" w:space="0" w:color="BFBFBF"/>
@@ -9259,7 +11218,7 @@
               <w:rPr>
                 <w:rFonts w:eastAsia="Arial" w:cs="Arial"/>
               </w:rPr>
-              <w:t>Liga a VM à subnet e ao IP público.</w:t>
+              <w:t>Liga a VM à sub-rede (IP privado 10.0.0.4) e ao IP público.</w:t>
             </w:r>
           </w:p>
         </w:tc>
@@ -9268,7 +11227,7 @@
         <w:trPr/>
         <w:tc>
           <w:tcPr>
-            <w:tcW w:w="1899" w:type="dxa"/>
+            <w:tcW w:w="1799" w:type="dxa"/>
             <w:tcBorders>
               <w:top w:val="single" w:sz="4" w:space="0" w:color="BFBFBF"/>
               <w:left w:val="single" w:sz="4" w:space="0" w:color="BFBFBF"/>
@@ -9292,31 +11251,31 @@
         </w:tc>
         <w:tc>
           <w:tcPr>
-            <w:tcW w:w="3001" w:type="dxa"/>
-            <w:tcBorders>
-              <w:top w:val="single" w:sz="4" w:space="0" w:color="BFBFBF"/>
-              <w:left w:val="single" w:sz="4" w:space="0" w:color="BFBFBF"/>
-              <w:bottom w:val="single" w:sz="4" w:space="0" w:color="BFBFBF"/>
-              <w:right w:val="single" w:sz="4" w:space="0" w:color="BFBFBF"/>
-            </w:tcBorders>
-          </w:tcPr>
-          <w:p>
-            <w:pPr>
-              <w:pStyle w:val="Normal"/>
-              <w:spacing w:lineRule="exact" w:line="260" w:before="0" w:after="0"/>
-              <w:rPr/>
-            </w:pPr>
-            <w:r>
-              <w:rPr>
-                <w:rFonts w:eastAsia="Arial" w:cs="Arial"/>
-              </w:rPr>
-              <w:t>SKU Standard, estático</w:t>
-            </w:r>
-          </w:p>
-        </w:tc>
-        <w:tc>
-          <w:tcPr>
-            <w:tcW w:w="4126" w:type="dxa"/>
+            <w:tcW w:w="3300" w:type="dxa"/>
+            <w:tcBorders>
+              <w:top w:val="single" w:sz="4" w:space="0" w:color="BFBFBF"/>
+              <w:left w:val="single" w:sz="4" w:space="0" w:color="BFBFBF"/>
+              <w:bottom w:val="single" w:sz="4" w:space="0" w:color="BFBFBF"/>
+              <w:right w:val="single" w:sz="4" w:space="0" w:color="BFBFBF"/>
+            </w:tcBorders>
+          </w:tcPr>
+          <w:p>
+            <w:pPr>
+              <w:pStyle w:val="Normal"/>
+              <w:spacing w:lineRule="exact" w:line="260" w:before="0" w:after="0"/>
+              <w:rPr/>
+            </w:pPr>
+            <w:r>
+              <w:rPr>
+                <w:rFonts w:eastAsia="Arial" w:cs="Arial"/>
+              </w:rPr>
+              <w:t>vm-api-escolaPublicIP – 52.230.164.119</w:t>
+            </w:r>
+          </w:p>
+        </w:tc>
+        <w:tc>
+          <w:tcPr>
+            <w:tcW w:w="3927" w:type="dxa"/>
             <w:tcBorders>
               <w:top w:val="single" w:sz="4" w:space="0" w:color="BFBFBF"/>
               <w:left w:val="single" w:sz="4" w:space="0" w:color="BFBFBF"/>
@@ -9343,7 +11302,7 @@
         <w:trPr/>
         <w:tc>
           <w:tcPr>
-            <w:tcW w:w="1899" w:type="dxa"/>
+            <w:tcW w:w="1799" w:type="dxa"/>
             <w:tcBorders>
               <w:top w:val="single" w:sz="4" w:space="0" w:color="BFBFBF"/>
               <w:left w:val="single" w:sz="4" w:space="0" w:color="BFBFBF"/>
@@ -9368,7 +11327,7 @@
         </w:tc>
         <w:tc>
           <w:tcPr>
-            <w:tcW w:w="3001" w:type="dxa"/>
+            <w:tcW w:w="3300" w:type="dxa"/>
             <w:tcBorders>
               <w:top w:val="single" w:sz="4" w:space="0" w:color="BFBFBF"/>
               <w:left w:val="single" w:sz="4" w:space="0" w:color="BFBFBF"/>
@@ -9387,13 +11346,13 @@
               <w:rPr>
                 <w:rFonts w:eastAsia="Arial" w:cs="Arial"/>
               </w:rPr>
-              <w:t>Regras de entrada 22 e 80</w:t>
-            </w:r>
-          </w:p>
-        </w:tc>
-        <w:tc>
-          <w:tcPr>
-            <w:tcW w:w="4126" w:type="dxa"/>
+              <w:t>vm-api-escolaNSG</w:t>
+            </w:r>
+          </w:p>
+        </w:tc>
+        <w:tc>
+          <w:tcPr>
+            <w:tcW w:w="3927" w:type="dxa"/>
             <w:tcBorders>
               <w:top w:val="single" w:sz="4" w:space="0" w:color="BFBFBF"/>
               <w:left w:val="single" w:sz="4" w:space="0" w:color="BFBFBF"/>
@@ -9412,7 +11371,7 @@
               <w:rPr>
                 <w:rFonts w:eastAsia="Arial" w:cs="Arial"/>
               </w:rPr>
-              <w:t>Firewall: só libera SSH e HTTP.</w:t>
+              <w:t>Firewall: só libera SSH (22) e HTTP (80).</w:t>
             </w:r>
           </w:p>
         </w:tc>
@@ -9421,7 +11380,7 @@
         <w:trPr/>
         <w:tc>
           <w:tcPr>
-            <w:tcW w:w="1899" w:type="dxa"/>
+            <w:tcW w:w="1799" w:type="dxa"/>
             <w:tcBorders>
               <w:top w:val="single" w:sz="4" w:space="0" w:color="BFBFBF"/>
               <w:left w:val="single" w:sz="4" w:space="0" w:color="BFBFBF"/>
@@ -9445,7 +11404,7 @@
         </w:tc>
         <w:tc>
           <w:tcPr>
-            <w:tcW w:w="3001" w:type="dxa"/>
+            <w:tcW w:w="3300" w:type="dxa"/>
             <w:tcBorders>
               <w:top w:val="single" w:sz="4" w:space="0" w:color="BFBFBF"/>
               <w:left w:val="single" w:sz="4" w:space="0" w:color="BFBFBF"/>
@@ -9469,7 +11428,7 @@
         </w:tc>
         <w:tc>
           <w:tcPr>
-            <w:tcW w:w="4126" w:type="dxa"/>
+            <w:tcW w:w="3927" w:type="dxa"/>
             <w:tcBorders>
               <w:top w:val="single" w:sz="4" w:space="0" w:color="BFBFBF"/>
               <w:left w:val="single" w:sz="4" w:space="0" w:color="BFBFBF"/>
@@ -9508,8 +11467,8 @@
         <w:pStyle w:val="Heading2"/>
         <w:rPr/>
       </w:pPr>
-      <w:bookmarkStart w:id="19" w:name="__RefHeading___Toc1207_3379194974"/>
-      <w:bookmarkEnd w:id="19"/>
+      <w:bookmarkStart w:id="21" w:name="__RefHeading___Toc1573_3656528421"/>
+      <w:bookmarkEnd w:id="21"/>
       <w:r>
         <w:rPr>
           <w:rFonts w:eastAsia="Arial" w:cs="Arial"/>
@@ -9542,22 +11501,114 @@
         <w:rPr>
           <w:rFonts w:eastAsia="Arial" w:cs="Arial"/>
         </w:rPr>
-        <w:t xml:space="preserve"> (ou *size*) define o hardware virtual da VM. O nome </w:t>
-      </w:r>
-      <w:r>
-        <w:rPr>
-          <w:rFonts w:eastAsia="Consolas" w:cs="Consolas" w:ascii="Consolas" w:hAnsi="Consolas"/>
-          <w:color w:val="C7254E"/>
-          <w:sz w:val="20"/>
-          <w:szCs w:val="20"/>
-        </w:rPr>
-        <w:t>Standard_B1s</w:t>
-      </w:r>
-      <w:r>
-        <w:rPr>
-          <w:rFonts w:eastAsia="Arial" w:cs="Arial"/>
-        </w:rPr>
-        <w:t xml:space="preserve"> se lê assim:</w:t>
+        <w:t xml:space="preserve"> (ou *size*) define o hardware virtual da VM. O tamanho usado foi o </w:t>
+      </w:r>
+      <w:r>
+        <w:rPr>
+          <w:rFonts w:eastAsia="Arial" w:cs="Arial"/>
+          <w:b/>
+          <w:bCs/>
+        </w:rPr>
+        <w:t>Standard_B2pts_v2</w:t>
+      </w:r>
+      <w:r>
+        <w:rPr>
+          <w:rFonts w:eastAsia="Arial" w:cs="Arial"/>
+        </w:rPr>
+        <w:t>, confirmado no portal:</w:t>
+      </w:r>
+    </w:p>
+    <w:p>
+      <w:pPr>
+        <w:pStyle w:val="Normal"/>
+        <w:keepNext w:val="true"/>
+        <w:spacing w:before="120" w:after="60"/>
+        <w:jc w:val="center"/>
+        <w:rPr/>
+      </w:pPr>
+      <w:r>
+        <w:rPr/>
+        <w:drawing>
+          <wp:inline distT="0" distB="0" distL="0" distR="0">
+            <wp:extent cx="3143250" cy="1504950"/>
+            <wp:effectExtent l="0" t="0" r="0" b="0"/>
+            <wp:docPr id="13" name="12_azure_vm_tamanho_sku.png" descr="Tamanho da VM no portal: Standard B2pts v2, 2 vCPUs, 1 GiB de RAM&#10;Tamanho da VM no portal: Standard B2pts v2, 2 vCPUs, 1 GiB de RAM"/>
+            <wp:cNvGraphicFramePr>
+              <a:graphicFrameLocks xmlns:a="http://schemas.openxmlformats.org/drawingml/2006/main" noChangeAspect="1"/>
+            </wp:cNvGraphicFramePr>
+            <a:graphic xmlns:a="http://schemas.openxmlformats.org/drawingml/2006/main">
+              <a:graphicData uri="http://schemas.openxmlformats.org/drawingml/2006/picture">
+                <pic:pic xmlns:pic="http://schemas.openxmlformats.org/drawingml/2006/picture">
+                  <pic:nvPicPr>
+                    <pic:cNvPr id="13" name="12_azure_vm_tamanho_sku.png" descr="Tamanho da VM no portal: Standard B2pts v2, 2 vCPUs, 1 GiB de RAM&#10;Tamanho da VM no portal: Standard B2pts v2, 2 vCPUs, 1 GiB de RAM"/>
+                    <pic:cNvPicPr>
+                      <a:picLocks noChangeAspect="1" noChangeArrowheads="1"/>
+                    </pic:cNvPicPr>
+                  </pic:nvPicPr>
+                  <pic:blipFill>
+                    <a:blip r:embed="rId14"/>
+                    <a:stretch>
+                      <a:fillRect/>
+                    </a:stretch>
+                  </pic:blipFill>
+                  <pic:spPr bwMode="auto">
+                    <a:xfrm>
+                      <a:off x="0" y="0"/>
+                      <a:ext cx="3143250" cy="1504950"/>
+                    </a:xfrm>
+                    <a:prstGeom prst="rect">
+                      <a:avLst/>
+                    </a:prstGeom>
+                  </pic:spPr>
+                </pic:pic>
+              </a:graphicData>
+            </a:graphic>
+          </wp:inline>
+        </w:drawing>
+      </w:r>
+    </w:p>
+    <w:p>
+      <w:pPr>
+        <w:pStyle w:val="Normal"/>
+        <w:spacing w:before="0" w:after="240"/>
+        <w:jc w:val="center"/>
+        <w:rPr/>
+      </w:pPr>
+      <w:r>
+        <w:rPr>
+          <w:rFonts w:eastAsia="Arial" w:cs="Arial"/>
+          <w:b/>
+          <w:bCs/>
+          <w:color w:val="595959"/>
+          <w:sz w:val="18"/>
+          <w:szCs w:val="18"/>
+        </w:rPr>
+        <w:t xml:space="preserve">Figura 13 – </w:t>
+      </w:r>
+      <w:r>
+        <w:rPr>
+          <w:rFonts w:eastAsia="Arial" w:cs="Arial"/>
+          <w:i/>
+          <w:iCs/>
+          <w:color w:val="595959"/>
+          <w:sz w:val="18"/>
+          <w:szCs w:val="18"/>
+        </w:rPr>
+        <w:t>Tamanho da VM no portal: Standard B2pts v2, 2 vCPUs, 1 GiB de RAM</w:t>
+      </w:r>
+    </w:p>
+    <w:p>
+      <w:pPr>
+        <w:pStyle w:val="Normal"/>
+        <w:spacing w:lineRule="exact" w:line="300" w:before="0" w:after="120"/>
+        <w:jc w:val="both"/>
+        <w:rPr/>
+      </w:pPr>
+      <w:r>
+        <w:rPr>
+          <w:rFonts w:eastAsia="Arial" w:cs="Arial"/>
+        </w:rPr>
+        <w:t>O nome segue a convenção de nomes da Azure e se lê assim:</w:t>
       </w:r>
     </w:p>
     <w:p>
@@ -9582,7 +11633,7 @@
         <w:rPr>
           <w:rFonts w:eastAsia="Arial" w:cs="Arial"/>
         </w:rPr>
-        <w:t xml:space="preserve"> camada de preço padrão (a camada Basic antiga foi descontinuada).</w:t>
+        <w:t xml:space="preserve"> camada de preço padrão.</w:t>
       </w:r>
     </w:p>
     <w:p>
@@ -9626,13 +11677,13 @@
           <w:b/>
           <w:bCs/>
         </w:rPr>
-        <w:t>1:</w:t>
-      </w:r>
-      <w:r>
-        <w:rPr>
-          <w:rFonts w:eastAsia="Arial" w:cs="Arial"/>
-        </w:rPr>
-        <w:t xml:space="preserve"> uma vCPU.</w:t>
+        <w:t>2:</w:t>
+      </w:r>
+      <w:r>
+        <w:rPr>
+          <w:rFonts w:eastAsia="Arial" w:cs="Arial"/>
+        </w:rPr>
+        <w:t xml:space="preserve"> duas vCPUs.</w:t>
       </w:r>
     </w:p>
     <w:p>
@@ -9651,13 +11702,13 @@
           <w:b/>
           <w:bCs/>
         </w:rPr>
-        <w:t>s:</w:t>
-      </w:r>
-      <w:r>
-        <w:rPr>
-          <w:rFonts w:eastAsia="Arial" w:cs="Arial"/>
-        </w:rPr>
-        <w:t xml:space="preserve"> suporta discos </w:t>
+        <w:t>p:</w:t>
+      </w:r>
+      <w:r>
+        <w:rPr>
+          <w:rFonts w:eastAsia="Arial" w:cs="Arial"/>
+        </w:rPr>
+        <w:t xml:space="preserve"> processador </w:t>
       </w:r>
       <w:r>
         <w:rPr>
@@ -9665,6 +11716,70 @@
           <w:b/>
           <w:bCs/>
         </w:rPr>
+        <w:t>Arm</w:t>
+      </w:r>
+      <w:r>
+        <w:rPr>
+          <w:rFonts w:eastAsia="Arial" w:cs="Arial"/>
+        </w:rPr>
+        <w:t xml:space="preserve"> (arquitetura Arm64), mais econômico em energia e custo.</w:t>
+      </w:r>
+    </w:p>
+    <w:p>
+      <w:pPr>
+        <w:pStyle w:val="ListParagraph"/>
+        <w:numPr>
+          <w:ilvl w:val="0"/>
+          <w:numId w:val="1"/>
+        </w:numPr>
+        <w:spacing w:lineRule="exact" w:line="290" w:before="0" w:after="60"/>
+        <w:rPr/>
+      </w:pPr>
+      <w:r>
+        <w:rPr>
+          <w:rFonts w:eastAsia="Arial" w:cs="Arial"/>
+          <w:b/>
+          <w:bCs/>
+        </w:rPr>
+        <w:t>t:</w:t>
+      </w:r>
+      <w:r>
+        <w:rPr>
+          <w:rFonts w:eastAsia="Arial" w:cs="Arial"/>
+        </w:rPr>
+        <w:t xml:space="preserve"> *tiny memory*, ou seja, pouca memória por vCPU (1 GiB no total).</w:t>
+      </w:r>
+    </w:p>
+    <w:p>
+      <w:pPr>
+        <w:pStyle w:val="ListParagraph"/>
+        <w:numPr>
+          <w:ilvl w:val="0"/>
+          <w:numId w:val="1"/>
+        </w:numPr>
+        <w:spacing w:lineRule="exact" w:line="290" w:before="0" w:after="60"/>
+        <w:rPr/>
+      </w:pPr>
+      <w:r>
+        <w:rPr>
+          <w:rFonts w:eastAsia="Arial" w:cs="Arial"/>
+          <w:b/>
+          <w:bCs/>
+        </w:rPr>
+        <w:t>s:</w:t>
+      </w:r>
+      <w:r>
+        <w:rPr>
+          <w:rFonts w:eastAsia="Arial" w:cs="Arial"/>
+        </w:rPr>
+        <w:t xml:space="preserve"> suporta discos </w:t>
+      </w:r>
+      <w:r>
+        <w:rPr>
+          <w:rFonts w:eastAsia="Arial" w:cs="Arial"/>
+          <w:b/>
+          <w:bCs/>
+        </w:rPr>
         <w:t>Premium SSD</w:t>
       </w:r>
       <w:r>
@@ -9672,6 +11787,31 @@
           <w:rFonts w:eastAsia="Arial" w:cs="Arial"/>
         </w:rPr>
         <w:t xml:space="preserve"> (o projeto usa Standard SSD para economizar).</w:t>
+      </w:r>
+    </w:p>
+    <w:p>
+      <w:pPr>
+        <w:pStyle w:val="ListParagraph"/>
+        <w:numPr>
+          <w:ilvl w:val="0"/>
+          <w:numId w:val="1"/>
+        </w:numPr>
+        <w:spacing w:lineRule="exact" w:line="290" w:before="0" w:after="60"/>
+        <w:rPr/>
+      </w:pPr>
+      <w:r>
+        <w:rPr>
+          <w:rFonts w:eastAsia="Arial" w:cs="Arial"/>
+          <w:b/>
+          <w:bCs/>
+        </w:rPr>
+        <w:t>v2:</w:t>
+      </w:r>
+      <w:r>
+        <w:rPr>
+          <w:rFonts w:eastAsia="Arial" w:cs="Arial"/>
+        </w:rPr>
+        <w:t xml:space="preserve"> segunda versão dessa série de tamanhos.</w:t>
       </w:r>
     </w:p>
     <w:tbl>
@@ -9751,7 +11891,7 @@
                 <w:sz w:val="19"/>
                 <w:szCs w:val="19"/>
               </w:rPr>
-              <w:t>Standard_B1s</w:t>
+              <w:t>Standard_B2pts_v2</w:t>
             </w:r>
           </w:p>
         </w:tc>
@@ -9802,7 +11942,7 @@
               <w:rPr>
                 <w:rFonts w:eastAsia="Arial" w:cs="Arial"/>
               </w:rPr>
-              <w:t>1</w:t>
+              <w:t>2</w:t>
             </w:r>
           </w:p>
         </w:tc>
@@ -9882,7 +12022,7 @@
               <w:rPr>
                 <w:rFonts w:eastAsia="Arial" w:cs="Arial"/>
               </w:rPr>
-              <w:t>Modelo de CPU</w:t>
+              <w:t>Threads por núcleo</w:t>
             </w:r>
           </w:p>
         </w:tc>
@@ -9906,7 +12046,7 @@
               <w:rPr>
                 <w:rFonts w:eastAsia="Arial" w:cs="Arial"/>
               </w:rPr>
-              <w:t>Burstable (créditos de CPU)</w:t>
+              <w:t>1</w:t>
             </w:r>
           </w:p>
         </w:tc>
@@ -9934,7 +12074,7 @@
               <w:rPr>
                 <w:rFonts w:eastAsia="Arial" w:cs="Arial"/>
               </w:rPr>
-              <w:t>Discos de dados</w:t>
+              <w:t>Arquitetura</w:t>
             </w:r>
           </w:p>
         </w:tc>
@@ -9959,7 +12099,7 @@
               <w:rPr>
                 <w:rFonts w:eastAsia="Arial" w:cs="Arial"/>
               </w:rPr>
-              <w:t>até 2</w:t>
+              <w:t>Arm64</w:t>
             </w:r>
           </w:p>
         </w:tc>
@@ -9986,6 +12126,58 @@
               <w:rPr>
                 <w:rFonts w:eastAsia="Arial" w:cs="Arial"/>
               </w:rPr>
+              <w:t>Modelo de CPU</w:t>
+            </w:r>
+          </w:p>
+        </w:tc>
+        <w:tc>
+          <w:tcPr>
+            <w:tcW w:w="6025" w:type="dxa"/>
+            <w:tcBorders>
+              <w:top w:val="single" w:sz="4" w:space="0" w:color="BFBFBF"/>
+              <w:left w:val="single" w:sz="4" w:space="0" w:color="BFBFBF"/>
+              <w:bottom w:val="single" w:sz="4" w:space="0" w:color="BFBFBF"/>
+              <w:right w:val="single" w:sz="4" w:space="0" w:color="BFBFBF"/>
+            </w:tcBorders>
+          </w:tcPr>
+          <w:p>
+            <w:pPr>
+              <w:pStyle w:val="Normal"/>
+              <w:spacing w:lineRule="exact" w:line="260" w:before="0" w:after="0"/>
+              <w:rPr/>
+            </w:pPr>
+            <w:r>
+              <w:rPr>
+                <w:rFonts w:eastAsia="Arial" w:cs="Arial"/>
+              </w:rPr>
+              <w:t>Burstable (créditos de CPU)</w:t>
+            </w:r>
+          </w:p>
+        </w:tc>
+      </w:tr>
+      <w:tr>
+        <w:trPr/>
+        <w:tc>
+          <w:tcPr>
+            <w:tcW w:w="3000" w:type="dxa"/>
+            <w:tcBorders>
+              <w:top w:val="single" w:sz="4" w:space="0" w:color="BFBFBF"/>
+              <w:left w:val="single" w:sz="4" w:space="0" w:color="BFBFBF"/>
+              <w:bottom w:val="single" w:sz="4" w:space="0" w:color="BFBFBF"/>
+              <w:right w:val="single" w:sz="4" w:space="0" w:color="BFBFBF"/>
+            </w:tcBorders>
+            <w:shd w:color="auto" w:fill="F2F6FA" w:val="clear"/>
+          </w:tcPr>
+          <w:p>
+            <w:pPr>
+              <w:pStyle w:val="Normal"/>
+              <w:spacing w:lineRule="exact" w:line="260" w:before="0" w:after="0"/>
+              <w:rPr/>
+            </w:pPr>
+            <w:r>
+              <w:rPr>
+                <w:rFonts w:eastAsia="Arial" w:cs="Arial"/>
+              </w:rPr>
               <w:t>Uso neste projeto</w:t>
             </w:r>
           </w:p>
@@ -9999,6 +12191,7 @@
               <w:bottom w:val="single" w:sz="4" w:space="0" w:color="BFBFBF"/>
               <w:right w:val="single" w:sz="4" w:space="0" w:color="BFBFBF"/>
             </w:tcBorders>
+            <w:shd w:color="auto" w:fill="F2F6FA" w:val="clear"/>
           </w:tcPr>
           <w:p>
             <w:pPr>
@@ -10037,7 +12230,7 @@
         <w:rPr>
           <w:rFonts w:eastAsia="Arial" w:cs="Arial"/>
         </w:rPr>
-        <w:t xml:space="preserve">A conta gratuita da Azure inclui, para novos clientes, </w:t>
+        <w:t xml:space="preserve">Como a VM é </w:t>
       </w:r>
       <w:r>
         <w:rPr>
@@ -10045,13 +12238,13 @@
           <w:b/>
           <w:bCs/>
         </w:rPr>
-        <w:t>750 horas por mês durante 12 meses</w:t>
-      </w:r>
-      <w:r>
-        <w:rPr>
-          <w:rFonts w:eastAsia="Arial" w:cs="Arial"/>
-        </w:rPr>
-        <w:t xml:space="preserve"> de VMs B1s, B2pts v2 (Arm) ou B2ats v2 (AMD). Como um mês tem cerca de 730 horas, uma VM B1s ligada o mês todo cabe nesse limite. Caso a B1s não esteja disponível na região, a </w:t>
+        <w:t>Arm64</w:t>
+      </w:r>
+      <w:r>
+        <w:rPr>
+          <w:rFonts w:eastAsia="Arial" w:cs="Arial"/>
+        </w:rPr>
+        <w:t>, foi usada a imagem do Ubuntu específica para Arm (</w:t>
       </w:r>
       <w:r>
         <w:rPr>
@@ -10060,13 +12253,120 @@
           <w:sz w:val="20"/>
           <w:szCs w:val="20"/>
         </w:rPr>
-        <w:t>Standard_B2ats_v2</w:t>
-      </w:r>
-      <w:r>
-        <w:rPr>
-          <w:rFonts w:eastAsia="Arial" w:cs="Arial"/>
-        </w:rPr>
-        <w:t xml:space="preserve"> é uma alternativa também coberta pela conta gratuita; basta trocar a variável </w:t>
+        <w:t>server-arm64</w:t>
+      </w:r>
+      <w:r>
+        <w:rPr>
+          <w:rFonts w:eastAsia="Arial" w:cs="Arial"/>
+        </w:rPr>
+        <w:t xml:space="preserve">). Python, Nginx e SQLite funcionam da mesma forma nas duas arquiteturas, então o código da API não precisou de nenhuma mudança. O script de deploy detecta tamanhos Arm (letra </w:t>
+      </w:r>
+      <w:r>
+        <w:rPr>
+          <w:rFonts w:eastAsia="Arial" w:cs="Arial"/>
+          <w:b/>
+          <w:bCs/>
+        </w:rPr>
+        <w:t>p</w:t>
+      </w:r>
+      <w:r>
+        <w:rPr>
+          <w:rFonts w:eastAsia="Arial" w:cs="Arial"/>
+        </w:rPr>
+        <w:t xml:space="preserve"> no nome) e escolhe a imagem certa automaticamente.</w:t>
+      </w:r>
+    </w:p>
+    <w:p>
+      <w:pPr>
+        <w:pStyle w:val="Normal"/>
+        <w:keepNext w:val="true"/>
+        <w:spacing w:before="120" w:after="60"/>
+        <w:jc w:val="center"/>
+        <w:rPr/>
+      </w:pPr>
+      <w:r>
+        <w:rPr/>
+        <w:drawing>
+          <wp:inline distT="0" distB="0" distL="0" distR="0">
+            <wp:extent cx="5715000" cy="1581150"/>
+            <wp:effectExtent l="0" t="0" r="0" b="0"/>
+            <wp:docPr id="14" name="10_azure_vm_visao_geral.png" descr="Visão geral da VM: Ubuntu 24.04, Geração 2, arquitetura Arm64, IP público e privado&#10;Visão geral da VM: Ubuntu 24.04, Geração 2, arquitetura Arm64, IP público e privado"/>
+            <wp:cNvGraphicFramePr>
+              <a:graphicFrameLocks xmlns:a="http://schemas.openxmlformats.org/drawingml/2006/main" noChangeAspect="1"/>
+            </wp:cNvGraphicFramePr>
+            <a:graphic xmlns:a="http://schemas.openxmlformats.org/drawingml/2006/main">
+              <a:graphicData uri="http://schemas.openxmlformats.org/drawingml/2006/picture">
+                <pic:pic xmlns:pic="http://schemas.openxmlformats.org/drawingml/2006/picture">
+                  <pic:nvPicPr>
+                    <pic:cNvPr id="14" name="10_azure_vm_visao_geral.png" descr="Visão geral da VM: Ubuntu 24.04, Geração 2, arquitetura Arm64, IP público e privado&#10;Visão geral da VM: Ubuntu 24.04, Geração 2, arquitetura Arm64, IP público e privado"/>
+                    <pic:cNvPicPr>
+                      <a:picLocks noChangeAspect="1" noChangeArrowheads="1"/>
+                    </pic:cNvPicPr>
+                  </pic:nvPicPr>
+                  <pic:blipFill>
+                    <a:blip r:embed="rId15"/>
+                    <a:stretch>
+                      <a:fillRect/>
+                    </a:stretch>
+                  </pic:blipFill>
+                  <pic:spPr bwMode="auto">
+                    <a:xfrm>
+                      <a:off x="0" y="0"/>
+                      <a:ext cx="5715000" cy="1581150"/>
+                    </a:xfrm>
+                    <a:prstGeom prst="rect">
+                      <a:avLst/>
+                    </a:prstGeom>
+                  </pic:spPr>
+                </pic:pic>
+              </a:graphicData>
+            </a:graphic>
+          </wp:inline>
+        </w:drawing>
+      </w:r>
+    </w:p>
+    <w:p>
+      <w:pPr>
+        <w:pStyle w:val="Normal"/>
+        <w:spacing w:before="0" w:after="240"/>
+        <w:jc w:val="center"/>
+        <w:rPr/>
+      </w:pPr>
+      <w:r>
+        <w:rPr>
+          <w:rFonts w:eastAsia="Arial" w:cs="Arial"/>
+          <w:b/>
+          <w:bCs/>
+          <w:color w:val="595959"/>
+          <w:sz w:val="18"/>
+          <w:szCs w:val="18"/>
+        </w:rPr>
+        <w:t xml:space="preserve">Figura 14 – </w:t>
+      </w:r>
+      <w:r>
+        <w:rPr>
+          <w:rFonts w:eastAsia="Arial" w:cs="Arial"/>
+          <w:i/>
+          <w:iCs/>
+          <w:color w:val="595959"/>
+          <w:sz w:val="18"/>
+          <w:szCs w:val="18"/>
+        </w:rPr>
+        <w:t>Visão geral da VM: Ubuntu 24.04, Geração 2, arquitetura Arm64, IP público e privado</w:t>
+      </w:r>
+    </w:p>
+    <w:p>
+      <w:pPr>
+        <w:pStyle w:val="Normal"/>
+        <w:spacing w:lineRule="exact" w:line="300" w:before="0" w:after="120"/>
+        <w:jc w:val="both"/>
+        <w:rPr/>
+      </w:pPr>
+      <w:r>
+        <w:rPr>
+          <w:rFonts w:eastAsia="Arial" w:cs="Arial"/>
+        </w:rPr>
+        <w:t xml:space="preserve">O tamanho previsto inicialmente era o </w:t>
       </w:r>
       <w:r>
         <w:rPr>
@@ -10075,13 +12375,55 @@
           <w:sz w:val="20"/>
           <w:szCs w:val="20"/>
         </w:rPr>
-        <w:t>SIZE</w:t>
-      </w:r>
-      <w:r>
-        <w:rPr>
-          <w:rFonts w:eastAsia="Arial" w:cs="Arial"/>
-        </w:rPr>
-        <w:t xml:space="preserve"> no script.</w:t>
+        <w:t>Standard_B1s</w:t>
+      </w:r>
+      <w:r>
+        <w:rPr>
+          <w:rFonts w:eastAsia="Arial" w:cs="Arial"/>
+        </w:rPr>
+        <w:t xml:space="preserve"> (x64), mas ele estava bloqueado para a assinatura em Brazil South e nas principais regiões dos EUA. Em </w:t>
+      </w:r>
+      <w:r>
+        <w:rPr>
+          <w:rFonts w:eastAsia="Arial" w:cs="Arial"/>
+          <w:b/>
+          <w:bCs/>
+        </w:rPr>
+        <w:t>Central US</w:t>
+      </w:r>
+      <w:r>
+        <w:rPr>
+          <w:rFonts w:eastAsia="Arial" w:cs="Arial"/>
+        </w:rPr>
+        <w:t xml:space="preserve">, os tamanhos liberados eram todos Arm, e entre eles o </w:t>
+      </w:r>
+      <w:r>
+        <w:rPr>
+          <w:rFonts w:eastAsia="Arial" w:cs="Arial"/>
+          <w:b/>
+          <w:bCs/>
+        </w:rPr>
+        <w:t>B2pts v2</w:t>
+      </w:r>
+      <w:r>
+        <w:rPr>
+          <w:rFonts w:eastAsia="Arial" w:cs="Arial"/>
+        </w:rPr>
+        <w:t xml:space="preserve"> é um dos três tamanhos (junto com B1s e B2ats v2) incluídos nas </w:t>
+      </w:r>
+      <w:r>
+        <w:rPr>
+          <w:rFonts w:eastAsia="Arial" w:cs="Arial"/>
+          <w:b/>
+          <w:bCs/>
+        </w:rPr>
+        <w:t>750 horas mensais gratuitas</w:t>
+      </w:r>
+      <w:r>
+        <w:rPr>
+          <w:rFonts w:eastAsia="Arial" w:cs="Arial"/>
+        </w:rPr>
+        <w:t xml:space="preserve"> da conta free da Azure para novos clientes, durante 12 meses.</w:t>
       </w:r>
     </w:p>
     <w:p>
@@ -10130,8 +12472,8 @@
         <w:pStyle w:val="Heading2"/>
         <w:rPr/>
       </w:pPr>
-      <w:bookmarkStart w:id="20" w:name="__RefHeading___Toc1209_3379194974"/>
-      <w:bookmarkEnd w:id="20"/>
+      <w:bookmarkStart w:id="22" w:name="__RefHeading___Toc1575_3656528421"/>
+      <w:bookmarkEnd w:id="22"/>
       <w:r>
         <w:rPr>
           <w:rFonts w:eastAsia="Arial" w:cs="Arial"/>
@@ -10164,7 +12506,22 @@
         <w:rPr>
           <w:rFonts w:eastAsia="Arial" w:cs="Arial"/>
         </w:rPr>
-        <w:t xml:space="preserve"> do sistema operacional, um disco virtual gerenciado pela Azure e conectado à VM. As opções escolhidas foram:</w:t>
+        <w:t xml:space="preserve"> do sistema operacional (</w:t>
+      </w:r>
+      <w:r>
+        <w:rPr>
+          <w:rFonts w:eastAsia="Consolas" w:cs="Consolas" w:ascii="Consolas" w:hAnsi="Consolas"/>
+          <w:color w:val="C7254E"/>
+          <w:sz w:val="20"/>
+          <w:szCs w:val="20"/>
+        </w:rPr>
+        <w:t>vm-api-escola_OsDisk_1_…</w:t>
+      </w:r>
+      <w:r>
+        <w:rPr>
+          <w:rFonts w:eastAsia="Arial" w:cs="Arial"/>
+        </w:rPr>
+        <w:t>), um disco virtual gerenciado pela Azure e conectado à VM. Não foram criados discos de dados: o banco SQLite fica no próprio disco do SO. As opções escolhidas no script foram:</w:t>
       </w:r>
     </w:p>
     <w:p>
@@ -10278,7 +12635,86 @@
         <w:rPr>
           <w:rFonts w:eastAsia="Arial" w:cs="Arial"/>
         </w:rPr>
-        <w:t xml:space="preserve"> todos os Managed Disks são criptografados automaticamente pela Azure (SSE com chaves gerenciadas pela plataforma).</w:t>
+        <w:t xml:space="preserve"> todos os Managed Disks são criptografados automaticamente pela Azure (SSE com chaves gerenciadas pela plataforma). A criptografia adicional no host e o Azure Disk Encryption ficaram desabilitados, como mostra o print.</w:t>
+      </w:r>
+    </w:p>
+    <w:p>
+      <w:pPr>
+        <w:pStyle w:val="Normal"/>
+        <w:keepNext w:val="true"/>
+        <w:spacing w:before="120" w:after="60"/>
+        <w:jc w:val="center"/>
+        <w:rPr/>
+      </w:pPr>
+      <w:r>
+        <w:rPr/>
+        <w:drawing>
+          <wp:inline distT="0" distB="0" distL="0" distR="0">
+            <wp:extent cx="5715000" cy="2114550"/>
+            <wp:effectExtent l="0" t="0" r="0" b="0"/>
+            <wp:docPr id="15" name="11_azure_vm_imagem_disco.png" descr="Imagem de origem (Canonical, Ubuntu 24.04, server-arm64) e disco do SO&#10;Imagem de origem (Canonical, Ubuntu 24.04, server-arm64) e disco do SO"/>
+            <wp:cNvGraphicFramePr>
+              <a:graphicFrameLocks xmlns:a="http://schemas.openxmlformats.org/drawingml/2006/main" noChangeAspect="1"/>
+            </wp:cNvGraphicFramePr>
+            <a:graphic xmlns:a="http://schemas.openxmlformats.org/drawingml/2006/main">
+              <a:graphicData uri="http://schemas.openxmlformats.org/drawingml/2006/picture">
+                <pic:pic xmlns:pic="http://schemas.openxmlformats.org/drawingml/2006/picture">
+                  <pic:nvPicPr>
+                    <pic:cNvPr id="15" name="11_azure_vm_imagem_disco.png" descr="Imagem de origem (Canonical, Ubuntu 24.04, server-arm64) e disco do SO&#10;Imagem de origem (Canonical, Ubuntu 24.04, server-arm64) e disco do SO"/>
+                    <pic:cNvPicPr>
+                      <a:picLocks noChangeAspect="1" noChangeArrowheads="1"/>
+                    </pic:cNvPicPr>
+                  </pic:nvPicPr>
+                  <pic:blipFill>
+                    <a:blip r:embed="rId16"/>
+                    <a:stretch>
+                      <a:fillRect/>
+                    </a:stretch>
+                  </pic:blipFill>
+                  <pic:spPr bwMode="auto">
+                    <a:xfrm>
+                      <a:off x="0" y="0"/>
+                      <a:ext cx="5715000" cy="2114550"/>
+                    </a:xfrm>
+                    <a:prstGeom prst="rect">
+                      <a:avLst/>
+                    </a:prstGeom>
+                  </pic:spPr>
+                </pic:pic>
+              </a:graphicData>
+            </a:graphic>
+          </wp:inline>
+        </w:drawing>
+      </w:r>
+    </w:p>
+    <w:p>
+      <w:pPr>
+        <w:pStyle w:val="Normal"/>
+        <w:spacing w:before="0" w:after="240"/>
+        <w:jc w:val="center"/>
+        <w:rPr/>
+      </w:pPr>
+      <w:r>
+        <w:rPr>
+          <w:rFonts w:eastAsia="Arial" w:cs="Arial"/>
+          <w:b/>
+          <w:bCs/>
+          <w:color w:val="595959"/>
+          <w:sz w:val="18"/>
+          <w:szCs w:val="18"/>
+        </w:rPr>
+        <w:t xml:space="preserve">Figura 15 – </w:t>
+      </w:r>
+      <w:r>
+        <w:rPr>
+          <w:rFonts w:eastAsia="Arial" w:cs="Arial"/>
+          <w:i/>
+          <w:iCs/>
+          <w:color w:val="595959"/>
+          <w:sz w:val="18"/>
+          <w:szCs w:val="18"/>
+        </w:rPr>
+        <w:t>Imagem de origem (Canonical, Ubuntu 24.04, server-arm64) e disco do SO</w:t>
       </w:r>
     </w:p>
     <w:p>
@@ -10337,7 +12773,7 @@
         <w:rPr>
           <w:rFonts w:eastAsia="Arial" w:cs="Arial"/>
         </w:rPr>
-        <w:t xml:space="preserve"> não apaga os dados.</w:t>
+        <w:t xml:space="preserve"> não apaga os dados, como comprovado pelo teste da seção 6.5.</w:t>
       </w:r>
     </w:p>
     <w:p>
@@ -10345,13 +12781,193 @@
         <w:pStyle w:val="Heading2"/>
         <w:rPr/>
       </w:pPr>
-      <w:bookmarkStart w:id="21" w:name="__RefHeading___Toc1211_3379194974"/>
-      <w:bookmarkEnd w:id="21"/>
+      <w:bookmarkStart w:id="23" w:name="__RefHeading___Toc1577_3656528421"/>
+      <w:bookmarkEnd w:id="23"/>
       <w:r>
         <w:rPr>
           <w:rFonts w:eastAsia="Arial" w:cs="Arial"/>
         </w:rPr>
         <w:t>7.3 Rede e segurança</w:t>
+      </w:r>
+    </w:p>
+    <w:p>
+      <w:pPr>
+        <w:pStyle w:val="Normal"/>
+        <w:spacing w:lineRule="exact" w:line="300" w:before="0" w:after="120"/>
+        <w:jc w:val="both"/>
+        <w:rPr/>
+      </w:pPr>
+      <w:r>
+        <w:rPr>
+          <w:rFonts w:eastAsia="Arial" w:cs="Arial"/>
+        </w:rPr>
+        <w:t>A VM tem um adaptador de rede (</w:t>
+      </w:r>
+      <w:r>
+        <w:rPr>
+          <w:rFonts w:eastAsia="Consolas" w:cs="Consolas" w:ascii="Consolas" w:hAnsi="Consolas"/>
+          <w:color w:val="C7254E"/>
+          <w:sz w:val="20"/>
+          <w:szCs w:val="20"/>
+        </w:rPr>
+        <w:t>vm-api-escolaVMNic</w:t>
+      </w:r>
+      <w:r>
+        <w:rPr>
+          <w:rFonts w:eastAsia="Arial" w:cs="Arial"/>
+        </w:rPr>
+        <w:t xml:space="preserve">) ligado à sub-rede </w:t>
+      </w:r>
+      <w:r>
+        <w:rPr>
+          <w:rFonts w:eastAsia="Consolas" w:cs="Consolas" w:ascii="Consolas" w:hAnsi="Consolas"/>
+          <w:color w:val="C7254E"/>
+          <w:sz w:val="20"/>
+          <w:szCs w:val="20"/>
+        </w:rPr>
+        <w:t>vm-api-escolaSubnet</w:t>
+      </w:r>
+      <w:r>
+        <w:rPr>
+          <w:rFonts w:eastAsia="Arial" w:cs="Arial"/>
+        </w:rPr>
+        <w:t xml:space="preserve">, com </w:t>
+      </w:r>
+      <w:r>
+        <w:rPr>
+          <w:rFonts w:eastAsia="Arial" w:cs="Arial"/>
+          <w:b/>
+          <w:bCs/>
+        </w:rPr>
+        <w:t>IP privado 10.0.0.4</w:t>
+      </w:r>
+      <w:r>
+        <w:rPr>
+          <w:rFonts w:eastAsia="Arial" w:cs="Arial"/>
+        </w:rPr>
+        <w:t xml:space="preserve"> e </w:t>
+      </w:r>
+      <w:r>
+        <w:rPr>
+          <w:rFonts w:eastAsia="Arial" w:cs="Arial"/>
+          <w:b/>
+          <w:bCs/>
+        </w:rPr>
+        <w:t>IP público 52.230.164.119</w:t>
+      </w:r>
+      <w:r>
+        <w:rPr>
+          <w:rFonts w:eastAsia="Arial" w:cs="Arial"/>
+        </w:rPr>
+        <w:t xml:space="preserve">. O tráfego de entrada é filtrado pelo NSG </w:t>
+      </w:r>
+      <w:r>
+        <w:rPr>
+          <w:rFonts w:eastAsia="Consolas" w:cs="Consolas" w:ascii="Consolas" w:hAnsi="Consolas"/>
+          <w:color w:val="C7254E"/>
+          <w:sz w:val="20"/>
+          <w:szCs w:val="20"/>
+        </w:rPr>
+        <w:t>vm-api-escolaNSG</w:t>
+      </w:r>
+      <w:r>
+        <w:rPr>
+          <w:rFonts w:eastAsia="Arial" w:cs="Arial"/>
+        </w:rPr>
+        <w:t>, associado ao adaptador:</w:t>
+      </w:r>
+    </w:p>
+    <w:p>
+      <w:pPr>
+        <w:pStyle w:val="Normal"/>
+        <w:keepNext w:val="true"/>
+        <w:spacing w:before="120" w:after="60"/>
+        <w:jc w:val="center"/>
+        <w:rPr/>
+      </w:pPr>
+      <w:r>
+        <w:rPr/>
+        <w:drawing>
+          <wp:inline distT="0" distB="0" distL="0" distR="0">
+            <wp:extent cx="5715000" cy="2238375"/>
+            <wp:effectExtent l="0" t="0" r="0" b="0"/>
+            <wp:docPr id="16" name="13_azure_vm_configuracoes_rede.png" descr="Configurações de rede da VM: adaptador, VNet/sub-rede, IPs e NSG&#10;Configurações de rede da VM: adaptador, VNet/sub-rede, IPs e NSG"/>
+            <wp:cNvGraphicFramePr>
+              <a:graphicFrameLocks xmlns:a="http://schemas.openxmlformats.org/drawingml/2006/main" noChangeAspect="1"/>
+            </wp:cNvGraphicFramePr>
+            <a:graphic xmlns:a="http://schemas.openxmlformats.org/drawingml/2006/main">
+              <a:graphicData uri="http://schemas.openxmlformats.org/drawingml/2006/picture">
+                <pic:pic xmlns:pic="http://schemas.openxmlformats.org/drawingml/2006/picture">
+                  <pic:nvPicPr>
+                    <pic:cNvPr id="16" name="13_azure_vm_configuracoes_rede.png" descr="Configurações de rede da VM: adaptador, VNet/sub-rede, IPs e NSG&#10;Configurações de rede da VM: adaptador, VNet/sub-rede, IPs e NSG"/>
+                    <pic:cNvPicPr>
+                      <a:picLocks noChangeAspect="1" noChangeArrowheads="1"/>
+                    </pic:cNvPicPr>
+                  </pic:nvPicPr>
+                  <pic:blipFill>
+                    <a:blip r:embed="rId17"/>
+                    <a:stretch>
+                      <a:fillRect/>
+                    </a:stretch>
+                  </pic:blipFill>
+                  <pic:spPr bwMode="auto">
+                    <a:xfrm>
+                      <a:off x="0" y="0"/>
+                      <a:ext cx="5715000" cy="2238375"/>
+                    </a:xfrm>
+                    <a:prstGeom prst="rect">
+                      <a:avLst/>
+                    </a:prstGeom>
+                  </pic:spPr>
+                </pic:pic>
+              </a:graphicData>
+            </a:graphic>
+          </wp:inline>
+        </w:drawing>
+      </w:r>
+    </w:p>
+    <w:p>
+      <w:pPr>
+        <w:pStyle w:val="Normal"/>
+        <w:spacing w:before="0" w:after="240"/>
+        <w:jc w:val="center"/>
+        <w:rPr/>
+      </w:pPr>
+      <w:r>
+        <w:rPr>
+          <w:rFonts w:eastAsia="Arial" w:cs="Arial"/>
+          <w:b/>
+          <w:bCs/>
+          <w:color w:val="595959"/>
+          <w:sz w:val="18"/>
+          <w:szCs w:val="18"/>
+        </w:rPr>
+        <w:t xml:space="preserve">Figura 16 – </w:t>
+      </w:r>
+      <w:r>
+        <w:rPr>
+          <w:rFonts w:eastAsia="Arial" w:cs="Arial"/>
+          <w:i/>
+          <w:iCs/>
+          <w:color w:val="595959"/>
+          <w:sz w:val="18"/>
+          <w:szCs w:val="18"/>
+        </w:rPr>
+        <w:t>Configurações de rede da VM: adaptador, VNet/sub-rede, IPs e NSG</w:t>
+      </w:r>
+    </w:p>
+    <w:p>
+      <w:pPr>
+        <w:pStyle w:val="Normal"/>
+        <w:spacing w:lineRule="exact" w:line="300" w:before="0" w:after="120"/>
+        <w:jc w:val="both"/>
+        <w:rPr/>
+      </w:pPr>
+      <w:r>
+        <w:rPr>
+          <w:rFonts w:eastAsia="Arial" w:cs="Arial"/>
+        </w:rPr>
+        <w:t>Regras de entrada do NSG, criadas pelo script:</w:t>
       </w:r>
     </w:p>
     <w:tbl>
@@ -10575,7 +13191,7 @@
               <w:rPr>
                 <w:rFonts w:eastAsia="Arial" w:cs="Arial"/>
               </w:rPr>
-              <w:t>SSH (criada pelo az vm create)</w:t>
+              <w:t>default-allow-ssh (az vm create)</w:t>
             </w:r>
           </w:p>
         </w:tc>
@@ -10700,7 +13316,7 @@
               <w:rPr>
                 <w:rFonts w:eastAsia="Arial" w:cs="Arial"/>
               </w:rPr>
-              <w:t>HTTP (az vm open-port)</w:t>
+              <w:t>open-port-80 (az vm open-port)</w:t>
             </w:r>
           </w:p>
         </w:tc>
@@ -11037,13 +13653,13 @@
         <w:pStyle w:val="Heading2"/>
         <w:rPr/>
       </w:pPr>
-      <w:bookmarkStart w:id="22" w:name="__RefHeading___Toc1213_3379194974"/>
-      <w:bookmarkEnd w:id="22"/>
-      <w:r>
-        <w:rPr>
-          <w:rFonts w:eastAsia="Arial" w:cs="Arial"/>
-        </w:rPr>
-        <w:t>7.4 Configuração automática da VM (cloud-init)</w:t>
+      <w:bookmarkStart w:id="24" w:name="__RefHeading___Toc1579_3656528421"/>
+      <w:bookmarkEnd w:id="24"/>
+      <w:r>
+        <w:rPr>
+          <w:rFonts w:eastAsia="Arial" w:cs="Arial"/>
+        </w:rPr>
+        <w:t>7.4 Configuração da VM (cloud-init e instalar_na_vm.sh)</w:t>
       </w:r>
     </w:p>
     <w:p>
@@ -11101,7 +13717,36 @@
         <w:rPr>
           <w:rFonts w:eastAsia="Arial" w:cs="Arial"/>
         </w:rPr>
-        <w:t xml:space="preserve"> e executa, sem intervenção manual:</w:t>
+        <w:t xml:space="preserve">. O mesmo processo também está no script </w:t>
+      </w:r>
+      <w:r>
+        <w:rPr>
+          <w:rFonts w:eastAsia="Consolas" w:cs="Consolas" w:ascii="Consolas" w:hAnsi="Consolas"/>
+          <w:color w:val="C7254E"/>
+          <w:sz w:val="20"/>
+          <w:szCs w:val="20"/>
+        </w:rPr>
+        <w:t>deploy/instalar_na_vm.sh</w:t>
+      </w:r>
+      <w:r>
+        <w:rPr>
+          <w:rFonts w:eastAsia="Arial" w:cs="Arial"/>
+        </w:rPr>
+        <w:t xml:space="preserve">, que pode ser executado a qualquer momento pelo </w:t>
+      </w:r>
+      <w:r>
+        <w:rPr>
+          <w:rFonts w:eastAsia="Arial" w:cs="Arial"/>
+          <w:b/>
+          <w:bCs/>
+        </w:rPr>
+        <w:t>Run Command</w:t>
+      </w:r>
+      <w:r>
+        <w:rPr>
+          <w:rFonts w:eastAsia="Arial" w:cs="Arial"/>
+        </w:rPr>
+        <w:t xml:space="preserve"> da Azure. Foi esse script que configurou a VM neste deploy (ver 8.6). Os dois fazem, sem intervenção manual:</w:t>
       </w:r>
     </w:p>
     <w:p>
@@ -11109,7 +13754,7 @@
         <w:pStyle w:val="ListParagraph"/>
         <w:numPr>
           <w:ilvl w:val="0"/>
-          <w:numId w:val="6"/>
+          <w:numId w:val="5"/>
         </w:numPr>
         <w:spacing w:lineRule="exact" w:line="290" w:before="0" w:after="60"/>
         <w:rPr/>
@@ -11739,8 +14384,8 @@
         <w:pStyle w:val="Heading1"/>
         <w:rPr/>
       </w:pPr>
-      <w:bookmarkStart w:id="23" w:name="__RefHeading___Toc1215_3379194974"/>
-      <w:bookmarkEnd w:id="23"/>
+      <w:bookmarkStart w:id="25" w:name="__RefHeading___Toc1581_3656528421"/>
+      <w:bookmarkEnd w:id="25"/>
       <w:r>
         <w:rPr>
           <w:rFonts w:eastAsia="Arial" w:cs="Arial"/>
@@ -11760,9 +14405,9 @@
         <w:rPr/>
         <w:drawing>
           <wp:inline distT="0" distB="0" distL="0" distR="0">
-            <wp:extent cx="5715000" cy="1533525"/>
+            <wp:extent cx="5715000" cy="1447800"/>
             <wp:effectExtent l="0" t="0" r="0" b="0"/>
-            <wp:docPr id="10" name="fluxo_deploy.png" descr="Fluxo completo: do código à API publicada&#10;Fluxo completo: do código à API publicada"/>
+            <wp:docPr id="17" name="fluxo_deploy.png" descr="Fluxo completo: do código à API publicada&#10;Fluxo completo: do código à API publicada"/>
             <wp:cNvGraphicFramePr>
               <a:graphicFrameLocks xmlns:a="http://schemas.openxmlformats.org/drawingml/2006/main" noChangeAspect="1"/>
             </wp:cNvGraphicFramePr>
@@ -11770,13 +14415,13 @@
               <a:graphicData uri="http://schemas.openxmlformats.org/drawingml/2006/picture">
                 <pic:pic xmlns:pic="http://schemas.openxmlformats.org/drawingml/2006/picture">
                   <pic:nvPicPr>
-                    <pic:cNvPr id="10" name="fluxo_deploy.png" descr="Fluxo completo: do código à API publicada&#10;Fluxo completo: do código à API publicada"/>
+                    <pic:cNvPr id="17" name="fluxo_deploy.png" descr="Fluxo completo: do código à API publicada&#10;Fluxo completo: do código à API publicada"/>
                     <pic:cNvPicPr>
                       <a:picLocks noChangeAspect="1" noChangeArrowheads="1"/>
                     </pic:cNvPicPr>
                   </pic:nvPicPr>
                   <pic:blipFill>
-                    <a:blip r:embed="rId11"/>
+                    <a:blip r:embed="rId18"/>
                     <a:stretch>
                       <a:fillRect/>
                     </a:stretch>
@@ -11784,7 +14429,7 @@
                   <pic:spPr bwMode="auto">
                     <a:xfrm>
                       <a:off x="0" y="0"/>
-                      <a:ext cx="5715000" cy="1533525"/>
+                      <a:ext cx="5715000" cy="1447800"/>
                     </a:xfrm>
                     <a:prstGeom prst="rect">
                       <a:avLst/>
@@ -11813,7 +14458,7 @@
           <w:sz w:val="18"/>
           <w:szCs w:val="18"/>
         </w:rPr>
-        <w:t xml:space="preserve">Figura 10 – </w:t>
+        <w:t xml:space="preserve">Figura 17 – </w:t>
       </w:r>
       <w:r>
         <w:rPr>
@@ -11832,8 +14477,8 @@
         <w:pStyle w:val="Heading2"/>
         <w:rPr/>
       </w:pPr>
-      <w:bookmarkStart w:id="24" w:name="__RefHeading___Toc1217_3379194974"/>
-      <w:bookmarkEnd w:id="24"/>
+      <w:bookmarkStart w:id="26" w:name="__RefHeading___Toc1583_3656528421"/>
+      <w:bookmarkEnd w:id="26"/>
       <w:r>
         <w:rPr>
           <w:rFonts w:eastAsia="Arial" w:cs="Arial"/>
@@ -11984,8 +14629,8 @@
         <w:pStyle w:val="Heading2"/>
         <w:rPr/>
       </w:pPr>
-      <w:bookmarkStart w:id="25" w:name="__RefHeading___Toc1219_3379194974"/>
-      <w:bookmarkEnd w:id="25"/>
+      <w:bookmarkStart w:id="27" w:name="__RefHeading___Toc1585_3656528421"/>
+      <w:bookmarkEnd w:id="27"/>
       <w:r>
         <w:rPr>
           <w:rFonts w:eastAsia="Arial" w:cs="Arial"/>
@@ -12013,7 +14658,123 @@
           <w:sz w:val="17"/>
           <w:szCs w:val="17"/>
         </w:rPr>
-        <w:t># crie um repositório PÚBLICO vazio chamado api-alunos no GitHub</w:t>
+        <w:t>git remote add origin https://github.com/RenesFernandes7366/api-alunos.git</w:t>
+      </w:r>
+    </w:p>
+    <w:p>
+      <w:pPr>
+        <w:pStyle w:val="Normal"/>
+        <w:keepNext w:val="false"/>
+        <w:keepLines/>
+        <w:pBdr>
+          <w:left w:val="single" w:sz="18" w:space="6" w:color="5E81AC"/>
+        </w:pBdr>
+        <w:shd w:val="clear" w:color="auto" w:fill="F3F4F6"/>
+        <w:spacing w:lineRule="exact" w:line="250" w:before="0" w:after="160"/>
+        <w:ind w:left="120" w:right="120"/>
+        <w:rPr/>
+      </w:pPr>
+      <w:r>
+        <w:rPr>
+          <w:rFonts w:eastAsia="Consolas" w:cs="Consolas" w:ascii="Consolas" w:hAnsi="Consolas"/>
+          <w:color w:val="1E1E1E"/>
+          <w:sz w:val="17"/>
+          <w:szCs w:val="17"/>
+        </w:rPr>
+        <w:t>git push -u origin main</w:t>
+      </w:r>
+    </w:p>
+    <w:p>
+      <w:pPr>
+        <w:pStyle w:val="Normal"/>
+        <w:spacing w:lineRule="exact" w:line="300" w:before="0" w:after="120"/>
+        <w:jc w:val="both"/>
+        <w:rPr/>
+      </w:pPr>
+      <w:r>
+        <w:rPr>
+          <w:rFonts w:eastAsia="Arial" w:cs="Arial"/>
+        </w:rPr>
+        <w:t xml:space="preserve">O repositório precisa ser </w:t>
+      </w:r>
+      <w:r>
+        <w:rPr>
+          <w:rFonts w:eastAsia="Arial" w:cs="Arial"/>
+          <w:b/>
+          <w:bCs/>
+        </w:rPr>
+        <w:t>público</w:t>
+      </w:r>
+      <w:r>
+        <w:rPr>
+          <w:rFonts w:eastAsia="Arial" w:cs="Arial"/>
+        </w:rPr>
+        <w:t xml:space="preserve"> (ou a VM precisaria de credenciais) para que a VM consiga cloná-lo.</w:t>
+      </w:r>
+    </w:p>
+    <w:p>
+      <w:pPr>
+        <w:pStyle w:val="Heading2"/>
+        <w:rPr/>
+      </w:pPr>
+      <w:bookmarkStart w:id="28" w:name="__RefHeading___Toc1587_3656528421"/>
+      <w:bookmarkEnd w:id="28"/>
+      <w:r>
+        <w:rPr>
+          <w:rFonts w:eastAsia="Arial" w:cs="Arial"/>
+        </w:rPr>
+        <w:t>8.3 Criar a infraestrutura na Azure</w:t>
+      </w:r>
+    </w:p>
+    <w:p>
+      <w:pPr>
+        <w:pStyle w:val="Normal"/>
+        <w:spacing w:lineRule="exact" w:line="300" w:before="0" w:after="120"/>
+        <w:jc w:val="both"/>
+        <w:rPr/>
+      </w:pPr>
+      <w:r>
+        <w:rPr>
+          <w:rFonts w:eastAsia="Arial" w:cs="Arial"/>
+        </w:rPr>
+        <w:t xml:space="preserve">No portal da Azure, abra o </w:t>
+      </w:r>
+      <w:r>
+        <w:rPr>
+          <w:rFonts w:eastAsia="Arial" w:cs="Arial"/>
+          <w:b/>
+          <w:bCs/>
+        </w:rPr>
+        <w:t>Cloud Shell</w:t>
+      </w:r>
+      <w:r>
+        <w:rPr>
+          <w:rFonts w:eastAsia="Arial" w:cs="Arial"/>
+        </w:rPr>
+        <w:t>, que já tem a Azure CLI e o login prontos. Comandos usados neste deploy:</w:t>
+      </w:r>
+    </w:p>
+    <w:p>
+      <w:pPr>
+        <w:pStyle w:val="Normal"/>
+        <w:keepNext w:val="true"/>
+        <w:keepLines/>
+        <w:pBdr>
+          <w:left w:val="single" w:sz="18" w:space="6" w:color="5E81AC"/>
+        </w:pBdr>
+        <w:shd w:val="clear" w:color="auto" w:fill="F3F4F6"/>
+        <w:spacing w:lineRule="exact" w:line="250" w:before="80" w:after="0"/>
+        <w:ind w:left="120" w:right="120"/>
+        <w:rPr/>
+      </w:pPr>
+      <w:r>
+        <w:rPr>
+          <w:rFonts w:eastAsia="Consolas" w:cs="Consolas" w:ascii="Consolas" w:hAnsi="Consolas"/>
+          <w:color w:val="1E1E1E"/>
+          <w:sz w:val="17"/>
+          <w:szCs w:val="17"/>
+        </w:rPr>
+        <w:t>git clone https://github.com/RenesFernandes7366/api-alunos.git</w:t>
       </w:r>
     </w:p>
     <w:p>
@@ -12036,7 +14797,7 @@
           <w:sz w:val="17"/>
           <w:szCs w:val="17"/>
         </w:rPr>
-        <w:t>git remote add origin https://github.com/RenesFernandes7366/api-alunos.git</w:t>
+        <w:t>cd api-alunos</w:t>
       </w:r>
     </w:p>
     <w:p>
@@ -12059,7 +14820,7 @@
           <w:sz w:val="17"/>
           <w:szCs w:val="17"/>
         </w:rPr>
-        <w:t>git push -u origin main</w:t>
+        <w:t>bash -c "LOCATION=centralus SIZE=Standard_B2pts_v2 ./deploy/azure_criar_vm.sh"</w:t>
       </w:r>
     </w:p>
     <w:p>
@@ -12073,7 +14834,22 @@
         <w:rPr>
           <w:rFonts w:eastAsia="Arial" w:cs="Arial"/>
         </w:rPr>
-        <w:t xml:space="preserve">O repositório precisa ser </w:t>
+        <w:t xml:space="preserve">O script confere se o tamanho está liberado na região, cria o Resource Group, a VM com rede, IP público, NSG e disco, libera a porta 80 e mostra o IP. O </w:t>
+      </w:r>
+      <w:r>
+        <w:rPr>
+          <w:rFonts w:eastAsia="Consolas" w:cs="Consolas" w:ascii="Consolas" w:hAnsi="Consolas"/>
+          <w:color w:val="C7254E"/>
+          <w:sz w:val="20"/>
+          <w:szCs w:val="20"/>
+        </w:rPr>
+        <w:t>bash -c</w:t>
+      </w:r>
+      <w:r>
+        <w:rPr>
+          <w:rFonts w:eastAsia="Arial" w:cs="Arial"/>
+        </w:rPr>
+        <w:t xml:space="preserve"> faz o comando funcionar tanto no Cloud Shell em </w:t>
       </w:r>
       <w:r>
         <w:rPr>
@@ -12081,13 +14857,27 @@
           <w:b/>
           <w:bCs/>
         </w:rPr>
-        <w:t>público</w:t>
-      </w:r>
-      <w:r>
-        <w:rPr>
-          <w:rFonts w:eastAsia="Arial" w:cs="Arial"/>
-        </w:rPr>
-        <w:t xml:space="preserve"> (ou a VM precisaria de credenciais) para que o cloud-init consiga cloná-lo.</w:t>
+        <w:t>Bash</w:t>
+      </w:r>
+      <w:r>
+        <w:rPr>
+          <w:rFonts w:eastAsia="Arial" w:cs="Arial"/>
+        </w:rPr>
+        <w:t xml:space="preserve"> quanto em </w:t>
+      </w:r>
+      <w:r>
+        <w:rPr>
+          <w:rFonts w:eastAsia="Arial" w:cs="Arial"/>
+          <w:b/>
+          <w:bCs/>
+        </w:rPr>
+        <w:t>PowerShell</w:t>
+      </w:r>
+      <w:r>
+        <w:rPr>
+          <w:rFonts w:eastAsia="Arial" w:cs="Arial"/>
+        </w:rPr>
+        <w:t>.</w:t>
       </w:r>
     </w:p>
     <w:p>
@@ -12095,13 +14885,13 @@
         <w:pStyle w:val="Heading2"/>
         <w:rPr/>
       </w:pPr>
-      <w:bookmarkStart w:id="26" w:name="__RefHeading___Toc1221_3379194974"/>
-      <w:bookmarkEnd w:id="26"/>
-      <w:r>
-        <w:rPr>
-          <w:rFonts w:eastAsia="Arial" w:cs="Arial"/>
-        </w:rPr>
-        <w:t>8.3 Criar a infraestrutura na Azure</w:t>
+      <w:bookmarkStart w:id="29" w:name="__RefHeading___Toc1589_3656528421"/>
+      <w:bookmarkEnd w:id="29"/>
+      <w:r>
+        <w:rPr>
+          <w:rFonts w:eastAsia="Arial" w:cs="Arial"/>
+        </w:rPr>
+        <w:t>8.4 Configurar a VM (quando necessário)</w:t>
       </w:r>
     </w:p>
     <w:p>
@@ -12124,7 +14914,39 @@
           <w:sz w:val="17"/>
           <w:szCs w:val="17"/>
         </w:rPr>
-        <w:t>az login</w:t>
+        <w:t>az vm run-command invoke -g rg-api-escola -n vm-api-escola \</w:t>
+      </w:r>
+    </w:p>
+    <w:p>
+      <w:pPr>
+        <w:pStyle w:val="Normal"/>
+        <w:keepNext w:val="true"/>
+        <w:keepLines/>
+        <w:pBdr>
+          <w:left w:val="single" w:sz="18" w:space="6" w:color="5E81AC"/>
+        </w:pBdr>
+        <w:shd w:val="clear" w:color="auto" w:fill="F3F4F6"/>
+        <w:spacing w:lineRule="exact" w:line="250" w:before="0" w:after="0"/>
+        <w:ind w:left="120" w:right="120"/>
+        <w:rPr/>
+      </w:pPr>
+      <w:r>
+        <w:rPr>
+          <w:rFonts w:eastAsia="Consolas" w:cs="Consolas" w:ascii="Consolas" w:hAnsi="Consolas"/>
+          <w:color w:val="1E1E1E"/>
+          <w:sz w:val="17"/>
+          <w:szCs w:val="17"/>
+        </w:rPr>
+        <w:t xml:space="preserve">   </w:t>
+      </w:r>
+      <w:r>
+        <w:rPr>
+          <w:rFonts w:eastAsia="Consolas" w:cs="Consolas" w:ascii="Consolas" w:hAnsi="Consolas"/>
+          <w:color w:val="1E1E1E"/>
+          <w:sz w:val="17"/>
+          <w:szCs w:val="17"/>
+        </w:rPr>
+        <w:t>--command-id RunShellScript --scripts "@deploy/instalar_na_vm.sh" \</w:t>
       </w:r>
     </w:p>
     <w:p>
@@ -12147,7 +14969,16 @@
           <w:sz w:val="17"/>
           <w:szCs w:val="17"/>
         </w:rPr>
-        <w:t>./deploy/azure_criar_vm.sh   # usa https://github.com/RenesFernandes7366/api-alunos por padrão</w:t>
+        <w:t xml:space="preserve">   </w:t>
+      </w:r>
+      <w:r>
+        <w:rPr>
+          <w:rFonts w:eastAsia="Consolas" w:cs="Consolas" w:ascii="Consolas" w:hAnsi="Consolas"/>
+          <w:color w:val="1E1E1E"/>
+          <w:sz w:val="17"/>
+          <w:szCs w:val="17"/>
+        </w:rPr>
+        <w:t>--query "value[0].message" -o tsv</w:t>
       </w:r>
     </w:p>
     <w:p>
@@ -12161,7 +14992,7 @@
         <w:rPr>
           <w:rFonts w:eastAsia="Arial" w:cs="Arial"/>
         </w:rPr>
-        <w:t xml:space="preserve">O script cria o Resource Group, a VM com rede, IP público, NSG e disco, libera a porta 80 e mostra o IP. Após cerca de 3 minutos (tempo do cloud-init), a API responde em </w:t>
+        <w:t xml:space="preserve">Instala ou reinstala a API dentro da VM e termina mostrando o estado dos serviços e a resposta de </w:t>
       </w:r>
       <w:r>
         <w:rPr>
@@ -12170,27 +15001,13 @@
           <w:sz w:val="20"/>
           <w:szCs w:val="20"/>
         </w:rPr>
-        <w:t>http://IP-DA-VM/docs</w:t>
-      </w:r>
-      <w:r>
-        <w:rPr>
-          <w:rFonts w:eastAsia="Arial" w:cs="Arial"/>
-        </w:rPr>
-        <w:t>.</w:t>
-      </w:r>
-    </w:p>
-    <w:p>
-      <w:pPr>
-        <w:pStyle w:val="Normal"/>
-        <w:spacing w:lineRule="exact" w:line="300" w:before="0" w:after="120"/>
-        <w:jc w:val="both"/>
-        <w:rPr/>
-      </w:pPr>
-      <w:r>
-        <w:rPr>
-          <w:rFonts w:eastAsia="Arial" w:cs="Arial"/>
-        </w:rPr>
-        <w:t xml:space="preserve">No Windows, o script pode ser executado no </w:t>
+        <w:t>/health</w:t>
+      </w:r>
+      <w:r>
+        <w:rPr>
+          <w:rFonts w:eastAsia="Arial" w:cs="Arial"/>
+        </w:rPr>
+        <w:t xml:space="preserve">. Também serve para </w:t>
       </w:r>
       <w:r>
         <w:rPr>
@@ -12198,13 +15015,43 @@
           <w:b/>
           <w:bCs/>
         </w:rPr>
-        <w:t>Azure Cloud Shell</w:t>
-      </w:r>
-      <w:r>
-        <w:rPr>
-          <w:rFonts w:eastAsia="Arial" w:cs="Arial"/>
-        </w:rPr>
-        <w:t xml:space="preserve"> (Bash), direto no portal, que já tem a Azure CLI e o login prontos.</w:t>
+        <w:t>atualizar</w:t>
+      </w:r>
+      <w:r>
+        <w:rPr>
+          <w:rFonts w:eastAsia="Arial" w:cs="Arial"/>
+        </w:rPr>
+        <w:t xml:space="preserve"> a API depois de um novo </w:t>
+      </w:r>
+      <w:r>
+        <w:rPr>
+          <w:rFonts w:eastAsia="Consolas" w:cs="Consolas" w:ascii="Consolas" w:hAnsi="Consolas"/>
+          <w:color w:val="C7254E"/>
+          <w:sz w:val="20"/>
+          <w:szCs w:val="20"/>
+        </w:rPr>
+        <w:t>git push</w:t>
+      </w:r>
+      <w:r>
+        <w:rPr>
+          <w:rFonts w:eastAsia="Arial" w:cs="Arial"/>
+        </w:rPr>
+        <w:t xml:space="preserve">, porque o script faz </w:t>
+      </w:r>
+      <w:r>
+        <w:rPr>
+          <w:rFonts w:eastAsia="Consolas" w:cs="Consolas" w:ascii="Consolas" w:hAnsi="Consolas"/>
+          <w:color w:val="C7254E"/>
+          <w:sz w:val="20"/>
+          <w:szCs w:val="20"/>
+        </w:rPr>
+        <w:t>git pull</w:t>
+      </w:r>
+      <w:r>
+        <w:rPr>
+          <w:rFonts w:eastAsia="Arial" w:cs="Arial"/>
+        </w:rPr>
+        <w:t xml:space="preserve"> e reinicia o serviço.</w:t>
       </w:r>
     </w:p>
     <w:p>
@@ -12212,13 +15059,13 @@
         <w:pStyle w:val="Heading2"/>
         <w:rPr/>
       </w:pPr>
-      <w:bookmarkStart w:id="27" w:name="__RefHeading___Toc1223_3379194974"/>
-      <w:bookmarkEnd w:id="27"/>
-      <w:r>
-        <w:rPr>
-          <w:rFonts w:eastAsia="Arial" w:cs="Arial"/>
-        </w:rPr>
-        <w:t>8.4 Validar na nuvem</w:t>
+      <w:bookmarkStart w:id="30" w:name="__RefHeading___Toc1591_3656528421"/>
+      <w:bookmarkEnd w:id="30"/>
+      <w:r>
+        <w:rPr>
+          <w:rFonts w:eastAsia="Arial" w:cs="Arial"/>
+        </w:rPr>
+        <w:t>8.5 Validar e remover</w:t>
       </w:r>
     </w:p>
     <w:p>
@@ -12241,7 +15088,76 @@
           <w:sz w:val="17"/>
           <w:szCs w:val="17"/>
         </w:rPr>
-        <w:t>./scripts/smoke_test.sh http://IP-DA-VM</w:t>
+        <w:t>curl http://52.230.164.119/health</w:t>
+      </w:r>
+    </w:p>
+    <w:p>
+      <w:pPr>
+        <w:pStyle w:val="Normal"/>
+        <w:keepNext w:val="true"/>
+        <w:keepLines/>
+        <w:pBdr>
+          <w:left w:val="single" w:sz="18" w:space="6" w:color="5E81AC"/>
+        </w:pBdr>
+        <w:shd w:val="clear" w:color="auto" w:fill="F3F4F6"/>
+        <w:spacing w:lineRule="exact" w:line="250" w:before="0" w:after="0"/>
+        <w:ind w:left="120" w:right="120"/>
+        <w:rPr/>
+      </w:pPr>
+      <w:r>
+        <w:rPr>
+          <w:rFonts w:eastAsia="Consolas" w:cs="Consolas" w:ascii="Consolas" w:hAnsi="Consolas"/>
+          <w:color w:val="1E1E1E"/>
+          <w:sz w:val="17"/>
+          <w:szCs w:val="17"/>
+        </w:rPr>
+        <w:t>bash -c "./scripts/smoke_test.sh http://52.230.164.119"</w:t>
+      </w:r>
+    </w:p>
+    <w:p>
+      <w:pPr>
+        <w:pStyle w:val="Normal"/>
+        <w:keepNext w:val="true"/>
+        <w:keepLines/>
+        <w:pBdr>
+          <w:left w:val="single" w:sz="18" w:space="6" w:color="5E81AC"/>
+        </w:pBdr>
+        <w:shd w:val="clear" w:color="auto" w:fill="F3F4F6"/>
+        <w:spacing w:lineRule="exact" w:line="250" w:before="0" w:after="0"/>
+        <w:ind w:left="120" w:right="120"/>
+        <w:rPr/>
+      </w:pPr>
+      <w:r>
+        <w:rPr>
+          <w:rFonts w:eastAsia="Consolas" w:cs="Consolas" w:ascii="Consolas" w:hAnsi="Consolas"/>
+          <w:color w:val="1E1E1E"/>
+          <w:sz w:val="17"/>
+          <w:szCs w:val="17"/>
+        </w:rPr>
+        <w:t xml:space="preserve"> </w:t>
+      </w:r>
+    </w:p>
+    <w:p>
+      <w:pPr>
+        <w:pStyle w:val="Normal"/>
+        <w:keepNext w:val="true"/>
+        <w:keepLines/>
+        <w:pBdr>
+          <w:left w:val="single" w:sz="18" w:space="6" w:color="5E81AC"/>
+        </w:pBdr>
+        <w:shd w:val="clear" w:color="auto" w:fill="F3F4F6"/>
+        <w:spacing w:lineRule="exact" w:line="250" w:before="0" w:after="0"/>
+        <w:ind w:left="120" w:right="120"/>
+        <w:rPr/>
+      </w:pPr>
+      <w:r>
+        <w:rPr>
+          <w:rFonts w:eastAsia="Consolas" w:cs="Consolas" w:ascii="Consolas" w:hAnsi="Consolas"/>
+          <w:color w:val="1E1E1E"/>
+          <w:sz w:val="17"/>
+          <w:szCs w:val="17"/>
+        </w:rPr>
+        <w:t># ao final do trabalho (para a cobrança):</w:t>
       </w:r>
     </w:p>
     <w:p>
@@ -12264,7 +15180,7 @@
           <w:sz w:val="17"/>
           <w:szCs w:val="17"/>
         </w:rPr>
-        <w:t>ssh azureuser@IP-DA-VM 'systemctl status api-escola --no-pager'</w:t>
+        <w:t>az group delete --name rg-api-escola --yes --no-wait</w:t>
       </w:r>
     </w:p>
     <w:p>
@@ -12272,13 +15188,770 @@
         <w:pStyle w:val="Heading2"/>
         <w:rPr/>
       </w:pPr>
-      <w:bookmarkStart w:id="28" w:name="__RefHeading___Toc1225_3379194974"/>
-      <w:bookmarkEnd w:id="28"/>
-      <w:r>
-        <w:rPr>
-          <w:rFonts w:eastAsia="Arial" w:cs="Arial"/>
-        </w:rPr>
-        <w:t>8.5 Atualizar e remover</w:t>
+      <w:bookmarkStart w:id="31" w:name="__RefHeading___Toc1593_3656528421"/>
+      <w:bookmarkEnd w:id="31"/>
+      <w:r>
+        <w:rPr>
+          <w:rFonts w:eastAsia="Arial" w:cs="Arial"/>
+        </w:rPr>
+        <w:t>8.6 Problemas encontrados e soluções</w:t>
+      </w:r>
+    </w:p>
+    <w:p>
+      <w:pPr>
+        <w:pStyle w:val="Normal"/>
+        <w:spacing w:lineRule="exact" w:line="300" w:before="0" w:after="120"/>
+        <w:jc w:val="both"/>
+        <w:rPr/>
+      </w:pPr>
+      <w:r>
+        <w:rPr>
+          <w:rFonts w:eastAsia="Arial" w:cs="Arial"/>
+        </w:rPr>
+        <w:t>O deploy real passou por cinco problemas, todos resolvidos e incorporados aos scripts do repositório:</w:t>
+      </w:r>
+    </w:p>
+    <w:tbl>
+      <w:tblPr>
+        <w:tblW w:w="9026" w:type="dxa"/>
+        <w:jc w:val="left"/>
+        <w:tblInd w:w="0" w:type="dxa"/>
+        <w:tblLayout w:type="fixed"/>
+        <w:tblCellMar>
+          <w:top w:w="70" w:type="dxa"/>
+          <w:left w:w="110" w:type="dxa"/>
+          <w:bottom w:w="70" w:type="dxa"/>
+          <w:right w:w="110" w:type="dxa"/>
+        </w:tblCellMar>
+      </w:tblPr>
+      <w:tblGrid>
+        <w:gridCol w:w="2699"/>
+        <w:gridCol w:w="3000"/>
+        <w:gridCol w:w="3327"/>
+      </w:tblGrid>
+      <w:tr>
+        <w:trPr>
+          <w:tblHeader w:val="true"/>
+        </w:trPr>
+        <w:tc>
+          <w:tcPr>
+            <w:tcW w:w="2699" w:type="dxa"/>
+            <w:tcBorders>
+              <w:top w:val="single" w:sz="4" w:space="0" w:color="BFBFBF"/>
+              <w:left w:val="single" w:sz="4" w:space="0" w:color="BFBFBF"/>
+              <w:bottom w:val="single" w:sz="4" w:space="0" w:color="BFBFBF"/>
+              <w:right w:val="single" w:sz="4" w:space="0" w:color="BFBFBF"/>
+            </w:tcBorders>
+            <w:shd w:color="auto" w:fill="1F4E79" w:val="clear"/>
+          </w:tcPr>
+          <w:p>
+            <w:pPr>
+              <w:pStyle w:val="Normal"/>
+              <w:spacing w:lineRule="exact" w:line="260" w:before="0" w:after="0"/>
+              <w:rPr/>
+            </w:pPr>
+            <w:r>
+              <w:rPr>
+                <w:rFonts w:eastAsia="Arial" w:cs="Arial"/>
+                <w:b/>
+                <w:bCs/>
+                <w:color w:val="FFFFFF"/>
+                <w:sz w:val="19"/>
+                <w:szCs w:val="19"/>
+              </w:rPr>
+              <w:t>Problema</w:t>
+            </w:r>
+          </w:p>
+        </w:tc>
+        <w:tc>
+          <w:tcPr>
+            <w:tcW w:w="3000" w:type="dxa"/>
+            <w:tcBorders>
+              <w:top w:val="single" w:sz="4" w:space="0" w:color="BFBFBF"/>
+              <w:left w:val="single" w:sz="4" w:space="0" w:color="BFBFBF"/>
+              <w:bottom w:val="single" w:sz="4" w:space="0" w:color="BFBFBF"/>
+              <w:right w:val="single" w:sz="4" w:space="0" w:color="BFBFBF"/>
+            </w:tcBorders>
+            <w:shd w:color="auto" w:fill="1F4E79" w:val="clear"/>
+          </w:tcPr>
+          <w:p>
+            <w:pPr>
+              <w:pStyle w:val="Normal"/>
+              <w:spacing w:lineRule="exact" w:line="260" w:before="0" w:after="0"/>
+              <w:rPr/>
+            </w:pPr>
+            <w:r>
+              <w:rPr>
+                <w:rFonts w:eastAsia="Arial" w:cs="Arial"/>
+                <w:b/>
+                <w:bCs/>
+                <w:color w:val="FFFFFF"/>
+                <w:sz w:val="19"/>
+                <w:szCs w:val="19"/>
+              </w:rPr>
+              <w:t>Causa</w:t>
+            </w:r>
+          </w:p>
+        </w:tc>
+        <w:tc>
+          <w:tcPr>
+            <w:tcW w:w="3327" w:type="dxa"/>
+            <w:tcBorders>
+              <w:top w:val="single" w:sz="4" w:space="0" w:color="BFBFBF"/>
+              <w:left w:val="single" w:sz="4" w:space="0" w:color="BFBFBF"/>
+              <w:bottom w:val="single" w:sz="4" w:space="0" w:color="BFBFBF"/>
+              <w:right w:val="single" w:sz="4" w:space="0" w:color="BFBFBF"/>
+            </w:tcBorders>
+            <w:shd w:color="auto" w:fill="1F4E79" w:val="clear"/>
+          </w:tcPr>
+          <w:p>
+            <w:pPr>
+              <w:pStyle w:val="Normal"/>
+              <w:spacing w:lineRule="exact" w:line="260" w:before="0" w:after="0"/>
+              <w:rPr/>
+            </w:pPr>
+            <w:r>
+              <w:rPr>
+                <w:rFonts w:eastAsia="Arial" w:cs="Arial"/>
+                <w:b/>
+                <w:bCs/>
+                <w:color w:val="FFFFFF"/>
+                <w:sz w:val="19"/>
+                <w:szCs w:val="19"/>
+              </w:rPr>
+              <w:t>Solução</w:t>
+            </w:r>
+          </w:p>
+        </w:tc>
+      </w:tr>
+      <w:tr>
+        <w:trPr/>
+        <w:tc>
+          <w:tcPr>
+            <w:tcW w:w="2699" w:type="dxa"/>
+            <w:tcBorders>
+              <w:top w:val="single" w:sz="4" w:space="0" w:color="BFBFBF"/>
+              <w:left w:val="single" w:sz="4" w:space="0" w:color="BFBFBF"/>
+              <w:bottom w:val="single" w:sz="4" w:space="0" w:color="BFBFBF"/>
+              <w:right w:val="single" w:sz="4" w:space="0" w:color="BFBFBF"/>
+            </w:tcBorders>
+          </w:tcPr>
+          <w:p>
+            <w:pPr>
+              <w:pStyle w:val="Normal"/>
+              <w:spacing w:lineRule="exact" w:line="260" w:before="0" w:after="0"/>
+              <w:rPr/>
+            </w:pPr>
+            <w:r>
+              <w:rPr>
+                <w:rFonts w:eastAsia="Arial" w:cs="Arial"/>
+              </w:rPr>
+              <w:t>Erro da Azure CLI: “The content for this response was already consumed”</w:t>
+            </w:r>
+          </w:p>
+        </w:tc>
+        <w:tc>
+          <w:tcPr>
+            <w:tcW w:w="3000" w:type="dxa"/>
+            <w:tcBorders>
+              <w:top w:val="single" w:sz="4" w:space="0" w:color="BFBFBF"/>
+              <w:left w:val="single" w:sz="4" w:space="0" w:color="BFBFBF"/>
+              <w:bottom w:val="single" w:sz="4" w:space="0" w:color="BFBFBF"/>
+              <w:right w:val="single" w:sz="4" w:space="0" w:color="BFBFBF"/>
+            </w:tcBorders>
+          </w:tcPr>
+          <w:p>
+            <w:pPr>
+              <w:pStyle w:val="Normal"/>
+              <w:spacing w:lineRule="exact" w:line="260" w:before="0" w:after="0"/>
+              <w:rPr/>
+            </w:pPr>
+            <w:r>
+              <w:rPr>
+                <w:rFonts w:eastAsia="Arial" w:cs="Arial"/>
+              </w:rPr>
+              <w:t>Bug da CLI que esconde o erro real. A causa era o tamanho B1s indisponível em Brazil South para a assinatura.</w:t>
+            </w:r>
+          </w:p>
+        </w:tc>
+        <w:tc>
+          <w:tcPr>
+            <w:tcW w:w="3327" w:type="dxa"/>
+            <w:tcBorders>
+              <w:top w:val="single" w:sz="4" w:space="0" w:color="BFBFBF"/>
+              <w:left w:val="single" w:sz="4" w:space="0" w:color="BFBFBF"/>
+              <w:bottom w:val="single" w:sz="4" w:space="0" w:color="BFBFBF"/>
+              <w:right w:val="single" w:sz="4" w:space="0" w:color="BFBFBF"/>
+            </w:tcBorders>
+          </w:tcPr>
+          <w:p>
+            <w:pPr>
+              <w:pStyle w:val="Normal"/>
+              <w:spacing w:lineRule="exact" w:line="260" w:before="0" w:after="0"/>
+              <w:rPr/>
+            </w:pPr>
+            <w:r>
+              <w:rPr>
+                <w:rFonts w:eastAsia="Arial" w:cs="Arial"/>
+              </w:rPr>
+              <w:t>O script passou a verificar a disponibilidade do tamanho (</w:t>
+            </w:r>
+            <w:r>
+              <w:rPr>
+                <w:rFonts w:eastAsia="Consolas" w:cs="Consolas" w:ascii="Consolas" w:hAnsi="Consolas"/>
+                <w:color w:val="C7254E"/>
+                <w:sz w:val="20"/>
+                <w:szCs w:val="20"/>
+              </w:rPr>
+              <w:t>az vm list-skus</w:t>
+            </w:r>
+            <w:r>
+              <w:rPr>
+                <w:rFonts w:eastAsia="Arial" w:cs="Arial"/>
+              </w:rPr>
+              <w:t>) antes de criar a VM e a mostrar o erro real em caso de falha.</w:t>
+            </w:r>
+          </w:p>
+        </w:tc>
+      </w:tr>
+      <w:tr>
+        <w:trPr/>
+        <w:tc>
+          <w:tcPr>
+            <w:tcW w:w="2699" w:type="dxa"/>
+            <w:tcBorders>
+              <w:top w:val="single" w:sz="4" w:space="0" w:color="BFBFBF"/>
+              <w:left w:val="single" w:sz="4" w:space="0" w:color="BFBFBF"/>
+              <w:bottom w:val="single" w:sz="4" w:space="0" w:color="BFBFBF"/>
+              <w:right w:val="single" w:sz="4" w:space="0" w:color="BFBFBF"/>
+            </w:tcBorders>
+            <w:shd w:color="auto" w:fill="F2F6FA" w:val="clear"/>
+          </w:tcPr>
+          <w:p>
+            <w:pPr>
+              <w:pStyle w:val="Normal"/>
+              <w:spacing w:lineRule="exact" w:line="260" w:before="0" w:after="0"/>
+              <w:rPr/>
+            </w:pPr>
+            <w:r>
+              <w:rPr>
+                <w:rFonts w:eastAsia="Arial" w:cs="Arial"/>
+              </w:rPr>
+              <w:t>Nenhum tamanho da série B liberado em Brazil South, East US e East US 2</w:t>
+            </w:r>
+          </w:p>
+        </w:tc>
+        <w:tc>
+          <w:tcPr>
+            <w:tcW w:w="3000" w:type="dxa"/>
+            <w:tcBorders>
+              <w:top w:val="single" w:sz="4" w:space="0" w:color="BFBFBF"/>
+              <w:left w:val="single" w:sz="4" w:space="0" w:color="BFBFBF"/>
+              <w:bottom w:val="single" w:sz="4" w:space="0" w:color="BFBFBF"/>
+              <w:right w:val="single" w:sz="4" w:space="0" w:color="BFBFBF"/>
+            </w:tcBorders>
+            <w:shd w:color="auto" w:fill="F2F6FA" w:val="clear"/>
+          </w:tcPr>
+          <w:p>
+            <w:pPr>
+              <w:pStyle w:val="Normal"/>
+              <w:spacing w:lineRule="exact" w:line="260" w:before="0" w:after="0"/>
+              <w:rPr/>
+            </w:pPr>
+            <w:r>
+              <w:rPr>
+                <w:rFonts w:eastAsia="Arial" w:cs="Arial"/>
+              </w:rPr>
+              <w:t>Restrições da assinatura acadêmica por região.</w:t>
+            </w:r>
+          </w:p>
+        </w:tc>
+        <w:tc>
+          <w:tcPr>
+            <w:tcW w:w="3327" w:type="dxa"/>
+            <w:tcBorders>
+              <w:top w:val="single" w:sz="4" w:space="0" w:color="BFBFBF"/>
+              <w:left w:val="single" w:sz="4" w:space="0" w:color="BFBFBF"/>
+              <w:bottom w:val="single" w:sz="4" w:space="0" w:color="BFBFBF"/>
+              <w:right w:val="single" w:sz="4" w:space="0" w:color="BFBFBF"/>
+            </w:tcBorders>
+            <w:shd w:color="auto" w:fill="F2F6FA" w:val="clear"/>
+          </w:tcPr>
+          <w:p>
+            <w:pPr>
+              <w:pStyle w:val="Normal"/>
+              <w:spacing w:lineRule="exact" w:line="260" w:before="0" w:after="0"/>
+              <w:rPr/>
+            </w:pPr>
+            <w:r>
+              <w:rPr>
+                <w:rFonts w:eastAsia="Arial" w:cs="Arial"/>
+              </w:rPr>
+              <w:t xml:space="preserve">Busca nas principais regiões. Em Central US havia tamanhos Arm liberados; foi escolhido o </w:t>
+            </w:r>
+            <w:r>
+              <w:rPr>
+                <w:rFonts w:eastAsia="Consolas" w:cs="Consolas" w:ascii="Consolas" w:hAnsi="Consolas"/>
+                <w:color w:val="C7254E"/>
+                <w:sz w:val="20"/>
+                <w:szCs w:val="20"/>
+              </w:rPr>
+              <w:t>Standard_B2pts_v2</w:t>
+            </w:r>
+            <w:r>
+              <w:rPr>
+                <w:rFonts w:eastAsia="Arial" w:cs="Arial"/>
+              </w:rPr>
+              <w:t>, coberto pela conta gratuita.</w:t>
+            </w:r>
+          </w:p>
+        </w:tc>
+      </w:tr>
+      <w:tr>
+        <w:trPr/>
+        <w:tc>
+          <w:tcPr>
+            <w:tcW w:w="2699" w:type="dxa"/>
+            <w:tcBorders>
+              <w:top w:val="single" w:sz="4" w:space="0" w:color="BFBFBF"/>
+              <w:left w:val="single" w:sz="4" w:space="0" w:color="BFBFBF"/>
+              <w:bottom w:val="single" w:sz="4" w:space="0" w:color="BFBFBF"/>
+              <w:right w:val="single" w:sz="4" w:space="0" w:color="BFBFBF"/>
+            </w:tcBorders>
+          </w:tcPr>
+          <w:p>
+            <w:pPr>
+              <w:pStyle w:val="Normal"/>
+              <w:spacing w:lineRule="exact" w:line="260" w:before="0" w:after="0"/>
+              <w:rPr/>
+            </w:pPr>
+            <w:r>
+              <w:rPr>
+                <w:rFonts w:eastAsia="Arial" w:cs="Arial"/>
+              </w:rPr>
+              <w:t>Imagem incompatível com VM Arm</w:t>
+            </w:r>
+          </w:p>
+        </w:tc>
+        <w:tc>
+          <w:tcPr>
+            <w:tcW w:w="3000" w:type="dxa"/>
+            <w:tcBorders>
+              <w:top w:val="single" w:sz="4" w:space="0" w:color="BFBFBF"/>
+              <w:left w:val="single" w:sz="4" w:space="0" w:color="BFBFBF"/>
+              <w:bottom w:val="single" w:sz="4" w:space="0" w:color="BFBFBF"/>
+              <w:right w:val="single" w:sz="4" w:space="0" w:color="BFBFBF"/>
+            </w:tcBorders>
+          </w:tcPr>
+          <w:p>
+            <w:pPr>
+              <w:pStyle w:val="Normal"/>
+              <w:spacing w:lineRule="exact" w:line="260" w:before="0" w:after="0"/>
+              <w:rPr/>
+            </w:pPr>
+            <w:r>
+              <w:rPr>
+                <w:rFonts w:eastAsia="Arial" w:cs="Arial"/>
+              </w:rPr>
+              <w:t>A imagem padrão do Ubuntu é x64.</w:t>
+            </w:r>
+          </w:p>
+        </w:tc>
+        <w:tc>
+          <w:tcPr>
+            <w:tcW w:w="3327" w:type="dxa"/>
+            <w:tcBorders>
+              <w:top w:val="single" w:sz="4" w:space="0" w:color="BFBFBF"/>
+              <w:left w:val="single" w:sz="4" w:space="0" w:color="BFBFBF"/>
+              <w:bottom w:val="single" w:sz="4" w:space="0" w:color="BFBFBF"/>
+              <w:right w:val="single" w:sz="4" w:space="0" w:color="BFBFBF"/>
+            </w:tcBorders>
+          </w:tcPr>
+          <w:p>
+            <w:pPr>
+              <w:pStyle w:val="Normal"/>
+              <w:spacing w:lineRule="exact" w:line="260" w:before="0" w:after="0"/>
+              <w:rPr/>
+            </w:pPr>
+            <w:r>
+              <w:rPr>
+                <w:rFonts w:eastAsia="Arial" w:cs="Arial"/>
+              </w:rPr>
+              <w:t xml:space="preserve">O script detecta tamanhos Arm e usa a imagem </w:t>
+            </w:r>
+            <w:r>
+              <w:rPr>
+                <w:rFonts w:eastAsia="Consolas" w:cs="Consolas" w:ascii="Consolas" w:hAnsi="Consolas"/>
+                <w:color w:val="C7254E"/>
+                <w:sz w:val="20"/>
+                <w:szCs w:val="20"/>
+              </w:rPr>
+              <w:t>ubuntu-24_04-lts:server-arm64</w:t>
+            </w:r>
+            <w:r>
+              <w:rPr>
+                <w:rFonts w:eastAsia="Arial" w:cs="Arial"/>
+              </w:rPr>
+              <w:t>.</w:t>
+            </w:r>
+          </w:p>
+        </w:tc>
+      </w:tr>
+      <w:tr>
+        <w:trPr/>
+        <w:tc>
+          <w:tcPr>
+            <w:tcW w:w="2699" w:type="dxa"/>
+            <w:tcBorders>
+              <w:top w:val="single" w:sz="4" w:space="0" w:color="BFBFBF"/>
+              <w:left w:val="single" w:sz="4" w:space="0" w:color="BFBFBF"/>
+              <w:bottom w:val="single" w:sz="4" w:space="0" w:color="BFBFBF"/>
+              <w:right w:val="single" w:sz="4" w:space="0" w:color="BFBFBF"/>
+            </w:tcBorders>
+            <w:shd w:color="auto" w:fill="F2F6FA" w:val="clear"/>
+          </w:tcPr>
+          <w:p>
+            <w:pPr>
+              <w:pStyle w:val="Normal"/>
+              <w:spacing w:lineRule="exact" w:line="260" w:before="0" w:after="0"/>
+              <w:rPr/>
+            </w:pPr>
+            <w:r>
+              <w:rPr>
+                <w:rFonts w:eastAsia="Consolas" w:cs="Consolas" w:ascii="Consolas" w:hAnsi="Consolas"/>
+                <w:color w:val="C7254E"/>
+                <w:sz w:val="20"/>
+                <w:szCs w:val="20"/>
+              </w:rPr>
+              <w:t>LOCATION=... ./script</w:t>
+            </w:r>
+            <w:r>
+              <w:rPr>
+                <w:rFonts w:eastAsia="Arial" w:cs="Arial"/>
+              </w:rPr>
+              <w:t xml:space="preserve"> não reconhecido</w:t>
+            </w:r>
+          </w:p>
+        </w:tc>
+        <w:tc>
+          <w:tcPr>
+            <w:tcW w:w="3000" w:type="dxa"/>
+            <w:tcBorders>
+              <w:top w:val="single" w:sz="4" w:space="0" w:color="BFBFBF"/>
+              <w:left w:val="single" w:sz="4" w:space="0" w:color="BFBFBF"/>
+              <w:bottom w:val="single" w:sz="4" w:space="0" w:color="BFBFBF"/>
+              <w:right w:val="single" w:sz="4" w:space="0" w:color="BFBFBF"/>
+            </w:tcBorders>
+            <w:shd w:color="auto" w:fill="F2F6FA" w:val="clear"/>
+          </w:tcPr>
+          <w:p>
+            <w:pPr>
+              <w:pStyle w:val="Normal"/>
+              <w:spacing w:lineRule="exact" w:line="260" w:before="0" w:after="0"/>
+              <w:rPr/>
+            </w:pPr>
+            <w:r>
+              <w:rPr>
+                <w:rFonts w:eastAsia="Arial" w:cs="Arial"/>
+              </w:rPr>
+              <w:t>O Cloud Shell estava em PowerShell, que usa outra sintaxe para variáveis.</w:t>
+            </w:r>
+          </w:p>
+        </w:tc>
+        <w:tc>
+          <w:tcPr>
+            <w:tcW w:w="3327" w:type="dxa"/>
+            <w:tcBorders>
+              <w:top w:val="single" w:sz="4" w:space="0" w:color="BFBFBF"/>
+              <w:left w:val="single" w:sz="4" w:space="0" w:color="BFBFBF"/>
+              <w:bottom w:val="single" w:sz="4" w:space="0" w:color="BFBFBF"/>
+              <w:right w:val="single" w:sz="4" w:space="0" w:color="BFBFBF"/>
+            </w:tcBorders>
+            <w:shd w:color="auto" w:fill="F2F6FA" w:val="clear"/>
+          </w:tcPr>
+          <w:p>
+            <w:pPr>
+              <w:pStyle w:val="Normal"/>
+              <w:spacing w:lineRule="exact" w:line="260" w:before="0" w:after="0"/>
+              <w:rPr/>
+            </w:pPr>
+            <w:r>
+              <w:rPr>
+                <w:rFonts w:eastAsia="Arial" w:cs="Arial"/>
+              </w:rPr>
+              <w:t xml:space="preserve">Uso de </w:t>
+            </w:r>
+            <w:r>
+              <w:rPr>
+                <w:rFonts w:eastAsia="Consolas" w:cs="Consolas" w:ascii="Consolas" w:hAnsi="Consolas"/>
+                <w:color w:val="C7254E"/>
+                <w:sz w:val="20"/>
+                <w:szCs w:val="20"/>
+              </w:rPr>
+              <w:t>bash -c "..."</w:t>
+            </w:r>
+            <w:r>
+              <w:rPr>
+                <w:rFonts w:eastAsia="Arial" w:cs="Arial"/>
+              </w:rPr>
+              <w:t>, que funciona nos dois shells.</w:t>
+            </w:r>
+          </w:p>
+        </w:tc>
+      </w:tr>
+      <w:tr>
+        <w:trPr/>
+        <w:tc>
+          <w:tcPr>
+            <w:tcW w:w="2699" w:type="dxa"/>
+            <w:tcBorders>
+              <w:top w:val="single" w:sz="4" w:space="0" w:color="BFBFBF"/>
+              <w:left w:val="single" w:sz="4" w:space="0" w:color="BFBFBF"/>
+              <w:bottom w:val="single" w:sz="4" w:space="0" w:color="BFBFBF"/>
+              <w:right w:val="single" w:sz="4" w:space="0" w:color="BFBFBF"/>
+            </w:tcBorders>
+          </w:tcPr>
+          <w:p>
+            <w:pPr>
+              <w:pStyle w:val="Normal"/>
+              <w:spacing w:lineRule="exact" w:line="260" w:before="0" w:after="0"/>
+              <w:rPr/>
+            </w:pPr>
+            <w:r>
+              <w:rPr>
+                <w:rFonts w:eastAsia="Arial" w:cs="Arial"/>
+              </w:rPr>
+              <w:t>Navegador com ERR_TIMED_OUT; API e Nginx inativos na VM</w:t>
+            </w:r>
+          </w:p>
+        </w:tc>
+        <w:tc>
+          <w:tcPr>
+            <w:tcW w:w="3000" w:type="dxa"/>
+            <w:tcBorders>
+              <w:top w:val="single" w:sz="4" w:space="0" w:color="BFBFBF"/>
+              <w:left w:val="single" w:sz="4" w:space="0" w:color="BFBFBF"/>
+              <w:bottom w:val="single" w:sz="4" w:space="0" w:color="BFBFBF"/>
+              <w:right w:val="single" w:sz="4" w:space="0" w:color="BFBFBF"/>
+            </w:tcBorders>
+          </w:tcPr>
+          <w:p>
+            <w:pPr>
+              <w:pStyle w:val="Normal"/>
+              <w:spacing w:lineRule="exact" w:line="260" w:before="0" w:after="0"/>
+              <w:rPr/>
+            </w:pPr>
+            <w:r>
+              <w:rPr>
+                <w:rFonts w:eastAsia="Arial" w:cs="Arial"/>
+              </w:rPr>
+              <w:t>O cloud-init terminou (</w:t>
+            </w:r>
+            <w:r>
+              <w:rPr>
+                <w:rFonts w:eastAsia="Consolas" w:cs="Consolas" w:ascii="Consolas" w:hAnsi="Consolas"/>
+                <w:color w:val="C7254E"/>
+                <w:sz w:val="20"/>
+                <w:szCs w:val="20"/>
+              </w:rPr>
+              <w:t>status: done</w:t>
+            </w:r>
+            <w:r>
+              <w:rPr>
+                <w:rFonts w:eastAsia="Arial" w:cs="Arial"/>
+              </w:rPr>
+              <w:t>) sem aplicar a configuração.</w:t>
+            </w:r>
+          </w:p>
+        </w:tc>
+        <w:tc>
+          <w:tcPr>
+            <w:tcW w:w="3327" w:type="dxa"/>
+            <w:tcBorders>
+              <w:top w:val="single" w:sz="4" w:space="0" w:color="BFBFBF"/>
+              <w:left w:val="single" w:sz="4" w:space="0" w:color="BFBFBF"/>
+              <w:bottom w:val="single" w:sz="4" w:space="0" w:color="BFBFBF"/>
+              <w:right w:val="single" w:sz="4" w:space="0" w:color="BFBFBF"/>
+            </w:tcBorders>
+          </w:tcPr>
+          <w:p>
+            <w:pPr>
+              <w:pStyle w:val="Normal"/>
+              <w:spacing w:lineRule="exact" w:line="260" w:before="0" w:after="0"/>
+              <w:rPr/>
+            </w:pPr>
+            <w:r>
+              <w:rPr>
+                <w:rFonts w:eastAsia="Arial" w:cs="Arial"/>
+              </w:rPr>
+              <w:t xml:space="preserve">Criado o </w:t>
+            </w:r>
+            <w:r>
+              <w:rPr>
+                <w:rFonts w:eastAsia="Consolas" w:cs="Consolas" w:ascii="Consolas" w:hAnsi="Consolas"/>
+                <w:color w:val="C7254E"/>
+                <w:sz w:val="20"/>
+                <w:szCs w:val="20"/>
+              </w:rPr>
+              <w:t>instalar_na_vm.sh</w:t>
+            </w:r>
+            <w:r>
+              <w:rPr>
+                <w:rFonts w:eastAsia="Arial" w:cs="Arial"/>
+              </w:rPr>
+              <w:t>, executado pelo Run Command da Azure. A API respondeu logo em seguida.</w:t>
+            </w:r>
+          </w:p>
+        </w:tc>
+      </w:tr>
+    </w:tbl>
+    <w:p>
+      <w:pPr>
+        <w:pStyle w:val="Normal"/>
+        <w:spacing w:before="0" w:after="160"/>
+        <w:rPr/>
+      </w:pPr>
+      <w:r>
+        <w:rPr/>
+      </w:r>
+      <w:r>
+        <w:br w:type="page"/>
+      </w:r>
+    </w:p>
+    <w:p>
+      <w:pPr>
+        <w:pStyle w:val="Heading1"/>
+        <w:rPr/>
+      </w:pPr>
+      <w:bookmarkStart w:id="32" w:name="__RefHeading___Toc1595_3656528421"/>
+      <w:bookmarkEnd w:id="32"/>
+      <w:r>
+        <w:rPr>
+          <w:rFonts w:eastAsia="Arial" w:cs="Arial"/>
+        </w:rPr>
+        <w:t>9. Repositório no GitHub</w:t>
+      </w:r>
+    </w:p>
+    <w:p>
+      <w:pPr>
+        <w:pStyle w:val="Normal"/>
+        <w:spacing w:lineRule="exact" w:line="300" w:before="0" w:after="120"/>
+        <w:rPr/>
+      </w:pPr>
+      <w:r>
+        <w:rPr>
+          <w:rFonts w:eastAsia="Arial" w:cs="Arial"/>
+          <w:b/>
+          <w:bCs/>
+        </w:rPr>
+        <w:t xml:space="preserve">Repositório: </w:t>
+      </w:r>
+      <w:hyperlink r:id="rId19">
+        <w:r>
+          <w:rPr>
+            <w:rStyle w:val="Hyperlink"/>
+            <w:rFonts w:eastAsia="Arial" w:cs="Arial"/>
+          </w:rPr>
+          <w:t>https://github.com/RenesFernandes7366/api-alunos</w:t>
+        </w:r>
+      </w:hyperlink>
+    </w:p>
+    <w:p>
+      <w:pPr>
+        <w:pStyle w:val="Normal"/>
+        <w:spacing w:lineRule="exact" w:line="300" w:before="0" w:after="120"/>
+        <w:rPr/>
+      </w:pPr>
+      <w:r>
+        <w:rPr>
+          <w:rFonts w:eastAsia="Arial" w:cs="Arial"/>
+          <w:b/>
+          <w:bCs/>
+        </w:rPr>
+        <w:t xml:space="preserve">API publicada: </w:t>
+      </w:r>
+      <w:hyperlink r:id="rId20">
+        <w:r>
+          <w:rPr>
+            <w:rStyle w:val="Hyperlink"/>
+            <w:rFonts w:eastAsia="Arial" w:cs="Arial"/>
+          </w:rPr>
+          <w:t>http://52.230.164.119/docs</w:t>
+        </w:r>
+      </w:hyperlink>
+    </w:p>
+    <w:p>
+      <w:pPr>
+        <w:pStyle w:val="Normal"/>
+        <w:spacing w:lineRule="exact" w:line="300" w:before="0" w:after="120"/>
+        <w:jc w:val="both"/>
+        <w:rPr/>
+      </w:pPr>
+      <w:r>
+        <w:rPr>
+          <w:rFonts w:eastAsia="Arial" w:cs="Arial"/>
+        </w:rPr>
+        <w:t>O repositório contém o código, os testes, os scripts de deploy (</w:t>
+      </w:r>
+      <w:r>
+        <w:rPr>
+          <w:rFonts w:eastAsia="Consolas" w:cs="Consolas" w:ascii="Consolas" w:hAnsi="Consolas"/>
+          <w:color w:val="C7254E"/>
+          <w:sz w:val="20"/>
+          <w:szCs w:val="20"/>
+        </w:rPr>
+        <w:t>azure_criar_vm.sh</w:t>
+      </w:r>
+      <w:r>
+        <w:rPr>
+          <w:rFonts w:eastAsia="Arial" w:cs="Arial"/>
+        </w:rPr>
+        <w:t xml:space="preserve">, </w:t>
+      </w:r>
+      <w:r>
+        <w:rPr>
+          <w:rFonts w:eastAsia="Consolas" w:cs="Consolas" w:ascii="Consolas" w:hAnsi="Consolas"/>
+          <w:color w:val="C7254E"/>
+          <w:sz w:val="20"/>
+          <w:szCs w:val="20"/>
+        </w:rPr>
+        <w:t>cloud-init.yaml</w:t>
+      </w:r>
+      <w:r>
+        <w:rPr>
+          <w:rFonts w:eastAsia="Arial" w:cs="Arial"/>
+        </w:rPr>
+        <w:t xml:space="preserve">, </w:t>
+      </w:r>
+      <w:r>
+        <w:rPr>
+          <w:rFonts w:eastAsia="Consolas" w:cs="Consolas" w:ascii="Consolas" w:hAnsi="Consolas"/>
+          <w:color w:val="C7254E"/>
+          <w:sz w:val="20"/>
+          <w:szCs w:val="20"/>
+        </w:rPr>
+        <w:t>instalar_na_vm.sh</w:t>
+      </w:r>
+      <w:r>
+        <w:rPr>
+          <w:rFonts w:eastAsia="Arial" w:cs="Arial"/>
+        </w:rPr>
+        <w:t xml:space="preserve">), o README com instruções e a pasta </w:t>
+      </w:r>
+      <w:r>
+        <w:rPr>
+          <w:rFonts w:eastAsia="Consolas" w:cs="Consolas" w:ascii="Consolas" w:hAnsi="Consolas"/>
+          <w:color w:val="C7254E"/>
+          <w:sz w:val="20"/>
+          <w:szCs w:val="20"/>
+        </w:rPr>
+        <w:t>docs/</w:t>
+      </w:r>
+      <w:r>
+        <w:rPr>
+          <w:rFonts w:eastAsia="Arial" w:cs="Arial"/>
+        </w:rPr>
+        <w:t xml:space="preserve"> com os diagramas, os 13 prints e este documento em Word e PDF.</w:t>
       </w:r>
     </w:p>
     <w:p>
@@ -12301,7 +15974,7 @@
           <w:sz w:val="17"/>
           <w:szCs w:val="17"/>
         </w:rPr>
-        <w:t># depois de um novo git push:</w:t>
+        <w:t>api-alunos/</w:t>
       </w:r>
     </w:p>
     <w:p>
@@ -12324,7 +15997,16 @@
           <w:sz w:val="17"/>
           <w:szCs w:val="17"/>
         </w:rPr>
-        <w:t>ssh azureuser@IP-DA-VM 'bash -s' &lt; deploy/atualizar_vm.sh</w:t>
+        <w:t xml:space="preserve">├── </w:t>
+      </w:r>
+      <w:r>
+        <w:rPr>
+          <w:rFonts w:eastAsia="Consolas" w:cs="Consolas" w:ascii="Consolas" w:hAnsi="Consolas"/>
+          <w:color w:val="1E1E1E"/>
+          <w:sz w:val="17"/>
+          <w:szCs w:val="17"/>
+        </w:rPr>
+        <w:t>app/                    # código da API</w:t>
       </w:r>
     </w:p>
     <w:p>
@@ -12347,7 +16029,16 @@
           <w:sz w:val="17"/>
           <w:szCs w:val="17"/>
         </w:rPr>
-        <w:t xml:space="preserve"> </w:t>
+        <w:t xml:space="preserve">├── </w:t>
+      </w:r>
+      <w:r>
+        <w:rPr>
+          <w:rFonts w:eastAsia="Consolas" w:cs="Consolas" w:ascii="Consolas" w:hAnsi="Consolas"/>
+          <w:color w:val="1E1E1E"/>
+          <w:sz w:val="17"/>
+          <w:szCs w:val="17"/>
+        </w:rPr>
+        <w:t>tests/                  # testes automatizados</w:t>
       </w:r>
     </w:p>
     <w:p>
@@ -12370,7 +16061,176 @@
           <w:sz w:val="17"/>
           <w:szCs w:val="17"/>
         </w:rPr>
-        <w:t># ao final do trabalho (para a cobrança):</w:t>
+        <w:t xml:space="preserve">├── </w:t>
+      </w:r>
+      <w:r>
+        <w:rPr>
+          <w:rFonts w:eastAsia="Consolas" w:cs="Consolas" w:ascii="Consolas" w:hAnsi="Consolas"/>
+          <w:color w:val="1E1E1E"/>
+          <w:sz w:val="17"/>
+          <w:szCs w:val="17"/>
+        </w:rPr>
+        <w:t>scripts/smoke_test.sh   # teste de ponta a ponta</w:t>
+      </w:r>
+    </w:p>
+    <w:p>
+      <w:pPr>
+        <w:pStyle w:val="Normal"/>
+        <w:keepNext w:val="true"/>
+        <w:keepLines/>
+        <w:pBdr>
+          <w:left w:val="single" w:sz="18" w:space="6" w:color="5E81AC"/>
+        </w:pBdr>
+        <w:shd w:val="clear" w:color="auto" w:fill="F3F4F6"/>
+        <w:spacing w:lineRule="exact" w:line="250" w:before="0" w:after="0"/>
+        <w:ind w:left="120" w:right="120"/>
+        <w:rPr/>
+      </w:pPr>
+      <w:r>
+        <w:rPr>
+          <w:rFonts w:eastAsia="Consolas" w:cs="Consolas" w:ascii="Consolas" w:hAnsi="Consolas"/>
+          <w:color w:val="1E1E1E"/>
+          <w:sz w:val="17"/>
+          <w:szCs w:val="17"/>
+        </w:rPr>
+        <w:t xml:space="preserve">├── </w:t>
+      </w:r>
+      <w:r>
+        <w:rPr>
+          <w:rFonts w:eastAsia="Consolas" w:cs="Consolas" w:ascii="Consolas" w:hAnsi="Consolas"/>
+          <w:color w:val="1E1E1E"/>
+          <w:sz w:val="17"/>
+          <w:szCs w:val="17"/>
+        </w:rPr>
+        <w:t>deploy/                 # scripts de infraestrutura e configuração</w:t>
+      </w:r>
+    </w:p>
+    <w:p>
+      <w:pPr>
+        <w:pStyle w:val="Normal"/>
+        <w:keepNext w:val="true"/>
+        <w:keepLines/>
+        <w:pBdr>
+          <w:left w:val="single" w:sz="18" w:space="6" w:color="5E81AC"/>
+        </w:pBdr>
+        <w:shd w:val="clear" w:color="auto" w:fill="F3F4F6"/>
+        <w:spacing w:lineRule="exact" w:line="250" w:before="0" w:after="0"/>
+        <w:ind w:left="120" w:right="120"/>
+        <w:rPr/>
+      </w:pPr>
+      <w:r>
+        <w:rPr>
+          <w:rFonts w:eastAsia="Consolas" w:cs="Consolas" w:ascii="Consolas" w:hAnsi="Consolas"/>
+          <w:color w:val="1E1E1E"/>
+          <w:sz w:val="17"/>
+          <w:szCs w:val="17"/>
+        </w:rPr>
+        <w:t xml:space="preserve">└── </w:t>
+      </w:r>
+      <w:r>
+        <w:rPr>
+          <w:rFonts w:eastAsia="Consolas" w:cs="Consolas" w:ascii="Consolas" w:hAnsi="Consolas"/>
+          <w:color w:val="1E1E1E"/>
+          <w:sz w:val="17"/>
+          <w:szCs w:val="17"/>
+        </w:rPr>
+        <w:t>docs/</w:t>
+      </w:r>
+    </w:p>
+    <w:p>
+      <w:pPr>
+        <w:pStyle w:val="Normal"/>
+        <w:keepNext w:val="true"/>
+        <w:keepLines/>
+        <w:pBdr>
+          <w:left w:val="single" w:sz="18" w:space="6" w:color="5E81AC"/>
+        </w:pBdr>
+        <w:shd w:val="clear" w:color="auto" w:fill="F3F4F6"/>
+        <w:spacing w:lineRule="exact" w:line="250" w:before="0" w:after="0"/>
+        <w:ind w:left="120" w:right="120"/>
+        <w:rPr/>
+      </w:pPr>
+      <w:r>
+        <w:rPr>
+          <w:rFonts w:eastAsia="Consolas" w:cs="Consolas" w:ascii="Consolas" w:hAnsi="Consolas"/>
+          <w:color w:val="1E1E1E"/>
+          <w:sz w:val="17"/>
+          <w:szCs w:val="17"/>
+        </w:rPr>
+        <w:t xml:space="preserve">    ├── </w:t>
+      </w:r>
+      <w:r>
+        <w:rPr>
+          <w:rFonts w:eastAsia="Consolas" w:cs="Consolas" w:ascii="Consolas" w:hAnsi="Consolas"/>
+          <w:color w:val="1E1E1E"/>
+          <w:sz w:val="17"/>
+          <w:szCs w:val="17"/>
+        </w:rPr>
+        <w:t>diagramas/          # arquitetura, ER, fluxos</w:t>
+      </w:r>
+    </w:p>
+    <w:p>
+      <w:pPr>
+        <w:pStyle w:val="Normal"/>
+        <w:keepNext w:val="true"/>
+        <w:keepLines/>
+        <w:pBdr>
+          <w:left w:val="single" w:sz="18" w:space="6" w:color="5E81AC"/>
+        </w:pBdr>
+        <w:shd w:val="clear" w:color="auto" w:fill="F3F4F6"/>
+        <w:spacing w:lineRule="exact" w:line="250" w:before="0" w:after="0"/>
+        <w:ind w:left="120" w:right="120"/>
+        <w:rPr/>
+      </w:pPr>
+      <w:r>
+        <w:rPr>
+          <w:rFonts w:eastAsia="Consolas" w:cs="Consolas" w:ascii="Consolas" w:hAnsi="Consolas"/>
+          <w:color w:val="1E1E1E"/>
+          <w:sz w:val="17"/>
+          <w:szCs w:val="17"/>
+        </w:rPr>
+        <w:t xml:space="preserve">    ├── </w:t>
+      </w:r>
+      <w:r>
+        <w:rPr>
+          <w:rFonts w:eastAsia="Consolas" w:cs="Consolas" w:ascii="Consolas" w:hAnsi="Consolas"/>
+          <w:color w:val="1E1E1E"/>
+          <w:sz w:val="17"/>
+          <w:szCs w:val="17"/>
+        </w:rPr>
+        <w:t>prints/             # 13 prints (local e Azure)</w:t>
+      </w:r>
+    </w:p>
+    <w:p>
+      <w:pPr>
+        <w:pStyle w:val="Normal"/>
+        <w:keepNext w:val="true"/>
+        <w:keepLines/>
+        <w:pBdr>
+          <w:left w:val="single" w:sz="18" w:space="6" w:color="5E81AC"/>
+        </w:pBdr>
+        <w:shd w:val="clear" w:color="auto" w:fill="F3F4F6"/>
+        <w:spacing w:lineRule="exact" w:line="250" w:before="0" w:after="0"/>
+        <w:ind w:left="120" w:right="120"/>
+        <w:rPr/>
+      </w:pPr>
+      <w:r>
+        <w:rPr>
+          <w:rFonts w:eastAsia="Consolas" w:cs="Consolas" w:ascii="Consolas" w:hAnsi="Consolas"/>
+          <w:color w:val="1E1E1E"/>
+          <w:sz w:val="17"/>
+          <w:szCs w:val="17"/>
+        </w:rPr>
+        <w:t xml:space="preserve">    ├── </w:t>
+      </w:r>
+      <w:r>
+        <w:rPr>
+          <w:rFonts w:eastAsia="Consolas" w:cs="Consolas" w:ascii="Consolas" w:hAnsi="Consolas"/>
+          <w:color w:val="1E1E1E"/>
+          <w:sz w:val="17"/>
+          <w:szCs w:val="17"/>
+        </w:rPr>
+        <w:t>Documentacao_API_Escola.docx</w:t>
       </w:r>
     </w:p>
     <w:p>
@@ -12393,7 +16253,16 @@
           <w:sz w:val="17"/>
           <w:szCs w:val="17"/>
         </w:rPr>
-        <w:t>az group delete --name rg-api-escola --yes --no-wait</w:t>
+        <w:t xml:space="preserve">    └── </w:t>
+      </w:r>
+      <w:r>
+        <w:rPr>
+          <w:rFonts w:eastAsia="Consolas" w:cs="Consolas" w:ascii="Consolas" w:hAnsi="Consolas"/>
+          <w:color w:val="1E1E1E"/>
+          <w:sz w:val="17"/>
+          <w:szCs w:val="17"/>
+        </w:rPr>
+        <w:t>Documentacao_API_Escola.pdf</w:t>
       </w:r>
       <w:r>
         <w:br w:type="page"/>
@@ -12404,13 +16273,13 @@
         <w:pStyle w:val="Heading1"/>
         <w:rPr/>
       </w:pPr>
-      <w:bookmarkStart w:id="29" w:name="__RefHeading___Toc1227_3379194974"/>
-      <w:bookmarkEnd w:id="29"/>
-      <w:r>
-        <w:rPr>
-          <w:rFonts w:eastAsia="Arial" w:cs="Arial"/>
-        </w:rPr>
-        <w:t>9. Repositório e prints da nuvem</w:t>
+      <w:bookmarkStart w:id="33" w:name="__RefHeading___Toc1597_3656528421"/>
+      <w:bookmarkEnd w:id="33"/>
+      <w:r>
+        <w:rPr>
+          <w:rFonts w:eastAsia="Arial" w:cs="Arial"/>
+        </w:rPr>
+        <w:t>10. Melhorias futuras e conclusão</w:t>
       </w:r>
     </w:p>
     <w:p>
@@ -12418,305 +16287,8 @@
         <w:pStyle w:val="Heading2"/>
         <w:rPr/>
       </w:pPr>
-      <w:bookmarkStart w:id="30" w:name="__RefHeading___Toc1229_3379194974"/>
-      <w:bookmarkEnd w:id="30"/>
-      <w:r>
-        <w:rPr>
-          <w:rFonts w:eastAsia="Arial" w:cs="Arial"/>
-        </w:rPr>
-        <w:t>9.1 Link do repositório</w:t>
-      </w:r>
-    </w:p>
-    <w:p>
-      <w:pPr>
-        <w:pStyle w:val="Normal"/>
-        <w:spacing w:lineRule="exact" w:line="300" w:before="0" w:after="120"/>
-        <w:rPr/>
-      </w:pPr>
-      <w:r>
-        <w:rPr>
-          <w:rFonts w:eastAsia="Arial" w:cs="Arial"/>
-          <w:b/>
-          <w:bCs/>
-        </w:rPr>
-        <w:t xml:space="preserve">Repositório: </w:t>
-      </w:r>
-      <w:hyperlink r:id="rId12">
-        <w:r>
-          <w:rPr>
-            <w:rStyle w:val="Hyperlink"/>
-            <w:rFonts w:eastAsia="Arial" w:cs="Arial"/>
-          </w:rPr>
-          <w:t>https://github.com/RenesFernandes7366/api-alunos</w:t>
-        </w:r>
-      </w:hyperlink>
-    </w:p>
-    <w:p>
-      <w:pPr>
-        <w:pStyle w:val="Normal"/>
-        <w:spacing w:lineRule="exact" w:line="300" w:before="0" w:after="120"/>
-        <w:jc w:val="both"/>
-        <w:rPr/>
-      </w:pPr>
-      <w:r>
-        <w:rPr>
-          <w:rFonts w:eastAsia="Arial" w:cs="Arial"/>
-        </w:rPr>
-        <w:t xml:space="preserve">O repositório contém o código, os testes, os scripts de deploy, o README com instruções e a pasta </w:t>
-      </w:r>
-      <w:r>
-        <w:rPr>
-          <w:rFonts w:eastAsia="Consolas" w:cs="Consolas" w:ascii="Consolas" w:hAnsi="Consolas"/>
-          <w:color w:val="C7254E"/>
-          <w:sz w:val="20"/>
-          <w:szCs w:val="20"/>
-        </w:rPr>
-        <w:t>docs/</w:t>
-      </w:r>
-      <w:r>
-        <w:rPr>
-          <w:rFonts w:eastAsia="Arial" w:cs="Arial"/>
-        </w:rPr>
-        <w:t xml:space="preserve"> com os diagramas e prints deste documento.</w:t>
-      </w:r>
-    </w:p>
-    <w:p>
-      <w:pPr>
-        <w:pStyle w:val="Heading2"/>
-        <w:rPr/>
-      </w:pPr>
-      <w:bookmarkStart w:id="31" w:name="__RefHeading___Toc1231_3379194974"/>
-      <w:bookmarkEnd w:id="31"/>
-      <w:r>
-        <w:rPr>
-          <w:rFonts w:eastAsia="Arial" w:cs="Arial"/>
-        </w:rPr>
-        <w:t>9.2 Prints do ambiente Azure</w:t>
-      </w:r>
-    </w:p>
-    <w:p>
-      <w:pPr>
-        <w:pStyle w:val="Normal"/>
-        <w:spacing w:lineRule="exact" w:line="300" w:before="0" w:after="120"/>
-        <w:jc w:val="both"/>
-        <w:rPr/>
-      </w:pPr>
-      <w:r>
-        <w:rPr>
-          <w:rFonts w:eastAsia="Arial" w:cs="Arial"/>
-        </w:rPr>
-        <w:t>Após executar o deploy, inclua aqui os prints do ambiente real:</w:t>
-      </w:r>
-    </w:p>
-    <w:p>
-      <w:pPr>
-        <w:pStyle w:val="ListParagraph"/>
-        <w:numPr>
-          <w:ilvl w:val="0"/>
-          <w:numId w:val="7"/>
-        </w:numPr>
-        <w:spacing w:lineRule="exact" w:line="290" w:before="0" w:after="60"/>
-        <w:rPr/>
-      </w:pPr>
-      <w:r>
-        <w:rPr>
-          <w:rFonts w:eastAsia="Arial" w:cs="Arial"/>
-        </w:rPr>
-        <w:t xml:space="preserve">Portal da Azure → </w:t>
-      </w:r>
-      <w:r>
-        <w:rPr>
-          <w:rFonts w:eastAsia="Arial" w:cs="Arial"/>
-          <w:b/>
-          <w:bCs/>
-        </w:rPr>
-        <w:t>Resource Group rg-api-escola</w:t>
-      </w:r>
-      <w:r>
-        <w:rPr>
-          <w:rFonts w:eastAsia="Arial" w:cs="Arial"/>
-        </w:rPr>
-        <w:t xml:space="preserve"> mostrando todos os recursos criados.</w:t>
-      </w:r>
-    </w:p>
-    <w:p>
-      <w:pPr>
-        <w:pStyle w:val="ListParagraph"/>
-        <w:numPr>
-          <w:ilvl w:val="0"/>
-          <w:numId w:val="3"/>
-        </w:numPr>
-        <w:spacing w:lineRule="exact" w:line="290" w:before="0" w:after="60"/>
-        <w:rPr/>
-      </w:pPr>
-      <w:r>
-        <w:rPr>
-          <w:rFonts w:eastAsia="Arial" w:cs="Arial"/>
-          <w:b/>
-          <w:bCs/>
-        </w:rPr>
-        <w:t>Visão geral da VM</w:t>
-      </w:r>
-      <w:r>
-        <w:rPr>
-          <w:rFonts w:eastAsia="Arial" w:cs="Arial"/>
-        </w:rPr>
-        <w:t xml:space="preserve"> (Overview) com o tamanho </w:t>
-      </w:r>
-      <w:r>
-        <w:rPr>
-          <w:rFonts w:eastAsia="Consolas" w:cs="Consolas" w:ascii="Consolas" w:hAnsi="Consolas"/>
-          <w:color w:val="C7254E"/>
-          <w:sz w:val="20"/>
-          <w:szCs w:val="20"/>
-        </w:rPr>
-        <w:t>Standard_B1s</w:t>
-      </w:r>
-      <w:r>
-        <w:rPr>
-          <w:rFonts w:eastAsia="Arial" w:cs="Arial"/>
-        </w:rPr>
-        <w:t>, o SO e o IP público.</w:t>
-      </w:r>
-    </w:p>
-    <w:p>
-      <w:pPr>
-        <w:pStyle w:val="ListParagraph"/>
-        <w:numPr>
-          <w:ilvl w:val="0"/>
-          <w:numId w:val="3"/>
-        </w:numPr>
-        <w:spacing w:lineRule="exact" w:line="290" w:before="0" w:after="60"/>
-        <w:rPr/>
-      </w:pPr>
-      <w:r>
-        <w:rPr>
-          <w:rFonts w:eastAsia="Arial" w:cs="Arial"/>
-          <w:b/>
-          <w:bCs/>
-        </w:rPr>
-        <w:t>Networking / NSG</w:t>
-      </w:r>
-      <w:r>
-        <w:rPr>
-          <w:rFonts w:eastAsia="Arial" w:cs="Arial"/>
-        </w:rPr>
-        <w:t xml:space="preserve"> mostrando as regras de entrada 22 e 80.</w:t>
-      </w:r>
-    </w:p>
-    <w:p>
-      <w:pPr>
-        <w:pStyle w:val="ListParagraph"/>
-        <w:numPr>
-          <w:ilvl w:val="0"/>
-          <w:numId w:val="3"/>
-        </w:numPr>
-        <w:spacing w:lineRule="exact" w:line="290" w:before="0" w:after="60"/>
-        <w:rPr/>
-      </w:pPr>
-      <w:r>
-        <w:rPr>
-          <w:rFonts w:eastAsia="Arial" w:cs="Arial"/>
-          <w:b/>
-          <w:bCs/>
-        </w:rPr>
-        <w:t>Disks</w:t>
-      </w:r>
-      <w:r>
-        <w:rPr>
-          <w:rFonts w:eastAsia="Arial" w:cs="Arial"/>
-        </w:rPr>
-        <w:t xml:space="preserve"> mostrando o disco Standard SSD LRS de 30 GiB.</w:t>
-      </w:r>
-    </w:p>
-    <w:p>
-      <w:pPr>
-        <w:pStyle w:val="ListParagraph"/>
-        <w:numPr>
-          <w:ilvl w:val="0"/>
-          <w:numId w:val="3"/>
-        </w:numPr>
-        <w:spacing w:lineRule="exact" w:line="290" w:before="0" w:after="60"/>
-        <w:rPr/>
-      </w:pPr>
-      <w:r>
-        <w:rPr>
-          <w:rFonts w:eastAsia="Arial" w:cs="Arial"/>
-        </w:rPr>
-        <w:t xml:space="preserve">Navegador aberto em </w:t>
-      </w:r>
-      <w:r>
-        <w:rPr>
-          <w:rFonts w:eastAsia="Consolas" w:cs="Consolas" w:ascii="Consolas" w:hAnsi="Consolas"/>
-          <w:color w:val="C7254E"/>
-          <w:sz w:val="20"/>
-          <w:szCs w:val="20"/>
-        </w:rPr>
-        <w:t>http://IP-DA-VM/docs</w:t>
-      </w:r>
-      <w:r>
-        <w:rPr>
-          <w:rFonts w:eastAsia="Arial" w:cs="Arial"/>
-        </w:rPr>
-        <w:t xml:space="preserve"> (Swagger servido pela VM).</w:t>
-      </w:r>
-    </w:p>
-    <w:p>
-      <w:pPr>
-        <w:pStyle w:val="ListParagraph"/>
-        <w:numPr>
-          <w:ilvl w:val="0"/>
-          <w:numId w:val="3"/>
-        </w:numPr>
-        <w:spacing w:lineRule="exact" w:line="290" w:before="0" w:after="60"/>
-        <w:rPr/>
-      </w:pPr>
-      <w:r>
-        <w:rPr>
-          <w:rFonts w:eastAsia="Arial" w:cs="Arial"/>
-        </w:rPr>
-        <w:t xml:space="preserve">Terminal com o </w:t>
-      </w:r>
-      <w:r>
-        <w:rPr>
-          <w:rFonts w:eastAsia="Consolas" w:cs="Consolas" w:ascii="Consolas" w:hAnsi="Consolas"/>
-          <w:color w:val="C7254E"/>
-          <w:sz w:val="20"/>
-          <w:szCs w:val="20"/>
-        </w:rPr>
-        <w:t>smoke_test.sh</w:t>
-      </w:r>
-      <w:r>
-        <w:rPr>
-          <w:rFonts w:eastAsia="Arial" w:cs="Arial"/>
-        </w:rPr>
-        <w:t xml:space="preserve"> executado contra o IP público.</w:t>
-      </w:r>
-      <w:r>
-        <w:br w:type="page"/>
-      </w:r>
-    </w:p>
-    <w:p>
-      <w:pPr>
-        <w:pStyle w:val="Heading1"/>
-        <w:rPr/>
-      </w:pPr>
-      <w:bookmarkStart w:id="32" w:name="__RefHeading___Toc1233_3379194974"/>
-      <w:bookmarkEnd w:id="32"/>
-      <w:r>
-        <w:rPr>
-          <w:rFonts w:eastAsia="Arial" w:cs="Arial"/>
-        </w:rPr>
-        <w:t>10. Melhorias futuras e conclusão</w:t>
-      </w:r>
-    </w:p>
-    <w:p>
-      <w:pPr>
-        <w:pStyle w:val="Heading2"/>
-        <w:rPr/>
-      </w:pPr>
-      <w:bookmarkStart w:id="33" w:name="__RefHeading___Toc1235_3379194974"/>
-      <w:bookmarkEnd w:id="33"/>
+      <w:bookmarkStart w:id="34" w:name="__RefHeading___Toc1599_3656528421"/>
+      <w:bookmarkEnd w:id="34"/>
       <w:r>
         <w:rPr>
           <w:rFonts w:eastAsia="Arial" w:cs="Arial"/>
@@ -12874,8 +16446,8 @@
         <w:pStyle w:val="Heading2"/>
         <w:rPr/>
       </w:pPr>
-      <w:bookmarkStart w:id="34" w:name="__RefHeading___Toc1237_3379194974"/>
-      <w:bookmarkEnd w:id="34"/>
+      <w:bookmarkStart w:id="35" w:name="__RefHeading___Toc1601_3656528421"/>
+      <w:bookmarkEnd w:id="35"/>
       <w:r>
         <w:rPr>
           <w:rFonts w:eastAsia="Arial" w:cs="Arial"/>
@@ -12894,7 +16466,7 @@
         <w:rPr>
           <w:rFonts w:eastAsia="Arial" w:cs="Arial"/>
         </w:rPr>
-        <w:t xml:space="preserve">O projeto entrega uma API REST funcional, testada e documentada, publicada em infraestrutura de nuvem real. O código foi validado por 8 testes automatizados e por chamadas HTTP de ponta a ponta. Toda a infraestrutura é criada por script, o que torna o processo </w:t>
+        <w:t xml:space="preserve">O projeto entrega uma API REST funcional, testada e documentada, publicada em infraestrutura de nuvem real e acessível em </w:t>
       </w:r>
       <w:r>
         <w:rPr>
@@ -12902,22 +16474,50 @@
           <w:b/>
           <w:bCs/>
         </w:rPr>
+        <w:t>http://52.230.164.119/docs</w:t>
+      </w:r>
+      <w:r>
+        <w:rPr>
+          <w:rFonts w:eastAsia="Arial" w:cs="Arial"/>
+        </w:rPr>
+        <w:t>. O código foi validado por 8 testes automatizados e por chamadas HTTP de ponta a ponta, tanto localmente quanto contra a VM na Azure, onde a persistência dos dados no SQLite também foi comprovada.</w:t>
+      </w:r>
+    </w:p>
+    <w:p>
+      <w:pPr>
+        <w:pStyle w:val="Normal"/>
+        <w:spacing w:lineRule="exact" w:line="300" w:before="0" w:after="120"/>
+        <w:jc w:val="both"/>
+        <w:rPr/>
+      </w:pPr>
+      <w:r>
+        <w:rPr>
+          <w:rFonts w:eastAsia="Arial" w:cs="Arial"/>
+        </w:rPr>
+        <w:t xml:space="preserve">Toda a infraestrutura é criada por script, o que torna o processo </w:t>
+      </w:r>
+      <w:r>
+        <w:rPr>
+          <w:rFonts w:eastAsia="Arial" w:cs="Arial"/>
+          <w:b/>
+          <w:bCs/>
+        </w:rPr>
         <w:t>reproduzível</w:t>
       </w:r>
       <w:r>
         <w:rPr>
           <w:rFonts w:eastAsia="Arial" w:cs="Arial"/>
         </w:rPr>
-        <w:t>: qualquer pessoa com uma conta Azure consegue recriar o ambiente em poucos minutos com um único comando, e removê-lo da mesma forma.</w:t>
+        <w:t>. Os problemas encontrados no deploy real (restrições de região e tamanho, VM Arm, diferenças entre PowerShell e Bash e a configuração da VM) foram resolvidos e incorporados aos scripts, deixando o processo mais robusto para as próximas execuções.</w:t>
       </w:r>
     </w:p>
     <w:sectPr>
-      <w:headerReference w:type="even" r:id="rId13"/>
-      <w:headerReference w:type="default" r:id="rId14"/>
-      <w:headerReference w:type="first" r:id="rId15"/>
-      <w:footerReference w:type="even" r:id="rId16"/>
-      <w:footerReference w:type="default" r:id="rId17"/>
-      <w:footerReference w:type="first" r:id="rId18"/>
+      <w:headerReference w:type="even" r:id="rId21"/>
+      <w:headerReference w:type="default" r:id="rId22"/>
+      <w:headerReference w:type="first" r:id="rId23"/>
+      <w:footerReference w:type="even" r:id="rId24"/>
+      <w:footerReference w:type="default" r:id="rId25"/>
+      <w:footerReference w:type="first" r:id="rId26"/>
       <w:type w:val="nextPage"/>
       <w:pgSz w:w="11906" w:h="16838"/>
       <w:pgMar w:left="1440" w:right="1440" w:gutter="0" w:header="708" w:top="1440" w:footer="708" w:bottom="1440"/>
@@ -12976,7 +16576,7 @@
     </w:r>
     <w:r>
       <w:rPr/>
-      <w:t>22</w:t>
+      <w:t>25</w:t>
     </w:r>
     <w:r>
       <w:rPr/>
@@ -13281,117 +16881,6 @@
   <w:abstractNum w:abstractNumId="3">
     <w:lvl w:ilvl="0">
       <w:start w:val="1"/>
-      <w:numFmt w:val="decimal"/>
-      <w:lvlText w:val="%1."/>
-      <w:lvlJc w:val="left"/>
-      <w:pPr>
-        <w:tabs>
-          <w:tab w:val="num" w:pos="0"/>
-        </w:tabs>
-        <w:ind w:left="720" w:hanging="360"/>
-      </w:pPr>
-      <w:rPr/>
-    </w:lvl>
-    <w:lvl w:ilvl="1">
-      <w:start w:val="1"/>
-      <w:numFmt w:val="decimal"/>
-      <w:lvlText w:val="%2."/>
-      <w:lvlJc w:val="left"/>
-      <w:pPr>
-        <w:tabs>
-          <w:tab w:val="num" w:pos="1080"/>
-        </w:tabs>
-        <w:ind w:left="1080" w:hanging="360"/>
-      </w:pPr>
-    </w:lvl>
-    <w:lvl w:ilvl="2">
-      <w:start w:val="1"/>
-      <w:numFmt w:val="decimal"/>
-      <w:lvlText w:val="%3."/>
-      <w:lvlJc w:val="left"/>
-      <w:pPr>
-        <w:tabs>
-          <w:tab w:val="num" w:pos="1440"/>
-        </w:tabs>
-        <w:ind w:left="1440" w:hanging="360"/>
-      </w:pPr>
-    </w:lvl>
-    <w:lvl w:ilvl="3">
-      <w:start w:val="1"/>
-      <w:numFmt w:val="decimal"/>
-      <w:lvlText w:val="%4."/>
-      <w:lvlJc w:val="left"/>
-      <w:pPr>
-        <w:tabs>
-          <w:tab w:val="num" w:pos="1800"/>
-        </w:tabs>
-        <w:ind w:left="1800" w:hanging="360"/>
-      </w:pPr>
-    </w:lvl>
-    <w:lvl w:ilvl="4">
-      <w:start w:val="1"/>
-      <w:numFmt w:val="decimal"/>
-      <w:lvlText w:val="%5."/>
-      <w:lvlJc w:val="left"/>
-      <w:pPr>
-        <w:tabs>
-          <w:tab w:val="num" w:pos="2160"/>
-        </w:tabs>
-        <w:ind w:left="2160" w:hanging="360"/>
-      </w:pPr>
-    </w:lvl>
-    <w:lvl w:ilvl="5">
-      <w:start w:val="1"/>
-      <w:numFmt w:val="decimal"/>
-      <w:lvlText w:val="%6."/>
-      <w:lvlJc w:val="left"/>
-      <w:pPr>
-        <w:tabs>
-          <w:tab w:val="num" w:pos="2520"/>
-        </w:tabs>
-        <w:ind w:left="2520" w:hanging="360"/>
-      </w:pPr>
-    </w:lvl>
-    <w:lvl w:ilvl="6">
-      <w:start w:val="1"/>
-      <w:numFmt w:val="decimal"/>
-      <w:lvlText w:val="%7."/>
-      <w:lvlJc w:val="left"/>
-      <w:pPr>
-        <w:tabs>
-          <w:tab w:val="num" w:pos="2880"/>
-        </w:tabs>
-        <w:ind w:left="2880" w:hanging="360"/>
-      </w:pPr>
-    </w:lvl>
-    <w:lvl w:ilvl="7">
-      <w:start w:val="1"/>
-      <w:numFmt w:val="decimal"/>
-      <w:lvlText w:val="%8."/>
-      <w:lvlJc w:val="left"/>
-      <w:pPr>
-        <w:tabs>
-          <w:tab w:val="num" w:pos="3240"/>
-        </w:tabs>
-        <w:ind w:left="3240" w:hanging="360"/>
-      </w:pPr>
-    </w:lvl>
-    <w:lvl w:ilvl="8">
-      <w:start w:val="1"/>
-      <w:numFmt w:val="decimal"/>
-      <w:lvlText w:val="%9."/>
-      <w:lvlJc w:val="left"/>
-      <w:pPr>
-        <w:tabs>
-          <w:tab w:val="num" w:pos="3600"/>
-        </w:tabs>
-        <w:ind w:left="3600" w:hanging="360"/>
-      </w:pPr>
-    </w:lvl>
-  </w:abstractNum>
-  <w:abstractNum w:abstractNumId="4">
-    <w:lvl w:ilvl="0">
-      <w:start w:val="1"/>
       <w:numFmt w:val="none"/>
       <w:suff w:val="nothing"/>
       <w:lvlText w:val=""/>
@@ -13518,22 +17007,13 @@
     <w:abstractNumId w:val="3"/>
   </w:num>
   <w:num w:numId="4">
-    <w:abstractNumId w:val="4"/>
-  </w:num>
-  <w:num w:numId="5">
     <w:abstractNumId w:val="1"/>
     <w:lvlOverride w:ilvl="0">
       <w:startOverride w:val="1"/>
     </w:lvlOverride>
   </w:num>
-  <w:num w:numId="6">
+  <w:num w:numId="5">
     <w:abstractNumId w:val="2"/>
-    <w:lvlOverride w:ilvl="0">
-      <w:startOverride w:val="1"/>
-    </w:lvlOverride>
-  </w:num>
-  <w:num w:numId="7">
-    <w:abstractNumId w:val="3"/>
     <w:lvlOverride w:ilvl="0">
       <w:startOverride w:val="1"/>
     </w:lvlOverride>

--- a/docs/Documentacao_API_Escola.docx
+++ b/docs/Documentacao_API_Escola.docx
@@ -260,7 +260,7 @@
             </w:rPr>
             <w:fldChar w:fldCharType="separate"/>
           </w:r>
-          <w:hyperlink w:anchor="__RefHeading___Toc1531_3656528421">
+          <w:hyperlink w:anchor="__RefHeading___Toc1609_1883172224">
             <w:r>
               <w:rPr>
                 <w:rStyle w:val="IndexLink"/>
@@ -280,7 +280,7 @@
             </w:tabs>
             <w:rPr/>
           </w:pPr>
-          <w:hyperlink w:anchor="__RefHeading___Toc1533_3656528421">
+          <w:hyperlink w:anchor="__RefHeading___Toc1611_1883172224">
             <w:r>
               <w:rPr>
                 <w:rStyle w:val="IndexLink"/>
@@ -300,7 +300,7 @@
             </w:tabs>
             <w:rPr/>
           </w:pPr>
-          <w:hyperlink w:anchor="__RefHeading___Toc1535_3656528421">
+          <w:hyperlink w:anchor="__RefHeading___Toc1613_1883172224">
             <w:r>
               <w:rPr>
                 <w:rStyle w:val="IndexLink"/>
@@ -320,7 +320,7 @@
             </w:tabs>
             <w:rPr/>
           </w:pPr>
-          <w:hyperlink w:anchor="__RefHeading___Toc1537_3656528421">
+          <w:hyperlink w:anchor="__RefHeading___Toc1615_1883172224">
             <w:r>
               <w:rPr>
                 <w:rStyle w:val="IndexLink"/>
@@ -340,7 +340,7 @@
             </w:tabs>
             <w:rPr/>
           </w:pPr>
-          <w:hyperlink w:anchor="__RefHeading___Toc1539_3656528421">
+          <w:hyperlink w:anchor="__RefHeading___Toc1617_1883172224">
             <w:r>
               <w:rPr>
                 <w:rStyle w:val="IndexLink"/>
@@ -360,7 +360,7 @@
             </w:tabs>
             <w:rPr/>
           </w:pPr>
-          <w:hyperlink w:anchor="__RefHeading___Toc1541_3656528421">
+          <w:hyperlink w:anchor="__RefHeading___Toc1619_1883172224">
             <w:r>
               <w:rPr>
                 <w:rStyle w:val="IndexLink"/>
@@ -380,7 +380,7 @@
             </w:tabs>
             <w:rPr/>
           </w:pPr>
-          <w:hyperlink w:anchor="__RefHeading___Toc1543_3656528421">
+          <w:hyperlink w:anchor="__RefHeading___Toc1621_1883172224">
             <w:r>
               <w:rPr>
                 <w:rStyle w:val="IndexLink"/>
@@ -400,7 +400,7 @@
             </w:tabs>
             <w:rPr/>
           </w:pPr>
-          <w:hyperlink w:anchor="__RefHeading___Toc1545_3656528421">
+          <w:hyperlink w:anchor="__RefHeading___Toc1623_1883172224">
             <w:r>
               <w:rPr>
                 <w:rStyle w:val="IndexLink"/>
@@ -420,7 +420,7 @@
             </w:tabs>
             <w:rPr/>
           </w:pPr>
-          <w:hyperlink w:anchor="__RefHeading___Toc1547_3656528421">
+          <w:hyperlink w:anchor="__RefHeading___Toc1625_1883172224">
             <w:r>
               <w:rPr>
                 <w:rStyle w:val="IndexLink"/>
@@ -440,7 +440,7 @@
             </w:tabs>
             <w:rPr/>
           </w:pPr>
-          <w:hyperlink w:anchor="__RefHeading___Toc1549_3656528421">
+          <w:hyperlink w:anchor="__RefHeading___Toc1627_1883172224">
             <w:r>
               <w:rPr>
                 <w:rStyle w:val="IndexLink"/>
@@ -460,7 +460,7 @@
             </w:tabs>
             <w:rPr/>
           </w:pPr>
-          <w:hyperlink w:anchor="__RefHeading___Toc1551_3656528421">
+          <w:hyperlink w:anchor="__RefHeading___Toc1629_1883172224">
             <w:r>
               <w:rPr>
                 <w:rStyle w:val="IndexLink"/>
@@ -480,7 +480,7 @@
             </w:tabs>
             <w:rPr/>
           </w:pPr>
-          <w:hyperlink w:anchor="__RefHeading___Toc1553_3656528421">
+          <w:hyperlink w:anchor="__RefHeading___Toc1631_1883172224">
             <w:r>
               <w:rPr>
                 <w:rStyle w:val="IndexLink"/>
@@ -500,7 +500,7 @@
             </w:tabs>
             <w:rPr/>
           </w:pPr>
-          <w:hyperlink w:anchor="__RefHeading___Toc1555_3656528421">
+          <w:hyperlink w:anchor="__RefHeading___Toc1633_1883172224">
             <w:r>
               <w:rPr>
                 <w:rStyle w:val="IndexLink"/>
@@ -520,7 +520,7 @@
             </w:tabs>
             <w:rPr/>
           </w:pPr>
-          <w:hyperlink w:anchor="__RefHeading___Toc1557_3656528421">
+          <w:hyperlink w:anchor="__RefHeading___Toc1635_1883172224">
             <w:r>
               <w:rPr>
                 <w:rStyle w:val="IndexLink"/>
@@ -540,7 +540,7 @@
             </w:tabs>
             <w:rPr/>
           </w:pPr>
-          <w:hyperlink w:anchor="__RefHeading___Toc1559_3656528421">
+          <w:hyperlink w:anchor="__RefHeading___Toc1637_1883172224">
             <w:r>
               <w:rPr>
                 <w:rStyle w:val="IndexLink"/>
@@ -560,7 +560,7 @@
             </w:tabs>
             <w:rPr/>
           </w:pPr>
-          <w:hyperlink w:anchor="__RefHeading___Toc1561_3656528421">
+          <w:hyperlink w:anchor="__RefHeading___Toc1639_1883172224">
             <w:r>
               <w:rPr>
                 <w:rStyle w:val="IndexLink"/>
@@ -580,7 +580,7 @@
             </w:tabs>
             <w:rPr/>
           </w:pPr>
-          <w:hyperlink w:anchor="__RefHeading___Toc1563_3656528421">
+          <w:hyperlink w:anchor="__RefHeading___Toc1641_1883172224">
             <w:r>
               <w:rPr>
                 <w:rStyle w:val="IndexLink"/>
@@ -600,7 +600,7 @@
             </w:tabs>
             <w:rPr/>
           </w:pPr>
-          <w:hyperlink w:anchor="__RefHeading___Toc1565_3656528421">
+          <w:hyperlink w:anchor="__RefHeading___Toc1643_1883172224">
             <w:r>
               <w:rPr>
                 <w:rStyle w:val="IndexLink"/>
@@ -620,7 +620,7 @@
             </w:tabs>
             <w:rPr/>
           </w:pPr>
-          <w:hyperlink w:anchor="__RefHeading___Toc1567_3656528421">
+          <w:hyperlink w:anchor="__RefHeading___Toc1645_1883172224">
             <w:r>
               <w:rPr>
                 <w:rStyle w:val="IndexLink"/>
@@ -640,7 +640,7 @@
             </w:tabs>
             <w:rPr/>
           </w:pPr>
-          <w:hyperlink w:anchor="__RefHeading___Toc1569_3656528421">
+          <w:hyperlink w:anchor="__RefHeading___Toc1647_1883172224">
             <w:r>
               <w:rPr>
                 <w:rStyle w:val="IndexLink"/>
@@ -660,7 +660,7 @@
             </w:tabs>
             <w:rPr/>
           </w:pPr>
-          <w:hyperlink w:anchor="__RefHeading___Toc1571_3656528421">
+          <w:hyperlink w:anchor="__RefHeading___Toc1649_1883172224">
             <w:r>
               <w:rPr>
                 <w:rStyle w:val="IndexLink"/>
@@ -680,7 +680,7 @@
             </w:tabs>
             <w:rPr/>
           </w:pPr>
-          <w:hyperlink w:anchor="__RefHeading___Toc1573_3656528421">
+          <w:hyperlink w:anchor="__RefHeading___Toc1651_1883172224">
             <w:r>
               <w:rPr>
                 <w:rStyle w:val="IndexLink"/>
@@ -700,7 +700,7 @@
             </w:tabs>
             <w:rPr/>
           </w:pPr>
-          <w:hyperlink w:anchor="__RefHeading___Toc1575_3656528421">
+          <w:hyperlink w:anchor="__RefHeading___Toc1653_1883172224">
             <w:r>
               <w:rPr>
                 <w:rStyle w:val="IndexLink"/>
@@ -720,7 +720,7 @@
             </w:tabs>
             <w:rPr/>
           </w:pPr>
-          <w:hyperlink w:anchor="__RefHeading___Toc1577_3656528421">
+          <w:hyperlink w:anchor="__RefHeading___Toc1655_1883172224">
             <w:r>
               <w:rPr>
                 <w:rStyle w:val="IndexLink"/>
@@ -740,7 +740,7 @@
             </w:tabs>
             <w:rPr/>
           </w:pPr>
-          <w:hyperlink w:anchor="__RefHeading___Toc1579_3656528421">
+          <w:hyperlink w:anchor="__RefHeading___Toc1657_1883172224">
             <w:r>
               <w:rPr>
                 <w:rStyle w:val="IndexLink"/>
@@ -760,14 +760,14 @@
             </w:tabs>
             <w:rPr/>
           </w:pPr>
-          <w:hyperlink w:anchor="__RefHeading___Toc1581_3656528421">
+          <w:hyperlink w:anchor="__RefHeading___Toc1659_1883172224">
             <w:r>
               <w:rPr>
                 <w:rStyle w:val="IndexLink"/>
               </w:rPr>
               <w:t>8. Passo a passo do deploy</w:t>
               <w:tab/>
-              <w:t>22</w:t>
+              <w:t>23</w:t>
             </w:r>
           </w:hyperlink>
         </w:p>
@@ -780,14 +780,14 @@
             </w:tabs>
             <w:rPr/>
           </w:pPr>
-          <w:hyperlink w:anchor="__RefHeading___Toc1583_3656528421">
+          <w:hyperlink w:anchor="__RefHeading___Toc1661_1883172224">
             <w:r>
               <w:rPr>
                 <w:rStyle w:val="IndexLink"/>
               </w:rPr>
               <w:t>8.1 Rodar e testar localmente</w:t>
               <w:tab/>
-              <w:t>22</w:t>
+              <w:t>23</w:t>
             </w:r>
           </w:hyperlink>
         </w:p>
@@ -800,14 +800,14 @@
             </w:tabs>
             <w:rPr/>
           </w:pPr>
-          <w:hyperlink w:anchor="__RefHeading___Toc1585_3656528421">
+          <w:hyperlink w:anchor="__RefHeading___Toc1663_1883172224">
             <w:r>
               <w:rPr>
                 <w:rStyle w:val="IndexLink"/>
               </w:rPr>
               <w:t>8.2 Publicar no GitHub</w:t>
               <w:tab/>
-              <w:t>22</w:t>
+              <w:t>23</w:t>
             </w:r>
           </w:hyperlink>
         </w:p>
@@ -820,14 +820,14 @@
             </w:tabs>
             <w:rPr/>
           </w:pPr>
-          <w:hyperlink w:anchor="__RefHeading___Toc1587_3656528421">
+          <w:hyperlink w:anchor="__RefHeading___Toc1665_1883172224">
             <w:r>
               <w:rPr>
                 <w:rStyle w:val="IndexLink"/>
               </w:rPr>
               <w:t>8.3 Criar a infraestrutura na Azure</w:t>
               <w:tab/>
-              <w:t>22</w:t>
+              <w:t>23</w:t>
             </w:r>
           </w:hyperlink>
         </w:p>
@@ -840,14 +840,14 @@
             </w:tabs>
             <w:rPr/>
           </w:pPr>
-          <w:hyperlink w:anchor="__RefHeading___Toc1589_3656528421">
+          <w:hyperlink w:anchor="__RefHeading___Toc1667_1883172224">
             <w:r>
               <w:rPr>
                 <w:rStyle w:val="IndexLink"/>
               </w:rPr>
               <w:t>8.4 Configurar a VM (quando necessário)</w:t>
               <w:tab/>
-              <w:t>22</w:t>
+              <w:t>23</w:t>
             </w:r>
           </w:hyperlink>
         </w:p>
@@ -860,14 +860,14 @@
             </w:tabs>
             <w:rPr/>
           </w:pPr>
-          <w:hyperlink w:anchor="__RefHeading___Toc1591_3656528421">
+          <w:hyperlink w:anchor="__RefHeading___Toc1669_1883172224">
             <w:r>
               <w:rPr>
                 <w:rStyle w:val="IndexLink"/>
               </w:rPr>
               <w:t>8.5 Validar e remover</w:t>
               <w:tab/>
-              <w:t>23</w:t>
+              <w:t>24</w:t>
             </w:r>
           </w:hyperlink>
         </w:p>
@@ -880,14 +880,14 @@
             </w:tabs>
             <w:rPr/>
           </w:pPr>
-          <w:hyperlink w:anchor="__RefHeading___Toc1593_3656528421">
+          <w:hyperlink w:anchor="__RefHeading___Toc1671_1883172224">
             <w:r>
               <w:rPr>
                 <w:rStyle w:val="IndexLink"/>
               </w:rPr>
               <w:t>8.6 Problemas encontrados e soluções</w:t>
               <w:tab/>
-              <w:t>23</w:t>
+              <w:t>24</w:t>
             </w:r>
           </w:hyperlink>
         </w:p>
@@ -900,14 +900,14 @@
             </w:tabs>
             <w:rPr/>
           </w:pPr>
-          <w:hyperlink w:anchor="__RefHeading___Toc1595_3656528421">
+          <w:hyperlink w:anchor="__RefHeading___Toc1673_1883172224">
             <w:r>
               <w:rPr>
                 <w:rStyle w:val="IndexLink"/>
               </w:rPr>
               <w:t>9. Repositório no GitHub</w:t>
               <w:tab/>
-              <w:t>24</w:t>
+              <w:t>25</w:t>
             </w:r>
           </w:hyperlink>
         </w:p>
@@ -920,14 +920,14 @@
             </w:tabs>
             <w:rPr/>
           </w:pPr>
-          <w:hyperlink w:anchor="__RefHeading___Toc1597_3656528421">
+          <w:hyperlink w:anchor="__RefHeading___Toc1675_1883172224">
             <w:r>
               <w:rPr>
                 <w:rStyle w:val="IndexLink"/>
               </w:rPr>
               <w:t>10. Melhorias futuras e conclusão</w:t>
               <w:tab/>
-              <w:t>25</w:t>
+              <w:t>26</w:t>
             </w:r>
           </w:hyperlink>
         </w:p>
@@ -940,14 +940,14 @@
             </w:tabs>
             <w:rPr/>
           </w:pPr>
-          <w:hyperlink w:anchor="__RefHeading___Toc1599_3656528421">
+          <w:hyperlink w:anchor="__RefHeading___Toc1677_1883172224">
             <w:r>
               <w:rPr>
                 <w:rStyle w:val="IndexLink"/>
               </w:rPr>
               <w:t>10.1 Melhorias possíveis</w:t>
               <w:tab/>
-              <w:t>25</w:t>
+              <w:t>26</w:t>
             </w:r>
           </w:hyperlink>
         </w:p>
@@ -960,14 +960,14 @@
             </w:tabs>
             <w:rPr/>
           </w:pPr>
-          <w:hyperlink w:anchor="__RefHeading___Toc1601_3656528421">
+          <w:hyperlink w:anchor="__RefHeading___Toc1679_1883172224">
             <w:r>
               <w:rPr>
                 <w:rStyle w:val="IndexLink"/>
               </w:rPr>
               <w:t>10.2 Conclusão</w:t>
               <w:tab/>
-              <w:t>25</w:t>
+              <w:t>26</w:t>
             </w:r>
           </w:hyperlink>
           <w:r>
@@ -1000,7 +1000,7 @@
         <w:pStyle w:val="Heading1"/>
         <w:rPr/>
       </w:pPr>
-      <w:bookmarkStart w:id="0" w:name="__RefHeading___Toc1531_3656528421"/>
+      <w:bookmarkStart w:id="0" w:name="__RefHeading___Toc1609_1883172224"/>
       <w:bookmarkEnd w:id="0"/>
       <w:r>
         <w:rPr>
@@ -1140,7 +1140,7 @@
         <w:pStyle w:val="Heading2"/>
         <w:rPr/>
       </w:pPr>
-      <w:bookmarkStart w:id="1" w:name="__RefHeading___Toc1533_3656528421"/>
+      <w:bookmarkStart w:id="1" w:name="__RefHeading___Toc1611_1883172224"/>
       <w:bookmarkEnd w:id="1"/>
       <w:r>
         <w:rPr>
@@ -1327,7 +1327,7 @@
         <w:pStyle w:val="Heading1"/>
         <w:rPr/>
       </w:pPr>
-      <w:bookmarkStart w:id="2" w:name="__RefHeading___Toc1535_3656528421"/>
+      <w:bookmarkStart w:id="2" w:name="__RefHeading___Toc1613_1883172224"/>
       <w:bookmarkEnd w:id="2"/>
       <w:r>
         <w:rPr>
@@ -1518,7 +1518,7 @@
         <w:pStyle w:val="Heading2"/>
         <w:rPr/>
       </w:pPr>
-      <w:bookmarkStart w:id="3" w:name="__RefHeading___Toc1537_3656528421"/>
+      <w:bookmarkStart w:id="3" w:name="__RefHeading___Toc1615_1883172224"/>
       <w:bookmarkEnd w:id="3"/>
       <w:r>
         <w:rPr>
@@ -1650,7 +1650,7 @@
         <w:pStyle w:val="Heading1"/>
         <w:rPr/>
       </w:pPr>
-      <w:bookmarkStart w:id="4" w:name="__RefHeading___Toc1539_3656528421"/>
+      <w:bookmarkStart w:id="4" w:name="__RefHeading___Toc1617_1883172224"/>
       <w:bookmarkEnd w:id="4"/>
       <w:r>
         <w:rPr>
@@ -2628,7 +2628,7 @@
         <w:pStyle w:val="Heading1"/>
         <w:rPr/>
       </w:pPr>
-      <w:bookmarkStart w:id="5" w:name="__RefHeading___Toc1541_3656528421"/>
+      <w:bookmarkStart w:id="5" w:name="__RefHeading___Toc1619_1883172224"/>
       <w:bookmarkEnd w:id="5"/>
       <w:r>
         <w:rPr>
@@ -2714,7 +2714,7 @@
         <w:pStyle w:val="Heading2"/>
         <w:rPr/>
       </w:pPr>
-      <w:bookmarkStart w:id="6" w:name="__RefHeading___Toc1543_3656528421"/>
+      <w:bookmarkStart w:id="6" w:name="__RefHeading___Toc1621_1883172224"/>
       <w:bookmarkEnd w:id="6"/>
       <w:r>
         <w:rPr>
@@ -4217,7 +4217,7 @@
         <w:pStyle w:val="Heading2"/>
         <w:rPr/>
       </w:pPr>
-      <w:bookmarkStart w:id="7" w:name="__RefHeading___Toc1545_3656528421"/>
+      <w:bookmarkStart w:id="7" w:name="__RefHeading___Toc1623_1883172224"/>
       <w:bookmarkEnd w:id="7"/>
       <w:r>
         <w:rPr>
@@ -4567,7 +4567,7 @@
         <w:pStyle w:val="Heading1"/>
         <w:rPr/>
       </w:pPr>
-      <w:bookmarkStart w:id="8" w:name="__RefHeading___Toc1547_3656528421"/>
+      <w:bookmarkStart w:id="8" w:name="__RefHeading___Toc1625_1883172224"/>
       <w:bookmarkEnd w:id="8"/>
       <w:r>
         <w:rPr>
@@ -4581,7 +4581,7 @@
         <w:pStyle w:val="Heading2"/>
         <w:rPr/>
       </w:pPr>
-      <w:bookmarkStart w:id="9" w:name="__RefHeading___Toc1549_3656528421"/>
+      <w:bookmarkStart w:id="9" w:name="__RefHeading___Toc1627_1883172224"/>
       <w:bookmarkEnd w:id="9"/>
       <w:r>
         <w:rPr>
@@ -5212,7 +5212,7 @@
         <w:pStyle w:val="Heading2"/>
         <w:rPr/>
       </w:pPr>
-      <w:bookmarkStart w:id="10" w:name="__RefHeading___Toc1551_3656528421"/>
+      <w:bookmarkStart w:id="10" w:name="__RefHeading___Toc1629_1883172224"/>
       <w:bookmarkEnd w:id="10"/>
       <w:r>
         <w:rPr>
@@ -6894,7 +6894,7 @@
         <w:pStyle w:val="Heading2"/>
         <w:rPr/>
       </w:pPr>
-      <w:bookmarkStart w:id="11" w:name="__RefHeading___Toc1553_3656528421"/>
+      <w:bookmarkStart w:id="11" w:name="__RefHeading___Toc1631_1883172224"/>
       <w:bookmarkEnd w:id="11"/>
       <w:r>
         <w:rPr>
@@ -7491,7 +7491,7 @@
         <w:pStyle w:val="Heading2"/>
         <w:rPr/>
       </w:pPr>
-      <w:bookmarkStart w:id="12" w:name="__RefHeading___Toc1555_3656528421"/>
+      <w:bookmarkStart w:id="12" w:name="__RefHeading___Toc1633_1883172224"/>
       <w:bookmarkEnd w:id="12"/>
       <w:r>
         <w:rPr>
@@ -7613,7 +7613,7 @@
         <w:pStyle w:val="Heading2"/>
         <w:rPr/>
       </w:pPr>
-      <w:bookmarkStart w:id="13" w:name="__RefHeading___Toc1557_3656528421"/>
+      <w:bookmarkStart w:id="13" w:name="__RefHeading___Toc1635_1883172224"/>
       <w:bookmarkEnd w:id="13"/>
       <w:r>
         <w:rPr>
@@ -7818,7 +7818,7 @@
         <w:pStyle w:val="Heading1"/>
         <w:rPr/>
       </w:pPr>
-      <w:bookmarkStart w:id="14" w:name="__RefHeading___Toc1559_3656528421"/>
+      <w:bookmarkStart w:id="14" w:name="__RefHeading___Toc1637_1883172224"/>
       <w:bookmarkEnd w:id="14"/>
       <w:r>
         <w:rPr>
@@ -7932,7 +7932,7 @@
         <w:pStyle w:val="Heading2"/>
         <w:rPr/>
       </w:pPr>
-      <w:bookmarkStart w:id="15" w:name="__RefHeading___Toc1561_3656528421"/>
+      <w:bookmarkStart w:id="15" w:name="__RefHeading___Toc1639_1883172224"/>
       <w:bookmarkEnd w:id="15"/>
       <w:r>
         <w:rPr>
@@ -7952,7 +7952,7 @@
         <w:rPr>
           <w:rFonts w:eastAsia="Arial" w:cs="Arial"/>
         </w:rPr>
-        <w:t>Horários no fuso de Brasília (UTC−3). Os prints de 01 a 06 foram gerados automaticamente com a API rodando localmente. Os prints de 07 a 13 foram capturados no navegador e no portal da Azure, e o horário indicado é o aproximado da captura.</w:t>
+        <w:t>Horários no fuso de Brasília (UTC−3). Os prints de 01 a 06 foram gerados automaticamente com a API rodando localmente. Os prints de 07 a 14 foram capturados no navegador e no portal da Azure, e o horário indicado é o aproximado da captura.</w:t>
       </w:r>
     </w:p>
     <w:tbl>
@@ -9410,6 +9410,109 @@
           </w:p>
         </w:tc>
       </w:tr>
+      <w:tr>
+        <w:trPr/>
+        <w:tc>
+          <w:tcPr>
+            <w:tcW w:w="799" w:type="dxa"/>
+            <w:tcBorders>
+              <w:top w:val="single" w:sz="4" w:space="0" w:color="BFBFBF"/>
+              <w:left w:val="single" w:sz="4" w:space="0" w:color="BFBFBF"/>
+              <w:bottom w:val="single" w:sz="4" w:space="0" w:color="BFBFBF"/>
+              <w:right w:val="single" w:sz="4" w:space="0" w:color="BFBFBF"/>
+            </w:tcBorders>
+            <w:shd w:color="auto" w:fill="F2F6FA" w:val="clear"/>
+          </w:tcPr>
+          <w:p>
+            <w:pPr>
+              <w:pStyle w:val="Normal"/>
+              <w:spacing w:lineRule="exact" w:line="260" w:before="0" w:after="0"/>
+              <w:rPr/>
+            </w:pPr>
+            <w:r>
+              <w:rPr>
+                <w:rFonts w:eastAsia="Arial" w:cs="Arial"/>
+              </w:rPr>
+              <w:t>14</w:t>
+            </w:r>
+          </w:p>
+        </w:tc>
+        <w:tc>
+          <w:tcPr>
+            <w:tcW w:w="3900" w:type="dxa"/>
+            <w:tcBorders>
+              <w:top w:val="single" w:sz="4" w:space="0" w:color="BFBFBF"/>
+              <w:left w:val="single" w:sz="4" w:space="0" w:color="BFBFBF"/>
+              <w:bottom w:val="single" w:sz="4" w:space="0" w:color="BFBFBF"/>
+              <w:right w:val="single" w:sz="4" w:space="0" w:color="BFBFBF"/>
+            </w:tcBorders>
+            <w:shd w:color="auto" w:fill="F2F6FA" w:val="clear"/>
+          </w:tcPr>
+          <w:p>
+            <w:pPr>
+              <w:pStyle w:val="Normal"/>
+              <w:spacing w:lineRule="exact" w:line="260" w:before="0" w:after="0"/>
+              <w:rPr/>
+            </w:pPr>
+            <w:r>
+              <w:rPr>
+                <w:rFonts w:eastAsia="Arial" w:cs="Arial"/>
+              </w:rPr>
+              <w:t>NSG – regras de segurança de entrada</w:t>
+            </w:r>
+          </w:p>
+        </w:tc>
+        <w:tc>
+          <w:tcPr>
+            <w:tcW w:w="1500" w:type="dxa"/>
+            <w:tcBorders>
+              <w:top w:val="single" w:sz="4" w:space="0" w:color="BFBFBF"/>
+              <w:left w:val="single" w:sz="4" w:space="0" w:color="BFBFBF"/>
+              <w:bottom w:val="single" w:sz="4" w:space="0" w:color="BFBFBF"/>
+              <w:right w:val="single" w:sz="4" w:space="0" w:color="BFBFBF"/>
+            </w:tcBorders>
+            <w:shd w:color="auto" w:fill="F2F6FA" w:val="clear"/>
+          </w:tcPr>
+          <w:p>
+            <w:pPr>
+              <w:pStyle w:val="Normal"/>
+              <w:spacing w:lineRule="exact" w:line="260" w:before="0" w:after="0"/>
+              <w:rPr/>
+            </w:pPr>
+            <w:r>
+              <w:rPr>
+                <w:rFonts w:eastAsia="Arial" w:cs="Arial"/>
+              </w:rPr>
+              <w:t>Portal Azure</w:t>
+            </w:r>
+          </w:p>
+        </w:tc>
+        <w:tc>
+          <w:tcPr>
+            <w:tcW w:w="2826" w:type="dxa"/>
+            <w:tcBorders>
+              <w:top w:val="single" w:sz="4" w:space="0" w:color="BFBFBF"/>
+              <w:left w:val="single" w:sz="4" w:space="0" w:color="BFBFBF"/>
+              <w:bottom w:val="single" w:sz="4" w:space="0" w:color="BFBFBF"/>
+              <w:right w:val="single" w:sz="4" w:space="0" w:color="BFBFBF"/>
+            </w:tcBorders>
+            <w:shd w:color="auto" w:fill="F2F6FA" w:val="clear"/>
+          </w:tcPr>
+          <w:p>
+            <w:pPr>
+              <w:pStyle w:val="Normal"/>
+              <w:spacing w:lineRule="exact" w:line="260" w:before="0" w:after="0"/>
+              <w:rPr/>
+            </w:pPr>
+            <w:r>
+              <w:rPr>
+                <w:rFonts w:eastAsia="Arial" w:cs="Arial"/>
+              </w:rPr>
+              <w:t>26/10/2026 ≈ 00:49</w:t>
+            </w:r>
+          </w:p>
+        </w:tc>
+      </w:tr>
     </w:tbl>
     <w:p>
       <w:pPr>
@@ -9454,7 +9557,7 @@
         <w:pStyle w:val="Heading2"/>
         <w:rPr/>
       </w:pPr>
-      <w:bookmarkStart w:id="16" w:name="__RefHeading___Toc1563_3656528421"/>
+      <w:bookmarkStart w:id="16" w:name="__RefHeading___Toc1641_1883172224"/>
       <w:bookmarkEnd w:id="16"/>
       <w:r>
         <w:rPr>
@@ -9569,7 +9672,7 @@
         <w:pStyle w:val="Heading2"/>
         <w:rPr/>
       </w:pPr>
-      <w:bookmarkStart w:id="17" w:name="__RefHeading___Toc1565_3656528421"/>
+      <w:bookmarkStart w:id="17" w:name="__RefHeading___Toc1643_1883172224"/>
       <w:bookmarkEnd w:id="17"/>
       <w:r>
         <w:rPr>
@@ -9676,7 +9779,7 @@
         <w:pStyle w:val="Heading2"/>
         <w:rPr/>
       </w:pPr>
-      <w:bookmarkStart w:id="18" w:name="__RefHeading___Toc1567_3656528421"/>
+      <w:bookmarkStart w:id="18" w:name="__RefHeading___Toc1645_1883172224"/>
       <w:bookmarkEnd w:id="18"/>
       <w:r>
         <w:rPr>
@@ -10049,7 +10152,7 @@
         <w:pStyle w:val="Heading2"/>
         <w:rPr/>
       </w:pPr>
-      <w:bookmarkStart w:id="19" w:name="__RefHeading___Toc1569_3656528421"/>
+      <w:bookmarkStart w:id="19" w:name="__RefHeading___Toc1647_1883172224"/>
       <w:bookmarkEnd w:id="19"/>
       <w:r>
         <w:rPr>
@@ -10353,7 +10456,7 @@
         <w:pStyle w:val="Heading1"/>
         <w:rPr/>
       </w:pPr>
-      <w:bookmarkStart w:id="20" w:name="__RefHeading___Toc1571_3656528421"/>
+      <w:bookmarkStart w:id="20" w:name="__RefHeading___Toc1649_1883172224"/>
       <w:bookmarkEnd w:id="20"/>
       <w:r>
         <w:rPr>
@@ -10416,7 +10519,21 @@
         <w:rPr>
           <w:rFonts w:eastAsia="Arial" w:cs="Arial"/>
         </w:rPr>
-        <w:t>. A conta usada é a conta acadêmica da FIAP. Esta seção explica cada elemento, com os valores reais do ambiente publicado.</w:t>
+        <w:t xml:space="preserve">. A conta usada é a conta acadêmica da FIAP, na assinatura </w:t>
+      </w:r>
+      <w:r>
+        <w:rPr>
+          <w:rFonts w:eastAsia="Arial" w:cs="Arial"/>
+          <w:b/>
+          <w:bCs/>
+        </w:rPr>
+        <w:t>Azure for Students</w:t>
+      </w:r>
+      <w:r>
+        <w:rPr>
+          <w:rFonts w:eastAsia="Arial" w:cs="Arial"/>
+        </w:rPr>
+        <w:t>. Esta seção explica cada elemento, com os valores reais do ambiente publicado.</w:t>
       </w:r>
     </w:p>
     <w:p>
@@ -11467,7 +11584,7 @@
         <w:pStyle w:val="Heading2"/>
         <w:rPr/>
       </w:pPr>
-      <w:bookmarkStart w:id="21" w:name="__RefHeading___Toc1573_3656528421"/>
+      <w:bookmarkStart w:id="21" w:name="__RefHeading___Toc1651_1883172224"/>
       <w:bookmarkEnd w:id="21"/>
       <w:r>
         <w:rPr>
@@ -12472,7 +12589,7 @@
         <w:pStyle w:val="Heading2"/>
         <w:rPr/>
       </w:pPr>
-      <w:bookmarkStart w:id="22" w:name="__RefHeading___Toc1575_3656528421"/>
+      <w:bookmarkStart w:id="22" w:name="__RefHeading___Toc1653_1883172224"/>
       <w:bookmarkEnd w:id="22"/>
       <w:r>
         <w:rPr>
@@ -12781,7 +12898,7 @@
         <w:pStyle w:val="Heading2"/>
         <w:rPr/>
       </w:pPr>
-      <w:bookmarkStart w:id="23" w:name="__RefHeading___Toc1577_3656528421"/>
+      <w:bookmarkStart w:id="23" w:name="__RefHeading___Toc1655_1883172224"/>
       <w:bookmarkEnd w:id="23"/>
       <w:r>
         <w:rPr>
@@ -12967,7 +13084,114 @@
         <w:rPr>
           <w:rFonts w:eastAsia="Arial" w:cs="Arial"/>
         </w:rPr>
-        <w:t>Regras de entrada do NSG, criadas pelo script:</w:t>
+        <w:t xml:space="preserve">As regras de entrada do NSG, conferidas no portal, são estas. Segundo o portal, o NSG está associado a </w:t>
+      </w:r>
+      <w:r>
+        <w:rPr>
+          <w:rFonts w:eastAsia="Arial" w:cs="Arial"/>
+          <w:b/>
+          <w:bCs/>
+        </w:rPr>
+        <w:t>1 interface de rede</w:t>
+      </w:r>
+      <w:r>
+        <w:rPr>
+          <w:rFonts w:eastAsia="Arial" w:cs="Arial"/>
+        </w:rPr>
+        <w:t xml:space="preserve"> (a da VM) e pertence à assinatura </w:t>
+      </w:r>
+      <w:r>
+        <w:rPr>
+          <w:rFonts w:eastAsia="Arial" w:cs="Arial"/>
+          <w:b/>
+          <w:bCs/>
+        </w:rPr>
+        <w:t>Azure for Students</w:t>
+      </w:r>
+      <w:r>
+        <w:rPr>
+          <w:rFonts w:eastAsia="Arial" w:cs="Arial"/>
+        </w:rPr>
+        <w:t>:</w:t>
+      </w:r>
+    </w:p>
+    <w:p>
+      <w:pPr>
+        <w:pStyle w:val="Normal"/>
+        <w:keepNext w:val="true"/>
+        <w:spacing w:before="120" w:after="60"/>
+        <w:jc w:val="center"/>
+        <w:rPr/>
+      </w:pPr>
+      <w:r>
+        <w:rPr/>
+        <w:drawing>
+          <wp:inline distT="0" distB="0" distL="0" distR="0">
+            <wp:extent cx="5715000" cy="2428875"/>
+            <wp:effectExtent l="0" t="0" r="0" b="0"/>
+            <wp:docPr id="17" name="14_azure_nsg_regras_entrada.png" descr="Regras de segurança de entrada do NSG vm-api-escolaNSG&#10;Regras de segurança de entrada do NSG vm-api-escolaNSG"/>
+            <wp:cNvGraphicFramePr>
+              <a:graphicFrameLocks xmlns:a="http://schemas.openxmlformats.org/drawingml/2006/main" noChangeAspect="1"/>
+            </wp:cNvGraphicFramePr>
+            <a:graphic xmlns:a="http://schemas.openxmlformats.org/drawingml/2006/main">
+              <a:graphicData uri="http://schemas.openxmlformats.org/drawingml/2006/picture">
+                <pic:pic xmlns:pic="http://schemas.openxmlformats.org/drawingml/2006/picture">
+                  <pic:nvPicPr>
+                    <pic:cNvPr id="17" name="14_azure_nsg_regras_entrada.png" descr="Regras de segurança de entrada do NSG vm-api-escolaNSG&#10;Regras de segurança de entrada do NSG vm-api-escolaNSG"/>
+                    <pic:cNvPicPr>
+                      <a:picLocks noChangeAspect="1" noChangeArrowheads="1"/>
+                    </pic:cNvPicPr>
+                  </pic:nvPicPr>
+                  <pic:blipFill>
+                    <a:blip r:embed="rId18"/>
+                    <a:stretch>
+                      <a:fillRect/>
+                    </a:stretch>
+                  </pic:blipFill>
+                  <pic:spPr bwMode="auto">
+                    <a:xfrm>
+                      <a:off x="0" y="0"/>
+                      <a:ext cx="5715000" cy="2428875"/>
+                    </a:xfrm>
+                    <a:prstGeom prst="rect">
+                      <a:avLst/>
+                    </a:prstGeom>
+                  </pic:spPr>
+                </pic:pic>
+              </a:graphicData>
+            </a:graphic>
+          </wp:inline>
+        </w:drawing>
+      </w:r>
+    </w:p>
+    <w:p>
+      <w:pPr>
+        <w:pStyle w:val="Normal"/>
+        <w:spacing w:before="0" w:after="240"/>
+        <w:jc w:val="center"/>
+        <w:rPr/>
+      </w:pPr>
+      <w:r>
+        <w:rPr>
+          <w:rFonts w:eastAsia="Arial" w:cs="Arial"/>
+          <w:b/>
+          <w:bCs/>
+          <w:color w:val="595959"/>
+          <w:sz w:val="18"/>
+          <w:szCs w:val="18"/>
+        </w:rPr>
+        <w:t xml:space="preserve">Figura 17 – </w:t>
+      </w:r>
+      <w:r>
+        <w:rPr>
+          <w:rFonts w:eastAsia="Arial" w:cs="Arial"/>
+          <w:i/>
+          <w:iCs/>
+          <w:color w:val="595959"/>
+          <w:sz w:val="18"/>
+          <w:szCs w:val="18"/>
+        </w:rPr>
+        <w:t>Regras de segurança de entrada do NSG vm-api-escolaNSG</w:t>
       </w:r>
     </w:p>
     <w:tbl>
@@ -12984,11 +13208,12 @@
         </w:tblCellMar>
       </w:tblPr>
       <w:tblGrid>
-        <w:gridCol w:w="1299"/>
-        <w:gridCol w:w="3101"/>
-        <w:gridCol w:w="1299"/>
-        <w:gridCol w:w="1601"/>
-        <w:gridCol w:w="1726"/>
+        <w:gridCol w:w="1250"/>
+        <w:gridCol w:w="2449"/>
+        <w:gridCol w:w="900"/>
+        <w:gridCol w:w="2150"/>
+        <w:gridCol w:w="1000"/>
+        <w:gridCol w:w="1276"/>
       </w:tblGrid>
       <w:tr>
         <w:trPr>
@@ -12996,7 +13221,7 @@
         </w:trPr>
         <w:tc>
           <w:tcPr>
-            <w:tcW w:w="1299" w:type="dxa"/>
+            <w:tcW w:w="1250" w:type="dxa"/>
             <w:tcBorders>
               <w:top w:val="single" w:sz="4" w:space="0" w:color="BFBFBF"/>
               <w:left w:val="single" w:sz="4" w:space="0" w:color="BFBFBF"/>
@@ -13026,7 +13251,7 @@
         </w:tc>
         <w:tc>
           <w:tcPr>
-            <w:tcW w:w="3101" w:type="dxa"/>
+            <w:tcW w:w="2449" w:type="dxa"/>
             <w:tcBorders>
               <w:top w:val="single" w:sz="4" w:space="0" w:color="BFBFBF"/>
               <w:left w:val="single" w:sz="4" w:space="0" w:color="BFBFBF"/>
@@ -13050,13 +13275,13 @@
                 <w:sz w:val="19"/>
                 <w:szCs w:val="19"/>
               </w:rPr>
-              <w:t>Regra NSG</w:t>
-            </w:r>
-          </w:p>
-        </w:tc>
-        <w:tc>
-          <w:tcPr>
-            <w:tcW w:w="1299" w:type="dxa"/>
+              <w:t>Regra</w:t>
+            </w:r>
+          </w:p>
+        </w:tc>
+        <w:tc>
+          <w:tcPr>
+            <w:tcW w:w="900" w:type="dxa"/>
             <w:tcBorders>
               <w:top w:val="single" w:sz="4" w:space="0" w:color="BFBFBF"/>
               <w:left w:val="single" w:sz="4" w:space="0" w:color="BFBFBF"/>
@@ -13086,7 +13311,7 @@
         </w:tc>
         <w:tc>
           <w:tcPr>
-            <w:tcW w:w="1601" w:type="dxa"/>
+            <w:tcW w:w="2150" w:type="dxa"/>
             <w:tcBorders>
               <w:top w:val="single" w:sz="4" w:space="0" w:color="BFBFBF"/>
               <w:left w:val="single" w:sz="4" w:space="0" w:color="BFBFBF"/>
@@ -13110,13 +13335,13 @@
                 <w:sz w:val="19"/>
                 <w:szCs w:val="19"/>
               </w:rPr>
-              <w:t>Origem</w:t>
-            </w:r>
-          </w:p>
-        </w:tc>
-        <w:tc>
-          <w:tcPr>
-            <w:tcW w:w="1726" w:type="dxa"/>
+              <w:t>Origem → Destino</w:t>
+            </w:r>
+          </w:p>
+        </w:tc>
+        <w:tc>
+          <w:tcPr>
+            <w:tcW w:w="1000" w:type="dxa"/>
             <w:tcBorders>
               <w:top w:val="single" w:sz="4" w:space="0" w:color="BFBFBF"/>
               <w:left w:val="single" w:sz="4" w:space="0" w:color="BFBFBF"/>
@@ -13144,12 +13369,42 @@
             </w:r>
           </w:p>
         </w:tc>
+        <w:tc>
+          <w:tcPr>
+            <w:tcW w:w="1276" w:type="dxa"/>
+            <w:tcBorders>
+              <w:top w:val="single" w:sz="4" w:space="0" w:color="BFBFBF"/>
+              <w:left w:val="single" w:sz="4" w:space="0" w:color="BFBFBF"/>
+              <w:bottom w:val="single" w:sz="4" w:space="0" w:color="BFBFBF"/>
+              <w:right w:val="single" w:sz="4" w:space="0" w:color="BFBFBF"/>
+            </w:tcBorders>
+            <w:shd w:color="auto" w:fill="1F4E79" w:val="clear"/>
+          </w:tcPr>
+          <w:p>
+            <w:pPr>
+              <w:pStyle w:val="Normal"/>
+              <w:spacing w:lineRule="exact" w:line="260" w:before="0" w:after="0"/>
+              <w:rPr/>
+            </w:pPr>
+            <w:r>
+              <w:rPr>
+                <w:rFonts w:eastAsia="Arial" w:cs="Arial"/>
+                <w:b/>
+                <w:bCs/>
+                <w:color w:val="FFFFFF"/>
+                <w:sz w:val="19"/>
+                <w:szCs w:val="19"/>
+              </w:rPr>
+              <w:t>Criada por</w:t>
+            </w:r>
+          </w:p>
+        </w:tc>
       </w:tr>
       <w:tr>
         <w:trPr/>
         <w:tc>
           <w:tcPr>
-            <w:tcW w:w="1299" w:type="dxa"/>
+            <w:tcW w:w="1250" w:type="dxa"/>
             <w:tcBorders>
               <w:top w:val="single" w:sz="4" w:space="0" w:color="BFBFBF"/>
               <w:left w:val="single" w:sz="4" w:space="0" w:color="BFBFBF"/>
@@ -13173,31 +13428,31 @@
         </w:tc>
         <w:tc>
           <w:tcPr>
-            <w:tcW w:w="3101" w:type="dxa"/>
-            <w:tcBorders>
-              <w:top w:val="single" w:sz="4" w:space="0" w:color="BFBFBF"/>
-              <w:left w:val="single" w:sz="4" w:space="0" w:color="BFBFBF"/>
-              <w:bottom w:val="single" w:sz="4" w:space="0" w:color="BFBFBF"/>
-              <w:right w:val="single" w:sz="4" w:space="0" w:color="BFBFBF"/>
-            </w:tcBorders>
-          </w:tcPr>
-          <w:p>
-            <w:pPr>
-              <w:pStyle w:val="Normal"/>
-              <w:spacing w:lineRule="exact" w:line="260" w:before="0" w:after="0"/>
-              <w:rPr/>
-            </w:pPr>
-            <w:r>
-              <w:rPr>
-                <w:rFonts w:eastAsia="Arial" w:cs="Arial"/>
-              </w:rPr>
-              <w:t>default-allow-ssh (az vm create)</w:t>
-            </w:r>
-          </w:p>
-        </w:tc>
-        <w:tc>
-          <w:tcPr>
-            <w:tcW w:w="1299" w:type="dxa"/>
+            <w:tcW w:w="2449" w:type="dxa"/>
+            <w:tcBorders>
+              <w:top w:val="single" w:sz="4" w:space="0" w:color="BFBFBF"/>
+              <w:left w:val="single" w:sz="4" w:space="0" w:color="BFBFBF"/>
+              <w:bottom w:val="single" w:sz="4" w:space="0" w:color="BFBFBF"/>
+              <w:right w:val="single" w:sz="4" w:space="0" w:color="BFBFBF"/>
+            </w:tcBorders>
+          </w:tcPr>
+          <w:p>
+            <w:pPr>
+              <w:pStyle w:val="Normal"/>
+              <w:spacing w:lineRule="exact" w:line="260" w:before="0" w:after="0"/>
+              <w:rPr/>
+            </w:pPr>
+            <w:r>
+              <w:rPr>
+                <w:rFonts w:eastAsia="Arial" w:cs="Arial"/>
+              </w:rPr>
+              <w:t>default-allow-ssh</w:t>
+            </w:r>
+          </w:p>
+        </w:tc>
+        <w:tc>
+          <w:tcPr>
+            <w:tcW w:w="900" w:type="dxa"/>
             <w:tcBorders>
               <w:top w:val="single" w:sz="4" w:space="0" w:color="BFBFBF"/>
               <w:left w:val="single" w:sz="4" w:space="0" w:color="BFBFBF"/>
@@ -13221,31 +13476,31 @@
         </w:tc>
         <w:tc>
           <w:tcPr>
-            <w:tcW w:w="1601" w:type="dxa"/>
-            <w:tcBorders>
-              <w:top w:val="single" w:sz="4" w:space="0" w:color="BFBFBF"/>
-              <w:left w:val="single" w:sz="4" w:space="0" w:color="BFBFBF"/>
-              <w:bottom w:val="single" w:sz="4" w:space="0" w:color="BFBFBF"/>
-              <w:right w:val="single" w:sz="4" w:space="0" w:color="BFBFBF"/>
-            </w:tcBorders>
-          </w:tcPr>
-          <w:p>
-            <w:pPr>
-              <w:pStyle w:val="Normal"/>
-              <w:spacing w:lineRule="exact" w:line="260" w:before="0" w:after="0"/>
-              <w:rPr/>
-            </w:pPr>
-            <w:r>
-              <w:rPr>
-                <w:rFonts w:eastAsia="Arial" w:cs="Arial"/>
-              </w:rPr>
-              <w:t>Qualquer</w:t>
-            </w:r>
-          </w:p>
-        </w:tc>
-        <w:tc>
-          <w:tcPr>
-            <w:tcW w:w="1726" w:type="dxa"/>
+            <w:tcW w:w="2150" w:type="dxa"/>
+            <w:tcBorders>
+              <w:top w:val="single" w:sz="4" w:space="0" w:color="BFBFBF"/>
+              <w:left w:val="single" w:sz="4" w:space="0" w:color="BFBFBF"/>
+              <w:bottom w:val="single" w:sz="4" w:space="0" w:color="BFBFBF"/>
+              <w:right w:val="single" w:sz="4" w:space="0" w:color="BFBFBF"/>
+            </w:tcBorders>
+          </w:tcPr>
+          <w:p>
+            <w:pPr>
+              <w:pStyle w:val="Normal"/>
+              <w:spacing w:lineRule="exact" w:line="260" w:before="0" w:after="0"/>
+              <w:rPr/>
+            </w:pPr>
+            <w:r>
+              <w:rPr>
+                <w:rFonts w:eastAsia="Arial" w:cs="Arial"/>
+              </w:rPr>
+              <w:t>Qualquer → Qualquer</w:t>
+            </w:r>
+          </w:p>
+        </w:tc>
+        <w:tc>
+          <w:tcPr>
+            <w:tcW w:w="1000" w:type="dxa"/>
             <w:tcBorders>
               <w:top w:val="single" w:sz="4" w:space="0" w:color="BFBFBF"/>
               <w:left w:val="single" w:sz="4" w:space="0" w:color="BFBFBF"/>
@@ -13264,6 +13519,30 @@
                 <w:rFonts w:eastAsia="Arial" w:cs="Arial"/>
               </w:rPr>
               <w:t>Permitir</w:t>
+            </w:r>
+          </w:p>
+        </w:tc>
+        <w:tc>
+          <w:tcPr>
+            <w:tcW w:w="1276" w:type="dxa"/>
+            <w:tcBorders>
+              <w:top w:val="single" w:sz="4" w:space="0" w:color="BFBFBF"/>
+              <w:left w:val="single" w:sz="4" w:space="0" w:color="BFBFBF"/>
+              <w:bottom w:val="single" w:sz="4" w:space="0" w:color="BFBFBF"/>
+              <w:right w:val="single" w:sz="4" w:space="0" w:color="BFBFBF"/>
+            </w:tcBorders>
+          </w:tcPr>
+          <w:p>
+            <w:pPr>
+              <w:pStyle w:val="Normal"/>
+              <w:spacing w:lineRule="exact" w:line="260" w:before="0" w:after="0"/>
+              <w:rPr/>
+            </w:pPr>
+            <w:r>
+              <w:rPr>
+                <w:rFonts w:eastAsia="Arial" w:cs="Arial"/>
+              </w:rPr>
+              <w:t>az vm create</w:t>
             </w:r>
           </w:p>
         </w:tc>
@@ -13272,7 +13551,7 @@
         <w:trPr/>
         <w:tc>
           <w:tcPr>
-            <w:tcW w:w="1299" w:type="dxa"/>
+            <w:tcW w:w="1250" w:type="dxa"/>
             <w:tcBorders>
               <w:top w:val="single" w:sz="4" w:space="0" w:color="BFBFBF"/>
               <w:left w:val="single" w:sz="4" w:space="0" w:color="BFBFBF"/>
@@ -13297,7 +13576,7 @@
         </w:tc>
         <w:tc>
           <w:tcPr>
-            <w:tcW w:w="3101" w:type="dxa"/>
+            <w:tcW w:w="2449" w:type="dxa"/>
             <w:tcBorders>
               <w:top w:val="single" w:sz="4" w:space="0" w:color="BFBFBF"/>
               <w:left w:val="single" w:sz="4" w:space="0" w:color="BFBFBF"/>
@@ -13316,13 +13595,13 @@
               <w:rPr>
                 <w:rFonts w:eastAsia="Arial" w:cs="Arial"/>
               </w:rPr>
-              <w:t>open-port-80 (az vm open-port)</w:t>
-            </w:r>
-          </w:p>
-        </w:tc>
-        <w:tc>
-          <w:tcPr>
-            <w:tcW w:w="1299" w:type="dxa"/>
+              <w:t>open-port-80</w:t>
+            </w:r>
+          </w:p>
+        </w:tc>
+        <w:tc>
+          <w:tcPr>
+            <w:tcW w:w="900" w:type="dxa"/>
             <w:tcBorders>
               <w:top w:val="single" w:sz="4" w:space="0" w:color="BFBFBF"/>
               <w:left w:val="single" w:sz="4" w:space="0" w:color="BFBFBF"/>
@@ -13341,13 +13620,13 @@
               <w:rPr>
                 <w:rFonts w:eastAsia="Arial" w:cs="Arial"/>
               </w:rPr>
-              <w:t>80/TCP</w:t>
-            </w:r>
-          </w:p>
-        </w:tc>
-        <w:tc>
-          <w:tcPr>
-            <w:tcW w:w="1601" w:type="dxa"/>
+              <w:t>80</w:t>
+            </w:r>
+          </w:p>
+        </w:tc>
+        <w:tc>
+          <w:tcPr>
+            <w:tcW w:w="2150" w:type="dxa"/>
             <w:tcBorders>
               <w:top w:val="single" w:sz="4" w:space="0" w:color="BFBFBF"/>
               <w:left w:val="single" w:sz="4" w:space="0" w:color="BFBFBF"/>
@@ -13366,13 +13645,13 @@
               <w:rPr>
                 <w:rFonts w:eastAsia="Arial" w:cs="Arial"/>
               </w:rPr>
-              <w:t>Qualquer</w:t>
-            </w:r>
-          </w:p>
-        </w:tc>
-        <w:tc>
-          <w:tcPr>
-            <w:tcW w:w="1726" w:type="dxa"/>
+              <w:t>Qualquer → Qualquer</w:t>
+            </w:r>
+          </w:p>
+        </w:tc>
+        <w:tc>
+          <w:tcPr>
+            <w:tcW w:w="1000" w:type="dxa"/>
             <w:tcBorders>
               <w:top w:val="single" w:sz="4" w:space="0" w:color="BFBFBF"/>
               <w:left w:val="single" w:sz="4" w:space="0" w:color="BFBFBF"/>
@@ -13392,6 +13671,31 @@
                 <w:rFonts w:eastAsia="Arial" w:cs="Arial"/>
               </w:rPr>
               <w:t>Permitir</w:t>
+            </w:r>
+          </w:p>
+        </w:tc>
+        <w:tc>
+          <w:tcPr>
+            <w:tcW w:w="1276" w:type="dxa"/>
+            <w:tcBorders>
+              <w:top w:val="single" w:sz="4" w:space="0" w:color="BFBFBF"/>
+              <w:left w:val="single" w:sz="4" w:space="0" w:color="BFBFBF"/>
+              <w:bottom w:val="single" w:sz="4" w:space="0" w:color="BFBFBF"/>
+              <w:right w:val="single" w:sz="4" w:space="0" w:color="BFBFBF"/>
+            </w:tcBorders>
+            <w:shd w:color="auto" w:fill="F2F6FA" w:val="clear"/>
+          </w:tcPr>
+          <w:p>
+            <w:pPr>
+              <w:pStyle w:val="Normal"/>
+              <w:spacing w:lineRule="exact" w:line="260" w:before="0" w:after="0"/>
+              <w:rPr/>
+            </w:pPr>
+            <w:r>
+              <w:rPr>
+                <w:rFonts w:eastAsia="Arial" w:cs="Arial"/>
+              </w:rPr>
+              <w:t>az vm open-port</w:t>
             </w:r>
           </w:p>
         </w:tc>
@@ -13400,7 +13704,307 @@
         <w:trPr/>
         <w:tc>
           <w:tcPr>
-            <w:tcW w:w="1299" w:type="dxa"/>
+            <w:tcW w:w="1250" w:type="dxa"/>
+            <w:tcBorders>
+              <w:top w:val="single" w:sz="4" w:space="0" w:color="BFBFBF"/>
+              <w:left w:val="single" w:sz="4" w:space="0" w:color="BFBFBF"/>
+              <w:bottom w:val="single" w:sz="4" w:space="0" w:color="BFBFBF"/>
+              <w:right w:val="single" w:sz="4" w:space="0" w:color="BFBFBF"/>
+            </w:tcBorders>
+          </w:tcPr>
+          <w:p>
+            <w:pPr>
+              <w:pStyle w:val="Normal"/>
+              <w:spacing w:lineRule="exact" w:line="260" w:before="0" w:after="0"/>
+              <w:rPr/>
+            </w:pPr>
+            <w:r>
+              <w:rPr>
+                <w:rFonts w:eastAsia="Arial" w:cs="Arial"/>
+              </w:rPr>
+              <w:t>65000</w:t>
+            </w:r>
+          </w:p>
+        </w:tc>
+        <w:tc>
+          <w:tcPr>
+            <w:tcW w:w="2449" w:type="dxa"/>
+            <w:tcBorders>
+              <w:top w:val="single" w:sz="4" w:space="0" w:color="BFBFBF"/>
+              <w:left w:val="single" w:sz="4" w:space="0" w:color="BFBFBF"/>
+              <w:bottom w:val="single" w:sz="4" w:space="0" w:color="BFBFBF"/>
+              <w:right w:val="single" w:sz="4" w:space="0" w:color="BFBFBF"/>
+            </w:tcBorders>
+          </w:tcPr>
+          <w:p>
+            <w:pPr>
+              <w:pStyle w:val="Normal"/>
+              <w:spacing w:lineRule="exact" w:line="260" w:before="0" w:after="0"/>
+              <w:rPr/>
+            </w:pPr>
+            <w:r>
+              <w:rPr>
+                <w:rFonts w:eastAsia="Arial" w:cs="Arial"/>
+              </w:rPr>
+              <w:t>AllowVnetInBound</w:t>
+            </w:r>
+          </w:p>
+        </w:tc>
+        <w:tc>
+          <w:tcPr>
+            <w:tcW w:w="900" w:type="dxa"/>
+            <w:tcBorders>
+              <w:top w:val="single" w:sz="4" w:space="0" w:color="BFBFBF"/>
+              <w:left w:val="single" w:sz="4" w:space="0" w:color="BFBFBF"/>
+              <w:bottom w:val="single" w:sz="4" w:space="0" w:color="BFBFBF"/>
+              <w:right w:val="single" w:sz="4" w:space="0" w:color="BFBFBF"/>
+            </w:tcBorders>
+          </w:tcPr>
+          <w:p>
+            <w:pPr>
+              <w:pStyle w:val="Normal"/>
+              <w:spacing w:lineRule="exact" w:line="260" w:before="0" w:after="0"/>
+              <w:rPr/>
+            </w:pPr>
+            <w:r>
+              <w:rPr>
+                <w:rFonts w:eastAsia="Arial" w:cs="Arial"/>
+              </w:rPr>
+              <w:t>Todas</w:t>
+            </w:r>
+          </w:p>
+        </w:tc>
+        <w:tc>
+          <w:tcPr>
+            <w:tcW w:w="2150" w:type="dxa"/>
+            <w:tcBorders>
+              <w:top w:val="single" w:sz="4" w:space="0" w:color="BFBFBF"/>
+              <w:left w:val="single" w:sz="4" w:space="0" w:color="BFBFBF"/>
+              <w:bottom w:val="single" w:sz="4" w:space="0" w:color="BFBFBF"/>
+              <w:right w:val="single" w:sz="4" w:space="0" w:color="BFBFBF"/>
+            </w:tcBorders>
+          </w:tcPr>
+          <w:p>
+            <w:pPr>
+              <w:pStyle w:val="Normal"/>
+              <w:spacing w:lineRule="exact" w:line="260" w:before="0" w:after="0"/>
+              <w:rPr/>
+            </w:pPr>
+            <w:r>
+              <w:rPr>
+                <w:rFonts w:eastAsia="Arial" w:cs="Arial"/>
+              </w:rPr>
+              <w:t>VirtualNetwork → VirtualNetwork</w:t>
+            </w:r>
+          </w:p>
+        </w:tc>
+        <w:tc>
+          <w:tcPr>
+            <w:tcW w:w="1000" w:type="dxa"/>
+            <w:tcBorders>
+              <w:top w:val="single" w:sz="4" w:space="0" w:color="BFBFBF"/>
+              <w:left w:val="single" w:sz="4" w:space="0" w:color="BFBFBF"/>
+              <w:bottom w:val="single" w:sz="4" w:space="0" w:color="BFBFBF"/>
+              <w:right w:val="single" w:sz="4" w:space="0" w:color="BFBFBF"/>
+            </w:tcBorders>
+          </w:tcPr>
+          <w:p>
+            <w:pPr>
+              <w:pStyle w:val="Normal"/>
+              <w:spacing w:lineRule="exact" w:line="260" w:before="0" w:after="0"/>
+              <w:rPr/>
+            </w:pPr>
+            <w:r>
+              <w:rPr>
+                <w:rFonts w:eastAsia="Arial" w:cs="Arial"/>
+              </w:rPr>
+              <w:t>Permitir</w:t>
+            </w:r>
+          </w:p>
+        </w:tc>
+        <w:tc>
+          <w:tcPr>
+            <w:tcW w:w="1276" w:type="dxa"/>
+            <w:tcBorders>
+              <w:top w:val="single" w:sz="4" w:space="0" w:color="BFBFBF"/>
+              <w:left w:val="single" w:sz="4" w:space="0" w:color="BFBFBF"/>
+              <w:bottom w:val="single" w:sz="4" w:space="0" w:color="BFBFBF"/>
+              <w:right w:val="single" w:sz="4" w:space="0" w:color="BFBFBF"/>
+            </w:tcBorders>
+          </w:tcPr>
+          <w:p>
+            <w:pPr>
+              <w:pStyle w:val="Normal"/>
+              <w:spacing w:lineRule="exact" w:line="260" w:before="0" w:after="0"/>
+              <w:rPr/>
+            </w:pPr>
+            <w:r>
+              <w:rPr>
+                <w:rFonts w:eastAsia="Arial" w:cs="Arial"/>
+              </w:rPr>
+              <w:t>Padrão da Azure</w:t>
+            </w:r>
+          </w:p>
+        </w:tc>
+      </w:tr>
+      <w:tr>
+        <w:trPr/>
+        <w:tc>
+          <w:tcPr>
+            <w:tcW w:w="1250" w:type="dxa"/>
+            <w:tcBorders>
+              <w:top w:val="single" w:sz="4" w:space="0" w:color="BFBFBF"/>
+              <w:left w:val="single" w:sz="4" w:space="0" w:color="BFBFBF"/>
+              <w:bottom w:val="single" w:sz="4" w:space="0" w:color="BFBFBF"/>
+              <w:right w:val="single" w:sz="4" w:space="0" w:color="BFBFBF"/>
+            </w:tcBorders>
+            <w:shd w:color="auto" w:fill="F2F6FA" w:val="clear"/>
+          </w:tcPr>
+          <w:p>
+            <w:pPr>
+              <w:pStyle w:val="Normal"/>
+              <w:spacing w:lineRule="exact" w:line="260" w:before="0" w:after="0"/>
+              <w:rPr/>
+            </w:pPr>
+            <w:r>
+              <w:rPr>
+                <w:rFonts w:eastAsia="Arial" w:cs="Arial"/>
+              </w:rPr>
+              <w:t>65001</w:t>
+            </w:r>
+          </w:p>
+        </w:tc>
+        <w:tc>
+          <w:tcPr>
+            <w:tcW w:w="2449" w:type="dxa"/>
+            <w:tcBorders>
+              <w:top w:val="single" w:sz="4" w:space="0" w:color="BFBFBF"/>
+              <w:left w:val="single" w:sz="4" w:space="0" w:color="BFBFBF"/>
+              <w:bottom w:val="single" w:sz="4" w:space="0" w:color="BFBFBF"/>
+              <w:right w:val="single" w:sz="4" w:space="0" w:color="BFBFBF"/>
+            </w:tcBorders>
+            <w:shd w:color="auto" w:fill="F2F6FA" w:val="clear"/>
+          </w:tcPr>
+          <w:p>
+            <w:pPr>
+              <w:pStyle w:val="Normal"/>
+              <w:spacing w:lineRule="exact" w:line="260" w:before="0" w:after="0"/>
+              <w:rPr/>
+            </w:pPr>
+            <w:r>
+              <w:rPr>
+                <w:rFonts w:eastAsia="Arial" w:cs="Arial"/>
+              </w:rPr>
+              <w:t>AllowAzureLoadBalancerInBound</w:t>
+            </w:r>
+          </w:p>
+        </w:tc>
+        <w:tc>
+          <w:tcPr>
+            <w:tcW w:w="900" w:type="dxa"/>
+            <w:tcBorders>
+              <w:top w:val="single" w:sz="4" w:space="0" w:color="BFBFBF"/>
+              <w:left w:val="single" w:sz="4" w:space="0" w:color="BFBFBF"/>
+              <w:bottom w:val="single" w:sz="4" w:space="0" w:color="BFBFBF"/>
+              <w:right w:val="single" w:sz="4" w:space="0" w:color="BFBFBF"/>
+            </w:tcBorders>
+            <w:shd w:color="auto" w:fill="F2F6FA" w:val="clear"/>
+          </w:tcPr>
+          <w:p>
+            <w:pPr>
+              <w:pStyle w:val="Normal"/>
+              <w:spacing w:lineRule="exact" w:line="260" w:before="0" w:after="0"/>
+              <w:rPr/>
+            </w:pPr>
+            <w:r>
+              <w:rPr>
+                <w:rFonts w:eastAsia="Arial" w:cs="Arial"/>
+              </w:rPr>
+              <w:t>Todas</w:t>
+            </w:r>
+          </w:p>
+        </w:tc>
+        <w:tc>
+          <w:tcPr>
+            <w:tcW w:w="2150" w:type="dxa"/>
+            <w:tcBorders>
+              <w:top w:val="single" w:sz="4" w:space="0" w:color="BFBFBF"/>
+              <w:left w:val="single" w:sz="4" w:space="0" w:color="BFBFBF"/>
+              <w:bottom w:val="single" w:sz="4" w:space="0" w:color="BFBFBF"/>
+              <w:right w:val="single" w:sz="4" w:space="0" w:color="BFBFBF"/>
+            </w:tcBorders>
+            <w:shd w:color="auto" w:fill="F2F6FA" w:val="clear"/>
+          </w:tcPr>
+          <w:p>
+            <w:pPr>
+              <w:pStyle w:val="Normal"/>
+              <w:spacing w:lineRule="exact" w:line="260" w:before="0" w:after="0"/>
+              <w:rPr/>
+            </w:pPr>
+            <w:r>
+              <w:rPr>
+                <w:rFonts w:eastAsia="Arial" w:cs="Arial"/>
+              </w:rPr>
+              <w:t>AzureLoadBalancer → Qualquer</w:t>
+            </w:r>
+          </w:p>
+        </w:tc>
+        <w:tc>
+          <w:tcPr>
+            <w:tcW w:w="1000" w:type="dxa"/>
+            <w:tcBorders>
+              <w:top w:val="single" w:sz="4" w:space="0" w:color="BFBFBF"/>
+              <w:left w:val="single" w:sz="4" w:space="0" w:color="BFBFBF"/>
+              <w:bottom w:val="single" w:sz="4" w:space="0" w:color="BFBFBF"/>
+              <w:right w:val="single" w:sz="4" w:space="0" w:color="BFBFBF"/>
+            </w:tcBorders>
+            <w:shd w:color="auto" w:fill="F2F6FA" w:val="clear"/>
+          </w:tcPr>
+          <w:p>
+            <w:pPr>
+              <w:pStyle w:val="Normal"/>
+              <w:spacing w:lineRule="exact" w:line="260" w:before="0" w:after="0"/>
+              <w:rPr/>
+            </w:pPr>
+            <w:r>
+              <w:rPr>
+                <w:rFonts w:eastAsia="Arial" w:cs="Arial"/>
+              </w:rPr>
+              <w:t>Permitir</w:t>
+            </w:r>
+          </w:p>
+        </w:tc>
+        <w:tc>
+          <w:tcPr>
+            <w:tcW w:w="1276" w:type="dxa"/>
+            <w:tcBorders>
+              <w:top w:val="single" w:sz="4" w:space="0" w:color="BFBFBF"/>
+              <w:left w:val="single" w:sz="4" w:space="0" w:color="BFBFBF"/>
+              <w:bottom w:val="single" w:sz="4" w:space="0" w:color="BFBFBF"/>
+              <w:right w:val="single" w:sz="4" w:space="0" w:color="BFBFBF"/>
+            </w:tcBorders>
+            <w:shd w:color="auto" w:fill="F2F6FA" w:val="clear"/>
+          </w:tcPr>
+          <w:p>
+            <w:pPr>
+              <w:pStyle w:val="Normal"/>
+              <w:spacing w:lineRule="exact" w:line="260" w:before="0" w:after="0"/>
+              <w:rPr/>
+            </w:pPr>
+            <w:r>
+              <w:rPr>
+                <w:rFonts w:eastAsia="Arial" w:cs="Arial"/>
+              </w:rPr>
+              <w:t>Padrão da Azure</w:t>
+            </w:r>
+          </w:p>
+        </w:tc>
+      </w:tr>
+      <w:tr>
+        <w:trPr/>
+        <w:tc>
+          <w:tcPr>
+            <w:tcW w:w="1250" w:type="dxa"/>
             <w:tcBorders>
               <w:top w:val="single" w:sz="4" w:space="0" w:color="BFBFBF"/>
               <w:left w:val="single" w:sz="4" w:space="0" w:color="BFBFBF"/>
@@ -13424,31 +14028,31 @@
         </w:tc>
         <w:tc>
           <w:tcPr>
-            <w:tcW w:w="3101" w:type="dxa"/>
-            <w:tcBorders>
-              <w:top w:val="single" w:sz="4" w:space="0" w:color="BFBFBF"/>
-              <w:left w:val="single" w:sz="4" w:space="0" w:color="BFBFBF"/>
-              <w:bottom w:val="single" w:sz="4" w:space="0" w:color="BFBFBF"/>
-              <w:right w:val="single" w:sz="4" w:space="0" w:color="BFBFBF"/>
-            </w:tcBorders>
-          </w:tcPr>
-          <w:p>
-            <w:pPr>
-              <w:pStyle w:val="Normal"/>
-              <w:spacing w:lineRule="exact" w:line="260" w:before="0" w:after="0"/>
-              <w:rPr/>
-            </w:pPr>
-            <w:r>
-              <w:rPr>
-                <w:rFonts w:eastAsia="Arial" w:cs="Arial"/>
-              </w:rPr>
-              <w:t>DenyAllInBound (padrão)</w:t>
-            </w:r>
-          </w:p>
-        </w:tc>
-        <w:tc>
-          <w:tcPr>
-            <w:tcW w:w="1299" w:type="dxa"/>
+            <w:tcW w:w="2449" w:type="dxa"/>
+            <w:tcBorders>
+              <w:top w:val="single" w:sz="4" w:space="0" w:color="BFBFBF"/>
+              <w:left w:val="single" w:sz="4" w:space="0" w:color="BFBFBF"/>
+              <w:bottom w:val="single" w:sz="4" w:space="0" w:color="BFBFBF"/>
+              <w:right w:val="single" w:sz="4" w:space="0" w:color="BFBFBF"/>
+            </w:tcBorders>
+          </w:tcPr>
+          <w:p>
+            <w:pPr>
+              <w:pStyle w:val="Normal"/>
+              <w:spacing w:lineRule="exact" w:line="260" w:before="0" w:after="0"/>
+              <w:rPr/>
+            </w:pPr>
+            <w:r>
+              <w:rPr>
+                <w:rFonts w:eastAsia="Arial" w:cs="Arial"/>
+              </w:rPr>
+              <w:t>DenyAllInBound</w:t>
+            </w:r>
+          </w:p>
+        </w:tc>
+        <w:tc>
+          <w:tcPr>
+            <w:tcW w:w="900" w:type="dxa"/>
             <w:tcBorders>
               <w:top w:val="single" w:sz="4" w:space="0" w:color="BFBFBF"/>
               <w:left w:val="single" w:sz="4" w:space="0" w:color="BFBFBF"/>
@@ -13472,31 +14076,31 @@
         </w:tc>
         <w:tc>
           <w:tcPr>
-            <w:tcW w:w="1601" w:type="dxa"/>
-            <w:tcBorders>
-              <w:top w:val="single" w:sz="4" w:space="0" w:color="BFBFBF"/>
-              <w:left w:val="single" w:sz="4" w:space="0" w:color="BFBFBF"/>
-              <w:bottom w:val="single" w:sz="4" w:space="0" w:color="BFBFBF"/>
-              <w:right w:val="single" w:sz="4" w:space="0" w:color="BFBFBF"/>
-            </w:tcBorders>
-          </w:tcPr>
-          <w:p>
-            <w:pPr>
-              <w:pStyle w:val="Normal"/>
-              <w:spacing w:lineRule="exact" w:line="260" w:before="0" w:after="0"/>
-              <w:rPr/>
-            </w:pPr>
-            <w:r>
-              <w:rPr>
-                <w:rFonts w:eastAsia="Arial" w:cs="Arial"/>
-              </w:rPr>
-              <w:t>Qualquer</w:t>
-            </w:r>
-          </w:p>
-        </w:tc>
-        <w:tc>
-          <w:tcPr>
-            <w:tcW w:w="1726" w:type="dxa"/>
+            <w:tcW w:w="2150" w:type="dxa"/>
+            <w:tcBorders>
+              <w:top w:val="single" w:sz="4" w:space="0" w:color="BFBFBF"/>
+              <w:left w:val="single" w:sz="4" w:space="0" w:color="BFBFBF"/>
+              <w:bottom w:val="single" w:sz="4" w:space="0" w:color="BFBFBF"/>
+              <w:right w:val="single" w:sz="4" w:space="0" w:color="BFBFBF"/>
+            </w:tcBorders>
+          </w:tcPr>
+          <w:p>
+            <w:pPr>
+              <w:pStyle w:val="Normal"/>
+              <w:spacing w:lineRule="exact" w:line="260" w:before="0" w:after="0"/>
+              <w:rPr/>
+            </w:pPr>
+            <w:r>
+              <w:rPr>
+                <w:rFonts w:eastAsia="Arial" w:cs="Arial"/>
+              </w:rPr>
+              <w:t>Qualquer → Qualquer</w:t>
+            </w:r>
+          </w:p>
+        </w:tc>
+        <w:tc>
+          <w:tcPr>
+            <w:tcW w:w="1000" w:type="dxa"/>
             <w:tcBorders>
               <w:top w:val="single" w:sz="4" w:space="0" w:color="BFBFBF"/>
               <w:left w:val="single" w:sz="4" w:space="0" w:color="BFBFBF"/>
@@ -13515,6 +14119,30 @@
                 <w:rFonts w:eastAsia="Arial" w:cs="Arial"/>
               </w:rPr>
               <w:t>Negar</w:t>
+            </w:r>
+          </w:p>
+        </w:tc>
+        <w:tc>
+          <w:tcPr>
+            <w:tcW w:w="1276" w:type="dxa"/>
+            <w:tcBorders>
+              <w:top w:val="single" w:sz="4" w:space="0" w:color="BFBFBF"/>
+              <w:left w:val="single" w:sz="4" w:space="0" w:color="BFBFBF"/>
+              <w:bottom w:val="single" w:sz="4" w:space="0" w:color="BFBFBF"/>
+              <w:right w:val="single" w:sz="4" w:space="0" w:color="BFBFBF"/>
+            </w:tcBorders>
+          </w:tcPr>
+          <w:p>
+            <w:pPr>
+              <w:pStyle w:val="Normal"/>
+              <w:spacing w:lineRule="exact" w:line="260" w:before="0" w:after="0"/>
+              <w:rPr/>
+            </w:pPr>
+            <w:r>
+              <w:rPr>
+                <w:rFonts w:eastAsia="Arial" w:cs="Arial"/>
+              </w:rPr>
+              <w:t>Padrão da Azure</w:t>
             </w:r>
           </w:p>
         </w:tc>
@@ -13528,6 +14156,62 @@
       </w:pPr>
       <w:r>
         <w:rPr/>
+      </w:r>
+    </w:p>
+    <w:p>
+      <w:pPr>
+        <w:pStyle w:val="Normal"/>
+        <w:spacing w:lineRule="exact" w:line="300" w:before="0" w:after="120"/>
+        <w:jc w:val="both"/>
+        <w:rPr/>
+      </w:pPr>
+      <w:r>
+        <w:rPr>
+          <w:rFonts w:eastAsia="Arial" w:cs="Arial"/>
+        </w:rPr>
+        <w:t xml:space="preserve">As regras são avaliadas da </w:t>
+      </w:r>
+      <w:r>
+        <w:rPr>
+          <w:rFonts w:eastAsia="Arial" w:cs="Arial"/>
+          <w:b/>
+          <w:bCs/>
+        </w:rPr>
+        <w:t>menor para a maior prioridade</w:t>
+      </w:r>
+      <w:r>
+        <w:rPr>
+          <w:rFonts w:eastAsia="Arial" w:cs="Arial"/>
+        </w:rPr>
+        <w:t xml:space="preserve">, e a primeira que combinar com o tráfego decide. Assim, as portas 22 e 80 são liberadas antes de chegar à regra 65500, que </w:t>
+      </w:r>
+      <w:r>
+        <w:rPr>
+          <w:rFonts w:eastAsia="Arial" w:cs="Arial"/>
+          <w:b/>
+          <w:bCs/>
+        </w:rPr>
+        <w:t>bloqueia todo o resto</w:t>
+      </w:r>
+      <w:r>
+        <w:rPr>
+          <w:rFonts w:eastAsia="Arial" w:cs="Arial"/>
+        </w:rPr>
+        <w:t xml:space="preserve">. O portal mostra um </w:t>
+      </w:r>
+      <w:r>
+        <w:rPr>
+          <w:rFonts w:eastAsia="Arial" w:cs="Arial"/>
+          <w:b/>
+          <w:bCs/>
+        </w:rPr>
+        <w:t>ícone de alerta</w:t>
+      </w:r>
+      <w:r>
+        <w:rPr>
+          <w:rFonts w:eastAsia="Arial" w:cs="Arial"/>
+        </w:rPr>
+        <w:t xml:space="preserve"> na regra SSH porque ela está aberta para qualquer origem da internet.</w:t>
       </w:r>
     </w:p>
     <w:p>
@@ -13645,7 +14329,7 @@
         <w:rPr>
           <w:rFonts w:eastAsia="Arial" w:cs="Arial"/>
         </w:rPr>
-        <w:t xml:space="preserve"> restringir a regra SSH ao IP do administrador e adicionar HTTPS (Let's Encrypt) com um nome DNS.</w:t>
+        <w:t xml:space="preserve"> restringir a regra SSH ao IP do administrador, o que também remove o alerta do portal, e adicionar HTTPS (Let's Encrypt) com um nome DNS.</w:t>
       </w:r>
     </w:p>
     <w:p>
@@ -13653,7 +14337,7 @@
         <w:pStyle w:val="Heading2"/>
         <w:rPr/>
       </w:pPr>
-      <w:bookmarkStart w:id="24" w:name="__RefHeading___Toc1579_3656528421"/>
+      <w:bookmarkStart w:id="24" w:name="__RefHeading___Toc1657_1883172224"/>
       <w:bookmarkEnd w:id="24"/>
       <w:r>
         <w:rPr>
@@ -14384,7 +15068,7 @@
         <w:pStyle w:val="Heading1"/>
         <w:rPr/>
       </w:pPr>
-      <w:bookmarkStart w:id="25" w:name="__RefHeading___Toc1581_3656528421"/>
+      <w:bookmarkStart w:id="25" w:name="__RefHeading___Toc1659_1883172224"/>
       <w:bookmarkEnd w:id="25"/>
       <w:r>
         <w:rPr>
@@ -14407,7 +15091,7 @@
           <wp:inline distT="0" distB="0" distL="0" distR="0">
             <wp:extent cx="5715000" cy="1447800"/>
             <wp:effectExtent l="0" t="0" r="0" b="0"/>
-            <wp:docPr id="17" name="fluxo_deploy.png" descr="Fluxo completo: do código à API publicada&#10;Fluxo completo: do código à API publicada"/>
+            <wp:docPr id="18" name="fluxo_deploy.png" descr="Fluxo completo: do código à API publicada&#10;Fluxo completo: do código à API publicada"/>
             <wp:cNvGraphicFramePr>
               <a:graphicFrameLocks xmlns:a="http://schemas.openxmlformats.org/drawingml/2006/main" noChangeAspect="1"/>
             </wp:cNvGraphicFramePr>
@@ -14415,13 +15099,13 @@
               <a:graphicData uri="http://schemas.openxmlformats.org/drawingml/2006/picture">
                 <pic:pic xmlns:pic="http://schemas.openxmlformats.org/drawingml/2006/picture">
                   <pic:nvPicPr>
-                    <pic:cNvPr id="17" name="fluxo_deploy.png" descr="Fluxo completo: do código à API publicada&#10;Fluxo completo: do código à API publicada"/>
+                    <pic:cNvPr id="18" name="fluxo_deploy.png" descr="Fluxo completo: do código à API publicada&#10;Fluxo completo: do código à API publicada"/>
                     <pic:cNvPicPr>
                       <a:picLocks noChangeAspect="1" noChangeArrowheads="1"/>
                     </pic:cNvPicPr>
                   </pic:nvPicPr>
                   <pic:blipFill>
-                    <a:blip r:embed="rId18"/>
+                    <a:blip r:embed="rId19"/>
                     <a:stretch>
                       <a:fillRect/>
                     </a:stretch>
@@ -14458,7 +15142,7 @@
           <w:sz w:val="18"/>
           <w:szCs w:val="18"/>
         </w:rPr>
-        <w:t xml:space="preserve">Figura 17 – </w:t>
+        <w:t xml:space="preserve">Figura 18 – </w:t>
       </w:r>
       <w:r>
         <w:rPr>
@@ -14477,7 +15161,7 @@
         <w:pStyle w:val="Heading2"/>
         <w:rPr/>
       </w:pPr>
-      <w:bookmarkStart w:id="26" w:name="__RefHeading___Toc1583_3656528421"/>
+      <w:bookmarkStart w:id="26" w:name="__RefHeading___Toc1661_1883172224"/>
       <w:bookmarkEnd w:id="26"/>
       <w:r>
         <w:rPr>
@@ -14629,7 +15313,7 @@
         <w:pStyle w:val="Heading2"/>
         <w:rPr/>
       </w:pPr>
-      <w:bookmarkStart w:id="27" w:name="__RefHeading___Toc1585_3656528421"/>
+      <w:bookmarkStart w:id="27" w:name="__RefHeading___Toc1663_1883172224"/>
       <w:bookmarkEnd w:id="27"/>
       <w:r>
         <w:rPr>
@@ -14717,7 +15401,7 @@
         <w:pStyle w:val="Heading2"/>
         <w:rPr/>
       </w:pPr>
-      <w:bookmarkStart w:id="28" w:name="__RefHeading___Toc1587_3656528421"/>
+      <w:bookmarkStart w:id="28" w:name="__RefHeading___Toc1665_1883172224"/>
       <w:bookmarkEnd w:id="28"/>
       <w:r>
         <w:rPr>
@@ -14885,7 +15569,7 @@
         <w:pStyle w:val="Heading2"/>
         <w:rPr/>
       </w:pPr>
-      <w:bookmarkStart w:id="29" w:name="__RefHeading___Toc1589_3656528421"/>
+      <w:bookmarkStart w:id="29" w:name="__RefHeading___Toc1667_1883172224"/>
       <w:bookmarkEnd w:id="29"/>
       <w:r>
         <w:rPr>
@@ -15059,7 +15743,7 @@
         <w:pStyle w:val="Heading2"/>
         <w:rPr/>
       </w:pPr>
-      <w:bookmarkStart w:id="30" w:name="__RefHeading___Toc1591_3656528421"/>
+      <w:bookmarkStart w:id="30" w:name="__RefHeading___Toc1669_1883172224"/>
       <w:bookmarkEnd w:id="30"/>
       <w:r>
         <w:rPr>
@@ -15188,7 +15872,7 @@
         <w:pStyle w:val="Heading2"/>
         <w:rPr/>
       </w:pPr>
-      <w:bookmarkStart w:id="31" w:name="__RefHeading___Toc1593_3656528421"/>
+      <w:bookmarkStart w:id="31" w:name="__RefHeading___Toc1671_1883172224"/>
       <w:bookmarkEnd w:id="31"/>
       <w:r>
         <w:rPr>
@@ -15823,7 +16507,7 @@
         <w:pStyle w:val="Heading1"/>
         <w:rPr/>
       </w:pPr>
-      <w:bookmarkStart w:id="32" w:name="__RefHeading___Toc1595_3656528421"/>
+      <w:bookmarkStart w:id="32" w:name="__RefHeading___Toc1673_1883172224"/>
       <w:bookmarkEnd w:id="32"/>
       <w:r>
         <w:rPr>
@@ -15846,7 +16530,7 @@
         </w:rPr>
         <w:t xml:space="preserve">Repositório: </w:t>
       </w:r>
-      <w:hyperlink r:id="rId19">
+      <w:hyperlink r:id="rId20">
         <w:r>
           <w:rPr>
             <w:rStyle w:val="Hyperlink"/>
@@ -15870,7 +16554,7 @@
         </w:rPr>
         <w:t xml:space="preserve">API publicada: </w:t>
       </w:r>
-      <w:hyperlink r:id="rId20">
+      <w:hyperlink r:id="rId21">
         <w:r>
           <w:rPr>
             <w:rStyle w:val="Hyperlink"/>
@@ -15951,7 +16635,7 @@
         <w:rPr>
           <w:rFonts w:eastAsia="Arial" w:cs="Arial"/>
         </w:rPr>
-        <w:t xml:space="preserve"> com os diagramas, os 13 prints e este documento em Word e PDF.</w:t>
+        <w:t xml:space="preserve"> com os diagramas, os 14 prints e este documento em Word e PDF.</w:t>
       </w:r>
     </w:p>
     <w:p>
@@ -16198,7 +16882,7 @@
           <w:sz w:val="17"/>
           <w:szCs w:val="17"/>
         </w:rPr>
-        <w:t>prints/             # 13 prints (local e Azure)</w:t>
+        <w:t>prints/             # 14 prints (local e Azure)</w:t>
       </w:r>
     </w:p>
     <w:p>
@@ -16273,7 +16957,7 @@
         <w:pStyle w:val="Heading1"/>
         <w:rPr/>
       </w:pPr>
-      <w:bookmarkStart w:id="33" w:name="__RefHeading___Toc1597_3656528421"/>
+      <w:bookmarkStart w:id="33" w:name="__RefHeading___Toc1675_1883172224"/>
       <w:bookmarkEnd w:id="33"/>
       <w:r>
         <w:rPr>
@@ -16287,7 +16971,7 @@
         <w:pStyle w:val="Heading2"/>
         <w:rPr/>
       </w:pPr>
-      <w:bookmarkStart w:id="34" w:name="__RefHeading___Toc1599_3656528421"/>
+      <w:bookmarkStart w:id="34" w:name="__RefHeading___Toc1677_1883172224"/>
       <w:bookmarkEnd w:id="34"/>
       <w:r>
         <w:rPr>
@@ -16446,7 +17130,7 @@
         <w:pStyle w:val="Heading2"/>
         <w:rPr/>
       </w:pPr>
-      <w:bookmarkStart w:id="35" w:name="__RefHeading___Toc1601_3656528421"/>
+      <w:bookmarkStart w:id="35" w:name="__RefHeading___Toc1679_1883172224"/>
       <w:bookmarkEnd w:id="35"/>
       <w:r>
         <w:rPr>
@@ -16512,12 +17196,12 @@
       </w:r>
     </w:p>
     <w:sectPr>
-      <w:headerReference w:type="even" r:id="rId21"/>
-      <w:headerReference w:type="default" r:id="rId22"/>
-      <w:headerReference w:type="first" r:id="rId23"/>
-      <w:footerReference w:type="even" r:id="rId24"/>
-      <w:footerReference w:type="default" r:id="rId25"/>
-      <w:footerReference w:type="first" r:id="rId26"/>
+      <w:headerReference w:type="even" r:id="rId22"/>
+      <w:headerReference w:type="default" r:id="rId23"/>
+      <w:headerReference w:type="first" r:id="rId24"/>
+      <w:footerReference w:type="even" r:id="rId25"/>
+      <w:footerReference w:type="default" r:id="rId26"/>
+      <w:footerReference w:type="first" r:id="rId27"/>
       <w:type w:val="nextPage"/>
       <w:pgSz w:w="11906" w:h="16838"/>
       <w:pgMar w:left="1440" w:right="1440" w:gutter="0" w:header="708" w:top="1440" w:footer="708" w:bottom="1440"/>
@@ -16576,7 +17260,7 @@
     </w:r>
     <w:r>
       <w:rPr/>
-      <w:t>25</w:t>
+      <w:t>26</w:t>
     </w:r>
     <w:r>
       <w:rPr/>
